--- a/插件详细手册/23.窗口字符/关于字符描边与外发光.docx
+++ b/插件详细手册/23.窗口字符/关于字符描边与外发光.docx
@@ -1,10 +1,13 @@
 
 <file path=word/document.xml><?xml version="1.0" encoding="utf-8"?>
-<w:document xmlns:wpc="http://schemas.microsoft.com/office/word/2010/wordprocessingCanvas" xmlns:cx="http://schemas.microsoft.com/office/drawing/2014/chartex" xmlns:cx1="http://schemas.microsoft.com/office/drawing/2015/9/8/chartex" xmlns:cx2="http://schemas.microsoft.com/office/drawing/2015/10/21/chartex" xmlns:cx3="http://schemas.microsoft.com/office/drawing/2016/5/9/chartex" xmlns:cx4="http://schemas.microsoft.com/office/drawing/2016/5/10/chartex" xmlns:cx5="http://schemas.microsoft.com/office/drawing/2016/5/11/chartex" xmlns:cx6="http://schemas.microsoft.com/office/drawing/2016/5/12/chartex" xmlns:cx7="http://schemas.microsoft.com/office/drawing/2016/5/13/chartex" xmlns:cx8="http://schemas.microsoft.com/office/drawing/2016/5/14/chartex" xmlns:mc="http://schemas.openxmlformats.org/markup-compatibility/2006" xmlns:aink="http://schemas.microsoft.com/office/drawing/2016/ink" xmlns:am3d="http://schemas.microsoft.com/office/drawing/2017/model3d" xmlns:o="urn:schemas-microsoft-com:office:office" xmlns:oel="http://schemas.microsoft.com/office/2019/extlst" xmlns:r="http://schemas.openxmlformats.org/officeDocument/2006/relationships" xmlns:m="http://schemas.openxmlformats.org/officeDocument/2006/math" xmlns:v="urn:schemas-microsoft-com:vml" xmlns:wp14="http://schemas.microsoft.com/office/word/2010/wordprocessingDrawing" xmlns:wp="http://schemas.openxmlformats.org/drawingml/2006/wordprocessingDrawing" xmlns:w10="urn:schemas-microsoft-com:office:word" xmlns:w="http://schemas.openxmlformats.org/wordprocessingml/2006/main" xmlns:w14="http://schemas.microsoft.com/office/word/2010/wordml" xmlns:w15="http://schemas.microsoft.com/office/word/2012/wordml" xmlns:w16cex="http://schemas.microsoft.com/office/word/2018/wordml/cex" xmlns:w16cid="http://schemas.microsoft.com/office/word/2016/wordml/cid" xmlns:w16="http://schemas.microsoft.com/office/word/2018/wordml" xmlns:w16sdtdh="http://schemas.microsoft.com/office/word/2020/wordml/sdtdatahash" xmlns:w16se="http://schemas.microsoft.com/office/word/2015/wordml/symex" xmlns:wpg="http://schemas.microsoft.com/office/word/2010/wordprocessingGroup" xmlns:wpi="http://schemas.microsoft.com/office/word/2010/wordprocessingInk" xmlns:wne="http://schemas.microsoft.com/office/word/2006/wordml" xmlns:wps="http://schemas.microsoft.com/office/word/2010/wordprocessingShape" mc:Ignorable="w14 w15 w16se w16cid w16 w16cex w16sdtdh wp14">
+<w:document xmlns:wpc="http://schemas.microsoft.com/office/word/2010/wordprocessingCanvas" xmlns:cx="http://schemas.microsoft.com/office/drawing/2014/chartex" xmlns:cx1="http://schemas.microsoft.com/office/drawing/2015/9/8/chartex" xmlns:cx2="http://schemas.microsoft.com/office/drawing/2015/10/21/chartex" xmlns:cx3="http://schemas.microsoft.com/office/drawing/2016/5/9/chartex" xmlns:cx4="http://schemas.microsoft.com/office/drawing/2016/5/10/chartex" xmlns:cx5="http://schemas.microsoft.com/office/drawing/2016/5/11/chartex" xmlns:cx6="http://schemas.microsoft.com/office/drawing/2016/5/12/chartex" xmlns:cx7="http://schemas.microsoft.com/office/drawing/2016/5/13/chartex" xmlns:cx8="http://schemas.microsoft.com/office/drawing/2016/5/14/chartex" xmlns:mc="http://schemas.openxmlformats.org/markup-compatibility/2006" xmlns:aink="http://schemas.microsoft.com/office/drawing/2016/ink" xmlns:am3d="http://schemas.microsoft.com/office/drawing/2017/model3d" xmlns:o="urn:schemas-microsoft-com:office:office" xmlns:oel="http://schemas.microsoft.com/office/2019/extlst" xmlns:r="http://schemas.openxmlformats.org/officeDocument/2006/relationships" xmlns:m="http://schemas.openxmlformats.org/officeDocument/2006/math" xmlns:v="urn:schemas-microsoft-com:vml" xmlns:wp14="http://schemas.microsoft.com/office/word/2010/wordprocessingDrawing" xmlns:wp="http://schemas.openxmlformats.org/drawingml/2006/wordprocessingDrawing" xmlns:w10="urn:schemas-microsoft-com:office:word" xmlns:w="http://schemas.openxmlformats.org/wordprocessingml/2006/main" xmlns:w14="http://schemas.microsoft.com/office/word/2010/wordml" xmlns:w15="http://schemas.microsoft.com/office/word/2012/wordml" xmlns:w16cex="http://schemas.microsoft.com/office/word/2018/wordml/cex" xmlns:w16cid="http://schemas.microsoft.com/office/word/2016/wordml/cid" xmlns:w16="http://schemas.microsoft.com/office/word/2018/wordml" xmlns:w16du="http://schemas.microsoft.com/office/word/2023/wordml/word16du" xmlns:w16sdtdh="http://schemas.microsoft.com/office/word/2020/wordml/sdtdatahash" xmlns:w16sdtfl="http://schemas.microsoft.com/office/word/2024/wordml/sdtformatlock" xmlns:w16se="http://schemas.microsoft.com/office/word/2015/wordml/symex" xmlns:wpg="http://schemas.microsoft.com/office/word/2010/wordprocessingGroup" xmlns:wpi="http://schemas.microsoft.com/office/word/2010/wordprocessingInk" xmlns:wne="http://schemas.microsoft.com/office/word/2006/wordml" xmlns:wps="http://schemas.microsoft.com/office/word/2010/wordprocessingShape" mc:Ignorable="w14 w15 w16se w16cid w16 w16cex w16sdtdh w16sdtfl w16du wp14">
   <w:body>
     <w:p>
       <w:pPr>
         <w:pStyle w:val="2"/>
+        <w:rPr>
+          <w:rFonts w:hint="eastAsia"/>
+        </w:rPr>
       </w:pPr>
       <w:r>
         <w:rPr>
@@ -18,6 +21,421 @@
         <w:pStyle w:val="3"/>
         <w:spacing w:before="240" w:after="120" w:line="415" w:lineRule="auto"/>
         <w:rPr>
+          <w:rFonts w:hint="eastAsia"/>
+          <w:sz w:val="28"/>
+        </w:rPr>
+      </w:pPr>
+      <w:r>
+        <w:rPr>
+          <w:rFonts w:hint="eastAsia"/>
+          <w:sz w:val="28"/>
+        </w:rPr>
+        <w:t>基础要求</w:t>
+      </w:r>
+    </w:p>
+    <w:tbl>
+      <w:tblPr>
+        <w:tblStyle w:val="af"/>
+        <w:tblW w:w="0" w:type="auto"/>
+        <w:tblBorders>
+          <w:top w:val="none" w:sz="0" w:space="0" w:color="auto"/>
+          <w:left w:val="none" w:sz="0" w:space="0" w:color="auto"/>
+          <w:bottom w:val="none" w:sz="0" w:space="0" w:color="auto"/>
+          <w:right w:val="none" w:sz="0" w:space="0" w:color="auto"/>
+          <w:insideH w:val="none" w:sz="0" w:space="0" w:color="auto"/>
+          <w:insideV w:val="none" w:sz="0" w:space="0" w:color="auto"/>
+        </w:tblBorders>
+        <w:tblLook w:val="04A0" w:firstRow="1" w:lastRow="0" w:firstColumn="1" w:lastColumn="0" w:noHBand="0" w:noVBand="1"/>
+      </w:tblPr>
+      <w:tblGrid>
+        <w:gridCol w:w="5637"/>
+        <w:gridCol w:w="2885"/>
+      </w:tblGrid>
+      <w:tr>
+        <w:tc>
+          <w:tcPr>
+            <w:tcW w:w="5637" w:type="dxa"/>
+            <w:shd w:val="clear" w:color="auto" w:fill="auto"/>
+          </w:tcPr>
+          <w:p>
+            <w:pPr>
+              <w:snapToGrid w:val="0"/>
+              <w:rPr>
+                <w:rFonts w:ascii="Tahoma" w:eastAsia="微软雅黑" w:hAnsi="Tahoma"/>
+                <w:kern w:val="0"/>
+                <w:sz w:val="22"/>
+              </w:rPr>
+            </w:pPr>
+            <w:r>
+              <w:rPr>
+                <w:rFonts w:ascii="Tahoma" w:eastAsia="微软雅黑" w:hAnsi="Tahoma" w:hint="eastAsia"/>
+                <w:kern w:val="0"/>
+                <w:sz w:val="22"/>
+              </w:rPr>
+              <w:t>先尝试回答下面的问题：</w:t>
+            </w:r>
+          </w:p>
+          <w:p>
+            <w:pPr>
+              <w:snapToGrid w:val="0"/>
+              <w:ind w:firstLineChars="200" w:firstLine="440"/>
+              <w:rPr>
+                <w:rFonts w:ascii="Tahoma" w:eastAsia="微软雅黑" w:hAnsi="Tahoma"/>
+                <w:kern w:val="0"/>
+                <w:sz w:val="22"/>
+              </w:rPr>
+            </w:pPr>
+            <w:r>
+              <w:rPr>
+                <w:rFonts w:ascii="Tahoma" w:eastAsia="微软雅黑" w:hAnsi="Tahoma" w:hint="eastAsia"/>
+                <w:kern w:val="0"/>
+                <w:sz w:val="22"/>
+              </w:rPr>
+              <w:t>什么是文本域、</w:t>
+            </w:r>
+            <w:r>
+              <w:rPr>
+                <w:rFonts w:ascii="Tahoma" w:eastAsia="微软雅黑" w:hAnsi="Tahoma" w:hint="eastAsia"/>
+                <w:kern w:val="0"/>
+                <w:sz w:val="22"/>
+              </w:rPr>
+              <w:t>文本</w:t>
+            </w:r>
+            <w:r>
+              <w:rPr>
+                <w:rFonts w:ascii="Tahoma" w:eastAsia="微软雅黑" w:hAnsi="Tahoma" w:hint="eastAsia"/>
+                <w:kern w:val="0"/>
+                <w:sz w:val="22"/>
+              </w:rPr>
+              <w:t>光标？</w:t>
+            </w:r>
+          </w:p>
+          <w:p>
+            <w:pPr>
+              <w:snapToGrid w:val="0"/>
+              <w:ind w:firstLineChars="200" w:firstLine="440"/>
+              <w:rPr>
+                <w:rFonts w:ascii="Tahoma" w:eastAsia="微软雅黑" w:hAnsi="Tahoma"/>
+                <w:kern w:val="0"/>
+                <w:sz w:val="22"/>
+              </w:rPr>
+            </w:pPr>
+            <w:r>
+              <w:rPr>
+                <w:rFonts w:ascii="Tahoma" w:eastAsia="微软雅黑" w:hAnsi="Tahoma" w:hint="eastAsia"/>
+                <w:kern w:val="0"/>
+                <w:sz w:val="22"/>
+              </w:rPr>
+              <w:t>什么是窗口字符、底层字符？</w:t>
+            </w:r>
+          </w:p>
+          <w:p>
+            <w:pPr>
+              <w:snapToGrid w:val="0"/>
+              <w:ind w:firstLineChars="200" w:firstLine="440"/>
+              <w:rPr>
+                <w:rFonts w:ascii="Tahoma" w:eastAsia="微软雅黑" w:hAnsi="Tahoma"/>
+                <w:kern w:val="0"/>
+                <w:sz w:val="22"/>
+              </w:rPr>
+            </w:pPr>
+            <w:r>
+              <w:rPr>
+                <w:rFonts w:ascii="Tahoma" w:eastAsia="微软雅黑" w:hAnsi="Tahoma" w:hint="eastAsia"/>
+                <w:kern w:val="0"/>
+                <w:sz w:val="22"/>
+              </w:rPr>
+              <w:t>窗口字符分为哪些类型？</w:t>
+            </w:r>
+          </w:p>
+          <w:p>
+            <w:pPr>
+              <w:snapToGrid w:val="0"/>
+              <w:ind w:firstLineChars="200" w:firstLine="440"/>
+              <w:rPr>
+                <w:rFonts w:ascii="Tahoma" w:eastAsia="微软雅黑" w:hAnsi="Tahoma"/>
+                <w:kern w:val="0"/>
+                <w:sz w:val="22"/>
+              </w:rPr>
+            </w:pPr>
+            <w:r>
+              <w:rPr>
+                <w:rFonts w:ascii="Tahoma" w:eastAsia="微软雅黑" w:hAnsi="Tahoma" w:hint="eastAsia"/>
+                <w:kern w:val="0"/>
+                <w:sz w:val="22"/>
+              </w:rPr>
+              <w:t>窗口字符、底层字符有哪些固定格式？</w:t>
+            </w:r>
+          </w:p>
+        </w:tc>
+        <w:tc>
+          <w:tcPr>
+            <w:tcW w:w="2885" w:type="dxa"/>
+            <w:shd w:val="clear" w:color="auto" w:fill="auto"/>
+          </w:tcPr>
+          <w:p>
+            <w:pPr>
+              <w:snapToGrid w:val="0"/>
+              <w:jc w:val="center"/>
+              <w:rPr>
+                <w:rFonts w:ascii="Tahoma" w:eastAsia="微软雅黑" w:hAnsi="Tahoma"/>
+                <w:kern w:val="0"/>
+                <w:sz w:val="22"/>
+              </w:rPr>
+            </w:pPr>
+            <w:r>
+              <w:rPr>
+                <w:noProof/>
+              </w:rPr>
+              <w:drawing>
+                <wp:inline distT="0" distB="0" distL="0" distR="0" wp14:anchorId="14CEC034" wp14:editId="5D74ECFD">
+                  <wp:extent cx="1314450" cy="685800"/>
+                  <wp:effectExtent l="0" t="0" r="0" b="0"/>
+                  <wp:docPr id="846749728" name="图片 1"/>
+                  <wp:cNvGraphicFramePr>
+                    <a:graphicFrameLocks xmlns:a="http://schemas.openxmlformats.org/drawingml/2006/main" noChangeAspect="1"/>
+                  </wp:cNvGraphicFramePr>
+                  <a:graphic xmlns:a="http://schemas.openxmlformats.org/drawingml/2006/main">
+                    <a:graphicData uri="http://schemas.openxmlformats.org/drawingml/2006/picture">
+                      <pic:pic xmlns:pic="http://schemas.openxmlformats.org/drawingml/2006/picture">
+                        <pic:nvPicPr>
+                          <pic:cNvPr id="0" name="Picture 1"/>
+                          <pic:cNvPicPr>
+                            <a:picLocks noChangeAspect="1" noChangeArrowheads="1"/>
+                          </pic:cNvPicPr>
+                        </pic:nvPicPr>
+                        <pic:blipFill>
+                          <a:blip r:embed="rId7">
+                            <a:extLst>
+                              <a:ext uri="{28A0092B-C50C-407E-A947-70E740481C1C}">
+                                <a14:useLocalDpi xmlns:a14="http://schemas.microsoft.com/office/drawing/2010/main" val="0"/>
+                              </a:ext>
+                            </a:extLst>
+                          </a:blip>
+                          <a:srcRect/>
+                          <a:stretch>
+                            <a:fillRect/>
+                          </a:stretch>
+                        </pic:blipFill>
+                        <pic:spPr bwMode="auto">
+                          <a:xfrm>
+                            <a:off x="0" y="0"/>
+                            <a:ext cx="1314450" cy="685800"/>
+                          </a:xfrm>
+                          <a:prstGeom prst="rect">
+                            <a:avLst/>
+                          </a:prstGeom>
+                          <a:noFill/>
+                          <a:ln>
+                            <a:noFill/>
+                          </a:ln>
+                        </pic:spPr>
+                      </pic:pic>
+                    </a:graphicData>
+                  </a:graphic>
+                </wp:inline>
+              </w:drawing>
+            </w:r>
+          </w:p>
+          <w:p>
+            <w:pPr>
+              <w:snapToGrid w:val="0"/>
+              <w:jc w:val="center"/>
+              <w:rPr>
+                <w:rFonts w:ascii="Tahoma" w:eastAsia="微软雅黑" w:hAnsi="Tahoma"/>
+                <w:kern w:val="0"/>
+                <w:sz w:val="22"/>
+              </w:rPr>
+            </w:pPr>
+            <w:r>
+              <w:rPr>
+                <w:rFonts w:ascii="Tahoma" w:eastAsia="微软雅黑" w:hAnsi="Tahoma" w:hint="eastAsia"/>
+                <w:kern w:val="0"/>
+                <w:sz w:val="22"/>
+              </w:rPr>
+              <w:t>需要先了解基础知识哦！</w:t>
+            </w:r>
+          </w:p>
+        </w:tc>
+      </w:tr>
+    </w:tbl>
+    <w:p>
+      <w:pPr>
+        <w:snapToGrid w:val="0"/>
+        <w:spacing w:before="200"/>
+        <w:rPr>
+          <w:rFonts w:ascii="Tahoma" w:eastAsia="微软雅黑" w:hAnsi="Tahoma"/>
+          <w:kern w:val="0"/>
+          <w:sz w:val="22"/>
+        </w:rPr>
+      </w:pPr>
+      <w:r>
+        <w:rPr>
+          <w:rFonts w:ascii="Tahoma" w:eastAsia="微软雅黑" w:hAnsi="Tahoma" w:hint="eastAsia"/>
+          <w:kern w:val="0"/>
+          <w:sz w:val="22"/>
+        </w:rPr>
+        <w:t>如果你对上述问题有疑问，那么说明你还不了解</w:t>
+      </w:r>
+      <w:r>
+        <w:rPr>
+          <w:rFonts w:ascii="Tahoma" w:eastAsia="微软雅黑" w:hAnsi="Tahoma" w:hint="eastAsia"/>
+          <w:kern w:val="0"/>
+          <w:sz w:val="22"/>
+        </w:rPr>
+        <w:t xml:space="preserve"> </w:t>
+      </w:r>
+      <w:r>
+        <w:rPr>
+          <w:rFonts w:ascii="Tahoma" w:eastAsia="微软雅黑" w:hAnsi="Tahoma" w:hint="eastAsia"/>
+          <w:kern w:val="0"/>
+          <w:sz w:val="22"/>
+        </w:rPr>
+        <w:t>窗口字符</w:t>
+      </w:r>
+      <w:r>
+        <w:rPr>
+          <w:rFonts w:ascii="Tahoma" w:eastAsia="微软雅黑" w:hAnsi="Tahoma" w:hint="eastAsia"/>
+          <w:kern w:val="0"/>
+          <w:sz w:val="22"/>
+        </w:rPr>
+        <w:t>。</w:t>
+      </w:r>
+    </w:p>
+    <w:p>
+      <w:pPr>
+        <w:snapToGrid w:val="0"/>
+        <w:rPr>
+          <w:rFonts w:ascii="Tahoma" w:eastAsia="微软雅黑" w:hAnsi="Tahoma"/>
+          <w:kern w:val="0"/>
+          <w:sz w:val="22"/>
+        </w:rPr>
+      </w:pPr>
+      <w:r>
+        <w:rPr>
+          <w:rFonts w:ascii="Tahoma" w:eastAsia="微软雅黑" w:hAnsi="Tahoma" w:hint="eastAsia"/>
+          <w:kern w:val="0"/>
+          <w:sz w:val="22"/>
+        </w:rPr>
+        <w:t>需要去看看：</w:t>
+      </w:r>
+      <w:r>
+        <w:rPr>
+          <w:rFonts w:ascii="Tahoma" w:eastAsia="微软雅黑" w:hAnsi="Tahoma"/>
+          <w:kern w:val="0"/>
+          <w:sz w:val="22"/>
+        </w:rPr>
+        <w:t>”</w:t>
+      </w:r>
+      <w:r>
+        <w:rPr>
+          <w:rFonts w:ascii="Tahoma" w:eastAsia="微软雅黑" w:hAnsi="Tahoma" w:hint="eastAsia"/>
+          <w:color w:val="0070C0"/>
+          <w:kern w:val="0"/>
+          <w:sz w:val="22"/>
+        </w:rPr>
+        <w:t>23</w:t>
+      </w:r>
+      <w:r>
+        <w:rPr>
+          <w:rFonts w:ascii="Tahoma" w:eastAsia="微软雅黑" w:hAnsi="Tahoma"/>
+          <w:color w:val="0070C0"/>
+          <w:kern w:val="0"/>
+          <w:sz w:val="22"/>
+        </w:rPr>
+        <w:t>.</w:t>
+      </w:r>
+      <w:r>
+        <w:rPr>
+          <w:rFonts w:ascii="Tahoma" w:eastAsia="微软雅黑" w:hAnsi="Tahoma" w:hint="eastAsia"/>
+          <w:color w:val="0070C0"/>
+          <w:kern w:val="0"/>
+          <w:sz w:val="22"/>
+        </w:rPr>
+        <w:t>窗口字符</w:t>
+      </w:r>
+      <w:r>
+        <w:rPr>
+          <w:rFonts w:ascii="Tahoma" w:eastAsia="微软雅黑" w:hAnsi="Tahoma"/>
+          <w:color w:val="0070C0"/>
+          <w:kern w:val="0"/>
+          <w:sz w:val="22"/>
+        </w:rPr>
+        <w:t xml:space="preserve"> &gt; </w:t>
+      </w:r>
+      <w:r>
+        <w:rPr>
+          <w:rFonts w:ascii="Tahoma" w:eastAsia="微软雅黑" w:hAnsi="Tahoma" w:hint="eastAsia"/>
+          <w:color w:val="0070C0"/>
+          <w:kern w:val="0"/>
+          <w:sz w:val="22"/>
+        </w:rPr>
+        <w:t>关于窗口字符</w:t>
+      </w:r>
+      <w:r>
+        <w:rPr>
+          <w:rFonts w:ascii="Tahoma" w:eastAsia="微软雅黑" w:hAnsi="Tahoma" w:hint="eastAsia"/>
+          <w:color w:val="0070C0"/>
+          <w:kern w:val="0"/>
+          <w:sz w:val="22"/>
+        </w:rPr>
+        <w:t>.doc</w:t>
+      </w:r>
+      <w:r>
+        <w:rPr>
+          <w:rFonts w:ascii="Tahoma" w:eastAsia="微软雅黑" w:hAnsi="Tahoma"/>
+          <w:color w:val="0070C0"/>
+          <w:kern w:val="0"/>
+          <w:sz w:val="22"/>
+        </w:rPr>
+        <w:t>x</w:t>
+      </w:r>
+      <w:proofErr w:type="gramStart"/>
+      <w:r>
+        <w:rPr>
+          <w:rFonts w:ascii="Tahoma" w:eastAsia="微软雅黑" w:hAnsi="Tahoma"/>
+          <w:kern w:val="0"/>
+          <w:sz w:val="22"/>
+        </w:rPr>
+        <w:t>”</w:t>
+      </w:r>
+      <w:proofErr w:type="gramEnd"/>
+      <w:r>
+        <w:rPr>
+          <w:rFonts w:ascii="Tahoma" w:eastAsia="微软雅黑" w:hAnsi="Tahoma" w:hint="eastAsia"/>
+          <w:kern w:val="0"/>
+          <w:sz w:val="22"/>
+        </w:rPr>
+        <w:t>。</w:t>
+      </w:r>
+    </w:p>
+    <w:p>
+      <w:pPr>
+        <w:rPr>
+          <w:rFonts w:hint="eastAsia"/>
+        </w:rPr>
+      </w:pPr>
+    </w:p>
+    <w:p>
+      <w:pPr>
+        <w:rPr>
+          <w:rFonts w:hint="eastAsia"/>
+        </w:rPr>
+      </w:pPr>
+    </w:p>
+    <w:p>
+      <w:pPr>
+        <w:rPr>
+          <w:rFonts w:hint="eastAsia"/>
+        </w:rPr>
+      </w:pPr>
+    </w:p>
+    <w:p>
+      <w:pPr>
+        <w:pStyle w:val="3"/>
+        <w:spacing w:before="240" w:after="120" w:line="415" w:lineRule="auto"/>
+        <w:rPr>
+          <w:rFonts w:hint="eastAsia"/>
           <w:sz w:val="28"/>
         </w:rPr>
       </w:pPr>
@@ -355,6 +773,7 @@
         </w:rPr>
         <w:t xml:space="preserve"> </w:t>
       </w:r>
+      <w:proofErr w:type="gramStart"/>
       <w:r>
         <w:rPr>
           <w:rFonts w:ascii="Tahoma" w:eastAsia="微软雅黑" w:hAnsi="Tahoma" w:hint="eastAsia"/>
@@ -363,6 +782,7 @@
         </w:rPr>
         <w:t>描边效果</w:t>
       </w:r>
+      <w:proofErr w:type="gramEnd"/>
     </w:p>
     <w:p>
       <w:pPr>
@@ -383,13 +803,23 @@
         </w:rPr>
         <w:t>这里专门介绍</w:t>
       </w:r>
-      <w:r>
-        <w:rPr>
-          <w:rFonts w:ascii="Tahoma" w:eastAsia="微软雅黑" w:hAnsi="Tahoma" w:hint="eastAsia"/>
-          <w:kern w:val="0"/>
-          <w:sz w:val="22"/>
-        </w:rPr>
-        <w:t>描边效果和</w:t>
+      <w:proofErr w:type="gramStart"/>
+      <w:r>
+        <w:rPr>
+          <w:rFonts w:ascii="Tahoma" w:eastAsia="微软雅黑" w:hAnsi="Tahoma" w:hint="eastAsia"/>
+          <w:kern w:val="0"/>
+          <w:sz w:val="22"/>
+        </w:rPr>
+        <w:t>描边效果</w:t>
+      </w:r>
+      <w:proofErr w:type="gramEnd"/>
+      <w:r>
+        <w:rPr>
+          <w:rFonts w:ascii="Tahoma" w:eastAsia="微软雅黑" w:hAnsi="Tahoma" w:hint="eastAsia"/>
+          <w:kern w:val="0"/>
+          <w:sz w:val="22"/>
+        </w:rPr>
+        <w:t>和</w:t>
       </w:r>
       <w:r>
         <w:rPr>
@@ -444,12 +874,23 @@
     <w:p>
       <w:pPr>
         <w:pStyle w:val="2"/>
-      </w:pPr>
-      <w:r>
         <w:rPr>
           <w:rFonts w:hint="eastAsia"/>
         </w:rPr>
+      </w:pPr>
+      <w:proofErr w:type="gramStart"/>
+      <w:r>
+        <w:rPr>
+          <w:rFonts w:hint="eastAsia"/>
+        </w:rPr>
         <w:lastRenderedPageBreak/>
+        <w:t>描边与</w:t>
+      </w:r>
+      <w:proofErr w:type="gramEnd"/>
+      <w:r>
+        <w:rPr>
+          <w:rFonts w:hint="eastAsia"/>
+        </w:rPr>
         <w:t>外发光</w:t>
       </w:r>
     </w:p>
@@ -458,23 +899,26 @@
         <w:pStyle w:val="3"/>
         <w:spacing w:before="240" w:after="120" w:line="415" w:lineRule="auto"/>
         <w:rPr>
-          <w:sz w:val="28"/>
-        </w:rPr>
-      </w:pPr>
-      <w:r>
-        <w:rPr>
           <w:rFonts w:hint="eastAsia"/>
           <w:sz w:val="28"/>
         </w:rPr>
-        <w:t>发光设置</w:t>
-      </w:r>
+      </w:pPr>
+      <w:proofErr w:type="gramStart"/>
+      <w:r>
+        <w:rPr>
+          <w:rFonts w:hint="eastAsia"/>
+          <w:sz w:val="28"/>
+        </w:rPr>
+        <w:t>描边设置</w:t>
+      </w:r>
+      <w:proofErr w:type="gramEnd"/>
     </w:p>
     <w:p>
       <w:pPr>
         <w:pStyle w:val="4"/>
         <w:spacing w:before="0" w:after="120" w:line="240" w:lineRule="auto"/>
         <w:rPr>
-          <w:rFonts w:ascii="微软雅黑" w:eastAsia="微软雅黑" w:hAnsi="微软雅黑"/>
+          <w:rFonts w:ascii="微软雅黑" w:eastAsia="微软雅黑" w:hAnsi="微软雅黑" w:hint="eastAsia"/>
           <w:sz w:val="22"/>
           <w:szCs w:val="22"/>
         </w:rPr>
@@ -501,7 +945,6 @@
         <w:widowControl/>
         <w:adjustRightInd w:val="0"/>
         <w:snapToGrid w:val="0"/>
-        <w:spacing w:after="200"/>
         <w:jc w:val="left"/>
         <w:rPr>
           <w:rFonts w:ascii="Tahoma" w:eastAsia="微软雅黑" w:hAnsi="Tahoma"/>
@@ -509,29 +952,23 @@
           <w:sz w:val="22"/>
         </w:rPr>
       </w:pPr>
-      <w:r>
-        <w:rPr>
-          <w:rFonts w:ascii="Tahoma" w:eastAsia="微软雅黑" w:hAnsi="Tahoma" w:hint="eastAsia"/>
-          <w:kern w:val="0"/>
-          <w:sz w:val="22"/>
-        </w:rPr>
-        <w:t>大部分窗口都能支持发光</w:t>
-      </w:r>
-      <w:r>
-        <w:rPr>
-          <w:rFonts w:ascii="Tahoma" w:eastAsia="微软雅黑" w:hAnsi="Tahoma" w:hint="eastAsia"/>
-          <w:kern w:val="0"/>
-          <w:sz w:val="22"/>
-        </w:rPr>
-        <w:t>的窗口字符</w:t>
-      </w:r>
-      <w:r>
-        <w:rPr>
-          <w:rFonts w:ascii="Tahoma" w:eastAsia="微软雅黑" w:hAnsi="Tahoma" w:hint="eastAsia"/>
-          <w:kern w:val="0"/>
-          <w:sz w:val="22"/>
-        </w:rPr>
-        <w:t>设置</w:t>
+      <w:proofErr w:type="gramStart"/>
+      <w:r>
+        <w:rPr>
+          <w:rFonts w:ascii="Tahoma" w:eastAsia="微软雅黑" w:hAnsi="Tahoma" w:hint="eastAsia"/>
+          <w:kern w:val="0"/>
+          <w:sz w:val="22"/>
+        </w:rPr>
+        <w:t>描边相关</w:t>
+      </w:r>
+      <w:proofErr w:type="gramEnd"/>
+      <w:r>
+        <w:rPr>
+          <w:rFonts w:ascii="Tahoma" w:eastAsia="微软雅黑" w:hAnsi="Tahoma" w:hint="eastAsia"/>
+          <w:kern w:val="0"/>
+          <w:sz w:val="22"/>
+        </w:rPr>
+        <w:t>的窗口字符如下</w:t>
       </w:r>
       <w:r>
         <w:rPr>
@@ -669,23 +1106,25 @@
               </w:rPr>
               <w:t>\</w:t>
             </w:r>
-            <w:r>
-              <w:rPr>
-                <w:rFonts w:ascii="Tahoma" w:eastAsia="微软雅黑" w:hAnsi="Tahoma" w:hint="eastAsia"/>
-                <w:kern w:val="0"/>
-                <w:sz w:val="20"/>
-                <w:szCs w:val="20"/>
-              </w:rPr>
-              <w:t>dDCOG</w:t>
-            </w:r>
-            <w:r>
-              <w:rPr>
-                <w:rFonts w:ascii="Tahoma" w:eastAsia="微软雅黑" w:hAnsi="Tahoma"/>
-                <w:kern w:val="0"/>
-                <w:sz w:val="20"/>
-                <w:szCs w:val="20"/>
-              </w:rPr>
-              <w:t>[1]</w:t>
+            <w:proofErr w:type="gramStart"/>
+            <w:r>
+              <w:rPr>
+                <w:rFonts w:ascii="Tahoma" w:eastAsia="微软雅黑" w:hAnsi="Tahoma" w:hint="eastAsia"/>
+                <w:kern w:val="0"/>
+                <w:sz w:val="20"/>
+                <w:szCs w:val="20"/>
+              </w:rPr>
+              <w:t>oe</w:t>
+            </w:r>
+            <w:proofErr w:type="gramEnd"/>
+            <w:r>
+              <w:rPr>
+                <w:rFonts w:ascii="Tahoma" w:eastAsia="微软雅黑" w:hAnsi="Tahoma" w:hint="eastAsia"/>
+                <w:kern w:val="0"/>
+                <w:sz w:val="20"/>
+                <w:szCs w:val="20"/>
+              </w:rPr>
+              <w:t>[on]</w:t>
             </w:r>
           </w:p>
         </w:tc>
@@ -714,43 +1153,47 @@
                 <w:sz w:val="20"/>
                 <w:szCs w:val="20"/>
               </w:rPr>
-              <w:t>之后的文字</w:t>
-            </w:r>
-            <w:r>
-              <w:rPr>
-                <w:rFonts w:ascii="Tahoma" w:eastAsia="微软雅黑" w:hAnsi="Tahoma" w:hint="eastAsia"/>
-                <w:kern w:val="0"/>
-                <w:sz w:val="20"/>
-                <w:szCs w:val="20"/>
-              </w:rPr>
-              <w:t>使用颜色</w:t>
-            </w:r>
-            <w:r>
-              <w:rPr>
-                <w:rFonts w:ascii="Tahoma" w:eastAsia="微软雅黑" w:hAnsi="Tahoma" w:hint="eastAsia"/>
-                <w:kern w:val="0"/>
-                <w:sz w:val="20"/>
-                <w:szCs w:val="20"/>
-              </w:rPr>
-              <w:t>1</w:t>
-            </w:r>
-            <w:r>
-              <w:rPr>
-                <w:rFonts w:ascii="Tahoma" w:eastAsia="微软雅黑" w:hAnsi="Tahoma" w:hint="eastAsia"/>
-                <w:kern w:val="0"/>
-                <w:sz w:val="20"/>
-                <w:szCs w:val="20"/>
-              </w:rPr>
-              <w:t>的外发光</w:t>
-            </w:r>
-            <w:r>
-              <w:rPr>
-                <w:rFonts w:ascii="Tahoma" w:eastAsia="微软雅黑" w:hAnsi="Tahoma" w:hint="eastAsia"/>
-                <w:kern w:val="0"/>
-                <w:sz w:val="20"/>
-                <w:szCs w:val="20"/>
-              </w:rPr>
-              <w:t>。</w:t>
+              <w:t>之后的</w:t>
+            </w:r>
+            <w:r>
+              <w:rPr>
+                <w:rFonts w:ascii="Tahoma" w:eastAsia="微软雅黑" w:hAnsi="Tahoma" w:hint="eastAsia"/>
+                <w:kern w:val="0"/>
+                <w:sz w:val="20"/>
+                <w:szCs w:val="20"/>
+              </w:rPr>
+              <w:t>文本</w:t>
+            </w:r>
+            <w:r>
+              <w:rPr>
+                <w:rFonts w:ascii="Tahoma" w:eastAsia="微软雅黑" w:hAnsi="Tahoma" w:hint="eastAsia"/>
+                <w:b/>
+                <w:bCs/>
+                <w:kern w:val="0"/>
+                <w:sz w:val="20"/>
+                <w:szCs w:val="20"/>
+              </w:rPr>
+              <w:t>开启</w:t>
+            </w:r>
+            <w:proofErr w:type="gramStart"/>
+            <w:r>
+              <w:rPr>
+                <w:rFonts w:ascii="Tahoma" w:eastAsia="微软雅黑" w:hAnsi="Tahoma" w:hint="eastAsia"/>
+                <w:kern w:val="0"/>
+                <w:sz w:val="20"/>
+                <w:szCs w:val="20"/>
+              </w:rPr>
+              <w:t>描边效果</w:t>
+            </w:r>
+            <w:proofErr w:type="gramEnd"/>
+            <w:r>
+              <w:rPr>
+                <w:rFonts w:ascii="Tahoma" w:eastAsia="微软雅黑" w:hAnsi="Tahoma" w:hint="eastAsia"/>
+                <w:kern w:val="0"/>
+                <w:sz w:val="20"/>
+                <w:szCs w:val="20"/>
+              </w:rPr>
+              <w:t>，简写形式。</w:t>
             </w:r>
           </w:p>
         </w:tc>
@@ -785,41 +1228,25 @@
               </w:rPr>
               <w:t>\</w:t>
             </w:r>
-            <w:r>
-              <w:rPr>
-                <w:rFonts w:ascii="Tahoma" w:eastAsia="微软雅黑" w:hAnsi="Tahoma" w:hint="eastAsia"/>
-                <w:kern w:val="0"/>
-                <w:sz w:val="20"/>
-                <w:szCs w:val="20"/>
-              </w:rPr>
-              <w:t>dDCOG</w:t>
-            </w:r>
-            <w:r>
-              <w:rPr>
-                <w:rFonts w:ascii="Tahoma" w:eastAsia="微软雅黑" w:hAnsi="Tahoma"/>
-                <w:kern w:val="0"/>
-                <w:sz w:val="20"/>
-                <w:szCs w:val="20"/>
-              </w:rPr>
-              <w:t>[</w:t>
-            </w:r>
-            <w:r>
-              <w:rPr>
-                <w:rFonts w:ascii="Tahoma" w:eastAsia="微软雅黑" w:hAnsi="Tahoma"/>
-                <w:kern w:val="0"/>
-                <w:sz w:val="20"/>
-                <w:szCs w:val="20"/>
-              </w:rPr>
-              <w:t>1:5:1:1</w:t>
-            </w:r>
-            <w:r>
-              <w:rPr>
-                <w:rFonts w:ascii="Tahoma" w:eastAsia="微软雅黑" w:hAnsi="Tahoma"/>
-                <w:kern w:val="0"/>
-                <w:sz w:val="20"/>
-                <w:szCs w:val="20"/>
-              </w:rPr>
-              <w:t>]</w:t>
+            <w:proofErr w:type="gramStart"/>
+            <w:r>
+              <w:rPr>
+                <w:rFonts w:ascii="Tahoma" w:eastAsia="微软雅黑" w:hAnsi="Tahoma" w:hint="eastAsia"/>
+                <w:kern w:val="0"/>
+                <w:sz w:val="20"/>
+                <w:szCs w:val="20"/>
+              </w:rPr>
+              <w:t>oe</w:t>
+            </w:r>
+            <w:proofErr w:type="gramEnd"/>
+            <w:r>
+              <w:rPr>
+                <w:rFonts w:ascii="Tahoma" w:eastAsia="微软雅黑" w:hAnsi="Tahoma" w:hint="eastAsia"/>
+                <w:kern w:val="0"/>
+                <w:sz w:val="20"/>
+                <w:szCs w:val="20"/>
+              </w:rPr>
+              <w:t>[off]</w:t>
             </w:r>
           </w:p>
         </w:tc>
@@ -848,88 +1275,47 @@
                 <w:sz w:val="20"/>
                 <w:szCs w:val="20"/>
               </w:rPr>
-              <w:t>之后的文字</w:t>
-            </w:r>
-            <w:r>
-              <w:rPr>
-                <w:rFonts w:ascii="Tahoma" w:eastAsia="微软雅黑" w:hAnsi="Tahoma" w:hint="eastAsia"/>
-                <w:kern w:val="0"/>
-                <w:sz w:val="20"/>
-                <w:szCs w:val="20"/>
-              </w:rPr>
-              <w:t>使用颜色</w:t>
-            </w:r>
-            <w:r>
-              <w:rPr>
-                <w:rFonts w:ascii="Tahoma" w:eastAsia="微软雅黑" w:hAnsi="Tahoma" w:hint="eastAsia"/>
-                <w:kern w:val="0"/>
-                <w:sz w:val="20"/>
-                <w:szCs w:val="20"/>
-              </w:rPr>
-              <w:t>1</w:t>
-            </w:r>
-            <w:r>
-              <w:rPr>
-                <w:rFonts w:ascii="Tahoma" w:eastAsia="微软雅黑" w:hAnsi="Tahoma" w:hint="eastAsia"/>
-                <w:kern w:val="0"/>
-                <w:sz w:val="20"/>
-                <w:szCs w:val="20"/>
-              </w:rPr>
-              <w:t>，厚度</w:t>
-            </w:r>
-            <w:r>
-              <w:rPr>
-                <w:rFonts w:ascii="Tahoma" w:eastAsia="微软雅黑" w:hAnsi="Tahoma" w:hint="eastAsia"/>
-                <w:kern w:val="0"/>
-                <w:sz w:val="20"/>
-                <w:szCs w:val="20"/>
-              </w:rPr>
-              <w:t>5</w:t>
-            </w:r>
-            <w:r>
-              <w:rPr>
-                <w:rFonts w:ascii="Tahoma" w:eastAsia="微软雅黑" w:hAnsi="Tahoma" w:hint="eastAsia"/>
-                <w:kern w:val="0"/>
-                <w:sz w:val="20"/>
-                <w:szCs w:val="20"/>
-              </w:rPr>
-              <w:t>，偏移</w:t>
-            </w:r>
-            <w:r>
-              <w:rPr>
-                <w:rFonts w:ascii="Tahoma" w:eastAsia="微软雅黑" w:hAnsi="Tahoma" w:hint="eastAsia"/>
-                <w:kern w:val="0"/>
-                <w:sz w:val="20"/>
-                <w:szCs w:val="20"/>
-              </w:rPr>
-              <w:t>(</w:t>
-            </w:r>
-            <w:r>
-              <w:rPr>
-                <w:rFonts w:ascii="Tahoma" w:eastAsia="微软雅黑" w:hAnsi="Tahoma"/>
-                <w:kern w:val="0"/>
-                <w:sz w:val="20"/>
-                <w:szCs w:val="20"/>
-              </w:rPr>
-              <w:t>1,1)</w:t>
-            </w:r>
-            <w:r>
-              <w:rPr>
-                <w:rFonts w:ascii="Tahoma" w:eastAsia="微软雅黑" w:hAnsi="Tahoma" w:hint="eastAsia"/>
-                <w:kern w:val="0"/>
-                <w:sz w:val="20"/>
-                <w:szCs w:val="20"/>
-              </w:rPr>
-              <w:t>的外发光</w:t>
-            </w:r>
-            <w:r>
-              <w:rPr>
-                <w:rFonts w:ascii="Tahoma" w:eastAsia="微软雅黑" w:hAnsi="Tahoma" w:hint="eastAsia"/>
-                <w:kern w:val="0"/>
-                <w:sz w:val="20"/>
-                <w:szCs w:val="20"/>
-              </w:rPr>
-              <w:t>。</w:t>
+              <w:t>之后的</w:t>
+            </w:r>
+            <w:r>
+              <w:rPr>
+                <w:rFonts w:ascii="Tahoma" w:eastAsia="微软雅黑" w:hAnsi="Tahoma" w:hint="eastAsia"/>
+                <w:kern w:val="0"/>
+                <w:sz w:val="20"/>
+                <w:szCs w:val="20"/>
+              </w:rPr>
+              <w:t>文本</w:t>
+            </w:r>
+            <w:r>
+              <w:rPr>
+                <w:rFonts w:ascii="Tahoma" w:eastAsia="微软雅黑" w:hAnsi="Tahoma" w:hint="eastAsia"/>
+                <w:b/>
+                <w:bCs/>
+                <w:kern w:val="0"/>
+                <w:sz w:val="20"/>
+                <w:szCs w:val="20"/>
+              </w:rPr>
+              <w:t>关闭</w:t>
+            </w:r>
+            <w:proofErr w:type="gramStart"/>
+            <w:r>
+              <w:rPr>
+                <w:rFonts w:ascii="Tahoma" w:eastAsia="微软雅黑" w:hAnsi="Tahoma" w:hint="eastAsia"/>
+                <w:kern w:val="0"/>
+                <w:sz w:val="20"/>
+                <w:szCs w:val="20"/>
+              </w:rPr>
+              <w:t>描边效果</w:t>
+            </w:r>
+            <w:proofErr w:type="gramEnd"/>
+            <w:r>
+              <w:rPr>
+                <w:rFonts w:ascii="Tahoma" w:eastAsia="微软雅黑" w:hAnsi="Tahoma" w:hint="eastAsia"/>
+                <w:kern w:val="0"/>
+                <w:sz w:val="20"/>
+                <w:szCs w:val="20"/>
+              </w:rPr>
+              <w:t>，简写形式。</w:t>
             </w:r>
           </w:p>
         </w:tc>
@@ -957,13 +1343,14 @@
             </w:pPr>
             <w:r>
               <w:rPr>
-                <w:rFonts w:ascii="Tahoma" w:eastAsia="微软雅黑" w:hAnsi="Tahoma" w:hint="eastAsia"/>
+                <w:rFonts w:ascii="Tahoma" w:eastAsia="微软雅黑" w:hAnsi="Tahoma"/>
                 <w:kern w:val="0"/>
                 <w:sz w:val="20"/>
                 <w:szCs w:val="20"/>
               </w:rPr>
               <w:t>\</w:t>
             </w:r>
+            <w:proofErr w:type="gramStart"/>
             <w:r>
               <w:rPr>
                 <w:rFonts w:ascii="Tahoma" w:eastAsia="微软雅黑" w:hAnsi="Tahoma"/>
@@ -971,7 +1358,17 @@
                 <w:sz w:val="20"/>
                 <w:szCs w:val="20"/>
               </w:rPr>
-              <w:t>dDCOGr</w:t>
+              <w:t>oc[</w:t>
+            </w:r>
+            <w:proofErr w:type="gramEnd"/>
+            <w:r>
+              <w:rPr>
+                <w:rFonts w:ascii="Tahoma" w:eastAsia="微软雅黑" w:hAnsi="Tahoma"/>
+                <w:kern w:val="0"/>
+                <w:sz w:val="20"/>
+                <w:szCs w:val="20"/>
+              </w:rPr>
+              <w:t>1]</w:t>
             </w:r>
           </w:p>
         </w:tc>
@@ -1000,16 +1397,54 @@
                 <w:sz w:val="20"/>
                 <w:szCs w:val="20"/>
               </w:rPr>
-              <w:t>之后的文字恢复外发光设置</w:t>
-            </w:r>
-            <w:r>
-              <w:rPr>
-                <w:rFonts w:ascii="Tahoma" w:eastAsia="微软雅黑" w:hAnsi="Tahoma" w:hint="eastAsia"/>
-                <w:kern w:val="0"/>
-                <w:sz w:val="20"/>
-                <w:szCs w:val="20"/>
-              </w:rPr>
-              <w:t>。</w:t>
+              <w:t>之后的</w:t>
+            </w:r>
+            <w:r>
+              <w:rPr>
+                <w:rFonts w:ascii="Tahoma" w:eastAsia="微软雅黑" w:hAnsi="Tahoma" w:hint="eastAsia"/>
+                <w:kern w:val="0"/>
+                <w:sz w:val="20"/>
+                <w:szCs w:val="20"/>
+              </w:rPr>
+              <w:t>文本</w:t>
+            </w:r>
+            <w:r>
+              <w:rPr>
+                <w:rFonts w:ascii="Tahoma" w:eastAsia="微软雅黑" w:hAnsi="Tahoma" w:hint="eastAsia"/>
+                <w:kern w:val="0"/>
+                <w:sz w:val="20"/>
+                <w:szCs w:val="20"/>
+              </w:rPr>
+              <w:t>使用</w:t>
+            </w:r>
+            <w:proofErr w:type="gramStart"/>
+            <w:r>
+              <w:rPr>
+                <w:rFonts w:ascii="Tahoma" w:eastAsia="微软雅黑" w:hAnsi="Tahoma" w:hint="eastAsia"/>
+                <w:kern w:val="0"/>
+                <w:sz w:val="20"/>
+                <w:szCs w:val="20"/>
+              </w:rPr>
+              <w:t>描边颜色</w:t>
+            </w:r>
+            <w:proofErr w:type="gramEnd"/>
+            <w:r>
+              <w:rPr>
+                <w:rFonts w:ascii="Tahoma" w:eastAsia="微软雅黑" w:hAnsi="Tahoma"/>
+                <w:kern w:val="0"/>
+                <w:sz w:val="20"/>
+                <w:szCs w:val="20"/>
+              </w:rPr>
+              <w:t>1</w:t>
+            </w:r>
+            <w:r>
+              <w:rPr>
+                <w:rFonts w:ascii="Tahoma" w:eastAsia="微软雅黑" w:hAnsi="Tahoma"/>
+                <w:kern w:val="0"/>
+                <w:sz w:val="20"/>
+                <w:szCs w:val="20"/>
+              </w:rPr>
+              <w:t>，简写形式。</w:t>
             </w:r>
           </w:p>
         </w:tc>
@@ -1042,7 +1477,54 @@
                 <w:sz w:val="20"/>
                 <w:szCs w:val="20"/>
               </w:rPr>
-              <w:t>\dDCOGoff</w:t>
+              <w:t>\</w:t>
+            </w:r>
+            <w:proofErr w:type="gramStart"/>
+            <w:r>
+              <w:rPr>
+                <w:rFonts w:ascii="Tahoma" w:eastAsia="微软雅黑" w:hAnsi="Tahoma"/>
+                <w:kern w:val="0"/>
+                <w:sz w:val="20"/>
+                <w:szCs w:val="20"/>
+              </w:rPr>
+              <w:t>o</w:t>
+            </w:r>
+            <w:r>
+              <w:rPr>
+                <w:rFonts w:ascii="Tahoma" w:eastAsia="微软雅黑" w:hAnsi="Tahoma"/>
+                <w:kern w:val="0"/>
+                <w:sz w:val="20"/>
+                <w:szCs w:val="20"/>
+              </w:rPr>
+              <w:t>w</w:t>
+            </w:r>
+            <w:r>
+              <w:rPr>
+                <w:rFonts w:ascii="Tahoma" w:eastAsia="微软雅黑" w:hAnsi="Tahoma"/>
+                <w:kern w:val="0"/>
+                <w:sz w:val="20"/>
+                <w:szCs w:val="20"/>
+              </w:rPr>
+              <w:t>[</w:t>
+            </w:r>
+            <w:proofErr w:type="gramEnd"/>
+            <w:r>
+              <w:rPr>
+                <w:rFonts w:ascii="Tahoma" w:eastAsia="微软雅黑" w:hAnsi="Tahoma"/>
+                <w:kern w:val="0"/>
+                <w:sz w:val="20"/>
+                <w:szCs w:val="20"/>
+              </w:rPr>
+              <w:t>4</w:t>
+            </w:r>
+            <w:r>
+              <w:rPr>
+                <w:rFonts w:ascii="Tahoma" w:eastAsia="微软雅黑" w:hAnsi="Tahoma"/>
+                <w:kern w:val="0"/>
+                <w:sz w:val="20"/>
+                <w:szCs w:val="20"/>
+              </w:rPr>
+              <w:t>]</w:t>
             </w:r>
           </w:p>
         </w:tc>
@@ -1071,16 +1553,54 @@
                 <w:sz w:val="20"/>
                 <w:szCs w:val="20"/>
               </w:rPr>
-              <w:t>之后的文字关闭外发光</w:t>
-            </w:r>
-            <w:r>
-              <w:rPr>
-                <w:rFonts w:ascii="Tahoma" w:eastAsia="微软雅黑" w:hAnsi="Tahoma" w:hint="eastAsia"/>
-                <w:kern w:val="0"/>
-                <w:sz w:val="20"/>
-                <w:szCs w:val="20"/>
-              </w:rPr>
-              <w:t>效果。</w:t>
+              <w:t>之后的</w:t>
+            </w:r>
+            <w:r>
+              <w:rPr>
+                <w:rFonts w:ascii="Tahoma" w:eastAsia="微软雅黑" w:hAnsi="Tahoma" w:hint="eastAsia"/>
+                <w:kern w:val="0"/>
+                <w:sz w:val="20"/>
+                <w:szCs w:val="20"/>
+              </w:rPr>
+              <w:t>文本</w:t>
+            </w:r>
+            <w:proofErr w:type="gramStart"/>
+            <w:r>
+              <w:rPr>
+                <w:rFonts w:ascii="Tahoma" w:eastAsia="微软雅黑" w:hAnsi="Tahoma" w:hint="eastAsia"/>
+                <w:kern w:val="0"/>
+                <w:sz w:val="20"/>
+                <w:szCs w:val="20"/>
+              </w:rPr>
+              <w:t>描边厚度</w:t>
+            </w:r>
+            <w:proofErr w:type="gramEnd"/>
+            <w:r>
+              <w:rPr>
+                <w:rFonts w:ascii="Tahoma" w:eastAsia="微软雅黑" w:hAnsi="Tahoma" w:hint="eastAsia"/>
+                <w:kern w:val="0"/>
+                <w:sz w:val="20"/>
+                <w:szCs w:val="20"/>
+              </w:rPr>
+              <w:t>为</w:t>
+            </w:r>
+            <w:r>
+              <w:rPr>
+                <w:rFonts w:ascii="Tahoma" w:eastAsia="微软雅黑" w:hAnsi="Tahoma"/>
+                <w:kern w:val="0"/>
+                <w:sz w:val="20"/>
+                <w:szCs w:val="20"/>
+              </w:rPr>
+              <w:t>4</w:t>
+            </w:r>
+            <w:r>
+              <w:rPr>
+                <w:rFonts w:ascii="Tahoma" w:eastAsia="微软雅黑" w:hAnsi="Tahoma"/>
+                <w:kern w:val="0"/>
+                <w:sz w:val="20"/>
+                <w:szCs w:val="20"/>
+              </w:rPr>
+              <w:t>，简写形式。</w:t>
             </w:r>
           </w:p>
         </w:tc>
@@ -1108,31 +1628,24 @@
             </w:pPr>
             <w:r>
               <w:rPr>
-                <w:rFonts w:ascii="Tahoma" w:eastAsia="微软雅黑" w:hAnsi="Tahoma"/>
-                <w:kern w:val="0"/>
-                <w:sz w:val="20"/>
-                <w:szCs w:val="20"/>
-              </w:rPr>
-              <w:t>\og[</w:t>
-            </w:r>
-            <w:r>
-              <w:rPr>
-                <w:rFonts w:ascii="Tahoma" w:eastAsia="微软雅黑" w:hAnsi="Tahoma"/>
-                <w:kern w:val="0"/>
-                <w:sz w:val="20"/>
-                <w:szCs w:val="20"/>
-              </w:rPr>
-              <w:t>1</w:t>
-            </w:r>
-            <w:r>
-              <w:rPr>
-                <w:rFonts w:ascii="Tahoma" w:eastAsia="微软雅黑" w:hAnsi="Tahoma"/>
-                <w:kern w:val="0"/>
-                <w:sz w:val="20"/>
-                <w:szCs w:val="20"/>
-              </w:rPr>
-              <w:t>]</w:t>
-            </w:r>
+                <w:rFonts w:ascii="Tahoma" w:eastAsia="微软雅黑" w:hAnsi="Tahoma" w:hint="eastAsia"/>
+                <w:kern w:val="0"/>
+                <w:sz w:val="20"/>
+                <w:szCs w:val="20"/>
+              </w:rPr>
+              <w:t>\</w:t>
+            </w:r>
+            <w:proofErr w:type="gramStart"/>
+            <w:r>
+              <w:rPr>
+                <w:rFonts w:ascii="Tahoma" w:eastAsia="微软雅黑" w:hAnsi="Tahoma" w:hint="eastAsia"/>
+                <w:kern w:val="0"/>
+                <w:sz w:val="20"/>
+                <w:szCs w:val="20"/>
+              </w:rPr>
+              <w:t>fr</w:t>
+            </w:r>
+            <w:proofErr w:type="gramEnd"/>
           </w:p>
         </w:tc>
         <w:tc>
@@ -1160,43 +1673,25 @@
                 <w:sz w:val="20"/>
                 <w:szCs w:val="20"/>
               </w:rPr>
-              <w:t>与</w:t>
-            </w:r>
-            <w:r>
-              <w:rPr>
-                <w:rFonts w:ascii="Tahoma" w:eastAsia="微软雅黑" w:hAnsi="Tahoma" w:hint="eastAsia"/>
-                <w:kern w:val="0"/>
-                <w:sz w:val="20"/>
-                <w:szCs w:val="20"/>
-              </w:rPr>
-              <w:t>\</w:t>
-            </w:r>
-            <w:r>
-              <w:rPr>
-                <w:rFonts w:ascii="Tahoma" w:eastAsia="微软雅黑" w:hAnsi="Tahoma" w:hint="eastAsia"/>
-                <w:kern w:val="0"/>
-                <w:sz w:val="20"/>
-                <w:szCs w:val="20"/>
-              </w:rPr>
-              <w:t>dDCOG</w:t>
-            </w:r>
-            <w:r>
-              <w:rPr>
-                <w:rFonts w:ascii="Tahoma" w:eastAsia="微软雅黑" w:hAnsi="Tahoma"/>
-                <w:kern w:val="0"/>
-                <w:sz w:val="20"/>
-                <w:szCs w:val="20"/>
-              </w:rPr>
-              <w:t>[1]</w:t>
-            </w:r>
-            <w:r>
-              <w:rPr>
-                <w:rFonts w:ascii="Tahoma" w:eastAsia="微软雅黑" w:hAnsi="Tahoma" w:hint="eastAsia"/>
-                <w:kern w:val="0"/>
-                <w:sz w:val="20"/>
-                <w:szCs w:val="20"/>
-              </w:rPr>
-              <w:t>一样，简写形式。</w:t>
+              <w:t>全重置字符，重置之后</w:t>
+            </w:r>
+            <w:r>
+              <w:rPr>
+                <w:rFonts w:ascii="Tahoma" w:eastAsia="微软雅黑" w:hAnsi="Tahoma" w:hint="eastAsia"/>
+                <w:kern w:val="0"/>
+                <w:sz w:val="20"/>
+                <w:szCs w:val="20"/>
+              </w:rPr>
+              <w:t>文本</w:t>
+            </w:r>
+            <w:r>
+              <w:rPr>
+                <w:rFonts w:ascii="Tahoma" w:eastAsia="微软雅黑" w:hAnsi="Tahoma" w:hint="eastAsia"/>
+                <w:kern w:val="0"/>
+                <w:sz w:val="20"/>
+                <w:szCs w:val="20"/>
+              </w:rPr>
+              <w:t>所有设置，包括恢复默认描边。</w:t>
             </w:r>
           </w:p>
         </w:tc>
@@ -1224,48 +1719,12 @@
             </w:pPr>
             <w:r>
               <w:rPr>
-                <w:rFonts w:ascii="Tahoma" w:eastAsia="微软雅黑" w:hAnsi="Tahoma"/>
-                <w:kern w:val="0"/>
-                <w:sz w:val="20"/>
-                <w:szCs w:val="20"/>
-              </w:rPr>
-              <w:t>\o</w:t>
-            </w:r>
-            <w:r>
-              <w:rPr>
-                <w:rFonts w:ascii="Tahoma" w:eastAsia="微软雅黑" w:hAnsi="Tahoma" w:hint="eastAsia"/>
-                <w:kern w:val="0"/>
-                <w:sz w:val="20"/>
-                <w:szCs w:val="20"/>
-              </w:rPr>
-              <w:t>s</w:t>
-            </w:r>
-            <w:r>
-              <w:rPr>
-                <w:rFonts w:ascii="Tahoma" w:eastAsia="微软雅黑" w:hAnsi="Tahoma"/>
-                <w:kern w:val="0"/>
-                <w:sz w:val="20"/>
-                <w:szCs w:val="20"/>
-              </w:rPr>
-              <w:t>[</w:t>
-            </w:r>
-            <w:r>
-              <w:rPr>
-                <w:rFonts w:ascii="Tahoma" w:eastAsia="微软雅黑" w:hAnsi="Tahoma"/>
-                <w:kern w:val="0"/>
-                <w:sz w:val="20"/>
-                <w:szCs w:val="20"/>
-              </w:rPr>
-              <w:t>5</w:t>
-            </w:r>
-            <w:r>
-              <w:rPr>
-                <w:rFonts w:ascii="Tahoma" w:eastAsia="微软雅黑" w:hAnsi="Tahoma"/>
-                <w:kern w:val="0"/>
-                <w:sz w:val="20"/>
-                <w:szCs w:val="20"/>
-              </w:rPr>
-              <w:t>]</w:t>
+                <w:rFonts w:ascii="Tahoma" w:eastAsia="微软雅黑" w:hAnsi="Tahoma" w:hint="eastAsia"/>
+                <w:kern w:val="0"/>
+                <w:sz w:val="20"/>
+                <w:szCs w:val="20"/>
+              </w:rPr>
+              <w:t>\dDCOB[on]</w:t>
             </w:r>
           </w:p>
         </w:tc>
@@ -1294,34 +1753,47 @@
                 <w:sz w:val="20"/>
                 <w:szCs w:val="20"/>
               </w:rPr>
-              <w:t>之后的文字</w:t>
-            </w:r>
-            <w:r>
-              <w:rPr>
-                <w:rFonts w:ascii="Tahoma" w:eastAsia="微软雅黑" w:hAnsi="Tahoma" w:hint="eastAsia"/>
-                <w:kern w:val="0"/>
-                <w:sz w:val="20"/>
-                <w:szCs w:val="20"/>
-              </w:rPr>
-              <w:t>改变外发光厚度</w:t>
-            </w:r>
-            <w:r>
-              <w:rPr>
-                <w:rFonts w:ascii="Tahoma" w:eastAsia="微软雅黑" w:hAnsi="Tahoma" w:hint="eastAsia"/>
-                <w:kern w:val="0"/>
-                <w:sz w:val="20"/>
-                <w:szCs w:val="20"/>
-              </w:rPr>
-              <w:t>5</w:t>
-            </w:r>
-            <w:r>
-              <w:rPr>
-                <w:rFonts w:ascii="Tahoma" w:eastAsia="微软雅黑" w:hAnsi="Tahoma" w:hint="eastAsia"/>
-                <w:kern w:val="0"/>
-                <w:sz w:val="20"/>
-                <w:szCs w:val="20"/>
-              </w:rPr>
-              <w:t>，简写形式。</w:t>
+              <w:t>之后的</w:t>
+            </w:r>
+            <w:r>
+              <w:rPr>
+                <w:rFonts w:ascii="Tahoma" w:eastAsia="微软雅黑" w:hAnsi="Tahoma" w:hint="eastAsia"/>
+                <w:kern w:val="0"/>
+                <w:sz w:val="20"/>
+                <w:szCs w:val="20"/>
+              </w:rPr>
+              <w:t>文本</w:t>
+            </w:r>
+            <w:r>
+              <w:rPr>
+                <w:rFonts w:ascii="Tahoma" w:eastAsia="微软雅黑" w:hAnsi="Tahoma" w:hint="eastAsia"/>
+                <w:b/>
+                <w:bCs/>
+                <w:kern w:val="0"/>
+                <w:sz w:val="20"/>
+                <w:szCs w:val="20"/>
+              </w:rPr>
+              <w:t>开启</w:t>
+            </w:r>
+            <w:proofErr w:type="gramStart"/>
+            <w:r>
+              <w:rPr>
+                <w:rFonts w:ascii="Tahoma" w:eastAsia="微软雅黑" w:hAnsi="Tahoma" w:hint="eastAsia"/>
+                <w:kern w:val="0"/>
+                <w:sz w:val="20"/>
+                <w:szCs w:val="20"/>
+              </w:rPr>
+              <w:t>描边效果</w:t>
+            </w:r>
+            <w:proofErr w:type="gramEnd"/>
+            <w:r>
+              <w:rPr>
+                <w:rFonts w:ascii="Tahoma" w:eastAsia="微软雅黑" w:hAnsi="Tahoma" w:hint="eastAsia"/>
+                <w:kern w:val="0"/>
+                <w:sz w:val="20"/>
+                <w:szCs w:val="20"/>
+              </w:rPr>
+              <w:t>。</w:t>
             </w:r>
           </w:p>
         </w:tc>
@@ -1349,21 +1821,12 @@
             </w:pPr>
             <w:r>
               <w:rPr>
-                <w:rFonts w:ascii="Tahoma" w:eastAsia="微软雅黑" w:hAnsi="Tahoma"/>
-                <w:kern w:val="0"/>
-                <w:sz w:val="20"/>
-                <w:szCs w:val="20"/>
-              </w:rPr>
-              <w:t>\</w:t>
-            </w:r>
-            <w:r>
-              <w:rPr>
-                <w:rFonts w:ascii="Tahoma" w:eastAsia="微软雅黑" w:hAnsi="Tahoma" w:hint="eastAsia"/>
-                <w:kern w:val="0"/>
-                <w:sz w:val="20"/>
-                <w:szCs w:val="20"/>
-              </w:rPr>
-              <w:t>fr</w:t>
+                <w:rFonts w:ascii="Tahoma" w:eastAsia="微软雅黑" w:hAnsi="Tahoma" w:hint="eastAsia"/>
+                <w:kern w:val="0"/>
+                <w:sz w:val="20"/>
+                <w:szCs w:val="20"/>
+              </w:rPr>
+              <w:t>\dDCOB[off]</w:t>
             </w:r>
           </w:p>
         </w:tc>
@@ -1392,8 +1855,39 @@
                 <w:sz w:val="20"/>
                 <w:szCs w:val="20"/>
               </w:rPr>
-              <w:t>重置之后文字所有设置</w:t>
-            </w:r>
+              <w:t>之后的</w:t>
+            </w:r>
+            <w:r>
+              <w:rPr>
+                <w:rFonts w:ascii="Tahoma" w:eastAsia="微软雅黑" w:hAnsi="Tahoma" w:hint="eastAsia"/>
+                <w:kern w:val="0"/>
+                <w:sz w:val="20"/>
+                <w:szCs w:val="20"/>
+              </w:rPr>
+              <w:t>文本</w:t>
+            </w:r>
+            <w:r>
+              <w:rPr>
+                <w:rFonts w:ascii="Tahoma" w:eastAsia="微软雅黑" w:hAnsi="Tahoma" w:hint="eastAsia"/>
+                <w:b/>
+                <w:bCs/>
+                <w:kern w:val="0"/>
+                <w:sz w:val="20"/>
+                <w:szCs w:val="20"/>
+              </w:rPr>
+              <w:t>关闭</w:t>
+            </w:r>
+            <w:proofErr w:type="gramStart"/>
+            <w:r>
+              <w:rPr>
+                <w:rFonts w:ascii="Tahoma" w:eastAsia="微软雅黑" w:hAnsi="Tahoma" w:hint="eastAsia"/>
+                <w:kern w:val="0"/>
+                <w:sz w:val="20"/>
+                <w:szCs w:val="20"/>
+              </w:rPr>
+              <w:t>描边效果</w:t>
+            </w:r>
+            <w:proofErr w:type="gramEnd"/>
             <w:r>
               <w:rPr>
                 <w:rFonts w:ascii="Tahoma" w:eastAsia="微软雅黑" w:hAnsi="Tahoma" w:hint="eastAsia"/>
@@ -1403,14 +1897,125 @@
               </w:rPr>
               <w:t>。</w:t>
             </w:r>
-            <w:r>
-              <w:rPr>
-                <w:rFonts w:ascii="Tahoma" w:eastAsia="微软雅黑" w:hAnsi="Tahoma" w:hint="eastAsia"/>
-                <w:kern w:val="0"/>
-                <w:sz w:val="20"/>
-                <w:szCs w:val="20"/>
-              </w:rPr>
-              <w:t>包括恢复外发光设置</w:t>
+          </w:p>
+        </w:tc>
+      </w:tr>
+      <w:tr>
+        <w:tc>
+          <w:tcPr>
+            <w:tcW w:w="2410" w:type="dxa"/>
+            <w:shd w:val="clear" w:color="auto" w:fill="auto"/>
+            <w:vAlign w:val="center"/>
+          </w:tcPr>
+          <w:p>
+            <w:pPr>
+              <w:widowControl/>
+              <w:adjustRightInd w:val="0"/>
+              <w:snapToGrid w:val="0"/>
+              <w:spacing w:line="276" w:lineRule="auto"/>
+              <w:jc w:val="left"/>
+              <w:rPr>
+                <w:rFonts w:ascii="Tahoma" w:eastAsia="微软雅黑" w:hAnsi="Tahoma"/>
+                <w:kern w:val="0"/>
+                <w:sz w:val="20"/>
+                <w:szCs w:val="20"/>
+              </w:rPr>
+            </w:pPr>
+            <w:r>
+              <w:rPr>
+                <w:rFonts w:ascii="Tahoma" w:eastAsia="微软雅黑" w:hAnsi="Tahoma" w:hint="eastAsia"/>
+                <w:kern w:val="0"/>
+                <w:sz w:val="20"/>
+                <w:szCs w:val="20"/>
+              </w:rPr>
+              <w:t>\</w:t>
+            </w:r>
+            <w:proofErr w:type="gramStart"/>
+            <w:r>
+              <w:rPr>
+                <w:rFonts w:ascii="Tahoma" w:eastAsia="微软雅黑" w:hAnsi="Tahoma" w:hint="eastAsia"/>
+                <w:kern w:val="0"/>
+                <w:sz w:val="20"/>
+                <w:szCs w:val="20"/>
+              </w:rPr>
+              <w:t>dDCOB[</w:t>
+            </w:r>
+            <w:proofErr w:type="gramEnd"/>
+            <w:r>
+              <w:rPr>
+                <w:rFonts w:ascii="Tahoma" w:eastAsia="微软雅黑" w:hAnsi="Tahoma" w:hint="eastAsia"/>
+                <w:kern w:val="0"/>
+                <w:sz w:val="20"/>
+                <w:szCs w:val="20"/>
+              </w:rPr>
+              <w:t>1]</w:t>
+            </w:r>
+          </w:p>
+        </w:tc>
+        <w:tc>
+          <w:tcPr>
+            <w:tcW w:w="5697" w:type="dxa"/>
+            <w:vAlign w:val="center"/>
+          </w:tcPr>
+          <w:p>
+            <w:pPr>
+              <w:widowControl/>
+              <w:adjustRightInd w:val="0"/>
+              <w:snapToGrid w:val="0"/>
+              <w:jc w:val="left"/>
+              <w:rPr>
+                <w:rFonts w:ascii="Tahoma" w:eastAsia="微软雅黑" w:hAnsi="Tahoma"/>
+                <w:kern w:val="0"/>
+                <w:sz w:val="20"/>
+                <w:szCs w:val="20"/>
+              </w:rPr>
+            </w:pPr>
+            <w:r>
+              <w:rPr>
+                <w:rFonts w:ascii="Tahoma" w:eastAsia="微软雅黑" w:hAnsi="Tahoma" w:hint="eastAsia"/>
+                <w:kern w:val="0"/>
+                <w:sz w:val="20"/>
+                <w:szCs w:val="20"/>
+              </w:rPr>
+              <w:t>之后的</w:t>
+            </w:r>
+            <w:r>
+              <w:rPr>
+                <w:rFonts w:ascii="Tahoma" w:eastAsia="微软雅黑" w:hAnsi="Tahoma" w:hint="eastAsia"/>
+                <w:kern w:val="0"/>
+                <w:sz w:val="20"/>
+                <w:szCs w:val="20"/>
+              </w:rPr>
+              <w:t>文本</w:t>
+            </w:r>
+            <w:r>
+              <w:rPr>
+                <w:rFonts w:ascii="Tahoma" w:eastAsia="微软雅黑" w:hAnsi="Tahoma" w:hint="eastAsia"/>
+                <w:kern w:val="0"/>
+                <w:sz w:val="20"/>
+                <w:szCs w:val="20"/>
+              </w:rPr>
+              <w:t>使用</w:t>
+            </w:r>
+            <w:proofErr w:type="gramStart"/>
+            <w:r>
+              <w:rPr>
+                <w:rFonts w:ascii="Tahoma" w:eastAsia="微软雅黑" w:hAnsi="Tahoma" w:hint="eastAsia"/>
+                <w:kern w:val="0"/>
+                <w:sz w:val="20"/>
+                <w:szCs w:val="20"/>
+              </w:rPr>
+              <w:t>描边颜色</w:t>
+            </w:r>
+            <w:proofErr w:type="gramEnd"/>
+            <w:r>
+              <w:rPr>
+                <w:rFonts w:ascii="Tahoma" w:eastAsia="微软雅黑" w:hAnsi="Tahoma" w:hint="eastAsia"/>
+                <w:kern w:val="0"/>
+                <w:sz w:val="20"/>
+                <w:szCs w:val="20"/>
+              </w:rPr>
+              <w:t>1</w:t>
             </w:r>
             <w:r>
               <w:rPr>
@@ -1420,6 +2025,233 @@
                 <w:szCs w:val="20"/>
               </w:rPr>
               <w:t>。</w:t>
+            </w:r>
+          </w:p>
+        </w:tc>
+      </w:tr>
+      <w:tr>
+        <w:tc>
+          <w:tcPr>
+            <w:tcW w:w="2410" w:type="dxa"/>
+            <w:shd w:val="clear" w:color="auto" w:fill="auto"/>
+            <w:vAlign w:val="center"/>
+          </w:tcPr>
+          <w:p>
+            <w:pPr>
+              <w:widowControl/>
+              <w:adjustRightInd w:val="0"/>
+              <w:snapToGrid w:val="0"/>
+              <w:spacing w:line="276" w:lineRule="auto"/>
+              <w:jc w:val="left"/>
+              <w:rPr>
+                <w:rFonts w:ascii="Tahoma" w:eastAsia="微软雅黑" w:hAnsi="Tahoma"/>
+                <w:kern w:val="0"/>
+                <w:sz w:val="20"/>
+                <w:szCs w:val="20"/>
+              </w:rPr>
+            </w:pPr>
+            <w:r>
+              <w:rPr>
+                <w:rFonts w:ascii="Tahoma" w:eastAsia="微软雅黑" w:hAnsi="Tahoma" w:hint="eastAsia"/>
+                <w:kern w:val="0"/>
+                <w:sz w:val="20"/>
+                <w:szCs w:val="20"/>
+              </w:rPr>
+              <w:t>\</w:t>
+            </w:r>
+            <w:proofErr w:type="gramStart"/>
+            <w:r>
+              <w:rPr>
+                <w:rFonts w:ascii="Tahoma" w:eastAsia="微软雅黑" w:hAnsi="Tahoma" w:hint="eastAsia"/>
+                <w:kern w:val="0"/>
+                <w:sz w:val="20"/>
+                <w:szCs w:val="20"/>
+              </w:rPr>
+              <w:t>dDCOB[</w:t>
+            </w:r>
+            <w:proofErr w:type="gramEnd"/>
+            <w:r>
+              <w:rPr>
+                <w:rFonts w:ascii="Tahoma" w:eastAsia="微软雅黑" w:hAnsi="Tahoma" w:hint="eastAsia"/>
+                <w:kern w:val="0"/>
+                <w:sz w:val="20"/>
+                <w:szCs w:val="20"/>
+              </w:rPr>
+              <w:t>1:4]</w:t>
+            </w:r>
+          </w:p>
+        </w:tc>
+        <w:tc>
+          <w:tcPr>
+            <w:tcW w:w="5697" w:type="dxa"/>
+            <w:vAlign w:val="center"/>
+          </w:tcPr>
+          <w:p>
+            <w:pPr>
+              <w:widowControl/>
+              <w:adjustRightInd w:val="0"/>
+              <w:snapToGrid w:val="0"/>
+              <w:jc w:val="left"/>
+              <w:rPr>
+                <w:rFonts w:ascii="Tahoma" w:eastAsia="微软雅黑" w:hAnsi="Tahoma"/>
+                <w:kern w:val="0"/>
+                <w:sz w:val="20"/>
+                <w:szCs w:val="20"/>
+              </w:rPr>
+            </w:pPr>
+            <w:r>
+              <w:rPr>
+                <w:rFonts w:ascii="Tahoma" w:eastAsia="微软雅黑" w:hAnsi="Tahoma" w:hint="eastAsia"/>
+                <w:kern w:val="0"/>
+                <w:sz w:val="20"/>
+                <w:szCs w:val="20"/>
+              </w:rPr>
+              <w:t>之后的</w:t>
+            </w:r>
+            <w:r>
+              <w:rPr>
+                <w:rFonts w:ascii="Tahoma" w:eastAsia="微软雅黑" w:hAnsi="Tahoma" w:hint="eastAsia"/>
+                <w:kern w:val="0"/>
+                <w:sz w:val="20"/>
+                <w:szCs w:val="20"/>
+              </w:rPr>
+              <w:t>文本</w:t>
+            </w:r>
+            <w:r>
+              <w:rPr>
+                <w:rFonts w:ascii="Tahoma" w:eastAsia="微软雅黑" w:hAnsi="Tahoma" w:hint="eastAsia"/>
+                <w:kern w:val="0"/>
+                <w:sz w:val="20"/>
+                <w:szCs w:val="20"/>
+              </w:rPr>
+              <w:t>使用</w:t>
+            </w:r>
+            <w:proofErr w:type="gramStart"/>
+            <w:r>
+              <w:rPr>
+                <w:rFonts w:ascii="Tahoma" w:eastAsia="微软雅黑" w:hAnsi="Tahoma" w:hint="eastAsia"/>
+                <w:kern w:val="0"/>
+                <w:sz w:val="20"/>
+                <w:szCs w:val="20"/>
+              </w:rPr>
+              <w:t>描边颜色</w:t>
+            </w:r>
+            <w:proofErr w:type="gramEnd"/>
+            <w:r>
+              <w:rPr>
+                <w:rFonts w:ascii="Tahoma" w:eastAsia="微软雅黑" w:hAnsi="Tahoma" w:hint="eastAsia"/>
+                <w:kern w:val="0"/>
+                <w:sz w:val="20"/>
+                <w:szCs w:val="20"/>
+              </w:rPr>
+              <w:t>1</w:t>
+            </w:r>
+            <w:r>
+              <w:rPr>
+                <w:rFonts w:ascii="Tahoma" w:eastAsia="微软雅黑" w:hAnsi="Tahoma" w:hint="eastAsia"/>
+                <w:kern w:val="0"/>
+                <w:sz w:val="20"/>
+                <w:szCs w:val="20"/>
+              </w:rPr>
+              <w:t>，厚度</w:t>
+            </w:r>
+            <w:r>
+              <w:rPr>
+                <w:rFonts w:ascii="Tahoma" w:eastAsia="微软雅黑" w:hAnsi="Tahoma" w:hint="eastAsia"/>
+                <w:kern w:val="0"/>
+                <w:sz w:val="20"/>
+                <w:szCs w:val="20"/>
+              </w:rPr>
+              <w:t>4</w:t>
+            </w:r>
+            <w:r>
+              <w:rPr>
+                <w:rFonts w:ascii="Tahoma" w:eastAsia="微软雅黑" w:hAnsi="Tahoma" w:hint="eastAsia"/>
+                <w:kern w:val="0"/>
+                <w:sz w:val="20"/>
+                <w:szCs w:val="20"/>
+              </w:rPr>
+              <w:t>。</w:t>
+            </w:r>
+          </w:p>
+        </w:tc>
+      </w:tr>
+      <w:tr>
+        <w:tc>
+          <w:tcPr>
+            <w:tcW w:w="2410" w:type="dxa"/>
+            <w:shd w:val="clear" w:color="auto" w:fill="auto"/>
+            <w:vAlign w:val="center"/>
+          </w:tcPr>
+          <w:p>
+            <w:pPr>
+              <w:widowControl/>
+              <w:adjustRightInd w:val="0"/>
+              <w:snapToGrid w:val="0"/>
+              <w:spacing w:line="276" w:lineRule="auto"/>
+              <w:jc w:val="left"/>
+              <w:rPr>
+                <w:rFonts w:ascii="Tahoma" w:eastAsia="微软雅黑" w:hAnsi="Tahoma"/>
+                <w:kern w:val="0"/>
+                <w:sz w:val="20"/>
+                <w:szCs w:val="20"/>
+              </w:rPr>
+            </w:pPr>
+            <w:r>
+              <w:rPr>
+                <w:rFonts w:ascii="Tahoma" w:eastAsia="微软雅黑" w:hAnsi="Tahoma" w:hint="eastAsia"/>
+                <w:kern w:val="0"/>
+                <w:sz w:val="20"/>
+                <w:szCs w:val="20"/>
+              </w:rPr>
+              <w:t>\dDCOB[reset]</w:t>
+            </w:r>
+          </w:p>
+        </w:tc>
+        <w:tc>
+          <w:tcPr>
+            <w:tcW w:w="5697" w:type="dxa"/>
+            <w:vAlign w:val="center"/>
+          </w:tcPr>
+          <w:p>
+            <w:pPr>
+              <w:widowControl/>
+              <w:adjustRightInd w:val="0"/>
+              <w:snapToGrid w:val="0"/>
+              <w:jc w:val="left"/>
+              <w:rPr>
+                <w:rFonts w:ascii="Tahoma" w:eastAsia="微软雅黑" w:hAnsi="Tahoma"/>
+                <w:kern w:val="0"/>
+                <w:sz w:val="20"/>
+                <w:szCs w:val="20"/>
+              </w:rPr>
+            </w:pPr>
+            <w:r>
+              <w:rPr>
+                <w:rFonts w:ascii="Tahoma" w:eastAsia="微软雅黑" w:hAnsi="Tahoma" w:hint="eastAsia"/>
+                <w:kern w:val="0"/>
+                <w:sz w:val="20"/>
+                <w:szCs w:val="20"/>
+              </w:rPr>
+              <w:t>之后的</w:t>
+            </w:r>
+            <w:r>
+              <w:rPr>
+                <w:rFonts w:ascii="Tahoma" w:eastAsia="微软雅黑" w:hAnsi="Tahoma" w:hint="eastAsia"/>
+                <w:kern w:val="0"/>
+                <w:sz w:val="20"/>
+                <w:szCs w:val="20"/>
+              </w:rPr>
+              <w:t>文本</w:t>
+            </w:r>
+            <w:r>
+              <w:rPr>
+                <w:rFonts w:ascii="Tahoma" w:eastAsia="微软雅黑" w:hAnsi="Tahoma" w:hint="eastAsia"/>
+                <w:kern w:val="0"/>
+                <w:sz w:val="20"/>
+                <w:szCs w:val="20"/>
+              </w:rPr>
+              <w:t>只恢复默认描边。</w:t>
             </w:r>
           </w:p>
         </w:tc>
@@ -1429,6 +2261,8 @@
       <w:pPr>
         <w:widowControl/>
         <w:adjustRightInd w:val="0"/>
+        <w:snapToGrid w:val="0"/>
+        <w:spacing w:before="120"/>
         <w:jc w:val="left"/>
         <w:rPr>
           <w:rFonts w:ascii="Tahoma" w:eastAsia="微软雅黑" w:hAnsi="Tahoma"/>
@@ -1436,13 +2270,70 @@
           <w:sz w:val="22"/>
         </w:rPr>
       </w:pPr>
-      <w:r>
-        <w:rPr>
-          <w:rFonts w:ascii="Tahoma" w:eastAsia="微软雅黑" w:hAnsi="Tahoma" w:hint="eastAsia"/>
-          <w:kern w:val="0"/>
-          <w:sz w:val="22"/>
-        </w:rPr>
-        <w:t>发光</w:t>
+      <w:proofErr w:type="gramStart"/>
+      <w:r>
+        <w:rPr>
+          <w:rFonts w:ascii="Tahoma" w:eastAsia="微软雅黑" w:hAnsi="Tahoma" w:hint="eastAsia"/>
+          <w:kern w:val="0"/>
+          <w:sz w:val="22"/>
+        </w:rPr>
+        <w:t>描边的</w:t>
+      </w:r>
+      <w:proofErr w:type="gramEnd"/>
+      <w:r>
+        <w:rPr>
+          <w:rFonts w:ascii="Tahoma" w:eastAsia="微软雅黑" w:hAnsi="Tahoma" w:hint="eastAsia"/>
+          <w:kern w:val="0"/>
+          <w:sz w:val="22"/>
+        </w:rPr>
+        <w:t>颜色</w:t>
+      </w:r>
+      <w:r>
+        <w:rPr>
+          <w:rFonts w:ascii="Tahoma" w:eastAsia="微软雅黑" w:hAnsi="Tahoma" w:hint="eastAsia"/>
+          <w:kern w:val="0"/>
+          <w:sz w:val="22"/>
+        </w:rPr>
+        <w:t>需要在插件中配置，才能对应上。</w:t>
+      </w:r>
+    </w:p>
+    <w:p>
+      <w:pPr>
+        <w:widowControl/>
+        <w:adjustRightInd w:val="0"/>
+        <w:snapToGrid w:val="0"/>
+        <w:jc w:val="left"/>
+        <w:rPr>
+          <w:rFonts w:ascii="Tahoma" w:eastAsia="微软雅黑" w:hAnsi="Tahoma"/>
+          <w:kern w:val="0"/>
+          <w:sz w:val="22"/>
+        </w:rPr>
+      </w:pPr>
+      <w:r>
+        <w:rPr>
+          <w:rFonts w:ascii="Tahoma" w:eastAsia="微软雅黑" w:hAnsi="Tahoma" w:hint="eastAsia"/>
+          <w:kern w:val="0"/>
+          <w:sz w:val="22"/>
+        </w:rPr>
+        <w:t>（</w:t>
+      </w:r>
+      <w:proofErr w:type="gramStart"/>
+      <w:r>
+        <w:rPr>
+          <w:rFonts w:ascii="Tahoma" w:eastAsia="微软雅黑" w:hAnsi="Tahoma" w:hint="eastAsia"/>
+          <w:kern w:val="0"/>
+          <w:sz w:val="22"/>
+        </w:rPr>
+        <w:t>描边可以</w:t>
+      </w:r>
+      <w:proofErr w:type="gramEnd"/>
+      <w:r>
+        <w:rPr>
+          <w:rFonts w:ascii="Tahoma" w:eastAsia="微软雅黑" w:hAnsi="Tahoma" w:hint="eastAsia"/>
+          <w:kern w:val="0"/>
+          <w:sz w:val="22"/>
+        </w:rPr>
+        <w:t>设置颜色</w:t>
       </w:r>
       <w:r>
         <w:rPr>
@@ -1458,7 +2349,55 @@
           <w:kern w:val="0"/>
           <w:sz w:val="22"/>
         </w:rPr>
-        <w:t>颜色需要在插件中配置，才能对应上。</w:t>
+        <w:t>透明度</w:t>
+      </w:r>
+      <w:r>
+        <w:rPr>
+          <w:rFonts w:ascii="Tahoma" w:eastAsia="微软雅黑" w:hAnsi="Tahoma" w:hint="eastAsia"/>
+          <w:kern w:val="0"/>
+          <w:sz w:val="22"/>
+        </w:rPr>
+        <w:t>，大部分</w:t>
+      </w:r>
+      <w:r>
+        <w:rPr>
+          <w:rFonts w:ascii="Tahoma" w:eastAsia="微软雅黑" w:hAnsi="Tahoma" w:hint="eastAsia"/>
+          <w:kern w:val="0"/>
+          <w:sz w:val="22"/>
+        </w:rPr>
+        <w:t>使用场景</w:t>
+      </w:r>
+      <w:r>
+        <w:rPr>
+          <w:rFonts w:ascii="Tahoma" w:eastAsia="微软雅黑" w:hAnsi="Tahoma" w:hint="eastAsia"/>
+          <w:kern w:val="0"/>
+          <w:sz w:val="22"/>
+        </w:rPr>
+        <w:t>都</w:t>
+      </w:r>
+      <w:r>
+        <w:rPr>
+          <w:rFonts w:ascii="Tahoma" w:eastAsia="微软雅黑" w:hAnsi="Tahoma" w:hint="eastAsia"/>
+          <w:kern w:val="0"/>
+          <w:sz w:val="22"/>
+        </w:rPr>
+        <w:t>最好为</w:t>
+      </w:r>
+      <w:r>
+        <w:rPr>
+          <w:rFonts w:ascii="Tahoma" w:eastAsia="微软雅黑" w:hAnsi="Tahoma" w:hint="eastAsia"/>
+          <w:kern w:val="0"/>
+          <w:sz w:val="22"/>
+        </w:rPr>
+        <w:t>半透明</w:t>
+      </w:r>
+      <w:r>
+        <w:rPr>
+          <w:rFonts w:ascii="Tahoma" w:eastAsia="微软雅黑" w:hAnsi="Tahoma" w:hint="eastAsia"/>
+          <w:kern w:val="0"/>
+          <w:sz w:val="22"/>
+        </w:rPr>
+        <w:t>）</w:t>
       </w:r>
     </w:p>
     <w:p>
@@ -1468,23 +2407,25 @@
         <w:snapToGrid w:val="0"/>
         <w:jc w:val="center"/>
         <w:rPr>
-          <w:rFonts w:ascii="Tahoma" w:eastAsia="微软雅黑" w:hAnsi="Tahoma"/>
-          <w:kern w:val="0"/>
-          <w:sz w:val="22"/>
-        </w:rPr>
-      </w:pPr>
-      <w:r>
-        <w:rPr>
-          <w:rFonts w:ascii="Tahoma" w:eastAsia="微软雅黑" w:hAnsi="Tahoma"/>
+          <w:rFonts w:ascii="宋体" w:eastAsia="宋体" w:hAnsi="宋体" w:cs="宋体" w:hint="eastAsia"/>
+          <w:kern w:val="0"/>
+          <w:sz w:val="24"/>
+          <w:szCs w:val="24"/>
+        </w:rPr>
+      </w:pPr>
+      <w:r>
+        <w:rPr>
+          <w:rFonts w:ascii="宋体" w:eastAsia="宋体" w:hAnsi="宋体" w:cs="宋体"/>
           <w:noProof/>
           <w:kern w:val="0"/>
-          <w:sz w:val="22"/>
+          <w:sz w:val="24"/>
+          <w:szCs w:val="24"/>
         </w:rPr>
         <w:drawing>
-          <wp:inline distT="0" distB="0" distL="0" distR="0" wp14:anchorId="1DBCF991" wp14:editId="75BEFD00">
-            <wp:extent cx="3566160" cy="1740481"/>
-            <wp:effectExtent l="0" t="0" r="0" b="0"/>
-            <wp:docPr id="4" name="图片 4"/>
+          <wp:inline distT="0" distB="0" distL="0" distR="0" wp14:anchorId="76995696" wp14:editId="448E424D">
+            <wp:extent cx="2910840" cy="1881754"/>
+            <wp:effectExtent l="0" t="0" r="3810" b="4445"/>
+            <wp:docPr id="958870451" name="图片 2"/>
             <wp:cNvGraphicFramePr>
               <a:graphicFrameLocks xmlns:a="http://schemas.openxmlformats.org/drawingml/2006/main" noChangeAspect="1"/>
             </wp:cNvGraphicFramePr>
@@ -1492,113 +2433,7 @@
               <a:graphicData uri="http://schemas.openxmlformats.org/drawingml/2006/picture">
                 <pic:pic xmlns:pic="http://schemas.openxmlformats.org/drawingml/2006/picture">
                   <pic:nvPicPr>
-                    <pic:cNvPr id="0" name="Picture 7"/>
-                    <pic:cNvPicPr>
-                      <a:picLocks noChangeAspect="1" noChangeArrowheads="1"/>
-                    </pic:cNvPicPr>
-                  </pic:nvPicPr>
-                  <pic:blipFill>
-                    <a:blip r:embed="rId7">
-                      <a:extLst>
-                        <a:ext uri="{28A0092B-C50C-407E-A947-70E740481C1C}">
-                          <a14:useLocalDpi xmlns:a14="http://schemas.microsoft.com/office/drawing/2010/main" val="0"/>
-                        </a:ext>
-                      </a:extLst>
-                    </a:blip>
-                    <a:srcRect/>
-                    <a:stretch>
-                      <a:fillRect/>
-                    </a:stretch>
-                  </pic:blipFill>
-                  <pic:spPr bwMode="auto">
-                    <a:xfrm>
-                      <a:off x="0" y="0"/>
-                      <a:ext cx="3573434" cy="1744031"/>
-                    </a:xfrm>
-                    <a:prstGeom prst="rect">
-                      <a:avLst/>
-                    </a:prstGeom>
-                    <a:noFill/>
-                    <a:ln>
-                      <a:noFill/>
-                    </a:ln>
-                  </pic:spPr>
-                </pic:pic>
-              </a:graphicData>
-            </a:graphic>
-          </wp:inline>
-        </w:drawing>
-      </w:r>
-    </w:p>
-    <w:p>
-      <w:pPr>
-        <w:widowControl/>
-        <w:adjustRightInd w:val="0"/>
-        <w:snapToGrid w:val="0"/>
-        <w:jc w:val="left"/>
-        <w:rPr>
-          <w:rFonts w:ascii="Tahoma" w:eastAsia="微软雅黑" w:hAnsi="Tahoma"/>
-          <w:kern w:val="0"/>
-          <w:sz w:val="22"/>
-        </w:rPr>
-      </w:pPr>
-      <w:r>
-        <w:rPr>
-          <w:rFonts w:ascii="Tahoma" w:eastAsia="微软雅黑" w:hAnsi="Tahoma" w:hint="eastAsia"/>
-          <w:kern w:val="0"/>
-          <w:sz w:val="22"/>
-        </w:rPr>
-        <w:t>如下图，前后包裹的文本，能够具有外发光</w:t>
-      </w:r>
-      <w:r>
-        <w:rPr>
-          <w:rFonts w:ascii="Tahoma" w:eastAsia="微软雅黑" w:hAnsi="Tahoma" w:hint="eastAsia"/>
-          <w:kern w:val="0"/>
-          <w:sz w:val="22"/>
-        </w:rPr>
-        <w:t>效果</w:t>
-      </w:r>
-      <w:r>
-        <w:rPr>
-          <w:rFonts w:ascii="Tahoma" w:eastAsia="微软雅黑" w:hAnsi="Tahoma" w:hint="eastAsia"/>
-          <w:kern w:val="0"/>
-          <w:sz w:val="22"/>
-        </w:rPr>
-        <w:t>。</w:t>
-      </w:r>
-    </w:p>
-    <w:p>
-      <w:pPr>
-        <w:widowControl/>
-        <w:adjustRightInd w:val="0"/>
-        <w:snapToGrid w:val="0"/>
-        <w:jc w:val="center"/>
-        <w:rPr>
-          <w:rFonts w:ascii="Tahoma" w:eastAsia="微软雅黑" w:hAnsi="Tahoma"/>
-          <w:kern w:val="0"/>
-          <w:sz w:val="22"/>
-        </w:rPr>
-      </w:pPr>
-      <w:r>
-        <w:rPr>
-          <w:rFonts w:ascii="Tahoma" w:eastAsia="微软雅黑" w:hAnsi="Tahoma"/>
-          <w:noProof/>
-          <w:kern w:val="0"/>
-          <w:sz w:val="22"/>
-        </w:rPr>
-        <w:drawing>
-          <wp:inline distT="0" distB="0" distL="0" distR="0" wp14:anchorId="42988B8D" wp14:editId="1645976E">
-            <wp:extent cx="3329940" cy="365760"/>
-            <wp:effectExtent l="0" t="0" r="3810" b="0"/>
-            <wp:docPr id="3" name="图片 3"/>
-            <wp:cNvGraphicFramePr>
-              <a:graphicFrameLocks xmlns:a="http://schemas.openxmlformats.org/drawingml/2006/main" noChangeAspect="1"/>
-            </wp:cNvGraphicFramePr>
-            <a:graphic xmlns:a="http://schemas.openxmlformats.org/drawingml/2006/main">
-              <a:graphicData uri="http://schemas.openxmlformats.org/drawingml/2006/picture">
-                <pic:pic xmlns:pic="http://schemas.openxmlformats.org/drawingml/2006/picture">
-                  <pic:nvPicPr>
-                    <pic:cNvPr id="0" name="Picture 5"/>
+                    <pic:cNvPr id="0" name="Picture 3"/>
                     <pic:cNvPicPr>
                       <a:picLocks noChangeAspect="1" noChangeArrowheads="1"/>
                     </pic:cNvPicPr>
@@ -1619,7 +2454,7 @@
                   <pic:spPr bwMode="auto">
                     <a:xfrm>
                       <a:off x="0" y="0"/>
-                      <a:ext cx="3329940" cy="365760"/>
+                      <a:ext cx="2951941" cy="1908325"/>
                     </a:xfrm>
                     <a:prstGeom prst="rect">
                       <a:avLst/>
@@ -1641,7 +2476,44 @@
         <w:widowControl/>
         <w:adjustRightInd w:val="0"/>
         <w:snapToGrid w:val="0"/>
-        <w:spacing w:after="200"/>
+        <w:jc w:val="left"/>
+        <w:rPr>
+          <w:rFonts w:ascii="Tahoma" w:eastAsia="微软雅黑" w:hAnsi="Tahoma"/>
+          <w:kern w:val="0"/>
+          <w:sz w:val="22"/>
+        </w:rPr>
+      </w:pPr>
+      <w:r>
+        <w:rPr>
+          <w:rFonts w:ascii="Tahoma" w:eastAsia="微软雅黑" w:hAnsi="Tahoma" w:hint="eastAsia"/>
+          <w:kern w:val="0"/>
+          <w:sz w:val="22"/>
+        </w:rPr>
+        <w:t>如下图，前后包裹的文本，能够具有</w:t>
+      </w:r>
+      <w:proofErr w:type="gramStart"/>
+      <w:r>
+        <w:rPr>
+          <w:rFonts w:ascii="Tahoma" w:eastAsia="微软雅黑" w:hAnsi="Tahoma" w:hint="eastAsia"/>
+          <w:kern w:val="0"/>
+          <w:sz w:val="22"/>
+        </w:rPr>
+        <w:t>描边效果</w:t>
+      </w:r>
+      <w:proofErr w:type="gramEnd"/>
+      <w:r>
+        <w:rPr>
+          <w:rFonts w:ascii="Tahoma" w:eastAsia="微软雅黑" w:hAnsi="Tahoma" w:hint="eastAsia"/>
+          <w:kern w:val="0"/>
+          <w:sz w:val="22"/>
+        </w:rPr>
+        <w:t>。</w:t>
+      </w:r>
+    </w:p>
+    <w:p>
+      <w:pPr>
+        <w:widowControl/>
+        <w:snapToGrid w:val="0"/>
         <w:jc w:val="center"/>
         <w:rPr>
           <w:rFonts w:ascii="Tahoma" w:eastAsia="微软雅黑" w:hAnsi="Tahoma"/>
@@ -1657,10 +2529,10 @@
           <w:sz w:val="22"/>
         </w:rPr>
         <w:drawing>
-          <wp:inline distT="0" distB="0" distL="0" distR="0" wp14:anchorId="2D4BD4A5" wp14:editId="63714489">
-            <wp:extent cx="1493520" cy="784860"/>
+          <wp:inline distT="0" distB="0" distL="0" distR="0" wp14:anchorId="346BC00E" wp14:editId="544B7DB0">
+            <wp:extent cx="3985260" cy="896755"/>
             <wp:effectExtent l="0" t="0" r="0" b="0"/>
-            <wp:docPr id="5" name="图片 5"/>
+            <wp:docPr id="2" name="图片 2"/>
             <wp:cNvGraphicFramePr>
               <a:graphicFrameLocks xmlns:a="http://schemas.openxmlformats.org/drawingml/2006/main" noChangeAspect="1"/>
             </wp:cNvGraphicFramePr>
@@ -1668,7 +2540,7 @@
               <a:graphicData uri="http://schemas.openxmlformats.org/drawingml/2006/picture">
                 <pic:pic xmlns:pic="http://schemas.openxmlformats.org/drawingml/2006/picture">
                   <pic:nvPicPr>
-                    <pic:cNvPr id="0" name="Picture 9"/>
+                    <pic:cNvPr id="0" name="Picture 1"/>
                     <pic:cNvPicPr>
                       <a:picLocks noChangeAspect="1" noChangeArrowheads="1"/>
                     </pic:cNvPicPr>
@@ -1689,7 +2561,7 @@
                   <pic:spPr bwMode="auto">
                     <a:xfrm>
                       <a:off x="0" y="0"/>
-                      <a:ext cx="1493520" cy="784860"/>
+                      <a:ext cx="4016382" cy="903758"/>
                     </a:xfrm>
                     <a:prstGeom prst="rect">
                       <a:avLst/>
@@ -1704,6 +2576,114 @@
             </a:graphic>
           </wp:inline>
         </w:drawing>
+      </w:r>
+    </w:p>
+    <w:p>
+      <w:pPr>
+        <w:widowControl/>
+        <w:adjustRightInd w:val="0"/>
+        <w:snapToGrid w:val="0"/>
+        <w:jc w:val="center"/>
+        <w:rPr>
+          <w:rFonts w:ascii="Tahoma" w:eastAsia="微软雅黑" w:hAnsi="Tahoma"/>
+          <w:kern w:val="0"/>
+          <w:sz w:val="22"/>
+        </w:rPr>
+      </w:pPr>
+      <w:r>
+        <w:rPr>
+          <w:rFonts w:ascii="Tahoma" w:eastAsia="微软雅黑" w:hAnsi="Tahoma"/>
+          <w:noProof/>
+          <w:kern w:val="0"/>
+          <w:sz w:val="22"/>
+        </w:rPr>
+        <w:drawing>
+          <wp:inline distT="0" distB="0" distL="0" distR="0" wp14:anchorId="1B854F8D" wp14:editId="50F6C7FC">
+            <wp:extent cx="3970020" cy="813505"/>
+            <wp:effectExtent l="0" t="0" r="0" b="5715"/>
+            <wp:docPr id="8" name="图片 8"/>
+            <wp:cNvGraphicFramePr>
+              <a:graphicFrameLocks xmlns:a="http://schemas.openxmlformats.org/drawingml/2006/main" noChangeAspect="1"/>
+            </wp:cNvGraphicFramePr>
+            <a:graphic xmlns:a="http://schemas.openxmlformats.org/drawingml/2006/main">
+              <a:graphicData uri="http://schemas.openxmlformats.org/drawingml/2006/picture">
+                <pic:pic xmlns:pic="http://schemas.openxmlformats.org/drawingml/2006/picture">
+                  <pic:nvPicPr>
+                    <pic:cNvPr id="0" name="Picture 3"/>
+                    <pic:cNvPicPr>
+                      <a:picLocks noChangeAspect="1" noChangeArrowheads="1"/>
+                    </pic:cNvPicPr>
+                  </pic:nvPicPr>
+                  <pic:blipFill>
+                    <a:blip r:embed="rId10" cstate="print">
+                      <a:extLst>
+                        <a:ext uri="{28A0092B-C50C-407E-A947-70E740481C1C}">
+                          <a14:useLocalDpi xmlns:a14="http://schemas.microsoft.com/office/drawing/2010/main" val="0"/>
+                        </a:ext>
+                      </a:extLst>
+                    </a:blip>
+                    <a:srcRect/>
+                    <a:stretch>
+                      <a:fillRect/>
+                    </a:stretch>
+                  </pic:blipFill>
+                  <pic:spPr bwMode="auto">
+                    <a:xfrm>
+                      <a:off x="0" y="0"/>
+                      <a:ext cx="3993159" cy="818246"/>
+                    </a:xfrm>
+                    <a:prstGeom prst="rect">
+                      <a:avLst/>
+                    </a:prstGeom>
+                    <a:noFill/>
+                    <a:ln>
+                      <a:noFill/>
+                    </a:ln>
+                  </pic:spPr>
+                </pic:pic>
+              </a:graphicData>
+            </a:graphic>
+          </wp:inline>
+        </w:drawing>
+      </w:r>
+    </w:p>
+    <w:p>
+      <w:pPr>
+        <w:widowControl/>
+        <w:snapToGrid w:val="0"/>
+        <w:rPr>
+          <w:rFonts w:ascii="Tahoma" w:eastAsia="微软雅黑" w:hAnsi="Tahoma"/>
+          <w:kern w:val="0"/>
+          <w:sz w:val="22"/>
+        </w:rPr>
+      </w:pPr>
+    </w:p>
+    <w:p>
+      <w:pPr>
+        <w:pStyle w:val="4"/>
+        <w:spacing w:before="0" w:after="120" w:line="240" w:lineRule="auto"/>
+        <w:rPr>
+          <w:rFonts w:ascii="微软雅黑" w:eastAsia="微软雅黑" w:hAnsi="微软雅黑" w:hint="eastAsia"/>
+          <w:sz w:val="22"/>
+          <w:szCs w:val="22"/>
+        </w:rPr>
+      </w:pPr>
+      <w:r>
+        <w:rPr>
+          <w:rFonts w:ascii="微软雅黑" w:eastAsia="微软雅黑" w:hAnsi="微软雅黑"/>
+          <w:sz w:val="22"/>
+          <w:szCs w:val="22"/>
+        </w:rPr>
+        <w:lastRenderedPageBreak/>
+        <w:t>2</w:t>
+      </w:r>
+      <w:r>
+        <w:rPr>
+          <w:rFonts w:ascii="微软雅黑" w:eastAsia="微软雅黑" w:hAnsi="微软雅黑" w:hint="eastAsia"/>
+          <w:sz w:val="22"/>
+          <w:szCs w:val="22"/>
+        </w:rPr>
+        <w:t>）全局默认值</w:t>
       </w:r>
     </w:p>
     <w:tbl>
@@ -1742,52 +2722,131 @@
                 <w:sz w:val="20"/>
                 <w:szCs w:val="20"/>
               </w:rPr>
-              <w:t>注意“</w:t>
-            </w:r>
-            <w:r>
-              <w:rPr>
-                <w:rFonts w:ascii="Tahoma" w:eastAsia="微软雅黑" w:hAnsi="Tahoma" w:hint="eastAsia"/>
-                <w:kern w:val="0"/>
-                <w:sz w:val="20"/>
-                <w:szCs w:val="20"/>
-              </w:rPr>
-              <w:t>\</w:t>
-            </w:r>
-            <w:r>
+              <w:t>游戏默认</w:t>
+            </w:r>
+            <w:proofErr w:type="gramStart"/>
+            <w:r>
+              <w:rPr>
+                <w:rFonts w:ascii="Tahoma" w:eastAsia="微软雅黑" w:hAnsi="Tahoma" w:hint="eastAsia"/>
+                <w:kern w:val="0"/>
+                <w:sz w:val="20"/>
+                <w:szCs w:val="20"/>
+              </w:rPr>
+              <w:t>的描边是</w:t>
+            </w:r>
+            <w:proofErr w:type="gramEnd"/>
+            <w:r>
+              <w:rPr>
+                <w:rFonts w:ascii="Tahoma" w:eastAsia="微软雅黑" w:hAnsi="Tahoma" w:hint="eastAsia"/>
+                <w:kern w:val="0"/>
+                <w:sz w:val="20"/>
+                <w:szCs w:val="20"/>
+              </w:rPr>
+              <w:t>开启状态，并且是</w:t>
+            </w:r>
+            <w:r>
+              <w:rPr>
+                <w:rFonts w:ascii="Tahoma" w:eastAsia="微软雅黑" w:hAnsi="Tahoma" w:hint="eastAsia"/>
+                <w:kern w:val="0"/>
+                <w:sz w:val="20"/>
+                <w:szCs w:val="20"/>
+              </w:rPr>
+              <w:t>一层厚度为</w:t>
+            </w:r>
+            <w:r>
+              <w:rPr>
+                <w:rFonts w:ascii="Tahoma" w:eastAsia="微软雅黑" w:hAnsi="Tahoma" w:hint="eastAsia"/>
+                <w:kern w:val="0"/>
+                <w:sz w:val="20"/>
+                <w:szCs w:val="20"/>
+              </w:rPr>
+              <w:t>4</w:t>
+            </w:r>
+            <w:r>
+              <w:rPr>
+                <w:rFonts w:ascii="Tahoma" w:eastAsia="微软雅黑" w:hAnsi="Tahoma" w:hint="eastAsia"/>
+                <w:kern w:val="0"/>
+                <w:sz w:val="20"/>
+                <w:szCs w:val="20"/>
+              </w:rPr>
+              <w:t>的黑色半透明描边</w:t>
+            </w:r>
+            <w:r>
+              <w:rPr>
+                <w:rFonts w:ascii="Tahoma" w:eastAsia="微软雅黑" w:hAnsi="Tahoma" w:hint="eastAsia"/>
+                <w:kern w:val="0"/>
+                <w:sz w:val="20"/>
+                <w:szCs w:val="20"/>
+              </w:rPr>
+              <w:t>。</w:t>
+            </w:r>
+          </w:p>
+          <w:p>
+            <w:pPr>
+              <w:widowControl/>
+              <w:adjustRightInd w:val="0"/>
+              <w:snapToGrid w:val="0"/>
+              <w:jc w:val="center"/>
               <w:rPr>
                 <w:rFonts w:ascii="Tahoma" w:eastAsia="微软雅黑" w:hAnsi="Tahoma"/>
                 <w:kern w:val="0"/>
                 <w:sz w:val="20"/>
                 <w:szCs w:val="20"/>
               </w:rPr>
-              <w:t>dDCOGr</w:t>
-            </w:r>
-            <w:r>
-              <w:rPr>
-                <w:rFonts w:ascii="Tahoma" w:eastAsia="微软雅黑" w:hAnsi="Tahoma" w:hint="eastAsia"/>
-                <w:kern w:val="0"/>
-                <w:sz w:val="20"/>
-                <w:szCs w:val="20"/>
-              </w:rPr>
-              <w:t>”与“</w:t>
-            </w:r>
-            <w:r>
-              <w:rPr>
-                <w:rFonts w:ascii="Tahoma" w:eastAsia="微软雅黑" w:hAnsi="Tahoma"/>
-                <w:kern w:val="0"/>
-                <w:sz w:val="20"/>
-                <w:szCs w:val="20"/>
-              </w:rPr>
-              <w:t>\dDCOGoff</w:t>
-            </w:r>
-            <w:r>
-              <w:rPr>
-                <w:rFonts w:ascii="Tahoma" w:eastAsia="微软雅黑" w:hAnsi="Tahoma" w:hint="eastAsia"/>
-                <w:kern w:val="0"/>
-                <w:sz w:val="20"/>
-                <w:szCs w:val="20"/>
-              </w:rPr>
-              <w:t>”的区别，由于插件默认参数设置为所有文本都不发光，所以两者的效果是一样的。</w:t>
+            </w:pPr>
+            <w:r>
+              <w:rPr>
+                <w:rFonts w:hint="eastAsia"/>
+                <w:noProof/>
+              </w:rPr>
+              <w:drawing>
+                <wp:inline distT="0" distB="0" distL="0" distR="0" wp14:anchorId="71F84526" wp14:editId="42865A31">
+                  <wp:extent cx="3453502" cy="1386840"/>
+                  <wp:effectExtent l="0" t="0" r="0" b="3810"/>
+                  <wp:docPr id="242127812" name="图片 1"/>
+                  <wp:cNvGraphicFramePr>
+                    <a:graphicFrameLocks xmlns:a="http://schemas.openxmlformats.org/drawingml/2006/main" noChangeAspect="1"/>
+                  </wp:cNvGraphicFramePr>
+                  <a:graphic xmlns:a="http://schemas.openxmlformats.org/drawingml/2006/main">
+                    <a:graphicData uri="http://schemas.openxmlformats.org/drawingml/2006/picture">
+                      <pic:pic xmlns:pic="http://schemas.openxmlformats.org/drawingml/2006/picture">
+                        <pic:nvPicPr>
+                          <pic:cNvPr id="0" name="Picture 1"/>
+                          <pic:cNvPicPr>
+                            <a:picLocks noChangeAspect="1" noChangeArrowheads="1"/>
+                          </pic:cNvPicPr>
+                        </pic:nvPicPr>
+                        <pic:blipFill>
+                          <a:blip r:embed="rId11">
+                            <a:extLst>
+                              <a:ext uri="{28A0092B-C50C-407E-A947-70E740481C1C}">
+                                <a14:useLocalDpi xmlns:a14="http://schemas.microsoft.com/office/drawing/2010/main" val="0"/>
+                              </a:ext>
+                            </a:extLst>
+                          </a:blip>
+                          <a:srcRect/>
+                          <a:stretch>
+                            <a:fillRect/>
+                          </a:stretch>
+                        </pic:blipFill>
+                        <pic:spPr bwMode="auto">
+                          <a:xfrm>
+                            <a:off x="0" y="0"/>
+                            <a:ext cx="3472789" cy="1394585"/>
+                          </a:xfrm>
+                          <a:prstGeom prst="rect">
+                            <a:avLst/>
+                          </a:prstGeom>
+                          <a:noFill/>
+                          <a:ln>
+                            <a:noFill/>
+                          </a:ln>
+                        </pic:spPr>
+                      </pic:pic>
+                    </a:graphicData>
+                  </a:graphic>
+                </wp:inline>
+              </w:drawing>
             </w:r>
           </w:p>
           <w:p>
@@ -1810,52 +2869,59 @@
                 <w:sz w:val="20"/>
                 <w:szCs w:val="20"/>
               </w:rPr>
-              <w:t>但如果你的游戏一开始就开启了发白光，那么“</w:t>
-            </w:r>
-            <w:r>
-              <w:rPr>
-                <w:rFonts w:ascii="Tahoma" w:eastAsia="微软雅黑" w:hAnsi="Tahoma" w:hint="eastAsia"/>
-                <w:kern w:val="0"/>
-                <w:sz w:val="20"/>
-                <w:szCs w:val="20"/>
-              </w:rPr>
-              <w:t>\</w:t>
-            </w:r>
-            <w:r>
+              <w:t>这样做是为了突出文本，通常玩家不容易察觉到，</w:t>
+            </w:r>
+          </w:p>
+          <w:p>
+            <w:pPr>
+              <w:widowControl/>
+              <w:adjustRightInd w:val="0"/>
+              <w:snapToGrid w:val="0"/>
+              <w:jc w:val="left"/>
               <w:rPr>
                 <w:rFonts w:ascii="Tahoma" w:eastAsia="微软雅黑" w:hAnsi="Tahoma"/>
                 <w:kern w:val="0"/>
                 <w:sz w:val="20"/>
                 <w:szCs w:val="20"/>
               </w:rPr>
-              <w:t>dDCOGr</w:t>
-            </w:r>
-            <w:r>
-              <w:rPr>
-                <w:rFonts w:ascii="Tahoma" w:eastAsia="微软雅黑" w:hAnsi="Tahoma" w:hint="eastAsia"/>
-                <w:kern w:val="0"/>
-                <w:sz w:val="20"/>
-                <w:szCs w:val="20"/>
-              </w:rPr>
-              <w:t>”是恢复一开始的白光，而“</w:t>
-            </w:r>
-            <w:r>
-              <w:rPr>
-                <w:rFonts w:ascii="Tahoma" w:eastAsia="微软雅黑" w:hAnsi="Tahoma"/>
-                <w:kern w:val="0"/>
-                <w:sz w:val="20"/>
-                <w:szCs w:val="20"/>
-              </w:rPr>
-              <w:t>\dDCOGoff</w:t>
-            </w:r>
-            <w:r>
-              <w:rPr>
-                <w:rFonts w:ascii="Tahoma" w:eastAsia="微软雅黑" w:hAnsi="Tahoma" w:hint="eastAsia"/>
-                <w:kern w:val="0"/>
-                <w:sz w:val="20"/>
-                <w:szCs w:val="20"/>
-              </w:rPr>
-              <w:t>”是关闭发光。</w:t>
+            </w:pPr>
+            <w:r>
+              <w:rPr>
+                <w:rFonts w:ascii="Tahoma" w:eastAsia="微软雅黑" w:hAnsi="Tahoma" w:hint="eastAsia"/>
+                <w:kern w:val="0"/>
+                <w:sz w:val="20"/>
+                <w:szCs w:val="20"/>
+              </w:rPr>
+              <w:t>但如果关闭描边，</w:t>
+            </w:r>
+            <w:proofErr w:type="gramStart"/>
+            <w:r>
+              <w:rPr>
+                <w:rFonts w:ascii="Tahoma" w:eastAsia="微软雅黑" w:hAnsi="Tahoma" w:hint="eastAsia"/>
+                <w:kern w:val="0"/>
+                <w:sz w:val="20"/>
+                <w:szCs w:val="20"/>
+              </w:rPr>
+              <w:t>描边与不描边的</w:t>
+            </w:r>
+            <w:proofErr w:type="gramEnd"/>
+            <w:r>
+              <w:rPr>
+                <w:rFonts w:ascii="Tahoma" w:eastAsia="微软雅黑" w:hAnsi="Tahoma" w:hint="eastAsia"/>
+                <w:kern w:val="0"/>
+                <w:sz w:val="20"/>
+                <w:szCs w:val="20"/>
+              </w:rPr>
+              <w:t>区别就明显了</w:t>
+            </w:r>
+            <w:r>
+              <w:rPr>
+                <w:rFonts w:ascii="Tahoma" w:eastAsia="微软雅黑" w:hAnsi="Tahoma" w:hint="eastAsia"/>
+                <w:kern w:val="0"/>
+                <w:sz w:val="20"/>
+                <w:szCs w:val="20"/>
+              </w:rPr>
+              <w:t>。</w:t>
             </w:r>
           </w:p>
         </w:tc>
@@ -1866,17 +2932,7 @@
         <w:widowControl/>
         <w:adjustRightInd w:val="0"/>
         <w:snapToGrid w:val="0"/>
-        <w:spacing w:after="200"/>
-        <w:rPr>
-          <w:rFonts w:ascii="Tahoma" w:eastAsia="微软雅黑" w:hAnsi="Tahoma"/>
-          <w:kern w:val="0"/>
-          <w:sz w:val="22"/>
-        </w:rPr>
-      </w:pPr>
-    </w:p>
-    <w:p>
-      <w:pPr>
-        <w:widowControl/>
+        <w:spacing w:before="200"/>
         <w:jc w:val="left"/>
         <w:rPr>
           <w:rFonts w:ascii="Tahoma" w:eastAsia="微软雅黑" w:hAnsi="Tahoma"/>
@@ -1886,39 +2942,61 @@
       </w:pPr>
       <w:r>
         <w:rPr>
-          <w:rFonts w:ascii="Tahoma" w:eastAsia="微软雅黑" w:hAnsi="Tahoma"/>
-          <w:kern w:val="0"/>
-          <w:sz w:val="22"/>
-        </w:rPr>
-        <w:br w:type="page"/>
-      </w:r>
-    </w:p>
-    <w:p>
-      <w:pPr>
-        <w:pStyle w:val="4"/>
-        <w:spacing w:before="0" w:after="120" w:line="240" w:lineRule="auto"/>
-        <w:rPr>
-          <w:rFonts w:ascii="微软雅黑" w:eastAsia="微软雅黑" w:hAnsi="微软雅黑"/>
-          <w:sz w:val="22"/>
-          <w:szCs w:val="22"/>
-        </w:rPr>
-      </w:pPr>
-      <w:r>
-        <w:rPr>
-          <w:rFonts w:ascii="微软雅黑" w:eastAsia="微软雅黑" w:hAnsi="微软雅黑"/>
-          <w:sz w:val="22"/>
-          <w:szCs w:val="22"/>
-        </w:rPr>
-        <w:lastRenderedPageBreak/>
-        <w:t>2</w:t>
-      </w:r>
-      <w:r>
-        <w:rPr>
-          <w:rFonts w:ascii="微软雅黑" w:eastAsia="微软雅黑" w:hAnsi="微软雅黑" w:hint="eastAsia"/>
-          <w:sz w:val="22"/>
-          <w:szCs w:val="22"/>
-        </w:rPr>
-        <w:t>）文本开关</w:t>
+          <w:rFonts w:ascii="Tahoma" w:eastAsia="微软雅黑" w:hAnsi="Tahoma" w:hint="eastAsia"/>
+          <w:kern w:val="0"/>
+          <w:sz w:val="22"/>
+        </w:rPr>
+        <w:t>插件提供了</w:t>
+      </w:r>
+      <w:r>
+        <w:rPr>
+          <w:rFonts w:ascii="Tahoma" w:eastAsia="微软雅黑" w:hAnsi="Tahoma" w:hint="eastAsia"/>
+          <w:kern w:val="0"/>
+          <w:sz w:val="22"/>
+        </w:rPr>
+        <w:t xml:space="preserve"> </w:t>
+      </w:r>
+      <w:r>
+        <w:rPr>
+          <w:rFonts w:ascii="Tahoma" w:eastAsia="微软雅黑" w:hAnsi="Tahoma" w:hint="eastAsia"/>
+          <w:kern w:val="0"/>
+          <w:sz w:val="22"/>
+        </w:rPr>
+        <w:t>所有文本和对话框</w:t>
+      </w:r>
+      <w:r>
+        <w:rPr>
+          <w:rFonts w:ascii="Tahoma" w:eastAsia="微软雅黑" w:hAnsi="Tahoma" w:hint="eastAsia"/>
+          <w:kern w:val="0"/>
+          <w:sz w:val="22"/>
+        </w:rPr>
+        <w:t xml:space="preserve"> </w:t>
+      </w:r>
+      <w:r>
+        <w:rPr>
+          <w:rFonts w:ascii="Tahoma" w:eastAsia="微软雅黑" w:hAnsi="Tahoma" w:hint="eastAsia"/>
+          <w:kern w:val="0"/>
+          <w:sz w:val="22"/>
+        </w:rPr>
+        <w:t>的自定义</w:t>
+      </w:r>
+      <w:proofErr w:type="gramStart"/>
+      <w:r>
+        <w:rPr>
+          <w:rFonts w:ascii="Tahoma" w:eastAsia="微软雅黑" w:hAnsi="Tahoma" w:hint="eastAsia"/>
+          <w:kern w:val="0"/>
+          <w:sz w:val="22"/>
+        </w:rPr>
+        <w:t>描边开关</w:t>
+      </w:r>
+      <w:proofErr w:type="gramEnd"/>
+      <w:r>
+        <w:rPr>
+          <w:rFonts w:ascii="Tahoma" w:eastAsia="微软雅黑" w:hAnsi="Tahoma" w:hint="eastAsia"/>
+          <w:kern w:val="0"/>
+          <w:sz w:val="22"/>
+        </w:rPr>
+        <w:t>，</w:t>
       </w:r>
     </w:p>
     <w:p>
@@ -1939,39 +3017,25 @@
           <w:kern w:val="0"/>
           <w:sz w:val="22"/>
         </w:rPr>
-        <w:t>插件提供了</w:t>
-      </w:r>
-      <w:r>
-        <w:rPr>
-          <w:rFonts w:ascii="Tahoma" w:eastAsia="微软雅黑" w:hAnsi="Tahoma" w:hint="eastAsia"/>
-          <w:kern w:val="0"/>
-          <w:sz w:val="22"/>
-        </w:rPr>
-        <w:t xml:space="preserve"> </w:t>
-      </w:r>
-      <w:r>
-        <w:rPr>
-          <w:rFonts w:ascii="Tahoma" w:eastAsia="微软雅黑" w:hAnsi="Tahoma" w:hint="eastAsia"/>
-          <w:kern w:val="0"/>
-          <w:sz w:val="22"/>
-        </w:rPr>
-        <w:t>所有文本和对话框</w:t>
-      </w:r>
-      <w:r>
-        <w:rPr>
-          <w:rFonts w:ascii="Tahoma" w:eastAsia="微软雅黑" w:hAnsi="Tahoma" w:hint="eastAsia"/>
-          <w:kern w:val="0"/>
-          <w:sz w:val="22"/>
-        </w:rPr>
-        <w:t xml:space="preserve"> </w:t>
-      </w:r>
-      <w:r>
-        <w:rPr>
-          <w:rFonts w:ascii="Tahoma" w:eastAsia="微软雅黑" w:hAnsi="Tahoma" w:hint="eastAsia"/>
-          <w:kern w:val="0"/>
-          <w:sz w:val="22"/>
-        </w:rPr>
-        <w:t>的自定义外发光开关，</w:t>
+        <w:t>能针对特定区域的文本</w:t>
+      </w:r>
+      <w:proofErr w:type="gramStart"/>
+      <w:r>
+        <w:rPr>
+          <w:rFonts w:ascii="Tahoma" w:eastAsia="微软雅黑" w:hAnsi="Tahoma" w:hint="eastAsia"/>
+          <w:kern w:val="0"/>
+          <w:sz w:val="22"/>
+        </w:rPr>
+        <w:t>进行描边自定义</w:t>
+      </w:r>
+      <w:proofErr w:type="gramEnd"/>
+      <w:r>
+        <w:rPr>
+          <w:rFonts w:ascii="Tahoma" w:eastAsia="微软雅黑" w:hAnsi="Tahoma" w:hint="eastAsia"/>
+          <w:kern w:val="0"/>
+          <w:sz w:val="22"/>
+        </w:rPr>
+        <w:t>。</w:t>
       </w:r>
     </w:p>
     <w:p>
@@ -1992,27 +3056,6 @@
           <w:kern w:val="0"/>
           <w:sz w:val="22"/>
         </w:rPr>
-        <w:t>能针对特定区域的文本进行发光自定义。</w:t>
-      </w:r>
-    </w:p>
-    <w:p>
-      <w:pPr>
-        <w:widowControl/>
-        <w:adjustRightInd w:val="0"/>
-        <w:snapToGrid w:val="0"/>
-        <w:jc w:val="left"/>
-        <w:rPr>
-          <w:rFonts w:ascii="Tahoma" w:eastAsia="微软雅黑" w:hAnsi="Tahoma" w:hint="eastAsia"/>
-          <w:kern w:val="0"/>
-          <w:sz w:val="22"/>
-        </w:rPr>
-      </w:pPr>
-      <w:r>
-        <w:rPr>
-          <w:rFonts w:ascii="Tahoma" w:eastAsia="微软雅黑" w:hAnsi="Tahoma" w:hint="eastAsia"/>
-          <w:kern w:val="0"/>
-          <w:sz w:val="22"/>
-        </w:rPr>
         <w:t>具体效果可以去</w:t>
       </w:r>
       <w:r>
@@ -2040,22 +3083,16 @@
         </w:rPr>
         <w:t xml:space="preserve"> </w:t>
       </w:r>
-      <w:r>
-        <w:rPr>
-          <w:rFonts w:ascii="Tahoma" w:eastAsia="微软雅黑" w:hAnsi="Tahoma" w:hint="eastAsia"/>
-          <w:kern w:val="0"/>
-          <w:sz w:val="22"/>
-        </w:rPr>
-        <w:t>看看</w:t>
-      </w:r>
-      <w:r>
-        <w:rPr>
-          <w:rFonts w:ascii="Tahoma" w:eastAsia="微软雅黑" w:hAnsi="Tahoma" w:hint="eastAsia"/>
-          <w:kern w:val="0"/>
-          <w:sz w:val="22"/>
-        </w:rPr>
-        <w:t>发光介绍</w:t>
-      </w:r>
+      <w:proofErr w:type="gramStart"/>
+      <w:r>
+        <w:rPr>
+          <w:rFonts w:ascii="Tahoma" w:eastAsia="微软雅黑" w:hAnsi="Tahoma" w:hint="eastAsia"/>
+          <w:kern w:val="0"/>
+          <w:sz w:val="22"/>
+        </w:rPr>
+        <w:t>看看描边介绍</w:t>
+      </w:r>
+      <w:proofErr w:type="gramEnd"/>
       <w:r>
         <w:rPr>
           <w:rFonts w:ascii="Tahoma" w:eastAsia="微软雅黑" w:hAnsi="Tahoma" w:hint="eastAsia"/>
@@ -2079,15 +3116,14 @@
       </w:pPr>
       <w:r>
         <w:rPr>
-          <w:rFonts w:ascii="Tahoma" w:eastAsia="微软雅黑" w:hAnsi="Tahoma"/>
-          <w:kern w:val="0"/>
-          <w:sz w:val="22"/>
+          <w:rFonts w:hint="eastAsia"/>
+          <w:noProof/>
         </w:rPr>
         <w:drawing>
-          <wp:inline distT="0" distB="0" distL="0" distR="0" wp14:anchorId="040200C8" wp14:editId="78836823">
-            <wp:extent cx="4824730" cy="2651685"/>
+          <wp:inline distT="0" distB="0" distL="0" distR="0" wp14:anchorId="1967A0F5" wp14:editId="558D4FE5">
+            <wp:extent cx="4123690" cy="2305612"/>
             <wp:effectExtent l="0" t="0" r="0" b="0"/>
-            <wp:docPr id="486044321" name="图片 1"/>
+            <wp:docPr id="62809540" name="图片 2"/>
             <wp:cNvGraphicFramePr>
               <a:graphicFrameLocks xmlns:a="http://schemas.openxmlformats.org/drawingml/2006/main" noChangeAspect="1"/>
             </wp:cNvGraphicFramePr>
@@ -2095,13 +3131,13 @@
               <a:graphicData uri="http://schemas.openxmlformats.org/drawingml/2006/picture">
                 <pic:pic xmlns:pic="http://schemas.openxmlformats.org/drawingml/2006/picture">
                   <pic:nvPicPr>
-                    <pic:cNvPr id="0" name="Picture 1"/>
+                    <pic:cNvPr id="0" name="Picture 3"/>
                     <pic:cNvPicPr>
                       <a:picLocks noChangeAspect="1" noChangeArrowheads="1"/>
                     </pic:cNvPicPr>
                   </pic:nvPicPr>
                   <pic:blipFill>
-                    <a:blip r:embed="rId10">
+                    <a:blip r:embed="rId12">
                       <a:extLst>
                         <a:ext uri="{28A0092B-C50C-407E-A947-70E740481C1C}">
                           <a14:useLocalDpi xmlns:a14="http://schemas.microsoft.com/office/drawing/2010/main" val="0"/>
@@ -2116,7 +3152,7 @@
                   <pic:spPr bwMode="auto">
                     <a:xfrm>
                       <a:off x="0" y="0"/>
-                      <a:ext cx="4833318" cy="2656405"/>
+                      <a:ext cx="4132028" cy="2310274"/>
                     </a:xfrm>
                     <a:prstGeom prst="rect">
                       <a:avLst/>
@@ -2140,18 +3176,18 @@
         <w:snapToGrid w:val="0"/>
         <w:jc w:val="left"/>
         <w:rPr>
-          <w:rFonts w:ascii="Tahoma" w:eastAsia="微软雅黑" w:hAnsi="Tahoma" w:hint="eastAsia"/>
-          <w:kern w:val="0"/>
-          <w:sz w:val="22"/>
-        </w:rPr>
-      </w:pPr>
-      <w:r>
-        <w:rPr>
-          <w:rFonts w:ascii="Tahoma" w:eastAsia="微软雅黑" w:hAnsi="Tahoma" w:hint="eastAsia"/>
-          <w:kern w:val="0"/>
-          <w:sz w:val="22"/>
-        </w:rPr>
-        <w:t>如果你同时用插件指令开启了发光，并且使用了窗口字符设置发光，那么优先按窗口字符的设置来。</w:t>
+          <w:rFonts w:ascii="Tahoma" w:eastAsia="微软雅黑" w:hAnsi="Tahoma"/>
+          <w:kern w:val="0"/>
+          <w:sz w:val="22"/>
+        </w:rPr>
+      </w:pPr>
+      <w:r>
+        <w:rPr>
+          <w:rFonts w:ascii="Tahoma" w:eastAsia="微软雅黑" w:hAnsi="Tahoma" w:hint="eastAsia"/>
+          <w:kern w:val="0"/>
+          <w:sz w:val="22"/>
+        </w:rPr>
+        <w:t>如果你同时用插件指令开启了描边，并且使用了窗口字符设置描边，</w:t>
       </w:r>
     </w:p>
     <w:p>
@@ -2159,13 +3195,199 @@
         <w:widowControl/>
         <w:adjustRightInd w:val="0"/>
         <w:snapToGrid w:val="0"/>
-        <w:spacing w:after="200"/>
-        <w:rPr>
-          <w:rFonts w:ascii="Tahoma" w:eastAsia="微软雅黑" w:hAnsi="Tahoma" w:hint="eastAsia"/>
-          <w:kern w:val="0"/>
-          <w:sz w:val="22"/>
-        </w:rPr>
-      </w:pPr>
+        <w:jc w:val="left"/>
+        <w:rPr>
+          <w:rFonts w:ascii="Tahoma" w:eastAsia="微软雅黑" w:hAnsi="Tahoma"/>
+          <w:kern w:val="0"/>
+          <w:sz w:val="22"/>
+        </w:rPr>
+      </w:pPr>
+      <w:r>
+        <w:rPr>
+          <w:rFonts w:ascii="Tahoma" w:eastAsia="微软雅黑" w:hAnsi="Tahoma" w:hint="eastAsia"/>
+          <w:kern w:val="0"/>
+          <w:sz w:val="22"/>
+        </w:rPr>
+        <w:t>那么优先按窗口字符的设置来。</w:t>
+      </w:r>
+    </w:p>
+    <w:p>
+      <w:pPr>
+        <w:widowControl/>
+        <w:adjustRightInd w:val="0"/>
+        <w:snapToGrid w:val="0"/>
+        <w:spacing w:before="200"/>
+        <w:jc w:val="left"/>
+        <w:rPr>
+          <w:rFonts w:ascii="Tahoma" w:eastAsia="微软雅黑" w:hAnsi="Tahoma"/>
+          <w:kern w:val="0"/>
+          <w:sz w:val="22"/>
+        </w:rPr>
+      </w:pPr>
+      <w:r>
+        <w:rPr>
+          <w:rFonts w:ascii="Tahoma" w:eastAsia="微软雅黑" w:hAnsi="Tahoma" w:hint="eastAsia"/>
+          <w:kern w:val="0"/>
+          <w:sz w:val="22"/>
+        </w:rPr>
+        <w:t>另外，</w:t>
+      </w:r>
+      <w:r>
+        <w:rPr>
+          <w:rFonts w:ascii="Tahoma" w:eastAsia="微软雅黑" w:hAnsi="Tahoma" w:hint="eastAsia"/>
+          <w:kern w:val="0"/>
+          <w:sz w:val="22"/>
+        </w:rPr>
+        <w:t>你可以设置厚度</w:t>
+      </w:r>
+      <w:r>
+        <w:rPr>
+          <w:rFonts w:ascii="Tahoma" w:eastAsia="微软雅黑" w:hAnsi="Tahoma" w:hint="eastAsia"/>
+          <w:kern w:val="0"/>
+          <w:sz w:val="22"/>
+        </w:rPr>
+        <w:t>0</w:t>
+      </w:r>
+      <w:r>
+        <w:rPr>
+          <w:rFonts w:ascii="Tahoma" w:eastAsia="微软雅黑" w:hAnsi="Tahoma" w:hint="eastAsia"/>
+          <w:kern w:val="0"/>
+          <w:sz w:val="22"/>
+        </w:rPr>
+        <w:t>关闭描边，但最好使用“</w:t>
+      </w:r>
+      <w:r>
+        <w:rPr>
+          <w:rFonts w:ascii="Tahoma" w:eastAsia="微软雅黑" w:hAnsi="Tahoma"/>
+          <w:kern w:val="0"/>
+          <w:sz w:val="20"/>
+          <w:szCs w:val="20"/>
+        </w:rPr>
+        <w:t>\dDCO</w:t>
+      </w:r>
+      <w:r>
+        <w:rPr>
+          <w:rFonts w:ascii="Tahoma" w:eastAsia="微软雅黑" w:hAnsi="Tahoma" w:hint="eastAsia"/>
+          <w:kern w:val="0"/>
+          <w:sz w:val="20"/>
+          <w:szCs w:val="20"/>
+        </w:rPr>
+        <w:t>B[</w:t>
+      </w:r>
+      <w:r>
+        <w:rPr>
+          <w:rFonts w:ascii="Tahoma" w:eastAsia="微软雅黑" w:hAnsi="Tahoma"/>
+          <w:kern w:val="0"/>
+          <w:sz w:val="20"/>
+          <w:szCs w:val="20"/>
+        </w:rPr>
+        <w:t>off</w:t>
+      </w:r>
+      <w:r>
+        <w:rPr>
+          <w:rFonts w:ascii="Tahoma" w:eastAsia="微软雅黑" w:hAnsi="Tahoma" w:hint="eastAsia"/>
+          <w:kern w:val="0"/>
+          <w:sz w:val="20"/>
+          <w:szCs w:val="20"/>
+        </w:rPr>
+        <w:t>]</w:t>
+      </w:r>
+      <w:r>
+        <w:rPr>
+          <w:rFonts w:ascii="Tahoma" w:eastAsia="微软雅黑" w:hAnsi="Tahoma" w:hint="eastAsia"/>
+          <w:kern w:val="0"/>
+          <w:sz w:val="22"/>
+        </w:rPr>
+        <w:t>”来关闭描边。</w:t>
+      </w:r>
+    </w:p>
+    <w:p>
+      <w:pPr>
+        <w:widowControl/>
+        <w:snapToGrid w:val="0"/>
+        <w:jc w:val="left"/>
+        <w:rPr>
+          <w:rFonts w:ascii="Tahoma" w:eastAsia="微软雅黑" w:hAnsi="Tahoma"/>
+          <w:kern w:val="0"/>
+          <w:sz w:val="22"/>
+        </w:rPr>
+      </w:pPr>
+      <w:r>
+        <w:rPr>
+          <w:rFonts w:ascii="Tahoma" w:eastAsia="微软雅黑" w:hAnsi="Tahoma" w:hint="eastAsia"/>
+          <w:kern w:val="0"/>
+          <w:sz w:val="22"/>
+        </w:rPr>
+        <w:t>（作者我已作了兼容，二种字符的实际效果是完全一样的）</w:t>
+      </w:r>
+    </w:p>
+    <w:p>
+      <w:pPr>
+        <w:widowControl/>
+        <w:snapToGrid w:val="0"/>
+        <w:jc w:val="center"/>
+        <w:rPr>
+          <w:rFonts w:ascii="Tahoma" w:eastAsia="微软雅黑" w:hAnsi="Tahoma"/>
+          <w:kern w:val="0"/>
+          <w:sz w:val="22"/>
+        </w:rPr>
+      </w:pPr>
+      <w:r>
+        <w:rPr>
+          <w:rFonts w:ascii="Tahoma" w:eastAsia="微软雅黑" w:hAnsi="Tahoma"/>
+          <w:noProof/>
+          <w:kern w:val="0"/>
+          <w:sz w:val="22"/>
+        </w:rPr>
+        <w:drawing>
+          <wp:inline distT="0" distB="0" distL="0" distR="0" wp14:anchorId="5E40CF2B" wp14:editId="5A043E23">
+            <wp:extent cx="3907820" cy="1005840"/>
+            <wp:effectExtent l="0" t="0" r="0" b="3810"/>
+            <wp:docPr id="9" name="图片 9"/>
+            <wp:cNvGraphicFramePr>
+              <a:graphicFrameLocks xmlns:a="http://schemas.openxmlformats.org/drawingml/2006/main" noChangeAspect="1"/>
+            </wp:cNvGraphicFramePr>
+            <a:graphic xmlns:a="http://schemas.openxmlformats.org/drawingml/2006/main">
+              <a:graphicData uri="http://schemas.openxmlformats.org/drawingml/2006/picture">
+                <pic:pic xmlns:pic="http://schemas.openxmlformats.org/drawingml/2006/picture">
+                  <pic:nvPicPr>
+                    <pic:cNvPr id="0" name="Picture 5"/>
+                    <pic:cNvPicPr>
+                      <a:picLocks noChangeAspect="1" noChangeArrowheads="1"/>
+                    </pic:cNvPicPr>
+                  </pic:nvPicPr>
+                  <pic:blipFill>
+                    <a:blip r:embed="rId13">
+                      <a:extLst>
+                        <a:ext uri="{28A0092B-C50C-407E-A947-70E740481C1C}">
+                          <a14:useLocalDpi xmlns:a14="http://schemas.microsoft.com/office/drawing/2010/main" val="0"/>
+                        </a:ext>
+                      </a:extLst>
+                    </a:blip>
+                    <a:srcRect/>
+                    <a:stretch>
+                      <a:fillRect/>
+                    </a:stretch>
+                  </pic:blipFill>
+                  <pic:spPr bwMode="auto">
+                    <a:xfrm>
+                      <a:off x="0" y="0"/>
+                      <a:ext cx="3943054" cy="1014909"/>
+                    </a:xfrm>
+                    <a:prstGeom prst="rect">
+                      <a:avLst/>
+                    </a:prstGeom>
+                    <a:noFill/>
+                    <a:ln>
+                      <a:noFill/>
+                    </a:ln>
+                  </pic:spPr>
+                </pic:pic>
+              </a:graphicData>
+            </a:graphic>
+          </wp:inline>
+        </w:drawing>
+      </w:r>
     </w:p>
     <w:p>
       <w:pPr>
@@ -2191,23 +3413,24 @@
         <w:pStyle w:val="3"/>
         <w:spacing w:before="240" w:after="120" w:line="415" w:lineRule="auto"/>
         <w:rPr>
-          <w:sz w:val="28"/>
-        </w:rPr>
-      </w:pPr>
-      <w:r>
-        <w:rPr>
           <w:rFonts w:hint="eastAsia"/>
           <w:sz w:val="28"/>
         </w:rPr>
-        <w:lastRenderedPageBreak/>
-        <w:t>描边</w:t>
-      </w:r>
+      </w:pPr>
       <w:r>
         <w:rPr>
           <w:rFonts w:hint="eastAsia"/>
           <w:sz w:val="28"/>
         </w:rPr>
-        <w:t>设置</w:t>
+        <w:lastRenderedPageBreak/>
+        <w:t>外</w:t>
+      </w:r>
+      <w:r>
+        <w:rPr>
+          <w:rFonts w:hint="eastAsia"/>
+          <w:sz w:val="28"/>
+        </w:rPr>
+        <w:t>发光设置</w:t>
       </w:r>
     </w:p>
     <w:p>
@@ -2215,7 +3438,7 @@
         <w:pStyle w:val="4"/>
         <w:spacing w:before="0" w:after="120" w:line="240" w:lineRule="auto"/>
         <w:rPr>
-          <w:rFonts w:ascii="微软雅黑" w:eastAsia="微软雅黑" w:hAnsi="微软雅黑"/>
+          <w:rFonts w:ascii="微软雅黑" w:eastAsia="微软雅黑" w:hAnsi="微软雅黑" w:hint="eastAsia"/>
           <w:sz w:val="22"/>
           <w:szCs w:val="22"/>
         </w:rPr>
@@ -2256,7 +3479,7 @@
           <w:kern w:val="0"/>
           <w:sz w:val="22"/>
         </w:rPr>
-        <w:t>大部分窗口都能支持描边的窗口字符设置。</w:t>
+        <w:t>外发光相关的窗口字符如下。</w:t>
       </w:r>
     </w:p>
     <w:tbl>
@@ -2379,21 +3602,32 @@
             </w:pPr>
             <w:r>
               <w:rPr>
-                <w:rFonts w:ascii="Tahoma" w:eastAsia="微软雅黑" w:hAnsi="Tahoma"/>
-                <w:kern w:val="0"/>
-                <w:sz w:val="20"/>
-                <w:szCs w:val="20"/>
-              </w:rPr>
-              <w:t>\dDCOB</w:t>
-            </w:r>
-            <w:r>
-              <w:rPr>
-                <w:rFonts w:ascii="Tahoma" w:eastAsia="微软雅黑" w:hAnsi="Tahoma"/>
-                <w:kern w:val="0"/>
-                <w:sz w:val="20"/>
-                <w:szCs w:val="20"/>
-              </w:rPr>
-              <w:t>[1]</w:t>
+                <w:rFonts w:ascii="Tahoma" w:eastAsia="微软雅黑" w:hAnsi="Tahoma" w:hint="eastAsia"/>
+                <w:kern w:val="0"/>
+                <w:sz w:val="20"/>
+                <w:szCs w:val="20"/>
+              </w:rPr>
+              <w:t>\</w:t>
+            </w:r>
+            <w:proofErr w:type="gramStart"/>
+            <w:r>
+              <w:rPr>
+                <w:rFonts w:ascii="Tahoma" w:eastAsia="微软雅黑" w:hAnsi="Tahoma" w:hint="eastAsia"/>
+                <w:kern w:val="0"/>
+                <w:sz w:val="20"/>
+                <w:szCs w:val="20"/>
+              </w:rPr>
+              <w:t>oo</w:t>
+            </w:r>
+            <w:proofErr w:type="gramEnd"/>
+            <w:r>
+              <w:rPr>
+                <w:rFonts w:ascii="Tahoma" w:eastAsia="微软雅黑" w:hAnsi="Tahoma" w:hint="eastAsia"/>
+                <w:kern w:val="0"/>
+                <w:sz w:val="20"/>
+                <w:szCs w:val="20"/>
+              </w:rPr>
+              <w:t>[on]</w:t>
             </w:r>
           </w:p>
         </w:tc>
@@ -2422,25 +3656,36 @@
                 <w:sz w:val="20"/>
                 <w:szCs w:val="20"/>
               </w:rPr>
-              <w:t>之后的文字使用描边颜色</w:t>
-            </w:r>
-            <w:r>
-              <w:rPr>
-                <w:rFonts w:ascii="Tahoma" w:eastAsia="微软雅黑" w:hAnsi="Tahoma"/>
-                <w:kern w:val="0"/>
-                <w:sz w:val="20"/>
-                <w:szCs w:val="20"/>
-              </w:rPr>
-              <w:t>1</w:t>
-            </w:r>
-            <w:r>
-              <w:rPr>
-                <w:rFonts w:ascii="Tahoma" w:eastAsia="微软雅黑" w:hAnsi="Tahoma"/>
-                <w:kern w:val="0"/>
-                <w:sz w:val="20"/>
-                <w:szCs w:val="20"/>
-              </w:rPr>
-              <w:t>。</w:t>
+              <w:t>之后的</w:t>
+            </w:r>
+            <w:r>
+              <w:rPr>
+                <w:rFonts w:ascii="Tahoma" w:eastAsia="微软雅黑" w:hAnsi="Tahoma" w:hint="eastAsia"/>
+                <w:kern w:val="0"/>
+                <w:sz w:val="20"/>
+                <w:szCs w:val="20"/>
+              </w:rPr>
+              <w:t>文本</w:t>
+            </w:r>
+            <w:r>
+              <w:rPr>
+                <w:rFonts w:ascii="Tahoma" w:eastAsia="微软雅黑" w:hAnsi="Tahoma" w:hint="eastAsia"/>
+                <w:b/>
+                <w:bCs/>
+                <w:kern w:val="0"/>
+                <w:sz w:val="20"/>
+                <w:szCs w:val="20"/>
+              </w:rPr>
+              <w:t>开启</w:t>
+            </w:r>
+            <w:r>
+              <w:rPr>
+                <w:rFonts w:ascii="Tahoma" w:eastAsia="微软雅黑" w:hAnsi="Tahoma" w:hint="eastAsia"/>
+                <w:kern w:val="0"/>
+                <w:sz w:val="20"/>
+                <w:szCs w:val="20"/>
+              </w:rPr>
+              <w:t>外发光效果，简写形式。</w:t>
             </w:r>
           </w:p>
         </w:tc>
@@ -2468,39 +3713,32 @@
             </w:pPr>
             <w:r>
               <w:rPr>
-                <w:rFonts w:ascii="Tahoma" w:eastAsia="微软雅黑" w:hAnsi="Tahoma"/>
-                <w:kern w:val="0"/>
-                <w:sz w:val="20"/>
-                <w:szCs w:val="20"/>
-              </w:rPr>
-              <w:t>\dDCOB</w:t>
-            </w:r>
-            <w:r>
-              <w:rPr>
-                <w:rFonts w:ascii="Tahoma" w:eastAsia="微软雅黑" w:hAnsi="Tahoma"/>
-                <w:kern w:val="0"/>
-                <w:sz w:val="20"/>
-                <w:szCs w:val="20"/>
-              </w:rPr>
-              <w:t>[</w:t>
-            </w:r>
-            <w:r>
-              <w:rPr>
-                <w:rFonts w:ascii="Tahoma" w:eastAsia="微软雅黑" w:hAnsi="Tahoma"/>
-                <w:kern w:val="0"/>
-                <w:sz w:val="20"/>
-                <w:szCs w:val="20"/>
-              </w:rPr>
-              <w:t>1,4</w:t>
-            </w:r>
-            <w:r>
-              <w:rPr>
-                <w:rFonts w:ascii="Tahoma" w:eastAsia="微软雅黑" w:hAnsi="Tahoma"/>
-                <w:kern w:val="0"/>
-                <w:sz w:val="20"/>
-                <w:szCs w:val="20"/>
-              </w:rPr>
-              <w:t>]</w:t>
+                <w:rFonts w:ascii="Tahoma" w:eastAsia="微软雅黑" w:hAnsi="Tahoma" w:hint="eastAsia"/>
+                <w:kern w:val="0"/>
+                <w:sz w:val="20"/>
+                <w:szCs w:val="20"/>
+              </w:rPr>
+              <w:t>\</w:t>
+            </w:r>
+            <w:proofErr w:type="gramStart"/>
+            <w:r>
+              <w:rPr>
+                <w:rFonts w:ascii="Tahoma" w:eastAsia="微软雅黑" w:hAnsi="Tahoma" w:hint="eastAsia"/>
+                <w:kern w:val="0"/>
+                <w:sz w:val="20"/>
+                <w:szCs w:val="20"/>
+              </w:rPr>
+              <w:t>oo</w:t>
+            </w:r>
+            <w:proofErr w:type="gramEnd"/>
+            <w:r>
+              <w:rPr>
+                <w:rFonts w:ascii="Tahoma" w:eastAsia="微软雅黑" w:hAnsi="Tahoma" w:hint="eastAsia"/>
+                <w:kern w:val="0"/>
+                <w:sz w:val="20"/>
+                <w:szCs w:val="20"/>
+              </w:rPr>
+              <w:t>[off]</w:t>
             </w:r>
           </w:p>
         </w:tc>
@@ -2529,43 +3767,36 @@
                 <w:sz w:val="20"/>
                 <w:szCs w:val="20"/>
               </w:rPr>
-              <w:t>之后的文字使用描边颜色</w:t>
-            </w:r>
-            <w:r>
-              <w:rPr>
-                <w:rFonts w:ascii="Tahoma" w:eastAsia="微软雅黑" w:hAnsi="Tahoma"/>
-                <w:kern w:val="0"/>
-                <w:sz w:val="20"/>
-                <w:szCs w:val="20"/>
-              </w:rPr>
-              <w:t>1</w:t>
-            </w:r>
-            <w:r>
-              <w:rPr>
-                <w:rFonts w:ascii="Tahoma" w:eastAsia="微软雅黑" w:hAnsi="Tahoma"/>
-                <w:kern w:val="0"/>
-                <w:sz w:val="20"/>
-                <w:szCs w:val="20"/>
-              </w:rPr>
-              <w:t>，厚度</w:t>
-            </w:r>
-            <w:r>
-              <w:rPr>
-                <w:rFonts w:ascii="Tahoma" w:eastAsia="微软雅黑" w:hAnsi="Tahoma"/>
-                <w:kern w:val="0"/>
-                <w:sz w:val="20"/>
-                <w:szCs w:val="20"/>
-              </w:rPr>
-              <w:t>4</w:t>
-            </w:r>
-            <w:r>
-              <w:rPr>
-                <w:rFonts w:ascii="Tahoma" w:eastAsia="微软雅黑" w:hAnsi="Tahoma"/>
-                <w:kern w:val="0"/>
-                <w:sz w:val="20"/>
-                <w:szCs w:val="20"/>
-              </w:rPr>
-              <w:t>。</w:t>
+              <w:t>之后的</w:t>
+            </w:r>
+            <w:r>
+              <w:rPr>
+                <w:rFonts w:ascii="Tahoma" w:eastAsia="微软雅黑" w:hAnsi="Tahoma" w:hint="eastAsia"/>
+                <w:kern w:val="0"/>
+                <w:sz w:val="20"/>
+                <w:szCs w:val="20"/>
+              </w:rPr>
+              <w:t>文本</w:t>
+            </w:r>
+            <w:r>
+              <w:rPr>
+                <w:rFonts w:ascii="Tahoma" w:eastAsia="微软雅黑" w:hAnsi="Tahoma" w:hint="eastAsia"/>
+                <w:b/>
+                <w:bCs/>
+                <w:kern w:val="0"/>
+                <w:sz w:val="20"/>
+                <w:szCs w:val="20"/>
+              </w:rPr>
+              <w:t>关闭</w:t>
+            </w:r>
+            <w:r>
+              <w:rPr>
+                <w:rFonts w:ascii="Tahoma" w:eastAsia="微软雅黑" w:hAnsi="Tahoma" w:hint="eastAsia"/>
+                <w:kern w:val="0"/>
+                <w:sz w:val="20"/>
+                <w:szCs w:val="20"/>
+              </w:rPr>
+              <w:t>外发光效果，简写形式。</w:t>
             </w:r>
           </w:p>
         </w:tc>
@@ -2600,32 +3831,25 @@
               </w:rPr>
               <w:t>\</w:t>
             </w:r>
-            <w:r>
-              <w:rPr>
-                <w:rFonts w:ascii="Tahoma" w:eastAsia="微软雅黑" w:hAnsi="Tahoma"/>
-                <w:kern w:val="0"/>
-                <w:sz w:val="20"/>
-                <w:szCs w:val="20"/>
-              </w:rPr>
-              <w:t>dDCO</w:t>
-            </w:r>
-            <w:r>
-              <w:rPr>
-                <w:rFonts w:ascii="Tahoma" w:eastAsia="微软雅黑" w:hAnsi="Tahoma" w:hint="eastAsia"/>
-                <w:kern w:val="0"/>
-                <w:sz w:val="20"/>
-                <w:szCs w:val="20"/>
-              </w:rPr>
-              <w:t>B</w:t>
-            </w:r>
-            <w:r>
-              <w:rPr>
-                <w:rFonts w:ascii="Tahoma" w:eastAsia="微软雅黑" w:hAnsi="Tahoma"/>
-                <w:kern w:val="0"/>
-                <w:sz w:val="20"/>
-                <w:szCs w:val="20"/>
-              </w:rPr>
-              <w:t>r</w:t>
+            <w:proofErr w:type="gramStart"/>
+            <w:r>
+              <w:rPr>
+                <w:rFonts w:ascii="Tahoma" w:eastAsia="微软雅黑" w:hAnsi="Tahoma" w:hint="eastAsia"/>
+                <w:kern w:val="0"/>
+                <w:sz w:val="20"/>
+                <w:szCs w:val="20"/>
+              </w:rPr>
+              <w:t>og[</w:t>
+            </w:r>
+            <w:proofErr w:type="gramEnd"/>
+            <w:r>
+              <w:rPr>
+                <w:rFonts w:ascii="Tahoma" w:eastAsia="微软雅黑" w:hAnsi="Tahoma" w:hint="eastAsia"/>
+                <w:kern w:val="0"/>
+                <w:sz w:val="20"/>
+                <w:szCs w:val="20"/>
+              </w:rPr>
+              <w:t>1]</w:t>
             </w:r>
           </w:p>
         </w:tc>
@@ -2654,34 +3878,43 @@
                 <w:sz w:val="20"/>
                 <w:szCs w:val="20"/>
               </w:rPr>
-              <w:t>之后的文字恢复</w:t>
-            </w:r>
-            <w:r>
-              <w:rPr>
-                <w:rFonts w:ascii="Tahoma" w:eastAsia="微软雅黑" w:hAnsi="Tahoma" w:hint="eastAsia"/>
-                <w:kern w:val="0"/>
-                <w:sz w:val="20"/>
-                <w:szCs w:val="20"/>
-              </w:rPr>
-              <w:t>描边</w:t>
-            </w:r>
-            <w:r>
-              <w:rPr>
-                <w:rFonts w:ascii="Tahoma" w:eastAsia="微软雅黑" w:hAnsi="Tahoma" w:hint="eastAsia"/>
-                <w:kern w:val="0"/>
-                <w:sz w:val="20"/>
-                <w:szCs w:val="20"/>
-              </w:rPr>
-              <w:t>设置</w:t>
-            </w:r>
-            <w:r>
-              <w:rPr>
-                <w:rFonts w:ascii="Tahoma" w:eastAsia="微软雅黑" w:hAnsi="Tahoma" w:hint="eastAsia"/>
-                <w:kern w:val="0"/>
-                <w:sz w:val="20"/>
-                <w:szCs w:val="20"/>
-              </w:rPr>
-              <w:t>。</w:t>
+              <w:t>之后的</w:t>
+            </w:r>
+            <w:r>
+              <w:rPr>
+                <w:rFonts w:ascii="Tahoma" w:eastAsia="微软雅黑" w:hAnsi="Tahoma" w:hint="eastAsia"/>
+                <w:kern w:val="0"/>
+                <w:sz w:val="20"/>
+                <w:szCs w:val="20"/>
+              </w:rPr>
+              <w:t>文本</w:t>
+            </w:r>
+            <w:r>
+              <w:rPr>
+                <w:rFonts w:ascii="Tahoma" w:eastAsia="微软雅黑" w:hAnsi="Tahoma" w:hint="eastAsia"/>
+                <w:kern w:val="0"/>
+                <w:sz w:val="20"/>
+                <w:szCs w:val="20"/>
+              </w:rPr>
+              <w:t>使用颜色</w:t>
+            </w:r>
+            <w:r>
+              <w:rPr>
+                <w:rFonts w:ascii="Tahoma" w:eastAsia="微软雅黑" w:hAnsi="Tahoma" w:hint="eastAsia"/>
+                <w:kern w:val="0"/>
+                <w:sz w:val="20"/>
+                <w:szCs w:val="20"/>
+              </w:rPr>
+              <w:t>1</w:t>
+            </w:r>
+            <w:r>
+              <w:rPr>
+                <w:rFonts w:ascii="Tahoma" w:eastAsia="微软雅黑" w:hAnsi="Tahoma" w:hint="eastAsia"/>
+                <w:kern w:val="0"/>
+                <w:sz w:val="20"/>
+                <w:szCs w:val="20"/>
+              </w:rPr>
+              <w:t>的外发光，简写形式。</w:t>
             </w:r>
           </w:p>
         </w:tc>
@@ -2709,30 +3942,32 @@
             </w:pPr>
             <w:r>
               <w:rPr>
-                <w:rFonts w:ascii="Tahoma" w:eastAsia="微软雅黑" w:hAnsi="Tahoma"/>
-                <w:kern w:val="0"/>
-                <w:sz w:val="20"/>
-                <w:szCs w:val="20"/>
-              </w:rPr>
-              <w:t>\dDCO</w:t>
-            </w:r>
-            <w:r>
-              <w:rPr>
-                <w:rFonts w:ascii="Tahoma" w:eastAsia="微软雅黑" w:hAnsi="Tahoma" w:hint="eastAsia"/>
-                <w:kern w:val="0"/>
-                <w:sz w:val="20"/>
-                <w:szCs w:val="20"/>
-              </w:rPr>
-              <w:t>B</w:t>
-            </w:r>
-            <w:r>
-              <w:rPr>
-                <w:rFonts w:ascii="Tahoma" w:eastAsia="微软雅黑" w:hAnsi="Tahoma"/>
-                <w:kern w:val="0"/>
-                <w:sz w:val="20"/>
-                <w:szCs w:val="20"/>
-              </w:rPr>
-              <w:t>off</w:t>
+                <w:rFonts w:ascii="Tahoma" w:eastAsia="微软雅黑" w:hAnsi="Tahoma" w:hint="eastAsia"/>
+                <w:kern w:val="0"/>
+                <w:sz w:val="20"/>
+                <w:szCs w:val="20"/>
+              </w:rPr>
+              <w:t>\</w:t>
+            </w:r>
+            <w:proofErr w:type="gramStart"/>
+            <w:r>
+              <w:rPr>
+                <w:rFonts w:ascii="Tahoma" w:eastAsia="微软雅黑" w:hAnsi="Tahoma" w:hint="eastAsia"/>
+                <w:kern w:val="0"/>
+                <w:sz w:val="20"/>
+                <w:szCs w:val="20"/>
+              </w:rPr>
+              <w:t>os[</w:t>
+            </w:r>
+            <w:proofErr w:type="gramEnd"/>
+            <w:r>
+              <w:rPr>
+                <w:rFonts w:ascii="Tahoma" w:eastAsia="微软雅黑" w:hAnsi="Tahoma" w:hint="eastAsia"/>
+                <w:kern w:val="0"/>
+                <w:sz w:val="20"/>
+                <w:szCs w:val="20"/>
+              </w:rPr>
+              <w:t>5]</w:t>
             </w:r>
           </w:p>
         </w:tc>
@@ -2761,25 +3996,43 @@
                 <w:sz w:val="20"/>
                 <w:szCs w:val="20"/>
               </w:rPr>
-              <w:t>之后的文字关闭</w:t>
-            </w:r>
-            <w:r>
-              <w:rPr>
-                <w:rFonts w:ascii="Tahoma" w:eastAsia="微软雅黑" w:hAnsi="Tahoma" w:hint="eastAsia"/>
-                <w:kern w:val="0"/>
-                <w:sz w:val="20"/>
-                <w:szCs w:val="20"/>
-              </w:rPr>
-              <w:t>描边</w:t>
-            </w:r>
-            <w:r>
-              <w:rPr>
-                <w:rFonts w:ascii="Tahoma" w:eastAsia="微软雅黑" w:hAnsi="Tahoma" w:hint="eastAsia"/>
-                <w:kern w:val="0"/>
-                <w:sz w:val="20"/>
-                <w:szCs w:val="20"/>
-              </w:rPr>
-              <w:t>效果。</w:t>
+              <w:t>之后的</w:t>
+            </w:r>
+            <w:r>
+              <w:rPr>
+                <w:rFonts w:ascii="Tahoma" w:eastAsia="微软雅黑" w:hAnsi="Tahoma" w:hint="eastAsia"/>
+                <w:kern w:val="0"/>
+                <w:sz w:val="20"/>
+                <w:szCs w:val="20"/>
+              </w:rPr>
+              <w:t>文本</w:t>
+            </w:r>
+            <w:r>
+              <w:rPr>
+                <w:rFonts w:ascii="Tahoma" w:eastAsia="微软雅黑" w:hAnsi="Tahoma" w:hint="eastAsia"/>
+                <w:kern w:val="0"/>
+                <w:sz w:val="20"/>
+                <w:szCs w:val="20"/>
+              </w:rPr>
+              <w:t>改变外发光厚度</w:t>
+            </w:r>
+            <w:r>
+              <w:rPr>
+                <w:rFonts w:ascii="Tahoma" w:eastAsia="微软雅黑" w:hAnsi="Tahoma" w:hint="eastAsia"/>
+                <w:kern w:val="0"/>
+                <w:sz w:val="20"/>
+                <w:szCs w:val="20"/>
+              </w:rPr>
+              <w:t>5</w:t>
+            </w:r>
+            <w:r>
+              <w:rPr>
+                <w:rFonts w:ascii="Tahoma" w:eastAsia="微软雅黑" w:hAnsi="Tahoma" w:hint="eastAsia"/>
+                <w:kern w:val="0"/>
+                <w:sz w:val="20"/>
+                <w:szCs w:val="20"/>
+              </w:rPr>
+              <w:t>，简写形式。</w:t>
             </w:r>
           </w:p>
         </w:tc>
@@ -2807,13 +4060,24 @@
             </w:pPr>
             <w:r>
               <w:rPr>
-                <w:rFonts w:ascii="Tahoma" w:eastAsia="微软雅黑" w:hAnsi="Tahoma"/>
-                <w:kern w:val="0"/>
-                <w:sz w:val="20"/>
-                <w:szCs w:val="20"/>
-              </w:rPr>
-              <w:t>\oc[1]</w:t>
-            </w:r>
+                <w:rFonts w:ascii="Tahoma" w:eastAsia="微软雅黑" w:hAnsi="Tahoma" w:hint="eastAsia"/>
+                <w:kern w:val="0"/>
+                <w:sz w:val="20"/>
+                <w:szCs w:val="20"/>
+              </w:rPr>
+              <w:t>\</w:t>
+            </w:r>
+            <w:proofErr w:type="gramStart"/>
+            <w:r>
+              <w:rPr>
+                <w:rFonts w:ascii="Tahoma" w:eastAsia="微软雅黑" w:hAnsi="Tahoma" w:hint="eastAsia"/>
+                <w:kern w:val="0"/>
+                <w:sz w:val="20"/>
+                <w:szCs w:val="20"/>
+              </w:rPr>
+              <w:t>fr</w:t>
+            </w:r>
+            <w:proofErr w:type="gramEnd"/>
           </w:p>
         </w:tc>
         <w:tc>
@@ -2841,25 +4105,43 @@
                 <w:sz w:val="20"/>
                 <w:szCs w:val="20"/>
               </w:rPr>
-              <w:t>之后的文字使用描边颜色</w:t>
-            </w:r>
-            <w:r>
-              <w:rPr>
-                <w:rFonts w:ascii="Tahoma" w:eastAsia="微软雅黑" w:hAnsi="Tahoma"/>
-                <w:kern w:val="0"/>
-                <w:sz w:val="20"/>
-                <w:szCs w:val="20"/>
-              </w:rPr>
-              <w:t>1</w:t>
-            </w:r>
-            <w:r>
-              <w:rPr>
-                <w:rFonts w:ascii="Tahoma" w:eastAsia="微软雅黑" w:hAnsi="Tahoma"/>
-                <w:kern w:val="0"/>
-                <w:sz w:val="20"/>
-                <w:szCs w:val="20"/>
-              </w:rPr>
-              <w:t>，简写形式。</w:t>
+              <w:t>全重置字符，重置之后</w:t>
+            </w:r>
+            <w:r>
+              <w:rPr>
+                <w:rFonts w:ascii="Tahoma" w:eastAsia="微软雅黑" w:hAnsi="Tahoma" w:hint="eastAsia"/>
+                <w:kern w:val="0"/>
+                <w:sz w:val="20"/>
+                <w:szCs w:val="20"/>
+              </w:rPr>
+              <w:t>文本</w:t>
+            </w:r>
+            <w:r>
+              <w:rPr>
+                <w:rFonts w:ascii="Tahoma" w:eastAsia="微软雅黑" w:hAnsi="Tahoma" w:hint="eastAsia"/>
+                <w:kern w:val="0"/>
+                <w:sz w:val="20"/>
+                <w:szCs w:val="20"/>
+              </w:rPr>
+              <w:t>所有设置，包括恢复默认</w:t>
+            </w:r>
+            <w:r>
+              <w:rPr>
+                <w:rFonts w:ascii="Tahoma" w:eastAsia="微软雅黑" w:hAnsi="Tahoma" w:hint="eastAsia"/>
+                <w:kern w:val="0"/>
+                <w:sz w:val="20"/>
+                <w:szCs w:val="20"/>
+              </w:rPr>
+              <w:t>外发光</w:t>
+            </w:r>
+            <w:r>
+              <w:rPr>
+                <w:rFonts w:ascii="Tahoma" w:eastAsia="微软雅黑" w:hAnsi="Tahoma" w:hint="eastAsia"/>
+                <w:kern w:val="0"/>
+                <w:sz w:val="20"/>
+                <w:szCs w:val="20"/>
+              </w:rPr>
+              <w:t>。</w:t>
             </w:r>
           </w:p>
         </w:tc>
@@ -2887,48 +4169,12 @@
             </w:pPr>
             <w:r>
               <w:rPr>
-                <w:rFonts w:ascii="Tahoma" w:eastAsia="微软雅黑" w:hAnsi="Tahoma"/>
-                <w:kern w:val="0"/>
-                <w:sz w:val="20"/>
-                <w:szCs w:val="20"/>
-              </w:rPr>
-              <w:t>\o</w:t>
-            </w:r>
-            <w:r>
-              <w:rPr>
-                <w:rFonts w:ascii="Tahoma" w:eastAsia="微软雅黑" w:hAnsi="Tahoma"/>
-                <w:kern w:val="0"/>
-                <w:sz w:val="20"/>
-                <w:szCs w:val="20"/>
-              </w:rPr>
-              <w:t>w</w:t>
-            </w:r>
-            <w:r>
-              <w:rPr>
-                <w:rFonts w:ascii="Tahoma" w:eastAsia="微软雅黑" w:hAnsi="Tahoma"/>
-                <w:kern w:val="0"/>
-                <w:sz w:val="20"/>
-                <w:szCs w:val="20"/>
-              </w:rPr>
-              <w:t>[</w:t>
-            </w:r>
-            <w:r>
-              <w:rPr>
-                <w:rFonts w:ascii="Tahoma" w:eastAsia="微软雅黑" w:hAnsi="Tahoma"/>
-                <w:kern w:val="0"/>
-                <w:sz w:val="20"/>
-                <w:szCs w:val="20"/>
-              </w:rPr>
-              <w:t>4</w:t>
-            </w:r>
-            <w:r>
-              <w:rPr>
-                <w:rFonts w:ascii="Tahoma" w:eastAsia="微软雅黑" w:hAnsi="Tahoma"/>
-                <w:kern w:val="0"/>
-                <w:sz w:val="20"/>
-                <w:szCs w:val="20"/>
-              </w:rPr>
-              <w:t>]</w:t>
+                <w:rFonts w:ascii="Tahoma" w:eastAsia="微软雅黑" w:hAnsi="Tahoma" w:hint="eastAsia"/>
+                <w:kern w:val="0"/>
+                <w:sz w:val="20"/>
+                <w:szCs w:val="20"/>
+              </w:rPr>
+              <w:t>\dDCOG[on]</w:t>
             </w:r>
           </w:p>
         </w:tc>
@@ -2957,25 +4203,36 @@
                 <w:sz w:val="20"/>
                 <w:szCs w:val="20"/>
               </w:rPr>
-              <w:t>之后的文字描边厚度为</w:t>
-            </w:r>
-            <w:r>
-              <w:rPr>
-                <w:rFonts w:ascii="Tahoma" w:eastAsia="微软雅黑" w:hAnsi="Tahoma"/>
-                <w:kern w:val="0"/>
-                <w:sz w:val="20"/>
-                <w:szCs w:val="20"/>
-              </w:rPr>
-              <w:t>4</w:t>
-            </w:r>
-            <w:r>
-              <w:rPr>
-                <w:rFonts w:ascii="Tahoma" w:eastAsia="微软雅黑" w:hAnsi="Tahoma"/>
-                <w:kern w:val="0"/>
-                <w:sz w:val="20"/>
-                <w:szCs w:val="20"/>
-              </w:rPr>
-              <w:t>，简写形式。</w:t>
+              <w:t>之后的</w:t>
+            </w:r>
+            <w:r>
+              <w:rPr>
+                <w:rFonts w:ascii="Tahoma" w:eastAsia="微软雅黑" w:hAnsi="Tahoma" w:hint="eastAsia"/>
+                <w:kern w:val="0"/>
+                <w:sz w:val="20"/>
+                <w:szCs w:val="20"/>
+              </w:rPr>
+              <w:t>文本</w:t>
+            </w:r>
+            <w:r>
+              <w:rPr>
+                <w:rFonts w:ascii="Tahoma" w:eastAsia="微软雅黑" w:hAnsi="Tahoma" w:hint="eastAsia"/>
+                <w:b/>
+                <w:bCs/>
+                <w:kern w:val="0"/>
+                <w:sz w:val="20"/>
+                <w:szCs w:val="20"/>
+              </w:rPr>
+              <w:t>开启</w:t>
+            </w:r>
+            <w:r>
+              <w:rPr>
+                <w:rFonts w:ascii="Tahoma" w:eastAsia="微软雅黑" w:hAnsi="Tahoma" w:hint="eastAsia"/>
+                <w:kern w:val="0"/>
+                <w:sz w:val="20"/>
+                <w:szCs w:val="20"/>
+              </w:rPr>
+              <w:t>外发光效果。</w:t>
             </w:r>
           </w:p>
         </w:tc>
@@ -3003,21 +4260,12 @@
             </w:pPr>
             <w:r>
               <w:rPr>
-                <w:rFonts w:ascii="Tahoma" w:eastAsia="微软雅黑" w:hAnsi="Tahoma"/>
-                <w:kern w:val="0"/>
-                <w:sz w:val="20"/>
-                <w:szCs w:val="20"/>
-              </w:rPr>
-              <w:t>\</w:t>
-            </w:r>
-            <w:r>
-              <w:rPr>
-                <w:rFonts w:ascii="Tahoma" w:eastAsia="微软雅黑" w:hAnsi="Tahoma" w:hint="eastAsia"/>
-                <w:kern w:val="0"/>
-                <w:sz w:val="20"/>
-                <w:szCs w:val="20"/>
-              </w:rPr>
-              <w:t>fr</w:t>
+                <w:rFonts w:ascii="Tahoma" w:eastAsia="微软雅黑" w:hAnsi="Tahoma" w:hint="eastAsia"/>
+                <w:kern w:val="0"/>
+                <w:sz w:val="20"/>
+                <w:szCs w:val="20"/>
+              </w:rPr>
+              <w:t>\dDCOG[off]</w:t>
             </w:r>
           </w:p>
         </w:tc>
@@ -3046,34 +4294,388 @@
                 <w:sz w:val="20"/>
                 <w:szCs w:val="20"/>
               </w:rPr>
-              <w:t>重置之后文字所有设置</w:t>
-            </w:r>
-            <w:r>
-              <w:rPr>
-                <w:rFonts w:ascii="Tahoma" w:eastAsia="微软雅黑" w:hAnsi="Tahoma" w:hint="eastAsia"/>
-                <w:kern w:val="0"/>
-                <w:sz w:val="20"/>
-                <w:szCs w:val="20"/>
-              </w:rPr>
-              <w:t>。</w:t>
-            </w:r>
-            <w:r>
-              <w:rPr>
-                <w:rFonts w:ascii="Tahoma" w:eastAsia="微软雅黑" w:hAnsi="Tahoma" w:hint="eastAsia"/>
-                <w:kern w:val="0"/>
-                <w:sz w:val="20"/>
-                <w:szCs w:val="20"/>
-              </w:rPr>
-              <w:t>包括恢复描边设置</w:t>
-            </w:r>
-            <w:r>
-              <w:rPr>
-                <w:rFonts w:ascii="Tahoma" w:eastAsia="微软雅黑" w:hAnsi="Tahoma" w:hint="eastAsia"/>
-                <w:kern w:val="0"/>
-                <w:sz w:val="20"/>
-                <w:szCs w:val="20"/>
-              </w:rPr>
-              <w:t>。</w:t>
+              <w:t>之后的</w:t>
+            </w:r>
+            <w:r>
+              <w:rPr>
+                <w:rFonts w:ascii="Tahoma" w:eastAsia="微软雅黑" w:hAnsi="Tahoma" w:hint="eastAsia"/>
+                <w:kern w:val="0"/>
+                <w:sz w:val="20"/>
+                <w:szCs w:val="20"/>
+              </w:rPr>
+              <w:t>文本</w:t>
+            </w:r>
+            <w:r>
+              <w:rPr>
+                <w:rFonts w:ascii="Tahoma" w:eastAsia="微软雅黑" w:hAnsi="Tahoma" w:hint="eastAsia"/>
+                <w:b/>
+                <w:bCs/>
+                <w:kern w:val="0"/>
+                <w:sz w:val="20"/>
+                <w:szCs w:val="20"/>
+              </w:rPr>
+              <w:t>关闭</w:t>
+            </w:r>
+            <w:r>
+              <w:rPr>
+                <w:rFonts w:ascii="Tahoma" w:eastAsia="微软雅黑" w:hAnsi="Tahoma" w:hint="eastAsia"/>
+                <w:kern w:val="0"/>
+                <w:sz w:val="20"/>
+                <w:szCs w:val="20"/>
+              </w:rPr>
+              <w:t>外发光效果。</w:t>
+            </w:r>
+          </w:p>
+        </w:tc>
+      </w:tr>
+      <w:tr>
+        <w:tc>
+          <w:tcPr>
+            <w:tcW w:w="2410" w:type="dxa"/>
+            <w:shd w:val="clear" w:color="auto" w:fill="auto"/>
+            <w:vAlign w:val="center"/>
+          </w:tcPr>
+          <w:p>
+            <w:pPr>
+              <w:widowControl/>
+              <w:adjustRightInd w:val="0"/>
+              <w:snapToGrid w:val="0"/>
+              <w:spacing w:line="276" w:lineRule="auto"/>
+              <w:jc w:val="left"/>
+              <w:rPr>
+                <w:rFonts w:ascii="Tahoma" w:eastAsia="微软雅黑" w:hAnsi="Tahoma"/>
+                <w:kern w:val="0"/>
+                <w:sz w:val="20"/>
+                <w:szCs w:val="20"/>
+              </w:rPr>
+            </w:pPr>
+            <w:r>
+              <w:rPr>
+                <w:rFonts w:ascii="Tahoma" w:eastAsia="微软雅黑" w:hAnsi="Tahoma" w:hint="eastAsia"/>
+                <w:kern w:val="0"/>
+                <w:sz w:val="20"/>
+                <w:szCs w:val="20"/>
+              </w:rPr>
+              <w:t>\</w:t>
+            </w:r>
+            <w:proofErr w:type="gramStart"/>
+            <w:r>
+              <w:rPr>
+                <w:rFonts w:ascii="Tahoma" w:eastAsia="微软雅黑" w:hAnsi="Tahoma" w:hint="eastAsia"/>
+                <w:kern w:val="0"/>
+                <w:sz w:val="20"/>
+                <w:szCs w:val="20"/>
+              </w:rPr>
+              <w:t>dDCOG[</w:t>
+            </w:r>
+            <w:proofErr w:type="gramEnd"/>
+            <w:r>
+              <w:rPr>
+                <w:rFonts w:ascii="Tahoma" w:eastAsia="微软雅黑" w:hAnsi="Tahoma" w:hint="eastAsia"/>
+                <w:kern w:val="0"/>
+                <w:sz w:val="20"/>
+                <w:szCs w:val="20"/>
+              </w:rPr>
+              <w:t>1]</w:t>
+            </w:r>
+          </w:p>
+        </w:tc>
+        <w:tc>
+          <w:tcPr>
+            <w:tcW w:w="5697" w:type="dxa"/>
+            <w:vAlign w:val="center"/>
+          </w:tcPr>
+          <w:p>
+            <w:pPr>
+              <w:widowControl/>
+              <w:adjustRightInd w:val="0"/>
+              <w:snapToGrid w:val="0"/>
+              <w:jc w:val="left"/>
+              <w:rPr>
+                <w:rFonts w:ascii="Tahoma" w:eastAsia="微软雅黑" w:hAnsi="Tahoma"/>
+                <w:kern w:val="0"/>
+                <w:sz w:val="20"/>
+                <w:szCs w:val="20"/>
+              </w:rPr>
+            </w:pPr>
+            <w:r>
+              <w:rPr>
+                <w:rFonts w:ascii="Tahoma" w:eastAsia="微软雅黑" w:hAnsi="Tahoma" w:hint="eastAsia"/>
+                <w:kern w:val="0"/>
+                <w:sz w:val="20"/>
+                <w:szCs w:val="20"/>
+              </w:rPr>
+              <w:t>之后的</w:t>
+            </w:r>
+            <w:r>
+              <w:rPr>
+                <w:rFonts w:ascii="Tahoma" w:eastAsia="微软雅黑" w:hAnsi="Tahoma" w:hint="eastAsia"/>
+                <w:kern w:val="0"/>
+                <w:sz w:val="20"/>
+                <w:szCs w:val="20"/>
+              </w:rPr>
+              <w:t>文本</w:t>
+            </w:r>
+            <w:r>
+              <w:rPr>
+                <w:rFonts w:ascii="Tahoma" w:eastAsia="微软雅黑" w:hAnsi="Tahoma" w:hint="eastAsia"/>
+                <w:kern w:val="0"/>
+                <w:sz w:val="20"/>
+                <w:szCs w:val="20"/>
+              </w:rPr>
+              <w:t>使用颜色</w:t>
+            </w:r>
+            <w:r>
+              <w:rPr>
+                <w:rFonts w:ascii="Tahoma" w:eastAsia="微软雅黑" w:hAnsi="Tahoma" w:hint="eastAsia"/>
+                <w:kern w:val="0"/>
+                <w:sz w:val="20"/>
+                <w:szCs w:val="20"/>
+              </w:rPr>
+              <w:t>1</w:t>
+            </w:r>
+            <w:r>
+              <w:rPr>
+                <w:rFonts w:ascii="Tahoma" w:eastAsia="微软雅黑" w:hAnsi="Tahoma" w:hint="eastAsia"/>
+                <w:kern w:val="0"/>
+                <w:sz w:val="20"/>
+                <w:szCs w:val="20"/>
+              </w:rPr>
+              <w:t>的外发光。</w:t>
+            </w:r>
+          </w:p>
+        </w:tc>
+      </w:tr>
+      <w:tr>
+        <w:tc>
+          <w:tcPr>
+            <w:tcW w:w="2410" w:type="dxa"/>
+            <w:shd w:val="clear" w:color="auto" w:fill="auto"/>
+            <w:vAlign w:val="center"/>
+          </w:tcPr>
+          <w:p>
+            <w:pPr>
+              <w:widowControl/>
+              <w:adjustRightInd w:val="0"/>
+              <w:snapToGrid w:val="0"/>
+              <w:spacing w:line="276" w:lineRule="auto"/>
+              <w:jc w:val="left"/>
+              <w:rPr>
+                <w:rFonts w:ascii="Tahoma" w:eastAsia="微软雅黑" w:hAnsi="Tahoma"/>
+                <w:kern w:val="0"/>
+                <w:sz w:val="20"/>
+                <w:szCs w:val="20"/>
+              </w:rPr>
+            </w:pPr>
+            <w:r>
+              <w:rPr>
+                <w:rFonts w:ascii="Tahoma" w:eastAsia="微软雅黑" w:hAnsi="Tahoma" w:hint="eastAsia"/>
+                <w:kern w:val="0"/>
+                <w:sz w:val="20"/>
+                <w:szCs w:val="20"/>
+              </w:rPr>
+              <w:t>\</w:t>
+            </w:r>
+            <w:proofErr w:type="gramStart"/>
+            <w:r>
+              <w:rPr>
+                <w:rFonts w:ascii="Tahoma" w:eastAsia="微软雅黑" w:hAnsi="Tahoma" w:hint="eastAsia"/>
+                <w:kern w:val="0"/>
+                <w:sz w:val="20"/>
+                <w:szCs w:val="20"/>
+              </w:rPr>
+              <w:t>dDCOG[</w:t>
+            </w:r>
+            <w:proofErr w:type="gramEnd"/>
+            <w:r>
+              <w:rPr>
+                <w:rFonts w:ascii="Tahoma" w:eastAsia="微软雅黑" w:hAnsi="Tahoma" w:hint="eastAsia"/>
+                <w:kern w:val="0"/>
+                <w:sz w:val="20"/>
+                <w:szCs w:val="20"/>
+              </w:rPr>
+              <w:t>1:5:1:1]</w:t>
+            </w:r>
+          </w:p>
+        </w:tc>
+        <w:tc>
+          <w:tcPr>
+            <w:tcW w:w="5697" w:type="dxa"/>
+            <w:vAlign w:val="center"/>
+          </w:tcPr>
+          <w:p>
+            <w:pPr>
+              <w:widowControl/>
+              <w:adjustRightInd w:val="0"/>
+              <w:snapToGrid w:val="0"/>
+              <w:jc w:val="left"/>
+              <w:rPr>
+                <w:rFonts w:ascii="Tahoma" w:eastAsia="微软雅黑" w:hAnsi="Tahoma"/>
+                <w:kern w:val="0"/>
+                <w:sz w:val="20"/>
+                <w:szCs w:val="20"/>
+              </w:rPr>
+            </w:pPr>
+            <w:r>
+              <w:rPr>
+                <w:rFonts w:ascii="Tahoma" w:eastAsia="微软雅黑" w:hAnsi="Tahoma" w:hint="eastAsia"/>
+                <w:kern w:val="0"/>
+                <w:sz w:val="20"/>
+                <w:szCs w:val="20"/>
+              </w:rPr>
+              <w:t>之后的</w:t>
+            </w:r>
+            <w:r>
+              <w:rPr>
+                <w:rFonts w:ascii="Tahoma" w:eastAsia="微软雅黑" w:hAnsi="Tahoma" w:hint="eastAsia"/>
+                <w:kern w:val="0"/>
+                <w:sz w:val="20"/>
+                <w:szCs w:val="20"/>
+              </w:rPr>
+              <w:t>文本</w:t>
+            </w:r>
+            <w:r>
+              <w:rPr>
+                <w:rFonts w:ascii="Tahoma" w:eastAsia="微软雅黑" w:hAnsi="Tahoma" w:hint="eastAsia"/>
+                <w:kern w:val="0"/>
+                <w:sz w:val="20"/>
+                <w:szCs w:val="20"/>
+              </w:rPr>
+              <w:t>使用颜色</w:t>
+            </w:r>
+            <w:r>
+              <w:rPr>
+                <w:rFonts w:ascii="Tahoma" w:eastAsia="微软雅黑" w:hAnsi="Tahoma" w:hint="eastAsia"/>
+                <w:kern w:val="0"/>
+                <w:sz w:val="20"/>
+                <w:szCs w:val="20"/>
+              </w:rPr>
+              <w:t>1</w:t>
+            </w:r>
+            <w:r>
+              <w:rPr>
+                <w:rFonts w:ascii="Tahoma" w:eastAsia="微软雅黑" w:hAnsi="Tahoma" w:hint="eastAsia"/>
+                <w:kern w:val="0"/>
+                <w:sz w:val="20"/>
+                <w:szCs w:val="20"/>
+              </w:rPr>
+              <w:t>，厚度</w:t>
+            </w:r>
+            <w:r>
+              <w:rPr>
+                <w:rFonts w:ascii="Tahoma" w:eastAsia="微软雅黑" w:hAnsi="Tahoma" w:hint="eastAsia"/>
+                <w:kern w:val="0"/>
+                <w:sz w:val="20"/>
+                <w:szCs w:val="20"/>
+              </w:rPr>
+              <w:t>5</w:t>
+            </w:r>
+            <w:r>
+              <w:rPr>
+                <w:rFonts w:ascii="Tahoma" w:eastAsia="微软雅黑" w:hAnsi="Tahoma" w:hint="eastAsia"/>
+                <w:kern w:val="0"/>
+                <w:sz w:val="20"/>
+                <w:szCs w:val="20"/>
+              </w:rPr>
+              <w:t>，偏移</w:t>
+            </w:r>
+            <w:r>
+              <w:rPr>
+                <w:rFonts w:ascii="Tahoma" w:eastAsia="微软雅黑" w:hAnsi="Tahoma" w:hint="eastAsia"/>
+                <w:kern w:val="0"/>
+                <w:sz w:val="20"/>
+                <w:szCs w:val="20"/>
+              </w:rPr>
+              <w:t>(1,1)</w:t>
+            </w:r>
+            <w:r>
+              <w:rPr>
+                <w:rFonts w:ascii="Tahoma" w:eastAsia="微软雅黑" w:hAnsi="Tahoma" w:hint="eastAsia"/>
+                <w:kern w:val="0"/>
+                <w:sz w:val="20"/>
+                <w:szCs w:val="20"/>
+              </w:rPr>
+              <w:t>的外发光。</w:t>
+            </w:r>
+          </w:p>
+        </w:tc>
+      </w:tr>
+      <w:tr>
+        <w:tc>
+          <w:tcPr>
+            <w:tcW w:w="2410" w:type="dxa"/>
+            <w:shd w:val="clear" w:color="auto" w:fill="auto"/>
+            <w:vAlign w:val="center"/>
+          </w:tcPr>
+          <w:p>
+            <w:pPr>
+              <w:widowControl/>
+              <w:adjustRightInd w:val="0"/>
+              <w:snapToGrid w:val="0"/>
+              <w:spacing w:line="276" w:lineRule="auto"/>
+              <w:jc w:val="left"/>
+              <w:rPr>
+                <w:rFonts w:ascii="Tahoma" w:eastAsia="微软雅黑" w:hAnsi="Tahoma"/>
+                <w:kern w:val="0"/>
+                <w:sz w:val="20"/>
+                <w:szCs w:val="20"/>
+              </w:rPr>
+            </w:pPr>
+            <w:r>
+              <w:rPr>
+                <w:rFonts w:ascii="Tahoma" w:eastAsia="微软雅黑" w:hAnsi="Tahoma" w:hint="eastAsia"/>
+                <w:kern w:val="0"/>
+                <w:sz w:val="20"/>
+                <w:szCs w:val="20"/>
+              </w:rPr>
+              <w:t>\dDCOG[reset]</w:t>
+            </w:r>
+          </w:p>
+        </w:tc>
+        <w:tc>
+          <w:tcPr>
+            <w:tcW w:w="5697" w:type="dxa"/>
+            <w:vAlign w:val="center"/>
+          </w:tcPr>
+          <w:p>
+            <w:pPr>
+              <w:widowControl/>
+              <w:adjustRightInd w:val="0"/>
+              <w:snapToGrid w:val="0"/>
+              <w:jc w:val="left"/>
+              <w:rPr>
+                <w:rFonts w:ascii="Tahoma" w:eastAsia="微软雅黑" w:hAnsi="Tahoma"/>
+                <w:kern w:val="0"/>
+                <w:sz w:val="20"/>
+                <w:szCs w:val="20"/>
+              </w:rPr>
+            </w:pPr>
+            <w:r>
+              <w:rPr>
+                <w:rFonts w:ascii="Tahoma" w:eastAsia="微软雅黑" w:hAnsi="Tahoma" w:hint="eastAsia"/>
+                <w:kern w:val="0"/>
+                <w:sz w:val="20"/>
+                <w:szCs w:val="20"/>
+              </w:rPr>
+              <w:t>之后的</w:t>
+            </w:r>
+            <w:r>
+              <w:rPr>
+                <w:rFonts w:ascii="Tahoma" w:eastAsia="微软雅黑" w:hAnsi="Tahoma" w:hint="eastAsia"/>
+                <w:kern w:val="0"/>
+                <w:sz w:val="20"/>
+                <w:szCs w:val="20"/>
+              </w:rPr>
+              <w:t>文本</w:t>
+            </w:r>
+            <w:r>
+              <w:rPr>
+                <w:rFonts w:ascii="Tahoma" w:eastAsia="微软雅黑" w:hAnsi="Tahoma" w:hint="eastAsia"/>
+                <w:kern w:val="0"/>
+                <w:sz w:val="20"/>
+                <w:szCs w:val="20"/>
+              </w:rPr>
+              <w:t>只恢复默认外发光。</w:t>
             </w:r>
           </w:p>
         </w:tc>
@@ -3083,8 +4685,6 @@
       <w:pPr>
         <w:widowControl/>
         <w:adjustRightInd w:val="0"/>
-        <w:snapToGrid w:val="0"/>
-        <w:spacing w:before="200"/>
         <w:jc w:val="left"/>
         <w:rPr>
           <w:rFonts w:ascii="Tahoma" w:eastAsia="微软雅黑" w:hAnsi="Tahoma"/>
@@ -3098,15 +4698,23 @@
           <w:kern w:val="0"/>
           <w:sz w:val="22"/>
         </w:rPr>
-        <w:t>描边的颜色</w:t>
-      </w:r>
-      <w:r>
-        <w:rPr>
-          <w:rFonts w:ascii="Tahoma" w:eastAsia="微软雅黑" w:hAnsi="Tahoma" w:hint="eastAsia"/>
-          <w:kern w:val="0"/>
-          <w:sz w:val="22"/>
-        </w:rPr>
-        <w:t>需要在插件中配置，才能对应上。</w:t>
+        <w:t>发光</w:t>
+      </w:r>
+      <w:r>
+        <w:rPr>
+          <w:rFonts w:ascii="Tahoma" w:eastAsia="微软雅黑" w:hAnsi="Tahoma" w:hint="eastAsia"/>
+          <w:kern w:val="0"/>
+          <w:sz w:val="22"/>
+        </w:rPr>
+        <w:t>的</w:t>
+      </w:r>
+      <w:r>
+        <w:rPr>
+          <w:rFonts w:ascii="Tahoma" w:eastAsia="微软雅黑" w:hAnsi="Tahoma" w:hint="eastAsia"/>
+          <w:kern w:val="0"/>
+          <w:sz w:val="22"/>
+        </w:rPr>
+        <w:t>颜色需要在插件中配置，才能对应上。</w:t>
       </w:r>
     </w:p>
     <w:p>
@@ -3114,46 +4722,25 @@
         <w:widowControl/>
         <w:adjustRightInd w:val="0"/>
         <w:snapToGrid w:val="0"/>
-        <w:jc w:val="left"/>
-        <w:rPr>
-          <w:rFonts w:ascii="Tahoma" w:eastAsia="微软雅黑" w:hAnsi="Tahoma"/>
-          <w:kern w:val="0"/>
-          <w:sz w:val="22"/>
-        </w:rPr>
-      </w:pPr>
-      <w:r>
-        <w:rPr>
-          <w:rFonts w:ascii="Tahoma" w:eastAsia="微软雅黑" w:hAnsi="Tahoma" w:hint="eastAsia"/>
-          <w:kern w:val="0"/>
-          <w:sz w:val="22"/>
-        </w:rPr>
-        <w:t>（描边可以设置颜色透明度）</w:t>
-      </w:r>
-    </w:p>
-    <w:p>
-      <w:pPr>
-        <w:widowControl/>
         <w:jc w:val="center"/>
         <w:rPr>
-          <w:rFonts w:ascii="宋体" w:eastAsia="宋体" w:hAnsi="宋体" w:cs="宋体"/>
-          <w:kern w:val="0"/>
-          <w:sz w:val="24"/>
-          <w:szCs w:val="24"/>
-        </w:rPr>
-      </w:pPr>
-      <w:r>
-        <w:rPr>
-          <w:rFonts w:ascii="宋体" w:eastAsia="宋体" w:hAnsi="宋体" w:cs="宋体"/>
+          <w:rFonts w:ascii="Tahoma" w:eastAsia="微软雅黑" w:hAnsi="Tahoma"/>
+          <w:kern w:val="0"/>
+          <w:sz w:val="22"/>
+        </w:rPr>
+      </w:pPr>
+      <w:r>
+        <w:rPr>
+          <w:rFonts w:ascii="Tahoma" w:eastAsia="微软雅黑" w:hAnsi="Tahoma"/>
           <w:noProof/>
           <w:kern w:val="0"/>
-          <w:sz w:val="24"/>
-          <w:szCs w:val="24"/>
+          <w:sz w:val="22"/>
         </w:rPr>
         <w:drawing>
-          <wp:inline distT="0" distB="0" distL="0" distR="0" wp14:anchorId="2A0C79A9" wp14:editId="5627D77E">
-            <wp:extent cx="3451860" cy="2231505"/>
-            <wp:effectExtent l="0" t="0" r="0" b="0"/>
-            <wp:docPr id="958870451" name="图片 2"/>
+          <wp:inline distT="0" distB="0" distL="0" distR="0" wp14:anchorId="1DBCF991" wp14:editId="06BCB2C2">
+            <wp:extent cx="3747121" cy="1828800"/>
+            <wp:effectExtent l="0" t="0" r="6350" b="0"/>
+            <wp:docPr id="4" name="图片 4"/>
             <wp:cNvGraphicFramePr>
               <a:graphicFrameLocks xmlns:a="http://schemas.openxmlformats.org/drawingml/2006/main" noChangeAspect="1"/>
             </wp:cNvGraphicFramePr>
@@ -3161,13 +4748,13 @@
               <a:graphicData uri="http://schemas.openxmlformats.org/drawingml/2006/picture">
                 <pic:pic xmlns:pic="http://schemas.openxmlformats.org/drawingml/2006/picture">
                   <pic:nvPicPr>
-                    <pic:cNvPr id="0" name="Picture 3"/>
+                    <pic:cNvPr id="0" name="Picture 7"/>
                     <pic:cNvPicPr>
                       <a:picLocks noChangeAspect="1" noChangeArrowheads="1"/>
                     </pic:cNvPicPr>
                   </pic:nvPicPr>
                   <pic:blipFill>
-                    <a:blip r:embed="rId11">
+                    <a:blip r:embed="rId14">
                       <a:extLst>
                         <a:ext uri="{28A0092B-C50C-407E-A947-70E740481C1C}">
                           <a14:useLocalDpi xmlns:a14="http://schemas.microsoft.com/office/drawing/2010/main" val="0"/>
@@ -3182,7 +4769,7 @@
                   <pic:spPr bwMode="auto">
                     <a:xfrm>
                       <a:off x="0" y="0"/>
-                      <a:ext cx="3464449" cy="2239643"/>
+                      <a:ext cx="3771453" cy="1840675"/>
                     </a:xfrm>
                     <a:prstGeom prst="rect">
                       <a:avLst/>
@@ -3217,15 +4804,7 @@
           <w:kern w:val="0"/>
           <w:sz w:val="22"/>
         </w:rPr>
-        <w:t>如下图，前后包裹的文本，能够具有</w:t>
-      </w:r>
-      <w:r>
-        <w:rPr>
-          <w:rFonts w:ascii="Tahoma" w:eastAsia="微软雅黑" w:hAnsi="Tahoma" w:hint="eastAsia"/>
-          <w:kern w:val="0"/>
-          <w:sz w:val="22"/>
-        </w:rPr>
-        <w:t>描边</w:t>
+        <w:t>如下图，前后包裹的文本，能够具有外发光</w:t>
       </w:r>
       <w:r>
         <w:rPr>
@@ -3247,6 +4826,7 @@
     <w:p>
       <w:pPr>
         <w:widowControl/>
+        <w:adjustRightInd w:val="0"/>
         <w:snapToGrid w:val="0"/>
         <w:jc w:val="center"/>
         <w:rPr>
@@ -3257,493 +4837,14 @@
       </w:pPr>
       <w:r>
         <w:rPr>
-          <w:rFonts w:ascii="Tahoma" w:eastAsia="微软雅黑" w:hAnsi="Tahoma"/>
+          <w:rFonts w:hint="eastAsia"/>
           <w:noProof/>
-          <w:kern w:val="0"/>
-          <w:sz w:val="22"/>
         </w:rPr>
         <w:drawing>
-          <wp:inline distT="0" distB="0" distL="0" distR="0" wp14:anchorId="08B479B4" wp14:editId="63CDCEC8">
-            <wp:extent cx="4389120" cy="987631"/>
-            <wp:effectExtent l="0" t="0" r="0" b="3175"/>
-            <wp:docPr id="2" name="图片 2"/>
-            <wp:cNvGraphicFramePr>
-              <a:graphicFrameLocks xmlns:a="http://schemas.openxmlformats.org/drawingml/2006/main" noChangeAspect="1"/>
-            </wp:cNvGraphicFramePr>
-            <a:graphic xmlns:a="http://schemas.openxmlformats.org/drawingml/2006/main">
-              <a:graphicData uri="http://schemas.openxmlformats.org/drawingml/2006/picture">
-                <pic:pic xmlns:pic="http://schemas.openxmlformats.org/drawingml/2006/picture">
-                  <pic:nvPicPr>
-                    <pic:cNvPr id="0" name="Picture 1"/>
-                    <pic:cNvPicPr>
-                      <a:picLocks noChangeAspect="1" noChangeArrowheads="1"/>
-                    </pic:cNvPicPr>
-                  </pic:nvPicPr>
-                  <pic:blipFill>
-                    <a:blip r:embed="rId12">
-                      <a:extLst>
-                        <a:ext uri="{28A0092B-C50C-407E-A947-70E740481C1C}">
-                          <a14:useLocalDpi xmlns:a14="http://schemas.microsoft.com/office/drawing/2010/main" val="0"/>
-                        </a:ext>
-                      </a:extLst>
-                    </a:blip>
-                    <a:srcRect/>
-                    <a:stretch>
-                      <a:fillRect/>
-                    </a:stretch>
-                  </pic:blipFill>
-                  <pic:spPr bwMode="auto">
-                    <a:xfrm>
-                      <a:off x="0" y="0"/>
-                      <a:ext cx="4416999" cy="993904"/>
-                    </a:xfrm>
-                    <a:prstGeom prst="rect">
-                      <a:avLst/>
-                    </a:prstGeom>
-                    <a:noFill/>
-                    <a:ln>
-                      <a:noFill/>
-                    </a:ln>
-                  </pic:spPr>
-                </pic:pic>
-              </a:graphicData>
-            </a:graphic>
-          </wp:inline>
-        </w:drawing>
-      </w:r>
-    </w:p>
-    <w:p>
-      <w:pPr>
-        <w:widowControl/>
-        <w:snapToGrid w:val="0"/>
-        <w:jc w:val="center"/>
-        <w:rPr>
-          <w:rFonts w:ascii="Tahoma" w:eastAsia="微软雅黑" w:hAnsi="Tahoma"/>
-          <w:kern w:val="0"/>
-          <w:sz w:val="22"/>
-        </w:rPr>
-      </w:pPr>
-      <w:r>
-        <w:rPr>
-          <w:rFonts w:ascii="Tahoma" w:eastAsia="微软雅黑" w:hAnsi="Tahoma"/>
-          <w:noProof/>
-          <w:kern w:val="0"/>
-          <w:sz w:val="22"/>
-        </w:rPr>
-        <w:drawing>
-          <wp:inline distT="0" distB="0" distL="0" distR="0" wp14:anchorId="7FC8051F" wp14:editId="34220611">
-            <wp:extent cx="4411980" cy="904068"/>
-            <wp:effectExtent l="0" t="0" r="0" b="0"/>
-            <wp:docPr id="8" name="图片 8"/>
-            <wp:cNvGraphicFramePr>
-              <a:graphicFrameLocks xmlns:a="http://schemas.openxmlformats.org/drawingml/2006/main" noChangeAspect="1"/>
-            </wp:cNvGraphicFramePr>
-            <a:graphic xmlns:a="http://schemas.openxmlformats.org/drawingml/2006/main">
-              <a:graphicData uri="http://schemas.openxmlformats.org/drawingml/2006/picture">
-                <pic:pic xmlns:pic="http://schemas.openxmlformats.org/drawingml/2006/picture">
-                  <pic:nvPicPr>
-                    <pic:cNvPr id="0" name="Picture 3"/>
-                    <pic:cNvPicPr>
-                      <a:picLocks noChangeAspect="1" noChangeArrowheads="1"/>
-                    </pic:cNvPicPr>
-                  </pic:nvPicPr>
-                  <pic:blipFill>
-                    <a:blip r:embed="rId13">
-                      <a:extLst>
-                        <a:ext uri="{28A0092B-C50C-407E-A947-70E740481C1C}">
-                          <a14:useLocalDpi xmlns:a14="http://schemas.microsoft.com/office/drawing/2010/main" val="0"/>
-                        </a:ext>
-                      </a:extLst>
-                    </a:blip>
-                    <a:srcRect/>
-                    <a:stretch>
-                      <a:fillRect/>
-                    </a:stretch>
-                  </pic:blipFill>
-                  <pic:spPr bwMode="auto">
-                    <a:xfrm>
-                      <a:off x="0" y="0"/>
-                      <a:ext cx="4419846" cy="905680"/>
-                    </a:xfrm>
-                    <a:prstGeom prst="rect">
-                      <a:avLst/>
-                    </a:prstGeom>
-                    <a:noFill/>
-                    <a:ln>
-                      <a:noFill/>
-                    </a:ln>
-                  </pic:spPr>
-                </pic:pic>
-              </a:graphicData>
-            </a:graphic>
-          </wp:inline>
-        </w:drawing>
-      </w:r>
-    </w:p>
-    <w:p>
-      <w:pPr>
-        <w:widowControl/>
-        <w:jc w:val="left"/>
-        <w:rPr>
-          <w:rFonts w:ascii="Tahoma" w:eastAsia="微软雅黑" w:hAnsi="Tahoma"/>
-          <w:kern w:val="0"/>
-          <w:sz w:val="22"/>
-        </w:rPr>
-      </w:pPr>
-      <w:r>
-        <w:rPr>
-          <w:rFonts w:ascii="Tahoma" w:eastAsia="微软雅黑" w:hAnsi="Tahoma"/>
-          <w:kern w:val="0"/>
-          <w:sz w:val="22"/>
-        </w:rPr>
-        <w:br w:type="page"/>
-      </w:r>
-    </w:p>
-    <w:tbl>
-      <w:tblPr>
-        <w:tblStyle w:val="af"/>
-        <w:tblW w:w="0" w:type="auto"/>
-        <w:shd w:val="clear" w:color="auto" w:fill="DEEAF6" w:themeFill="accent1" w:themeFillTint="33"/>
-        <w:tblLook w:val="04A0" w:firstRow="1" w:lastRow="0" w:firstColumn="1" w:lastColumn="0" w:noHBand="0" w:noVBand="1"/>
-      </w:tblPr>
-      <w:tblGrid>
-        <w:gridCol w:w="8522"/>
-      </w:tblGrid>
-      <w:tr>
-        <w:tc>
-          <w:tcPr>
-            <w:tcW w:w="8522" w:type="dxa"/>
-            <w:shd w:val="clear" w:color="auto" w:fill="DEEAF6" w:themeFill="accent1" w:themeFillTint="33"/>
-          </w:tcPr>
-          <w:p>
-            <w:pPr>
-              <w:widowControl/>
-              <w:adjustRightInd w:val="0"/>
-              <w:snapToGrid w:val="0"/>
-              <w:jc w:val="left"/>
-              <w:rPr>
-                <w:rFonts w:ascii="Tahoma" w:eastAsia="微软雅黑" w:hAnsi="Tahoma"/>
-                <w:kern w:val="0"/>
-                <w:sz w:val="20"/>
-                <w:szCs w:val="20"/>
-              </w:rPr>
-            </w:pPr>
-            <w:r>
-              <w:rPr>
-                <w:rFonts w:ascii="Tahoma" w:eastAsia="微软雅黑" w:hAnsi="Tahoma" w:hint="eastAsia"/>
-                <w:kern w:val="0"/>
-                <w:sz w:val="20"/>
-                <w:szCs w:val="20"/>
-              </w:rPr>
-              <w:lastRenderedPageBreak/>
-              <w:t>游戏默认设置就有一层厚度为</w:t>
-            </w:r>
-            <w:r>
-              <w:rPr>
-                <w:rFonts w:ascii="Tahoma" w:eastAsia="微软雅黑" w:hAnsi="Tahoma" w:hint="eastAsia"/>
-                <w:kern w:val="0"/>
-                <w:sz w:val="20"/>
-                <w:szCs w:val="20"/>
-              </w:rPr>
-              <w:t>4</w:t>
-            </w:r>
-            <w:r>
-              <w:rPr>
-                <w:rFonts w:ascii="Tahoma" w:eastAsia="微软雅黑" w:hAnsi="Tahoma" w:hint="eastAsia"/>
-                <w:kern w:val="0"/>
-                <w:sz w:val="20"/>
-                <w:szCs w:val="20"/>
-              </w:rPr>
-              <w:t>的黑色半透明描边，用于突出文本，一般玩家很难察觉到，但如果文字窗口是白色背景，描边与不描边的区别就明显了</w:t>
-            </w:r>
-            <w:r>
-              <w:rPr>
-                <w:rFonts w:ascii="Tahoma" w:eastAsia="微软雅黑" w:hAnsi="Tahoma" w:hint="eastAsia"/>
-                <w:kern w:val="0"/>
-                <w:sz w:val="20"/>
-                <w:szCs w:val="20"/>
-              </w:rPr>
-              <w:t>。</w:t>
-            </w:r>
-          </w:p>
-          <w:p>
-            <w:pPr>
-              <w:widowControl/>
-              <w:jc w:val="center"/>
-              <w:rPr>
-                <w:rFonts w:ascii="宋体" w:eastAsia="宋体" w:hAnsi="宋体" w:cs="宋体"/>
-                <w:kern w:val="0"/>
-                <w:sz w:val="24"/>
-                <w:szCs w:val="24"/>
-              </w:rPr>
-            </w:pPr>
-            <w:r>
-              <w:rPr>
-                <w:rFonts w:ascii="宋体" w:eastAsia="宋体" w:hAnsi="宋体" w:cs="宋体"/>
-                <w:noProof/>
-                <w:kern w:val="0"/>
-                <w:sz w:val="24"/>
-                <w:szCs w:val="24"/>
-              </w:rPr>
-              <w:drawing>
-                <wp:inline distT="0" distB="0" distL="0" distR="0" wp14:anchorId="4516A53B" wp14:editId="10CD99A9">
-                  <wp:extent cx="3627120" cy="1418297"/>
-                  <wp:effectExtent l="0" t="0" r="0" b="0"/>
-                  <wp:docPr id="972584651" name="图片 1"/>
-                  <wp:cNvGraphicFramePr>
-                    <a:graphicFrameLocks xmlns:a="http://schemas.openxmlformats.org/drawingml/2006/main" noChangeAspect="1"/>
-                  </wp:cNvGraphicFramePr>
-                  <a:graphic xmlns:a="http://schemas.openxmlformats.org/drawingml/2006/main">
-                    <a:graphicData uri="http://schemas.openxmlformats.org/drawingml/2006/picture">
-                      <pic:pic xmlns:pic="http://schemas.openxmlformats.org/drawingml/2006/picture">
-                        <pic:nvPicPr>
-                          <pic:cNvPr id="0" name="Picture 1"/>
-                          <pic:cNvPicPr>
-                            <a:picLocks noChangeAspect="1" noChangeArrowheads="1"/>
-                          </pic:cNvPicPr>
-                        </pic:nvPicPr>
-                        <pic:blipFill>
-                          <a:blip r:embed="rId14">
-                            <a:extLst>
-                              <a:ext uri="{28A0092B-C50C-407E-A947-70E740481C1C}">
-                                <a14:useLocalDpi xmlns:a14="http://schemas.microsoft.com/office/drawing/2010/main" val="0"/>
-                              </a:ext>
-                            </a:extLst>
-                          </a:blip>
-                          <a:srcRect/>
-                          <a:stretch>
-                            <a:fillRect/>
-                          </a:stretch>
-                        </pic:blipFill>
-                        <pic:spPr bwMode="auto">
-                          <a:xfrm>
-                            <a:off x="0" y="0"/>
-                            <a:ext cx="3639657" cy="1423199"/>
-                          </a:xfrm>
-                          <a:prstGeom prst="rect">
-                            <a:avLst/>
-                          </a:prstGeom>
-                          <a:noFill/>
-                          <a:ln>
-                            <a:noFill/>
-                          </a:ln>
-                        </pic:spPr>
-                      </pic:pic>
-                    </a:graphicData>
-                  </a:graphic>
-                </wp:inline>
-              </w:drawing>
-            </w:r>
-          </w:p>
-        </w:tc>
-      </w:tr>
-    </w:tbl>
-    <w:p>
-      <w:pPr>
-        <w:widowControl/>
-        <w:snapToGrid w:val="0"/>
-        <w:jc w:val="left"/>
-        <w:rPr>
-          <w:rFonts w:ascii="Tahoma" w:eastAsia="微软雅黑" w:hAnsi="Tahoma"/>
-          <w:kern w:val="0"/>
-          <w:sz w:val="22"/>
-        </w:rPr>
-      </w:pPr>
-    </w:p>
-    <w:p>
-      <w:pPr>
-        <w:widowControl/>
-        <w:snapToGrid w:val="0"/>
-        <w:jc w:val="left"/>
-        <w:rPr>
-          <w:rFonts w:ascii="Tahoma" w:eastAsia="微软雅黑" w:hAnsi="Tahoma"/>
-          <w:kern w:val="0"/>
-          <w:sz w:val="22"/>
-        </w:rPr>
-      </w:pPr>
-      <w:r>
-        <w:rPr>
-          <w:rFonts w:ascii="Tahoma" w:eastAsia="微软雅黑" w:hAnsi="Tahoma" w:hint="eastAsia"/>
-          <w:kern w:val="0"/>
-          <w:sz w:val="22"/>
-        </w:rPr>
-        <w:t>如果你</w:t>
-      </w:r>
-      <w:r>
-        <w:rPr>
-          <w:rFonts w:ascii="Tahoma" w:eastAsia="微软雅黑" w:hAnsi="Tahoma" w:hint="eastAsia"/>
-          <w:kern w:val="0"/>
-          <w:sz w:val="22"/>
-        </w:rPr>
-        <w:t>可以</w:t>
-      </w:r>
-      <w:r>
-        <w:rPr>
-          <w:rFonts w:ascii="Tahoma" w:eastAsia="微软雅黑" w:hAnsi="Tahoma" w:hint="eastAsia"/>
-          <w:kern w:val="0"/>
-          <w:sz w:val="22"/>
-        </w:rPr>
-        <w:t>设置厚度</w:t>
-      </w:r>
-      <w:r>
-        <w:rPr>
-          <w:rFonts w:ascii="Tahoma" w:eastAsia="微软雅黑" w:hAnsi="Tahoma" w:hint="eastAsia"/>
-          <w:kern w:val="0"/>
-          <w:sz w:val="22"/>
-        </w:rPr>
-        <w:t>0</w:t>
-      </w:r>
-      <w:r>
-        <w:rPr>
-          <w:rFonts w:ascii="Tahoma" w:eastAsia="微软雅黑" w:hAnsi="Tahoma" w:hint="eastAsia"/>
-          <w:kern w:val="0"/>
-          <w:sz w:val="22"/>
-        </w:rPr>
-        <w:t>去掉</w:t>
-      </w:r>
-      <w:r>
-        <w:rPr>
-          <w:rFonts w:ascii="Tahoma" w:eastAsia="微软雅黑" w:hAnsi="Tahoma" w:hint="eastAsia"/>
-          <w:kern w:val="0"/>
-          <w:sz w:val="22"/>
-        </w:rPr>
-        <w:t>描边，但最好使用“</w:t>
-      </w:r>
-      <w:r>
-        <w:rPr>
-          <w:rFonts w:ascii="Tahoma" w:eastAsia="微软雅黑" w:hAnsi="Tahoma"/>
-          <w:kern w:val="0"/>
-          <w:sz w:val="20"/>
-          <w:szCs w:val="20"/>
-        </w:rPr>
-        <w:t>\dDCO</w:t>
-      </w:r>
-      <w:r>
-        <w:rPr>
-          <w:rFonts w:ascii="Tahoma" w:eastAsia="微软雅黑" w:hAnsi="Tahoma" w:hint="eastAsia"/>
-          <w:kern w:val="0"/>
-          <w:sz w:val="20"/>
-          <w:szCs w:val="20"/>
-        </w:rPr>
-        <w:t>B</w:t>
-      </w:r>
-      <w:r>
-        <w:rPr>
-          <w:rFonts w:ascii="Tahoma" w:eastAsia="微软雅黑" w:hAnsi="Tahoma"/>
-          <w:kern w:val="0"/>
-          <w:sz w:val="20"/>
-          <w:szCs w:val="20"/>
-        </w:rPr>
-        <w:t>off</w:t>
-      </w:r>
-      <w:r>
-        <w:rPr>
-          <w:rFonts w:ascii="Tahoma" w:eastAsia="微软雅黑" w:hAnsi="Tahoma" w:hint="eastAsia"/>
-          <w:kern w:val="0"/>
-          <w:sz w:val="22"/>
-        </w:rPr>
-        <w:t>”字符</w:t>
-      </w:r>
-      <w:r>
-        <w:rPr>
-          <w:rFonts w:ascii="Tahoma" w:eastAsia="微软雅黑" w:hAnsi="Tahoma" w:hint="eastAsia"/>
-          <w:kern w:val="0"/>
-          <w:sz w:val="22"/>
-        </w:rPr>
-        <w:t>。</w:t>
-      </w:r>
-    </w:p>
-    <w:p>
-      <w:pPr>
-        <w:widowControl/>
-        <w:snapToGrid w:val="0"/>
-        <w:jc w:val="left"/>
-        <w:rPr>
-          <w:rFonts w:ascii="Tahoma" w:eastAsia="微软雅黑" w:hAnsi="Tahoma"/>
-          <w:kern w:val="0"/>
-          <w:sz w:val="22"/>
-        </w:rPr>
-      </w:pPr>
-      <w:r>
-        <w:rPr>
-          <w:rFonts w:ascii="Tahoma" w:eastAsia="微软雅黑" w:hAnsi="Tahoma" w:hint="eastAsia"/>
-          <w:kern w:val="0"/>
-          <w:sz w:val="22"/>
-        </w:rPr>
-        <w:t>（</w:t>
-      </w:r>
-      <w:r>
-        <w:rPr>
-          <w:rFonts w:ascii="Tahoma" w:eastAsia="微软雅黑" w:hAnsi="Tahoma" w:hint="eastAsia"/>
-          <w:kern w:val="0"/>
-          <w:sz w:val="22"/>
-        </w:rPr>
-        <w:t>作者我已作了兼容，</w:t>
-      </w:r>
-      <w:r>
-        <w:rPr>
-          <w:rFonts w:ascii="Tahoma" w:eastAsia="微软雅黑" w:hAnsi="Tahoma" w:hint="eastAsia"/>
-          <w:kern w:val="0"/>
-          <w:sz w:val="22"/>
-        </w:rPr>
-        <w:t>二种字符的</w:t>
-      </w:r>
-      <w:r>
-        <w:rPr>
-          <w:rFonts w:ascii="Tahoma" w:eastAsia="微软雅黑" w:hAnsi="Tahoma" w:hint="eastAsia"/>
-          <w:kern w:val="0"/>
-          <w:sz w:val="22"/>
-        </w:rPr>
-        <w:t>实际效果是</w:t>
-      </w:r>
-      <w:r>
-        <w:rPr>
-          <w:rFonts w:ascii="Tahoma" w:eastAsia="微软雅黑" w:hAnsi="Tahoma" w:hint="eastAsia"/>
-          <w:kern w:val="0"/>
-          <w:sz w:val="22"/>
-        </w:rPr>
-        <w:t>完全</w:t>
-      </w:r>
-      <w:r>
-        <w:rPr>
-          <w:rFonts w:ascii="Tahoma" w:eastAsia="微软雅黑" w:hAnsi="Tahoma" w:hint="eastAsia"/>
-          <w:kern w:val="0"/>
-          <w:sz w:val="22"/>
-        </w:rPr>
-        <w:t>一样的</w:t>
-      </w:r>
-      <w:r>
-        <w:rPr>
-          <w:rFonts w:ascii="Tahoma" w:eastAsia="微软雅黑" w:hAnsi="Tahoma" w:hint="eastAsia"/>
-          <w:kern w:val="0"/>
-          <w:sz w:val="22"/>
-        </w:rPr>
-        <w:t>）</w:t>
-      </w:r>
-    </w:p>
-    <w:p>
-      <w:pPr>
-        <w:widowControl/>
-        <w:snapToGrid w:val="0"/>
-        <w:jc w:val="center"/>
-        <w:rPr>
-          <w:rFonts w:ascii="Tahoma" w:eastAsia="微软雅黑" w:hAnsi="Tahoma"/>
-          <w:kern w:val="0"/>
-          <w:sz w:val="22"/>
-        </w:rPr>
-      </w:pPr>
-      <w:r>
-        <w:rPr>
-          <w:rFonts w:ascii="Tahoma" w:eastAsia="微软雅黑" w:hAnsi="Tahoma"/>
-          <w:noProof/>
-          <w:kern w:val="0"/>
-          <w:sz w:val="22"/>
-        </w:rPr>
-        <w:drawing>
-          <wp:inline distT="0" distB="0" distL="0" distR="0" wp14:anchorId="4FDD8C2E" wp14:editId="544202F2">
-            <wp:extent cx="3909060" cy="1006159"/>
-            <wp:effectExtent l="0" t="0" r="0" b="3810"/>
-            <wp:docPr id="9" name="图片 9"/>
+          <wp:inline distT="0" distB="0" distL="0" distR="0" wp14:anchorId="29FF40F3" wp14:editId="4AC2FEE2">
+            <wp:extent cx="4983480" cy="562186"/>
+            <wp:effectExtent l="0" t="0" r="7620" b="9525"/>
+            <wp:docPr id="810053379" name="图片 3"/>
             <wp:cNvGraphicFramePr>
               <a:graphicFrameLocks xmlns:a="http://schemas.openxmlformats.org/drawingml/2006/main" noChangeAspect="1"/>
             </wp:cNvGraphicFramePr>
@@ -3772,7 +4873,7 @@
                   <pic:spPr bwMode="auto">
                     <a:xfrm>
                       <a:off x="0" y="0"/>
-                      <a:ext cx="3921321" cy="1009315"/>
+                      <a:ext cx="5009782" cy="565153"/>
                     </a:xfrm>
                     <a:prstGeom prst="rect">
                       <a:avLst/>
@@ -3792,222 +4893,9 @@
     <w:p>
       <w:pPr>
         <w:widowControl/>
-        <w:snapToGrid w:val="0"/>
-        <w:rPr>
-          <w:rFonts w:ascii="Tahoma" w:eastAsia="微软雅黑" w:hAnsi="Tahoma"/>
-          <w:kern w:val="0"/>
-          <w:sz w:val="22"/>
-        </w:rPr>
-      </w:pPr>
-    </w:p>
-    <w:p>
-      <w:pPr>
-        <w:pStyle w:val="4"/>
-        <w:spacing w:before="0" w:after="120" w:line="240" w:lineRule="auto"/>
-        <w:rPr>
-          <w:rFonts w:ascii="微软雅黑" w:eastAsia="微软雅黑" w:hAnsi="微软雅黑"/>
-          <w:sz w:val="22"/>
-          <w:szCs w:val="22"/>
-        </w:rPr>
-      </w:pPr>
-      <w:r>
-        <w:rPr>
-          <w:rFonts w:ascii="微软雅黑" w:eastAsia="微软雅黑" w:hAnsi="微软雅黑"/>
-          <w:sz w:val="22"/>
-          <w:szCs w:val="22"/>
-        </w:rPr>
-        <w:t>2</w:t>
-      </w:r>
-      <w:r>
-        <w:rPr>
-          <w:rFonts w:ascii="微软雅黑" w:eastAsia="微软雅黑" w:hAnsi="微软雅黑" w:hint="eastAsia"/>
-          <w:sz w:val="22"/>
-          <w:szCs w:val="22"/>
-        </w:rPr>
-        <w:t>）文本开关</w:t>
-      </w:r>
-    </w:p>
-    <w:p>
-      <w:pPr>
-        <w:widowControl/>
         <w:adjustRightInd w:val="0"/>
         <w:snapToGrid w:val="0"/>
-        <w:jc w:val="left"/>
-        <w:rPr>
-          <w:rFonts w:ascii="Tahoma" w:eastAsia="微软雅黑" w:hAnsi="Tahoma"/>
-          <w:kern w:val="0"/>
-          <w:sz w:val="22"/>
-        </w:rPr>
-      </w:pPr>
-      <w:r>
-        <w:rPr>
-          <w:rFonts w:ascii="Tahoma" w:eastAsia="微软雅黑" w:hAnsi="Tahoma" w:hint="eastAsia"/>
-          <w:kern w:val="0"/>
-          <w:sz w:val="22"/>
-        </w:rPr>
-        <w:t>插件提供了</w:t>
-      </w:r>
-      <w:r>
-        <w:rPr>
-          <w:rFonts w:ascii="Tahoma" w:eastAsia="微软雅黑" w:hAnsi="Tahoma" w:hint="eastAsia"/>
-          <w:kern w:val="0"/>
-          <w:sz w:val="22"/>
-        </w:rPr>
-        <w:t xml:space="preserve"> </w:t>
-      </w:r>
-      <w:r>
-        <w:rPr>
-          <w:rFonts w:ascii="Tahoma" w:eastAsia="微软雅黑" w:hAnsi="Tahoma" w:hint="eastAsia"/>
-          <w:kern w:val="0"/>
-          <w:sz w:val="22"/>
-        </w:rPr>
-        <w:t>所有文本和对话框</w:t>
-      </w:r>
-      <w:r>
-        <w:rPr>
-          <w:rFonts w:ascii="Tahoma" w:eastAsia="微软雅黑" w:hAnsi="Tahoma" w:hint="eastAsia"/>
-          <w:kern w:val="0"/>
-          <w:sz w:val="22"/>
-        </w:rPr>
-        <w:t xml:space="preserve"> </w:t>
-      </w:r>
-      <w:r>
-        <w:rPr>
-          <w:rFonts w:ascii="Tahoma" w:eastAsia="微软雅黑" w:hAnsi="Tahoma" w:hint="eastAsia"/>
-          <w:kern w:val="0"/>
-          <w:sz w:val="22"/>
-        </w:rPr>
-        <w:t>的自定义</w:t>
-      </w:r>
-      <w:r>
-        <w:rPr>
-          <w:rFonts w:ascii="Tahoma" w:eastAsia="微软雅黑" w:hAnsi="Tahoma" w:hint="eastAsia"/>
-          <w:kern w:val="0"/>
-          <w:sz w:val="22"/>
-        </w:rPr>
-        <w:t>描边</w:t>
-      </w:r>
-      <w:r>
-        <w:rPr>
-          <w:rFonts w:ascii="Tahoma" w:eastAsia="微软雅黑" w:hAnsi="Tahoma" w:hint="eastAsia"/>
-          <w:kern w:val="0"/>
-          <w:sz w:val="22"/>
-        </w:rPr>
-        <w:t>开关，</w:t>
-      </w:r>
-    </w:p>
-    <w:p>
-      <w:pPr>
-        <w:widowControl/>
-        <w:adjustRightInd w:val="0"/>
-        <w:snapToGrid w:val="0"/>
-        <w:jc w:val="left"/>
-        <w:rPr>
-          <w:rFonts w:ascii="Tahoma" w:eastAsia="微软雅黑" w:hAnsi="Tahoma"/>
-          <w:kern w:val="0"/>
-          <w:sz w:val="22"/>
-        </w:rPr>
-      </w:pPr>
-      <w:r>
-        <w:rPr>
-          <w:rFonts w:ascii="Tahoma" w:eastAsia="微软雅黑" w:hAnsi="Tahoma" w:hint="eastAsia"/>
-          <w:kern w:val="0"/>
-          <w:sz w:val="22"/>
-        </w:rPr>
-        <w:t>能针对特定区域的文本进行</w:t>
-      </w:r>
-      <w:r>
-        <w:rPr>
-          <w:rFonts w:ascii="Tahoma" w:eastAsia="微软雅黑" w:hAnsi="Tahoma" w:hint="eastAsia"/>
-          <w:kern w:val="0"/>
-          <w:sz w:val="22"/>
-        </w:rPr>
-        <w:t>描边</w:t>
-      </w:r>
-      <w:r>
-        <w:rPr>
-          <w:rFonts w:ascii="Tahoma" w:eastAsia="微软雅黑" w:hAnsi="Tahoma" w:hint="eastAsia"/>
-          <w:kern w:val="0"/>
-          <w:sz w:val="22"/>
-        </w:rPr>
-        <w:t>自定义。</w:t>
-      </w:r>
-    </w:p>
-    <w:p>
-      <w:pPr>
-        <w:widowControl/>
-        <w:adjustRightInd w:val="0"/>
-        <w:snapToGrid w:val="0"/>
-        <w:jc w:val="left"/>
-        <w:rPr>
-          <w:rFonts w:ascii="Tahoma" w:eastAsia="微软雅黑" w:hAnsi="Tahoma" w:hint="eastAsia"/>
-          <w:kern w:val="0"/>
-          <w:sz w:val="22"/>
-        </w:rPr>
-      </w:pPr>
-      <w:r>
-        <w:rPr>
-          <w:rFonts w:ascii="Tahoma" w:eastAsia="微软雅黑" w:hAnsi="Tahoma" w:hint="eastAsia"/>
-          <w:kern w:val="0"/>
-          <w:sz w:val="22"/>
-        </w:rPr>
-        <w:t>具体效果可以去</w:t>
-      </w:r>
-      <w:r>
-        <w:rPr>
-          <w:rFonts w:ascii="Tahoma" w:eastAsia="微软雅黑" w:hAnsi="Tahoma" w:hint="eastAsia"/>
-          <w:kern w:val="0"/>
-          <w:sz w:val="22"/>
-        </w:rPr>
-        <w:t xml:space="preserve"> </w:t>
-      </w:r>
-      <w:r>
-        <w:rPr>
-          <w:rFonts w:ascii="Tahoma" w:eastAsia="微软雅黑" w:hAnsi="Tahoma" w:hint="eastAsia"/>
-          <w:color w:val="00B050"/>
-          <w:kern w:val="0"/>
-          <w:sz w:val="22"/>
-        </w:rPr>
-        <w:t>窗口字符管理层</w:t>
-      </w:r>
-      <w:r>
-        <w:rPr>
-          <w:rFonts w:ascii="Tahoma" w:eastAsia="微软雅黑" w:hAnsi="Tahoma" w:hint="eastAsia"/>
-          <w:kern w:val="0"/>
-          <w:sz w:val="22"/>
-        </w:rPr>
-        <w:t xml:space="preserve"> </w:t>
-      </w:r>
-      <w:r>
-        <w:rPr>
-          <w:rFonts w:ascii="Tahoma" w:eastAsia="微软雅黑" w:hAnsi="Tahoma" w:hint="eastAsia"/>
-          <w:kern w:val="0"/>
-          <w:sz w:val="22"/>
-        </w:rPr>
-        <w:t>看看</w:t>
-      </w:r>
-      <w:r>
-        <w:rPr>
-          <w:rFonts w:ascii="Tahoma" w:eastAsia="微软雅黑" w:hAnsi="Tahoma" w:hint="eastAsia"/>
-          <w:kern w:val="0"/>
-          <w:sz w:val="22"/>
-        </w:rPr>
-        <w:t>描边介绍</w:t>
-      </w:r>
-      <w:r>
-        <w:rPr>
-          <w:rFonts w:ascii="Tahoma" w:eastAsia="微软雅黑" w:hAnsi="Tahoma" w:hint="eastAsia"/>
-          <w:kern w:val="0"/>
-          <w:sz w:val="22"/>
-        </w:rPr>
-        <w:t>。</w:t>
-      </w:r>
-    </w:p>
-    <w:p>
-      <w:pPr>
-        <w:widowControl/>
-        <w:adjustRightInd w:val="0"/>
-        <w:snapToGrid w:val="0"/>
+        <w:spacing w:after="120"/>
         <w:jc w:val="center"/>
         <w:rPr>
           <w:rFonts w:ascii="Tahoma" w:eastAsia="微软雅黑" w:hAnsi="Tahoma"/>
@@ -4023,10 +4911,10 @@
           <w:sz w:val="22"/>
         </w:rPr>
         <w:drawing>
-          <wp:inline distT="0" distB="0" distL="0" distR="0" wp14:anchorId="256F31E9" wp14:editId="733FBB0A">
-            <wp:extent cx="4914900" cy="2424877"/>
+          <wp:inline distT="0" distB="0" distL="0" distR="0" wp14:anchorId="2D4BD4A5" wp14:editId="63714489">
+            <wp:extent cx="1493520" cy="784860"/>
             <wp:effectExtent l="0" t="0" r="0" b="0"/>
-            <wp:docPr id="1012010123" name="图片 2"/>
+            <wp:docPr id="5" name="图片 5"/>
             <wp:cNvGraphicFramePr>
               <a:graphicFrameLocks xmlns:a="http://schemas.openxmlformats.org/drawingml/2006/main" noChangeAspect="1"/>
             </wp:cNvGraphicFramePr>
@@ -4034,7 +4922,7 @@
               <a:graphicData uri="http://schemas.openxmlformats.org/drawingml/2006/picture">
                 <pic:pic xmlns:pic="http://schemas.openxmlformats.org/drawingml/2006/picture">
                   <pic:nvPicPr>
-                    <pic:cNvPr id="0" name="Picture 3"/>
+                    <pic:cNvPr id="0" name="Picture 9"/>
                     <pic:cNvPicPr>
                       <a:picLocks noChangeAspect="1" noChangeArrowheads="1"/>
                     </pic:cNvPicPr>
@@ -4055,7 +4943,7 @@
                   <pic:spPr bwMode="auto">
                     <a:xfrm>
                       <a:off x="0" y="0"/>
-                      <a:ext cx="4922987" cy="2428867"/>
+                      <a:ext cx="1493520" cy="784860"/>
                     </a:xfrm>
                     <a:prstGeom prst="rect">
                       <a:avLst/>
@@ -4072,6 +4960,458 @@
         </w:drawing>
       </w:r>
     </w:p>
+    <w:tbl>
+      <w:tblPr>
+        <w:tblStyle w:val="af"/>
+        <w:tblW w:w="0" w:type="auto"/>
+        <w:shd w:val="clear" w:color="auto" w:fill="DEEAF6" w:themeFill="accent1" w:themeFillTint="33"/>
+        <w:tblLook w:val="04A0" w:firstRow="1" w:lastRow="0" w:firstColumn="1" w:lastColumn="0" w:noHBand="0" w:noVBand="1"/>
+      </w:tblPr>
+      <w:tblGrid>
+        <w:gridCol w:w="8522"/>
+      </w:tblGrid>
+      <w:tr>
+        <w:tc>
+          <w:tcPr>
+            <w:tcW w:w="8522" w:type="dxa"/>
+            <w:shd w:val="clear" w:color="auto" w:fill="DEEAF6" w:themeFill="accent1" w:themeFillTint="33"/>
+          </w:tcPr>
+          <w:p>
+            <w:pPr>
+              <w:widowControl/>
+              <w:adjustRightInd w:val="0"/>
+              <w:snapToGrid w:val="0"/>
+              <w:jc w:val="left"/>
+              <w:rPr>
+                <w:rFonts w:ascii="Tahoma" w:eastAsia="微软雅黑" w:hAnsi="Tahoma"/>
+                <w:kern w:val="0"/>
+                <w:sz w:val="20"/>
+                <w:szCs w:val="20"/>
+              </w:rPr>
+            </w:pPr>
+            <w:r>
+              <w:rPr>
+                <w:rFonts w:ascii="Tahoma" w:eastAsia="微软雅黑" w:hAnsi="Tahoma" w:hint="eastAsia"/>
+                <w:kern w:val="0"/>
+                <w:sz w:val="20"/>
+                <w:szCs w:val="20"/>
+              </w:rPr>
+              <w:t>注意“</w:t>
+            </w:r>
+            <w:r>
+              <w:rPr>
+                <w:rFonts w:ascii="Tahoma" w:eastAsia="微软雅黑" w:hAnsi="Tahoma" w:hint="eastAsia"/>
+                <w:kern w:val="0"/>
+                <w:sz w:val="20"/>
+                <w:szCs w:val="20"/>
+              </w:rPr>
+              <w:t>\</w:t>
+            </w:r>
+            <w:r>
+              <w:rPr>
+                <w:rFonts w:ascii="Tahoma" w:eastAsia="微软雅黑" w:hAnsi="Tahoma"/>
+                <w:kern w:val="0"/>
+                <w:sz w:val="20"/>
+                <w:szCs w:val="20"/>
+              </w:rPr>
+              <w:t>dDCOG</w:t>
+            </w:r>
+            <w:r>
+              <w:rPr>
+                <w:rFonts w:ascii="Tahoma" w:eastAsia="微软雅黑" w:hAnsi="Tahoma" w:hint="eastAsia"/>
+                <w:kern w:val="0"/>
+                <w:sz w:val="20"/>
+                <w:szCs w:val="20"/>
+              </w:rPr>
+              <w:t>[</w:t>
+            </w:r>
+            <w:r>
+              <w:rPr>
+                <w:rFonts w:ascii="Tahoma" w:eastAsia="微软雅黑" w:hAnsi="Tahoma"/>
+                <w:kern w:val="0"/>
+                <w:sz w:val="20"/>
+                <w:szCs w:val="20"/>
+              </w:rPr>
+              <w:t>r</w:t>
+            </w:r>
+            <w:r>
+              <w:rPr>
+                <w:rFonts w:ascii="Tahoma" w:eastAsia="微软雅黑" w:hAnsi="Tahoma" w:hint="eastAsia"/>
+                <w:kern w:val="0"/>
+                <w:sz w:val="20"/>
+                <w:szCs w:val="20"/>
+              </w:rPr>
+              <w:t>eset]</w:t>
+            </w:r>
+            <w:r>
+              <w:rPr>
+                <w:rFonts w:ascii="Tahoma" w:eastAsia="微软雅黑" w:hAnsi="Tahoma" w:hint="eastAsia"/>
+                <w:kern w:val="0"/>
+                <w:sz w:val="20"/>
+                <w:szCs w:val="20"/>
+              </w:rPr>
+              <w:t>”与“</w:t>
+            </w:r>
+            <w:r>
+              <w:rPr>
+                <w:rFonts w:ascii="Tahoma" w:eastAsia="微软雅黑" w:hAnsi="Tahoma"/>
+                <w:kern w:val="0"/>
+                <w:sz w:val="20"/>
+                <w:szCs w:val="20"/>
+              </w:rPr>
+              <w:t>\dDCOG</w:t>
+            </w:r>
+            <w:r>
+              <w:rPr>
+                <w:rFonts w:ascii="Tahoma" w:eastAsia="微软雅黑" w:hAnsi="Tahoma" w:hint="eastAsia"/>
+                <w:kern w:val="0"/>
+                <w:sz w:val="20"/>
+                <w:szCs w:val="20"/>
+              </w:rPr>
+              <w:t>[</w:t>
+            </w:r>
+            <w:r>
+              <w:rPr>
+                <w:rFonts w:ascii="Tahoma" w:eastAsia="微软雅黑" w:hAnsi="Tahoma"/>
+                <w:kern w:val="0"/>
+                <w:sz w:val="20"/>
+                <w:szCs w:val="20"/>
+              </w:rPr>
+              <w:t>off</w:t>
+            </w:r>
+            <w:r>
+              <w:rPr>
+                <w:rFonts w:ascii="Tahoma" w:eastAsia="微软雅黑" w:hAnsi="Tahoma" w:hint="eastAsia"/>
+                <w:kern w:val="0"/>
+                <w:sz w:val="20"/>
+                <w:szCs w:val="20"/>
+              </w:rPr>
+              <w:t>]</w:t>
+            </w:r>
+            <w:r>
+              <w:rPr>
+                <w:rFonts w:ascii="Tahoma" w:eastAsia="微软雅黑" w:hAnsi="Tahoma" w:hint="eastAsia"/>
+                <w:kern w:val="0"/>
+                <w:sz w:val="20"/>
+                <w:szCs w:val="20"/>
+              </w:rPr>
+              <w:t>”的区别，</w:t>
+            </w:r>
+          </w:p>
+          <w:p>
+            <w:pPr>
+              <w:widowControl/>
+              <w:adjustRightInd w:val="0"/>
+              <w:snapToGrid w:val="0"/>
+              <w:jc w:val="left"/>
+              <w:rPr>
+                <w:rFonts w:ascii="Tahoma" w:eastAsia="微软雅黑" w:hAnsi="Tahoma"/>
+                <w:kern w:val="0"/>
+                <w:sz w:val="20"/>
+                <w:szCs w:val="20"/>
+              </w:rPr>
+            </w:pPr>
+            <w:r>
+              <w:rPr>
+                <w:rFonts w:ascii="Tahoma" w:eastAsia="微软雅黑" w:hAnsi="Tahoma" w:hint="eastAsia"/>
+                <w:kern w:val="0"/>
+                <w:sz w:val="20"/>
+                <w:szCs w:val="20"/>
+              </w:rPr>
+              <w:t>由于插件默认为所有文本都不发光，所以两者的效果是一样的。</w:t>
+            </w:r>
+          </w:p>
+          <w:p>
+            <w:pPr>
+              <w:widowControl/>
+              <w:adjustRightInd w:val="0"/>
+              <w:snapToGrid w:val="0"/>
+              <w:jc w:val="left"/>
+              <w:rPr>
+                <w:rFonts w:ascii="Tahoma" w:eastAsia="微软雅黑" w:hAnsi="Tahoma"/>
+                <w:kern w:val="0"/>
+                <w:sz w:val="20"/>
+                <w:szCs w:val="20"/>
+              </w:rPr>
+            </w:pPr>
+            <w:r>
+              <w:rPr>
+                <w:rFonts w:ascii="Tahoma" w:eastAsia="微软雅黑" w:hAnsi="Tahoma" w:hint="eastAsia"/>
+                <w:kern w:val="0"/>
+                <w:sz w:val="20"/>
+                <w:szCs w:val="20"/>
+              </w:rPr>
+              <w:t>但如果你的游戏一开始就开启了发白光，</w:t>
+            </w:r>
+          </w:p>
+          <w:p>
+            <w:pPr>
+              <w:widowControl/>
+              <w:adjustRightInd w:val="0"/>
+              <w:snapToGrid w:val="0"/>
+              <w:jc w:val="left"/>
+              <w:rPr>
+                <w:rFonts w:ascii="Tahoma" w:eastAsia="微软雅黑" w:hAnsi="Tahoma"/>
+                <w:kern w:val="0"/>
+                <w:sz w:val="20"/>
+                <w:szCs w:val="20"/>
+              </w:rPr>
+            </w:pPr>
+            <w:r>
+              <w:rPr>
+                <w:rFonts w:ascii="Tahoma" w:eastAsia="微软雅黑" w:hAnsi="Tahoma" w:hint="eastAsia"/>
+                <w:kern w:val="0"/>
+                <w:sz w:val="20"/>
+                <w:szCs w:val="20"/>
+              </w:rPr>
+              <w:t>那么“</w:t>
+            </w:r>
+            <w:r>
+              <w:rPr>
+                <w:rFonts w:ascii="Tahoma" w:eastAsia="微软雅黑" w:hAnsi="Tahoma" w:hint="eastAsia"/>
+                <w:kern w:val="0"/>
+                <w:sz w:val="20"/>
+                <w:szCs w:val="20"/>
+              </w:rPr>
+              <w:t>\</w:t>
+            </w:r>
+            <w:r>
+              <w:rPr>
+                <w:rFonts w:ascii="Tahoma" w:eastAsia="微软雅黑" w:hAnsi="Tahoma"/>
+                <w:kern w:val="0"/>
+                <w:sz w:val="20"/>
+                <w:szCs w:val="20"/>
+              </w:rPr>
+              <w:t>dDCOG</w:t>
+            </w:r>
+            <w:r>
+              <w:rPr>
+                <w:rFonts w:ascii="Tahoma" w:eastAsia="微软雅黑" w:hAnsi="Tahoma" w:hint="eastAsia"/>
+                <w:kern w:val="0"/>
+                <w:sz w:val="20"/>
+                <w:szCs w:val="20"/>
+              </w:rPr>
+              <w:t>[</w:t>
+            </w:r>
+            <w:r>
+              <w:rPr>
+                <w:rFonts w:ascii="Tahoma" w:eastAsia="微软雅黑" w:hAnsi="Tahoma"/>
+                <w:kern w:val="0"/>
+                <w:sz w:val="20"/>
+                <w:szCs w:val="20"/>
+              </w:rPr>
+              <w:t>r</w:t>
+            </w:r>
+            <w:r>
+              <w:rPr>
+                <w:rFonts w:ascii="Tahoma" w:eastAsia="微软雅黑" w:hAnsi="Tahoma" w:hint="eastAsia"/>
+                <w:kern w:val="0"/>
+                <w:sz w:val="20"/>
+                <w:szCs w:val="20"/>
+              </w:rPr>
+              <w:t>eset]</w:t>
+            </w:r>
+            <w:r>
+              <w:rPr>
+                <w:rFonts w:ascii="Tahoma" w:eastAsia="微软雅黑" w:hAnsi="Tahoma" w:hint="eastAsia"/>
+                <w:kern w:val="0"/>
+                <w:sz w:val="20"/>
+                <w:szCs w:val="20"/>
+              </w:rPr>
+              <w:t>”是恢复一开始的白光，而“</w:t>
+            </w:r>
+            <w:r>
+              <w:rPr>
+                <w:rFonts w:ascii="Tahoma" w:eastAsia="微软雅黑" w:hAnsi="Tahoma"/>
+                <w:kern w:val="0"/>
+                <w:sz w:val="20"/>
+                <w:szCs w:val="20"/>
+              </w:rPr>
+              <w:t>\dDCOG</w:t>
+            </w:r>
+            <w:r>
+              <w:rPr>
+                <w:rFonts w:ascii="Tahoma" w:eastAsia="微软雅黑" w:hAnsi="Tahoma" w:hint="eastAsia"/>
+                <w:kern w:val="0"/>
+                <w:sz w:val="20"/>
+                <w:szCs w:val="20"/>
+              </w:rPr>
+              <w:t>[</w:t>
+            </w:r>
+            <w:r>
+              <w:rPr>
+                <w:rFonts w:ascii="Tahoma" w:eastAsia="微软雅黑" w:hAnsi="Tahoma"/>
+                <w:kern w:val="0"/>
+                <w:sz w:val="20"/>
+                <w:szCs w:val="20"/>
+              </w:rPr>
+              <w:t>off</w:t>
+            </w:r>
+            <w:r>
+              <w:rPr>
+                <w:rFonts w:ascii="Tahoma" w:eastAsia="微软雅黑" w:hAnsi="Tahoma" w:hint="eastAsia"/>
+                <w:kern w:val="0"/>
+                <w:sz w:val="20"/>
+                <w:szCs w:val="20"/>
+              </w:rPr>
+              <w:t>]</w:t>
+            </w:r>
+            <w:r>
+              <w:rPr>
+                <w:rFonts w:ascii="Tahoma" w:eastAsia="微软雅黑" w:hAnsi="Tahoma" w:hint="eastAsia"/>
+                <w:kern w:val="0"/>
+                <w:sz w:val="20"/>
+                <w:szCs w:val="20"/>
+              </w:rPr>
+              <w:t>”是关闭发光。</w:t>
+            </w:r>
+          </w:p>
+        </w:tc>
+      </w:tr>
+    </w:tbl>
+    <w:p>
+      <w:pPr>
+        <w:widowControl/>
+        <w:jc w:val="left"/>
+        <w:rPr>
+          <w:rFonts w:ascii="Tahoma" w:eastAsia="微软雅黑" w:hAnsi="Tahoma"/>
+          <w:kern w:val="0"/>
+          <w:sz w:val="22"/>
+        </w:rPr>
+      </w:pPr>
+    </w:p>
+    <w:p>
+      <w:pPr>
+        <w:pStyle w:val="4"/>
+        <w:spacing w:before="0" w:after="120" w:line="240" w:lineRule="auto"/>
+        <w:rPr>
+          <w:rFonts w:ascii="微软雅黑" w:eastAsia="微软雅黑" w:hAnsi="微软雅黑" w:hint="eastAsia"/>
+          <w:sz w:val="22"/>
+          <w:szCs w:val="22"/>
+        </w:rPr>
+      </w:pPr>
+      <w:r>
+        <w:rPr>
+          <w:rFonts w:ascii="微软雅黑" w:eastAsia="微软雅黑" w:hAnsi="微软雅黑"/>
+          <w:sz w:val="22"/>
+          <w:szCs w:val="22"/>
+        </w:rPr>
+        <w:lastRenderedPageBreak/>
+        <w:t>2</w:t>
+      </w:r>
+      <w:r>
+        <w:rPr>
+          <w:rFonts w:ascii="微软雅黑" w:eastAsia="微软雅黑" w:hAnsi="微软雅黑" w:hint="eastAsia"/>
+          <w:sz w:val="22"/>
+          <w:szCs w:val="22"/>
+        </w:rPr>
+        <w:t>）</w:t>
+      </w:r>
+      <w:r>
+        <w:rPr>
+          <w:rFonts w:ascii="微软雅黑" w:eastAsia="微软雅黑" w:hAnsi="微软雅黑" w:hint="eastAsia"/>
+          <w:sz w:val="22"/>
+          <w:szCs w:val="22"/>
+        </w:rPr>
+        <w:t>全局默认值</w:t>
+      </w:r>
+    </w:p>
+    <w:tbl>
+      <w:tblPr>
+        <w:tblStyle w:val="af"/>
+        <w:tblW w:w="0" w:type="auto"/>
+        <w:shd w:val="clear" w:color="auto" w:fill="DEEAF6" w:themeFill="accent1" w:themeFillTint="33"/>
+        <w:tblLook w:val="04A0" w:firstRow="1" w:lastRow="0" w:firstColumn="1" w:lastColumn="0" w:noHBand="0" w:noVBand="1"/>
+      </w:tblPr>
+      <w:tblGrid>
+        <w:gridCol w:w="8522"/>
+      </w:tblGrid>
+      <w:tr>
+        <w:tc>
+          <w:tcPr>
+            <w:tcW w:w="8522" w:type="dxa"/>
+            <w:shd w:val="clear" w:color="auto" w:fill="DEEAF6" w:themeFill="accent1" w:themeFillTint="33"/>
+          </w:tcPr>
+          <w:p>
+            <w:pPr>
+              <w:widowControl/>
+              <w:adjustRightInd w:val="0"/>
+              <w:snapToGrid w:val="0"/>
+              <w:jc w:val="left"/>
+              <w:rPr>
+                <w:rFonts w:ascii="Tahoma" w:eastAsia="微软雅黑" w:hAnsi="Tahoma"/>
+                <w:kern w:val="0"/>
+                <w:sz w:val="20"/>
+                <w:szCs w:val="20"/>
+              </w:rPr>
+            </w:pPr>
+            <w:r>
+              <w:rPr>
+                <w:rFonts w:ascii="Tahoma" w:eastAsia="微软雅黑" w:hAnsi="Tahoma" w:hint="eastAsia"/>
+                <w:kern w:val="0"/>
+                <w:sz w:val="20"/>
+                <w:szCs w:val="20"/>
+              </w:rPr>
+              <w:t>游戏默认的外发光是关闭状态。</w:t>
+            </w:r>
+          </w:p>
+        </w:tc>
+      </w:tr>
+    </w:tbl>
+    <w:p>
+      <w:pPr>
+        <w:widowControl/>
+        <w:adjustRightInd w:val="0"/>
+        <w:snapToGrid w:val="0"/>
+        <w:spacing w:before="200"/>
+        <w:jc w:val="left"/>
+        <w:rPr>
+          <w:rFonts w:ascii="Tahoma" w:eastAsia="微软雅黑" w:hAnsi="Tahoma"/>
+          <w:kern w:val="0"/>
+          <w:sz w:val="22"/>
+        </w:rPr>
+      </w:pPr>
+      <w:r>
+        <w:rPr>
+          <w:rFonts w:ascii="Tahoma" w:eastAsia="微软雅黑" w:hAnsi="Tahoma" w:hint="eastAsia"/>
+          <w:kern w:val="0"/>
+          <w:sz w:val="22"/>
+        </w:rPr>
+        <w:t>插件提供了</w:t>
+      </w:r>
+      <w:r>
+        <w:rPr>
+          <w:rFonts w:ascii="Tahoma" w:eastAsia="微软雅黑" w:hAnsi="Tahoma" w:hint="eastAsia"/>
+          <w:kern w:val="0"/>
+          <w:sz w:val="22"/>
+        </w:rPr>
+        <w:t xml:space="preserve"> </w:t>
+      </w:r>
+      <w:r>
+        <w:rPr>
+          <w:rFonts w:ascii="Tahoma" w:eastAsia="微软雅黑" w:hAnsi="Tahoma" w:hint="eastAsia"/>
+          <w:kern w:val="0"/>
+          <w:sz w:val="22"/>
+        </w:rPr>
+        <w:t>所有文本和对话框</w:t>
+      </w:r>
+      <w:r>
+        <w:rPr>
+          <w:rFonts w:ascii="Tahoma" w:eastAsia="微软雅黑" w:hAnsi="Tahoma" w:hint="eastAsia"/>
+          <w:kern w:val="0"/>
+          <w:sz w:val="22"/>
+        </w:rPr>
+        <w:t xml:space="preserve"> </w:t>
+      </w:r>
+      <w:r>
+        <w:rPr>
+          <w:rFonts w:ascii="Tahoma" w:eastAsia="微软雅黑" w:hAnsi="Tahoma" w:hint="eastAsia"/>
+          <w:kern w:val="0"/>
+          <w:sz w:val="22"/>
+        </w:rPr>
+        <w:t>的自定义外发光开关，</w:t>
+      </w:r>
+    </w:p>
     <w:p>
       <w:pPr>
         <w:widowControl/>
@@ -4079,138 +5419,18 @@
         <w:snapToGrid w:val="0"/>
         <w:jc w:val="left"/>
         <w:rPr>
-          <w:rFonts w:ascii="Tahoma" w:eastAsia="微软雅黑" w:hAnsi="Tahoma" w:hint="eastAsia"/>
-          <w:kern w:val="0"/>
-          <w:sz w:val="22"/>
-        </w:rPr>
-      </w:pPr>
-      <w:r>
-        <w:rPr>
-          <w:rFonts w:ascii="Tahoma" w:eastAsia="微软雅黑" w:hAnsi="Tahoma" w:hint="eastAsia"/>
-          <w:kern w:val="0"/>
-          <w:sz w:val="22"/>
-        </w:rPr>
-        <w:t>如果你同时用插件指令开启了</w:t>
-      </w:r>
-      <w:r>
-        <w:rPr>
-          <w:rFonts w:ascii="Tahoma" w:eastAsia="微软雅黑" w:hAnsi="Tahoma" w:hint="eastAsia"/>
-          <w:kern w:val="0"/>
-          <w:sz w:val="22"/>
-        </w:rPr>
-        <w:t>描边</w:t>
-      </w:r>
-      <w:r>
-        <w:rPr>
-          <w:rFonts w:ascii="Tahoma" w:eastAsia="微软雅黑" w:hAnsi="Tahoma" w:hint="eastAsia"/>
-          <w:kern w:val="0"/>
-          <w:sz w:val="22"/>
-        </w:rPr>
-        <w:t>，并且使用了窗口字符设置</w:t>
-      </w:r>
-      <w:r>
-        <w:rPr>
-          <w:rFonts w:ascii="Tahoma" w:eastAsia="微软雅黑" w:hAnsi="Tahoma" w:hint="eastAsia"/>
-          <w:kern w:val="0"/>
-          <w:sz w:val="22"/>
-        </w:rPr>
-        <w:t>描边</w:t>
-      </w:r>
-      <w:r>
-        <w:rPr>
-          <w:rFonts w:ascii="Tahoma" w:eastAsia="微软雅黑" w:hAnsi="Tahoma" w:hint="eastAsia"/>
-          <w:kern w:val="0"/>
-          <w:sz w:val="22"/>
-        </w:rPr>
-        <w:t>，那么优先按窗口字符的设置来。</w:t>
-      </w:r>
-    </w:p>
-    <w:p>
-      <w:pPr>
-        <w:widowControl/>
-        <w:snapToGrid w:val="0"/>
-        <w:rPr>
-          <w:rFonts w:ascii="Tahoma" w:eastAsia="微软雅黑" w:hAnsi="Tahoma" w:hint="eastAsia"/>
-          <w:kern w:val="0"/>
-          <w:sz w:val="22"/>
-        </w:rPr>
-      </w:pPr>
-    </w:p>
-    <w:p>
-      <w:pPr>
-        <w:widowControl/>
-        <w:jc w:val="left"/>
-        <w:rPr>
-          <w:rFonts w:ascii="Tahoma" w:eastAsia="微软雅黑" w:hAnsi="Tahoma"/>
-          <w:kern w:val="0"/>
-          <w:sz w:val="22"/>
-        </w:rPr>
-      </w:pPr>
-      <w:r>
-        <w:rPr>
-          <w:rFonts w:ascii="Tahoma" w:eastAsia="微软雅黑" w:hAnsi="Tahoma"/>
-          <w:kern w:val="0"/>
-          <w:sz w:val="22"/>
-        </w:rPr>
-        <w:br w:type="page"/>
-      </w:r>
-    </w:p>
-    <w:p>
-      <w:pPr>
-        <w:pStyle w:val="3"/>
-        <w:spacing w:before="240" w:after="120" w:line="415" w:lineRule="auto"/>
-        <w:rPr>
-          <w:sz w:val="28"/>
-        </w:rPr>
-      </w:pPr>
-      <w:r>
-        <w:rPr>
-          <w:rFonts w:hint="eastAsia"/>
-          <w:sz w:val="28"/>
-        </w:rPr>
-        <w:lastRenderedPageBreak/>
-        <w:t>效果叠加</w:t>
-      </w:r>
-    </w:p>
-    <w:p>
-      <w:pPr>
-        <w:pStyle w:val="4"/>
-        <w:spacing w:before="0" w:after="120" w:line="240" w:lineRule="auto"/>
-        <w:rPr>
-          <w:rFonts w:ascii="Tahoma" w:eastAsia="微软雅黑" w:hAnsi="Tahoma"/>
-          <w:b w:val="0"/>
-          <w:bCs w:val="0"/>
-          <w:kern w:val="0"/>
-          <w:sz w:val="22"/>
-        </w:rPr>
-      </w:pPr>
-      <w:r>
-        <w:rPr>
-          <w:rFonts w:ascii="微软雅黑" w:eastAsia="微软雅黑" w:hAnsi="微软雅黑" w:hint="eastAsia"/>
-          <w:sz w:val="22"/>
-          <w:szCs w:val="22"/>
-        </w:rPr>
-        <w:t>1）字体效果叠加</w:t>
-      </w:r>
-    </w:p>
-    <w:p>
-      <w:pPr>
-        <w:widowControl/>
-        <w:adjustRightInd w:val="0"/>
-        <w:jc w:val="left"/>
-        <w:rPr>
-          <w:rFonts w:ascii="Tahoma" w:eastAsia="微软雅黑" w:hAnsi="Tahoma"/>
-          <w:kern w:val="0"/>
-          <w:sz w:val="22"/>
-        </w:rPr>
-      </w:pPr>
-      <w:r>
-        <w:rPr>
-          <w:rFonts w:ascii="Tahoma" w:eastAsia="微软雅黑" w:hAnsi="Tahoma" w:hint="eastAsia"/>
-          <w:kern w:val="0"/>
-          <w:sz w:val="22"/>
-        </w:rPr>
-        <w:t>外发光或描边可以与下面插件效果叠加：</w:t>
+          <w:rFonts w:ascii="Tahoma" w:eastAsia="微软雅黑" w:hAnsi="Tahoma"/>
+          <w:kern w:val="0"/>
+          <w:sz w:val="22"/>
+        </w:rPr>
+      </w:pPr>
+      <w:r>
+        <w:rPr>
+          <w:rFonts w:ascii="Tahoma" w:eastAsia="微软雅黑" w:hAnsi="Tahoma" w:hint="eastAsia"/>
+          <w:kern w:val="0"/>
+          <w:sz w:val="22"/>
+        </w:rPr>
+        <w:t>能针对特定区域的文本进行发光自定义。</w:t>
       </w:r>
     </w:p>
     <w:p>
@@ -4227,67 +5447,11 @@
       </w:pPr>
       <w:r>
         <w:rPr>
-          <w:rFonts w:ascii="Tahoma" w:eastAsia="微软雅黑" w:hAnsi="Tahoma"/>
-          <w:kern w:val="0"/>
-          <w:sz w:val="22"/>
-        </w:rPr>
-        <w:tab/>
-      </w:r>
-      <w:r>
-        <w:rPr>
-          <w:rFonts w:ascii="Tahoma" w:eastAsia="微软雅黑" w:hAnsi="Tahoma" w:hint="eastAsia"/>
-          <w:kern w:val="0"/>
-          <w:sz w:val="22"/>
-        </w:rPr>
-        <w:t>◆</w:t>
-      </w:r>
-      <w:r>
-        <w:rPr>
-          <w:rFonts w:ascii="Tahoma" w:eastAsia="微软雅黑" w:hAnsi="Tahoma"/>
-          <w:kern w:val="0"/>
-          <w:sz w:val="22"/>
-        </w:rPr>
-        <w:t>Drill_DialogFontFace</w:t>
-      </w:r>
-      <w:r>
-        <w:rPr>
-          <w:rFonts w:ascii="Tahoma" w:eastAsia="微软雅黑" w:hAnsi="Tahoma"/>
-          <w:kern w:val="0"/>
-          <w:sz w:val="22"/>
-        </w:rPr>
-        <w:tab/>
-      </w:r>
-      <w:r>
-        <w:rPr>
-          <w:rFonts w:ascii="Tahoma" w:eastAsia="微软雅黑" w:hAnsi="Tahoma"/>
-          <w:kern w:val="0"/>
-          <w:sz w:val="22"/>
-        </w:rPr>
-        <w:tab/>
-      </w:r>
-      <w:r>
-        <w:rPr>
-          <w:rFonts w:ascii="Tahoma" w:eastAsia="微软雅黑" w:hAnsi="Tahoma"/>
-          <w:kern w:val="0"/>
-          <w:sz w:val="22"/>
-        </w:rPr>
-        <w:tab/>
-      </w:r>
-      <w:r>
-        <w:rPr>
-          <w:rFonts w:ascii="Tahoma" w:eastAsia="微软雅黑" w:hAnsi="Tahoma"/>
-          <w:kern w:val="0"/>
-          <w:sz w:val="22"/>
-        </w:rPr>
-        <w:tab/>
-      </w:r>
-      <w:r>
-        <w:rPr>
-          <w:rFonts w:ascii="Tahoma" w:eastAsia="微软雅黑" w:hAnsi="Tahoma" w:hint="eastAsia"/>
-          <w:kern w:val="0"/>
-          <w:sz w:val="22"/>
-        </w:rPr>
-        <w:t>窗口字符</w:t>
+          <w:rFonts w:ascii="Tahoma" w:eastAsia="微软雅黑" w:hAnsi="Tahoma" w:hint="eastAsia"/>
+          <w:kern w:val="0"/>
+          <w:sz w:val="22"/>
+        </w:rPr>
+        <w:t>具体效果可以去</w:t>
       </w:r>
       <w:r>
         <w:rPr>
@@ -4299,97 +5463,68 @@
       </w:r>
       <w:r>
         <w:rPr>
-          <w:rFonts w:ascii="Tahoma" w:eastAsia="微软雅黑" w:hAnsi="Tahoma"/>
-          <w:kern w:val="0"/>
-          <w:sz w:val="22"/>
-        </w:rPr>
-        <w:t xml:space="preserve">- </w:t>
-      </w:r>
-      <w:r>
-        <w:rPr>
-          <w:rFonts w:ascii="Tahoma" w:eastAsia="微软雅黑" w:hAnsi="Tahoma" w:hint="eastAsia"/>
-          <w:kern w:val="0"/>
-          <w:sz w:val="22"/>
-        </w:rPr>
-        <w:t>字体管理器</w:t>
+          <w:rFonts w:ascii="Tahoma" w:eastAsia="微软雅黑" w:hAnsi="Tahoma" w:hint="eastAsia"/>
+          <w:color w:val="00B050"/>
+          <w:kern w:val="0"/>
+          <w:sz w:val="22"/>
+        </w:rPr>
+        <w:t>窗口字符管理层</w:t>
+      </w:r>
+      <w:r>
+        <w:rPr>
+          <w:rFonts w:ascii="Tahoma" w:eastAsia="微软雅黑" w:hAnsi="Tahoma" w:hint="eastAsia"/>
+          <w:kern w:val="0"/>
+          <w:sz w:val="22"/>
+        </w:rPr>
+        <w:t xml:space="preserve"> </w:t>
+      </w:r>
+      <w:r>
+        <w:rPr>
+          <w:rFonts w:ascii="Tahoma" w:eastAsia="微软雅黑" w:hAnsi="Tahoma" w:hint="eastAsia"/>
+          <w:kern w:val="0"/>
+          <w:sz w:val="22"/>
+        </w:rPr>
+        <w:t>看看</w:t>
+      </w:r>
+      <w:r>
+        <w:rPr>
+          <w:rFonts w:ascii="Tahoma" w:eastAsia="微软雅黑" w:hAnsi="Tahoma" w:hint="eastAsia"/>
+          <w:kern w:val="0"/>
+          <w:sz w:val="22"/>
+        </w:rPr>
+        <w:t>发光介绍</w:t>
+      </w:r>
+      <w:r>
+        <w:rPr>
+          <w:rFonts w:ascii="Tahoma" w:eastAsia="微软雅黑" w:hAnsi="Tahoma" w:hint="eastAsia"/>
+          <w:kern w:val="0"/>
+          <w:sz w:val="22"/>
+        </w:rPr>
+        <w:t>。</w:t>
       </w:r>
     </w:p>
     <w:p>
       <w:pPr>
         <w:widowControl/>
         <w:adjustRightInd w:val="0"/>
-        <w:rPr>
-          <w:rFonts w:ascii="Tahoma" w:eastAsia="微软雅黑" w:hAnsi="Tahoma"/>
-          <w:kern w:val="0"/>
-          <w:sz w:val="22"/>
-        </w:rPr>
-      </w:pPr>
-      <w:r>
-        <w:rPr>
-          <w:rFonts w:ascii="Tahoma" w:eastAsia="微软雅黑" w:hAnsi="Tahoma" w:hint="eastAsia"/>
-          <w:kern w:val="0"/>
-          <w:sz w:val="22"/>
-        </w:rPr>
-        <w:t>比如</w:t>
-      </w:r>
-      <w:r>
-        <w:rPr>
-          <w:rFonts w:ascii="Tahoma" w:eastAsia="微软雅黑" w:hAnsi="Tahoma" w:hint="eastAsia"/>
-          <w:kern w:val="0"/>
-          <w:sz w:val="22"/>
-        </w:rPr>
-        <w:t xml:space="preserve"> </w:t>
-      </w:r>
-      <w:r>
-        <w:rPr>
-          <w:rFonts w:ascii="Tahoma" w:eastAsia="微软雅黑" w:hAnsi="Tahoma" w:hint="eastAsia"/>
-          <w:kern w:val="0"/>
-          <w:sz w:val="22"/>
-        </w:rPr>
-        <w:t>外发光</w:t>
-      </w:r>
-      <w:r>
-        <w:rPr>
-          <w:rFonts w:ascii="Tahoma" w:eastAsia="微软雅黑" w:hAnsi="Tahoma" w:hint="eastAsia"/>
-          <w:kern w:val="0"/>
-          <w:sz w:val="22"/>
-        </w:rPr>
-        <w:t>+</w:t>
-      </w:r>
-      <w:r>
-        <w:rPr>
-          <w:rFonts w:ascii="Tahoma" w:eastAsia="微软雅黑" w:hAnsi="Tahoma" w:hint="eastAsia"/>
-          <w:kern w:val="0"/>
-          <w:sz w:val="22"/>
-        </w:rPr>
-        <w:t>字体。</w:t>
-      </w:r>
-    </w:p>
-    <w:p>
-      <w:pPr>
-        <w:widowControl/>
         <w:snapToGrid w:val="0"/>
         <w:jc w:val="center"/>
         <w:rPr>
-          <w:rFonts w:ascii="宋体" w:eastAsia="宋体" w:hAnsi="宋体" w:cs="宋体"/>
-          <w:kern w:val="0"/>
-          <w:sz w:val="24"/>
-          <w:szCs w:val="24"/>
-        </w:rPr>
-      </w:pPr>
-      <w:r>
-        <w:rPr>
-          <w:rFonts w:ascii="宋体" w:eastAsia="宋体" w:hAnsi="宋体" w:cs="宋体"/>
+          <w:rFonts w:ascii="Tahoma" w:eastAsia="微软雅黑" w:hAnsi="Tahoma"/>
+          <w:kern w:val="0"/>
+          <w:sz w:val="22"/>
+        </w:rPr>
+      </w:pPr>
+      <w:r>
+        <w:rPr>
+          <w:rFonts w:hint="eastAsia"/>
           <w:noProof/>
-          <w:kern w:val="0"/>
-          <w:sz w:val="24"/>
-          <w:szCs w:val="24"/>
         </w:rPr>
         <w:drawing>
-          <wp:inline distT="0" distB="0" distL="0" distR="0" wp14:anchorId="3D95C846" wp14:editId="363104F7">
-            <wp:extent cx="4000500" cy="320040"/>
-            <wp:effectExtent l="0" t="0" r="0" b="3810"/>
-            <wp:docPr id="7" name="图片 7"/>
+          <wp:inline distT="0" distB="0" distL="0" distR="0" wp14:anchorId="20505FE6" wp14:editId="3E7764FB">
+            <wp:extent cx="4824730" cy="2951415"/>
+            <wp:effectExtent l="0" t="0" r="0" b="1905"/>
+            <wp:docPr id="569395867" name="图片 4"/>
             <wp:cNvGraphicFramePr>
               <a:graphicFrameLocks xmlns:a="http://schemas.openxmlformats.org/drawingml/2006/main" noChangeAspect="1"/>
             </wp:cNvGraphicFramePr>
@@ -4397,7 +5532,7 @@
               <a:graphicData uri="http://schemas.openxmlformats.org/drawingml/2006/picture">
                 <pic:pic xmlns:pic="http://schemas.openxmlformats.org/drawingml/2006/picture">
                   <pic:nvPicPr>
-                    <pic:cNvPr id="0" name="Picture 13"/>
+                    <pic:cNvPr id="0" name="Picture 7"/>
                     <pic:cNvPicPr>
                       <a:picLocks noChangeAspect="1" noChangeArrowheads="1"/>
                     </pic:cNvPicPr>
@@ -4418,7 +5553,7 @@
                   <pic:spPr bwMode="auto">
                     <a:xfrm>
                       <a:off x="0" y="0"/>
-                      <a:ext cx="4000500" cy="320040"/>
+                      <a:ext cx="4832097" cy="2955922"/>
                     </a:xfrm>
                     <a:prstGeom prst="rect">
                       <a:avLst/>
@@ -4438,10 +5573,412 @@
     <w:p>
       <w:pPr>
         <w:widowControl/>
+        <w:adjustRightInd w:val="0"/>
+        <w:snapToGrid w:val="0"/>
+        <w:jc w:val="left"/>
+        <w:rPr>
+          <w:rFonts w:ascii="Tahoma" w:eastAsia="微软雅黑" w:hAnsi="Tahoma"/>
+          <w:kern w:val="0"/>
+          <w:sz w:val="22"/>
+        </w:rPr>
+      </w:pPr>
+      <w:r>
+        <w:rPr>
+          <w:rFonts w:ascii="Tahoma" w:eastAsia="微软雅黑" w:hAnsi="Tahoma" w:hint="eastAsia"/>
+          <w:kern w:val="0"/>
+          <w:sz w:val="22"/>
+        </w:rPr>
+        <w:t>如果你同时用插件指令开启了</w:t>
+      </w:r>
+      <w:r>
+        <w:rPr>
+          <w:rFonts w:ascii="Tahoma" w:eastAsia="微软雅黑" w:hAnsi="Tahoma" w:hint="eastAsia"/>
+          <w:kern w:val="0"/>
+          <w:sz w:val="22"/>
+        </w:rPr>
+        <w:t>外</w:t>
+      </w:r>
+      <w:r>
+        <w:rPr>
+          <w:rFonts w:ascii="Tahoma" w:eastAsia="微软雅黑" w:hAnsi="Tahoma" w:hint="eastAsia"/>
+          <w:kern w:val="0"/>
+          <w:sz w:val="22"/>
+        </w:rPr>
+        <w:t>发光，并且使用了窗口字符设置</w:t>
+      </w:r>
+      <w:r>
+        <w:rPr>
+          <w:rFonts w:ascii="Tahoma" w:eastAsia="微软雅黑" w:hAnsi="Tahoma" w:hint="eastAsia"/>
+          <w:kern w:val="0"/>
+          <w:sz w:val="22"/>
+        </w:rPr>
+        <w:t>外</w:t>
+      </w:r>
+      <w:r>
+        <w:rPr>
+          <w:rFonts w:ascii="Tahoma" w:eastAsia="微软雅黑" w:hAnsi="Tahoma" w:hint="eastAsia"/>
+          <w:kern w:val="0"/>
+          <w:sz w:val="22"/>
+        </w:rPr>
+        <w:t>发光，</w:t>
+      </w:r>
+    </w:p>
+    <w:p>
+      <w:pPr>
+        <w:widowControl/>
+        <w:adjustRightInd w:val="0"/>
+        <w:snapToGrid w:val="0"/>
+        <w:jc w:val="left"/>
+        <w:rPr>
+          <w:rFonts w:ascii="Tahoma" w:eastAsia="微软雅黑" w:hAnsi="Tahoma"/>
+          <w:kern w:val="0"/>
+          <w:sz w:val="22"/>
+        </w:rPr>
+      </w:pPr>
+      <w:r>
+        <w:rPr>
+          <w:rFonts w:ascii="Tahoma" w:eastAsia="微软雅黑" w:hAnsi="Tahoma" w:hint="eastAsia"/>
+          <w:kern w:val="0"/>
+          <w:sz w:val="22"/>
+        </w:rPr>
+        <w:t>那么优先按窗口字符的设置来。</w:t>
+      </w:r>
+    </w:p>
+    <w:p>
+      <w:pPr>
+        <w:widowControl/>
+        <w:adjustRightInd w:val="0"/>
+        <w:snapToGrid w:val="0"/>
+        <w:spacing w:after="200"/>
+        <w:rPr>
+          <w:rFonts w:ascii="Tahoma" w:eastAsia="微软雅黑" w:hAnsi="Tahoma"/>
+          <w:kern w:val="0"/>
+          <w:sz w:val="22"/>
+        </w:rPr>
+      </w:pPr>
+    </w:p>
+    <w:p>
+      <w:pPr>
+        <w:widowControl/>
+        <w:jc w:val="left"/>
+        <w:rPr>
+          <w:rFonts w:ascii="Tahoma" w:eastAsia="微软雅黑" w:hAnsi="Tahoma"/>
+          <w:kern w:val="0"/>
+          <w:sz w:val="22"/>
+        </w:rPr>
+      </w:pPr>
+      <w:r>
+        <w:rPr>
+          <w:rFonts w:ascii="Tahoma" w:eastAsia="微软雅黑" w:hAnsi="Tahoma"/>
+          <w:kern w:val="0"/>
+          <w:sz w:val="22"/>
+        </w:rPr>
+        <w:br w:type="page"/>
+      </w:r>
+    </w:p>
+    <w:p>
+      <w:pPr>
+        <w:pStyle w:val="3"/>
+        <w:spacing w:before="240" w:after="120" w:line="415" w:lineRule="auto"/>
+        <w:rPr>
+          <w:rFonts w:hint="eastAsia"/>
+          <w:sz w:val="28"/>
+        </w:rPr>
+      </w:pPr>
+      <w:r>
+        <w:rPr>
+          <w:rFonts w:hint="eastAsia"/>
+          <w:sz w:val="28"/>
+        </w:rPr>
+        <w:lastRenderedPageBreak/>
+        <w:t>效果叠加</w:t>
+      </w:r>
+    </w:p>
+    <w:p>
+      <w:pPr>
+        <w:pStyle w:val="4"/>
+        <w:spacing w:before="0" w:after="120" w:line="240" w:lineRule="auto"/>
+        <w:rPr>
+          <w:rFonts w:ascii="Tahoma" w:eastAsia="微软雅黑" w:hAnsi="Tahoma"/>
+          <w:b w:val="0"/>
+          <w:bCs w:val="0"/>
+          <w:kern w:val="0"/>
+          <w:sz w:val="22"/>
+        </w:rPr>
+      </w:pPr>
+      <w:r>
+        <w:rPr>
+          <w:rFonts w:ascii="微软雅黑" w:eastAsia="微软雅黑" w:hAnsi="微软雅黑" w:hint="eastAsia"/>
+          <w:sz w:val="22"/>
+          <w:szCs w:val="22"/>
+        </w:rPr>
+        <w:t>1）字体效果叠加</w:t>
+      </w:r>
+    </w:p>
+    <w:p>
+      <w:pPr>
+        <w:widowControl/>
+        <w:adjustRightInd w:val="0"/>
+        <w:jc w:val="left"/>
+        <w:rPr>
+          <w:rFonts w:ascii="Tahoma" w:eastAsia="微软雅黑" w:hAnsi="Tahoma"/>
+          <w:kern w:val="0"/>
+          <w:sz w:val="22"/>
+        </w:rPr>
+      </w:pPr>
+      <w:r>
+        <w:rPr>
+          <w:rFonts w:ascii="Tahoma" w:eastAsia="微软雅黑" w:hAnsi="Tahoma" w:hint="eastAsia"/>
+          <w:kern w:val="0"/>
+          <w:sz w:val="22"/>
+        </w:rPr>
+        <w:t>外发光</w:t>
+      </w:r>
+      <w:proofErr w:type="gramStart"/>
+      <w:r>
+        <w:rPr>
+          <w:rFonts w:ascii="Tahoma" w:eastAsia="微软雅黑" w:hAnsi="Tahoma" w:hint="eastAsia"/>
+          <w:kern w:val="0"/>
+          <w:sz w:val="22"/>
+        </w:rPr>
+        <w:t>或描边可以</w:t>
+      </w:r>
+      <w:proofErr w:type="gramEnd"/>
+      <w:r>
+        <w:rPr>
+          <w:rFonts w:ascii="Tahoma" w:eastAsia="微软雅黑" w:hAnsi="Tahoma" w:hint="eastAsia"/>
+          <w:kern w:val="0"/>
+          <w:sz w:val="22"/>
+        </w:rPr>
+        <w:t>与下面插件效果叠加：</w:t>
+      </w:r>
+    </w:p>
+    <w:p>
+      <w:pPr>
+        <w:widowControl/>
+        <w:adjustRightInd w:val="0"/>
+        <w:snapToGrid w:val="0"/>
+        <w:jc w:val="left"/>
+        <w:rPr>
+          <w:rFonts w:ascii="Tahoma" w:eastAsia="微软雅黑" w:hAnsi="Tahoma"/>
+          <w:kern w:val="0"/>
+          <w:sz w:val="22"/>
+        </w:rPr>
+      </w:pPr>
+      <w:r>
+        <w:rPr>
+          <w:rFonts w:ascii="Tahoma" w:eastAsia="微软雅黑" w:hAnsi="Tahoma"/>
+          <w:kern w:val="0"/>
+          <w:sz w:val="22"/>
+        </w:rPr>
+        <w:tab/>
+      </w:r>
+      <w:r>
+        <w:rPr>
+          <w:rFonts w:ascii="Tahoma" w:eastAsia="微软雅黑" w:hAnsi="Tahoma" w:hint="eastAsia"/>
+          <w:kern w:val="0"/>
+          <w:sz w:val="22"/>
+        </w:rPr>
+        <w:t>◆</w:t>
+      </w:r>
+      <w:r>
+        <w:rPr>
+          <w:rFonts w:ascii="Tahoma" w:eastAsia="微软雅黑" w:hAnsi="Tahoma"/>
+          <w:kern w:val="0"/>
+          <w:sz w:val="22"/>
+        </w:rPr>
+        <w:t>Drill_DialogFontFace</w:t>
+      </w:r>
+      <w:r>
+        <w:rPr>
+          <w:rFonts w:ascii="Tahoma" w:eastAsia="微软雅黑" w:hAnsi="Tahoma"/>
+          <w:kern w:val="0"/>
+          <w:sz w:val="22"/>
+        </w:rPr>
+        <w:tab/>
+      </w:r>
+      <w:r>
+        <w:rPr>
+          <w:rFonts w:ascii="Tahoma" w:eastAsia="微软雅黑" w:hAnsi="Tahoma"/>
+          <w:kern w:val="0"/>
+          <w:sz w:val="22"/>
+        </w:rPr>
+        <w:tab/>
+      </w:r>
+      <w:r>
+        <w:rPr>
+          <w:rFonts w:ascii="Tahoma" w:eastAsia="微软雅黑" w:hAnsi="Tahoma"/>
+          <w:kern w:val="0"/>
+          <w:sz w:val="22"/>
+        </w:rPr>
+        <w:tab/>
+      </w:r>
+      <w:r>
+        <w:rPr>
+          <w:rFonts w:ascii="Tahoma" w:eastAsia="微软雅黑" w:hAnsi="Tahoma"/>
+          <w:kern w:val="0"/>
+          <w:sz w:val="22"/>
+        </w:rPr>
+        <w:tab/>
+      </w:r>
+      <w:r>
+        <w:rPr>
+          <w:rFonts w:ascii="Tahoma" w:eastAsia="微软雅黑" w:hAnsi="Tahoma" w:hint="eastAsia"/>
+          <w:kern w:val="0"/>
+          <w:sz w:val="22"/>
+        </w:rPr>
+        <w:t>窗口字符</w:t>
+      </w:r>
+      <w:r>
+        <w:rPr>
+          <w:rFonts w:ascii="Tahoma" w:eastAsia="微软雅黑" w:hAnsi="Tahoma" w:hint="eastAsia"/>
+          <w:kern w:val="0"/>
+          <w:sz w:val="22"/>
+        </w:rPr>
+        <w:t xml:space="preserve"> </w:t>
+      </w:r>
+      <w:r>
+        <w:rPr>
+          <w:rFonts w:ascii="Tahoma" w:eastAsia="微软雅黑" w:hAnsi="Tahoma"/>
+          <w:kern w:val="0"/>
+          <w:sz w:val="22"/>
+        </w:rPr>
+        <w:t xml:space="preserve">- </w:t>
+      </w:r>
+      <w:r>
+        <w:rPr>
+          <w:rFonts w:ascii="Tahoma" w:eastAsia="微软雅黑" w:hAnsi="Tahoma" w:hint="eastAsia"/>
+          <w:kern w:val="0"/>
+          <w:sz w:val="22"/>
+        </w:rPr>
+        <w:t>字体管理器</w:t>
+      </w:r>
+    </w:p>
+    <w:p>
+      <w:pPr>
+        <w:widowControl/>
+        <w:adjustRightInd w:val="0"/>
+        <w:rPr>
+          <w:rFonts w:ascii="Tahoma" w:eastAsia="微软雅黑" w:hAnsi="Tahoma"/>
+          <w:kern w:val="0"/>
+          <w:sz w:val="22"/>
+        </w:rPr>
+      </w:pPr>
+      <w:r>
+        <w:rPr>
+          <w:rFonts w:ascii="Tahoma" w:eastAsia="微软雅黑" w:hAnsi="Tahoma" w:hint="eastAsia"/>
+          <w:kern w:val="0"/>
+          <w:sz w:val="22"/>
+        </w:rPr>
+        <w:t>比如</w:t>
+      </w:r>
+      <w:r>
+        <w:rPr>
+          <w:rFonts w:ascii="Tahoma" w:eastAsia="微软雅黑" w:hAnsi="Tahoma" w:hint="eastAsia"/>
+          <w:kern w:val="0"/>
+          <w:sz w:val="22"/>
+        </w:rPr>
+        <w:t xml:space="preserve"> </w:t>
+      </w:r>
+      <w:r>
+        <w:rPr>
+          <w:rFonts w:ascii="Tahoma" w:eastAsia="微软雅黑" w:hAnsi="Tahoma" w:hint="eastAsia"/>
+          <w:kern w:val="0"/>
+          <w:sz w:val="22"/>
+        </w:rPr>
+        <w:t>外发光</w:t>
+      </w:r>
+      <w:r>
+        <w:rPr>
+          <w:rFonts w:ascii="Tahoma" w:eastAsia="微软雅黑" w:hAnsi="Tahoma" w:hint="eastAsia"/>
+          <w:kern w:val="0"/>
+          <w:sz w:val="22"/>
+        </w:rPr>
+        <w:t>+</w:t>
+      </w:r>
+      <w:r>
+        <w:rPr>
+          <w:rFonts w:ascii="Tahoma" w:eastAsia="微软雅黑" w:hAnsi="Tahoma" w:hint="eastAsia"/>
+          <w:kern w:val="0"/>
+          <w:sz w:val="22"/>
+        </w:rPr>
+        <w:t>字体。</w:t>
+      </w:r>
+    </w:p>
+    <w:p>
+      <w:pPr>
+        <w:widowControl/>
         <w:snapToGrid w:val="0"/>
         <w:jc w:val="center"/>
         <w:rPr>
-          <w:rFonts w:ascii="宋体" w:eastAsia="宋体" w:hAnsi="宋体" w:cs="宋体"/>
+          <w:rFonts w:ascii="宋体" w:eastAsia="宋体" w:hAnsi="宋体" w:cs="宋体" w:hint="eastAsia"/>
+          <w:kern w:val="0"/>
+          <w:sz w:val="24"/>
+          <w:szCs w:val="24"/>
+        </w:rPr>
+      </w:pPr>
+      <w:r>
+        <w:rPr>
+          <w:rFonts w:hint="eastAsia"/>
+          <w:noProof/>
+        </w:rPr>
+        <w:drawing>
+          <wp:inline distT="0" distB="0" distL="0" distR="0" wp14:anchorId="69F5E3D1" wp14:editId="7CD457CE">
+            <wp:extent cx="5120640" cy="224406"/>
+            <wp:effectExtent l="0" t="0" r="0" b="4445"/>
+            <wp:docPr id="1588067655" name="图片 1"/>
+            <wp:cNvGraphicFramePr>
+              <a:graphicFrameLocks xmlns:a="http://schemas.openxmlformats.org/drawingml/2006/main" noChangeAspect="1"/>
+            </wp:cNvGraphicFramePr>
+            <a:graphic xmlns:a="http://schemas.openxmlformats.org/drawingml/2006/main">
+              <a:graphicData uri="http://schemas.openxmlformats.org/drawingml/2006/picture">
+                <pic:pic xmlns:pic="http://schemas.openxmlformats.org/drawingml/2006/picture">
+                  <pic:nvPicPr>
+                    <pic:cNvPr id="0" name="Picture 1"/>
+                    <pic:cNvPicPr>
+                      <a:picLocks noChangeAspect="1" noChangeArrowheads="1"/>
+                    </pic:cNvPicPr>
+                  </pic:nvPicPr>
+                  <pic:blipFill>
+                    <a:blip r:embed="rId18">
+                      <a:extLst>
+                        <a:ext uri="{28A0092B-C50C-407E-A947-70E740481C1C}">
+                          <a14:useLocalDpi xmlns:a14="http://schemas.microsoft.com/office/drawing/2010/main" val="0"/>
+                        </a:ext>
+                      </a:extLst>
+                    </a:blip>
+                    <a:srcRect/>
+                    <a:stretch>
+                      <a:fillRect/>
+                    </a:stretch>
+                  </pic:blipFill>
+                  <pic:spPr bwMode="auto">
+                    <a:xfrm>
+                      <a:off x="0" y="0"/>
+                      <a:ext cx="5147688" cy="225591"/>
+                    </a:xfrm>
+                    <a:prstGeom prst="rect">
+                      <a:avLst/>
+                    </a:prstGeom>
+                    <a:noFill/>
+                    <a:ln>
+                      <a:noFill/>
+                    </a:ln>
+                  </pic:spPr>
+                </pic:pic>
+              </a:graphicData>
+            </a:graphic>
+          </wp:inline>
+        </w:drawing>
+      </w:r>
+    </w:p>
+    <w:p>
+      <w:pPr>
+        <w:widowControl/>
+        <w:snapToGrid w:val="0"/>
+        <w:jc w:val="center"/>
+        <w:rPr>
+          <w:rFonts w:ascii="宋体" w:eastAsia="宋体" w:hAnsi="宋体" w:cs="宋体" w:hint="eastAsia"/>
           <w:kern w:val="0"/>
           <w:sz w:val="24"/>
           <w:szCs w:val="24"/>
@@ -4473,7 +6010,7 @@
                     </pic:cNvPicPr>
                   </pic:nvPicPr>
                   <pic:blipFill>
-                    <a:blip r:embed="rId18">
+                    <a:blip r:embed="rId19">
                       <a:extLst>
                         <a:ext uri="{28A0092B-C50C-407E-A947-70E740481C1C}">
                           <a14:useLocalDpi xmlns:a14="http://schemas.microsoft.com/office/drawing/2010/main" val="0"/>
@@ -4532,6 +6069,7 @@
         </w:rPr>
         <w:t xml:space="preserve"> </w:t>
       </w:r>
+      <w:proofErr w:type="gramStart"/>
       <w:r>
         <w:rPr>
           <w:rFonts w:ascii="Tahoma" w:eastAsia="微软雅黑" w:hAnsi="Tahoma" w:hint="eastAsia"/>
@@ -4540,6 +6078,7 @@
         </w:rPr>
         <w:t>描边</w:t>
       </w:r>
+      <w:proofErr w:type="gramEnd"/>
       <w:r>
         <w:rPr>
           <w:rFonts w:ascii="Tahoma" w:eastAsia="微软雅黑" w:hAnsi="Tahoma" w:hint="eastAsia"/>
@@ -4563,7 +6102,7 @@
         <w:snapToGrid w:val="0"/>
         <w:jc w:val="center"/>
         <w:rPr>
-          <w:rFonts w:ascii="宋体" w:eastAsia="宋体" w:hAnsi="宋体" w:cs="宋体"/>
+          <w:rFonts w:ascii="宋体" w:eastAsia="宋体" w:hAnsi="宋体" w:cs="宋体" w:hint="eastAsia"/>
           <w:noProof/>
           <w:kern w:val="0"/>
           <w:sz w:val="24"/>
@@ -4596,7 +6135,7 @@
                     </pic:cNvPicPr>
                   </pic:nvPicPr>
                   <pic:blipFill>
-                    <a:blip r:embed="rId19">
+                    <a:blip r:embed="rId20">
                       <a:extLst>
                         <a:ext uri="{28A0092B-C50C-407E-A947-70E740481C1C}">
                           <a14:useLocalDpi xmlns:a14="http://schemas.microsoft.com/office/drawing/2010/main" val="0"/>
@@ -4634,7 +6173,7 @@
         <w:snapToGrid w:val="0"/>
         <w:jc w:val="center"/>
         <w:rPr>
-          <w:rFonts w:ascii="宋体" w:eastAsia="宋体" w:hAnsi="宋体" w:cs="宋体"/>
+          <w:rFonts w:ascii="宋体" w:eastAsia="宋体" w:hAnsi="宋体" w:cs="宋体" w:hint="eastAsia"/>
           <w:noProof/>
           <w:kern w:val="0"/>
           <w:sz w:val="24"/>
@@ -4667,7 +6206,7 @@
                     </pic:cNvPicPr>
                   </pic:nvPicPr>
                   <pic:blipFill>
-                    <a:blip r:embed="rId20">
+                    <a:blip r:embed="rId21">
                       <a:extLst>
                         <a:ext uri="{28A0092B-C50C-407E-A947-70E740481C1C}">
                           <a14:useLocalDpi xmlns:a14="http://schemas.microsoft.com/office/drawing/2010/main" val="0"/>
@@ -4705,7 +6244,7 @@
         <w:snapToGrid w:val="0"/>
         <w:jc w:val="left"/>
         <w:rPr>
-          <w:rFonts w:ascii="宋体" w:eastAsia="宋体" w:hAnsi="宋体" w:cs="宋体"/>
+          <w:rFonts w:ascii="宋体" w:eastAsia="宋体" w:hAnsi="宋体" w:cs="宋体" w:hint="eastAsia"/>
           <w:kern w:val="0"/>
           <w:sz w:val="24"/>
           <w:szCs w:val="24"/>
@@ -4717,7 +6256,16 @@
           <w:kern w:val="0"/>
           <w:sz w:val="22"/>
         </w:rPr>
-        <w:t>值得一提的是，外发光与描边</w:t>
+        <w:t>值得一提的是，外发光与</w:t>
+      </w:r>
+      <w:proofErr w:type="gramStart"/>
+      <w:r>
+        <w:rPr>
+          <w:rFonts w:ascii="Tahoma" w:eastAsia="微软雅黑" w:hAnsi="Tahoma" w:hint="eastAsia"/>
+          <w:kern w:val="0"/>
+          <w:sz w:val="22"/>
+        </w:rPr>
+        <w:t>描边</w:t>
       </w:r>
       <w:r>
         <w:rPr>
@@ -4727,6 +6275,7 @@
         </w:rPr>
         <w:t>本身</w:t>
       </w:r>
+      <w:proofErr w:type="gramEnd"/>
       <w:r>
         <w:rPr>
           <w:rFonts w:ascii="Tahoma" w:eastAsia="微软雅黑" w:hAnsi="Tahoma" w:hint="eastAsia"/>
@@ -4758,7 +6307,7 @@
         <w:snapToGrid w:val="0"/>
         <w:jc w:val="center"/>
         <w:rPr>
-          <w:rFonts w:ascii="宋体" w:eastAsia="宋体" w:hAnsi="宋体" w:cs="宋体"/>
+          <w:rFonts w:ascii="宋体" w:eastAsia="宋体" w:hAnsi="宋体" w:cs="宋体" w:hint="eastAsia"/>
           <w:noProof/>
           <w:kern w:val="0"/>
           <w:sz w:val="24"/>
@@ -4791,7 +6340,7 @@
                     </pic:cNvPicPr>
                   </pic:nvPicPr>
                   <pic:blipFill>
-                    <a:blip r:embed="rId21">
+                    <a:blip r:embed="rId22">
                       <a:extLst>
                         <a:ext uri="{28A0092B-C50C-407E-A947-70E740481C1C}">
                           <a14:useLocalDpi xmlns:a14="http://schemas.microsoft.com/office/drawing/2010/main" val="0"/>
@@ -4829,7 +6378,7 @@
         <w:snapToGrid w:val="0"/>
         <w:jc w:val="center"/>
         <w:rPr>
-          <w:rFonts w:ascii="宋体" w:eastAsia="宋体" w:hAnsi="宋体" w:cs="宋体"/>
+          <w:rFonts w:ascii="宋体" w:eastAsia="宋体" w:hAnsi="宋体" w:cs="宋体" w:hint="eastAsia"/>
           <w:noProof/>
           <w:kern w:val="0"/>
           <w:sz w:val="24"/>
@@ -4862,7 +6411,7 @@
                     </pic:cNvPicPr>
                   </pic:nvPicPr>
                   <pic:blipFill>
-                    <a:blip r:embed="rId22">
+                    <a:blip r:embed="rId23">
                       <a:extLst>
                         <a:ext uri="{28A0092B-C50C-407E-A947-70E740481C1C}">
                           <a14:useLocalDpi xmlns:a14="http://schemas.microsoft.com/office/drawing/2010/main" val="0"/>
@@ -4899,7 +6448,7 @@
         <w:pStyle w:val="4"/>
         <w:spacing w:before="0" w:after="120" w:line="240" w:lineRule="auto"/>
         <w:rPr>
-          <w:rFonts w:ascii="微软雅黑" w:eastAsia="微软雅黑" w:hAnsi="微软雅黑"/>
+          <w:rFonts w:ascii="微软雅黑" w:eastAsia="微软雅黑" w:hAnsi="微软雅黑" w:hint="eastAsia"/>
           <w:sz w:val="22"/>
           <w:szCs w:val="22"/>
         </w:rPr>
@@ -4920,13 +6469,23 @@
         </w:rPr>
         <w:t>）</w:t>
       </w:r>
-      <w:r>
-        <w:rPr>
-          <w:rFonts w:ascii="Tahoma" w:eastAsia="微软雅黑" w:hAnsi="Tahoma" w:hint="eastAsia"/>
-          <w:kern w:val="0"/>
-          <w:sz w:val="22"/>
-        </w:rPr>
-        <w:t>轮播文本效果</w:t>
+      <w:proofErr w:type="gramStart"/>
+      <w:r>
+        <w:rPr>
+          <w:rFonts w:ascii="Tahoma" w:eastAsia="微软雅黑" w:hAnsi="Tahoma" w:hint="eastAsia"/>
+          <w:kern w:val="0"/>
+          <w:sz w:val="22"/>
+        </w:rPr>
+        <w:t>轮播文本</w:t>
+      </w:r>
+      <w:proofErr w:type="gramEnd"/>
+      <w:r>
+        <w:rPr>
+          <w:rFonts w:ascii="Tahoma" w:eastAsia="微软雅黑" w:hAnsi="Tahoma" w:hint="eastAsia"/>
+          <w:kern w:val="0"/>
+          <w:sz w:val="22"/>
+        </w:rPr>
+        <w:t>效果</w:t>
       </w:r>
       <w:r>
         <w:rPr>
@@ -4954,7 +6513,25 @@
           <w:kern w:val="0"/>
           <w:sz w:val="22"/>
         </w:rPr>
-        <w:t>外发光或描边可以与</w:t>
+        <w:t>外发光</w:t>
+      </w:r>
+      <w:proofErr w:type="gramStart"/>
+      <w:r>
+        <w:rPr>
+          <w:rFonts w:ascii="Tahoma" w:eastAsia="微软雅黑" w:hAnsi="Tahoma" w:hint="eastAsia"/>
+          <w:kern w:val="0"/>
+          <w:sz w:val="22"/>
+        </w:rPr>
+        <w:t>或描边可以</w:t>
+      </w:r>
+      <w:proofErr w:type="gramEnd"/>
+      <w:r>
+        <w:rPr>
+          <w:rFonts w:ascii="Tahoma" w:eastAsia="微软雅黑" w:hAnsi="Tahoma" w:hint="eastAsia"/>
+          <w:kern w:val="0"/>
+          <w:sz w:val="22"/>
+        </w:rPr>
+        <w:t>与</w:t>
       </w:r>
       <w:r>
         <w:rPr>
@@ -5094,6 +6671,8 @@
       <w:pPr>
         <w:widowControl/>
         <w:adjustRightInd w:val="0"/>
+        <w:snapToGrid w:val="0"/>
+        <w:spacing w:before="120"/>
         <w:jc w:val="left"/>
         <w:rPr>
           <w:rFonts w:ascii="Tahoma" w:eastAsia="微软雅黑" w:hAnsi="Tahoma"/>
@@ -5107,7 +6686,25 @@
           <w:kern w:val="0"/>
           <w:sz w:val="22"/>
         </w:rPr>
-        <w:t>该插件具有轮播效果，</w:t>
+        <w:t>该插件</w:t>
+      </w:r>
+      <w:proofErr w:type="gramStart"/>
+      <w:r>
+        <w:rPr>
+          <w:rFonts w:ascii="Tahoma" w:eastAsia="微软雅黑" w:hAnsi="Tahoma" w:hint="eastAsia"/>
+          <w:kern w:val="0"/>
+          <w:sz w:val="22"/>
+        </w:rPr>
+        <w:t>具有轮播效果</w:t>
+      </w:r>
+      <w:proofErr w:type="gramEnd"/>
+      <w:r>
+        <w:rPr>
+          <w:rFonts w:ascii="Tahoma" w:eastAsia="微软雅黑" w:hAnsi="Tahoma" w:hint="eastAsia"/>
+          <w:kern w:val="0"/>
+          <w:sz w:val="22"/>
+        </w:rPr>
+        <w:t>，</w:t>
       </w:r>
       <w:r>
         <w:rPr>
@@ -5146,6 +6743,7 @@
         </w:rPr>
         <w:t xml:space="preserve"> </w:t>
       </w:r>
+      <w:proofErr w:type="gramStart"/>
       <w:r>
         <w:rPr>
           <w:rFonts w:ascii="Tahoma" w:eastAsia="微软雅黑" w:hAnsi="Tahoma"/>
@@ -5154,6 +6752,7 @@
         </w:rPr>
         <w:t>”</w:t>
       </w:r>
+      <w:proofErr w:type="gramEnd"/>
       <w:r>
         <w:rPr>
           <w:rFonts w:ascii="Tahoma" w:eastAsia="微软雅黑" w:hAnsi="Tahoma" w:hint="eastAsia"/>
@@ -5162,13 +6761,23 @@
         </w:rPr>
         <w:t>发光</w:t>
       </w:r>
-      <w:r>
-        <w:rPr>
-          <w:rFonts w:ascii="Tahoma" w:eastAsia="微软雅黑" w:hAnsi="Tahoma"/>
-          <w:kern w:val="0"/>
-          <w:sz w:val="22"/>
-        </w:rPr>
-        <w:t xml:space="preserve">” </w:t>
+      <w:proofErr w:type="gramStart"/>
+      <w:r>
+        <w:rPr>
+          <w:rFonts w:ascii="Tahoma" w:eastAsia="微软雅黑" w:hAnsi="Tahoma"/>
+          <w:kern w:val="0"/>
+          <w:sz w:val="22"/>
+        </w:rPr>
+        <w:t>”</w:t>
+      </w:r>
+      <w:proofErr w:type="gramEnd"/>
+      <w:r>
+        <w:rPr>
+          <w:rFonts w:ascii="Tahoma" w:eastAsia="微软雅黑" w:hAnsi="Tahoma"/>
+          <w:kern w:val="0"/>
+          <w:sz w:val="22"/>
+        </w:rPr>
+        <w:t xml:space="preserve"> </w:t>
       </w:r>
       <w:r>
         <w:rPr>
@@ -5214,7 +6823,7 @@
                     </pic:cNvPicPr>
                   </pic:nvPicPr>
                   <pic:blipFill>
-                    <a:blip r:embed="rId23">
+                    <a:blip r:embed="rId24">
                       <a:extLst>
                         <a:ext uri="{28A0092B-C50C-407E-A947-70E740481C1C}">
                           <a14:useLocalDpi xmlns:a14="http://schemas.microsoft.com/office/drawing/2010/main" val="0"/>
@@ -5278,7 +6887,7 @@
                     </pic:cNvPicPr>
                   </pic:nvPicPr>
                   <pic:blipFill>
-                    <a:blip r:embed="rId24">
+                    <a:blip r:embed="rId25">
                       <a:extLst>
                         <a:ext uri="{28A0092B-C50C-407E-A947-70E740481C1C}">
                           <a14:useLocalDpi xmlns:a14="http://schemas.microsoft.com/office/drawing/2010/main" val="0"/>
@@ -5315,7 +6924,7 @@
         <w:pStyle w:val="4"/>
         <w:spacing w:before="0" w:after="120" w:line="240" w:lineRule="auto"/>
         <w:rPr>
-          <w:rFonts w:ascii="微软雅黑" w:eastAsia="微软雅黑" w:hAnsi="微软雅黑"/>
+          <w:rFonts w:ascii="微软雅黑" w:eastAsia="微软雅黑" w:hAnsi="微软雅黑" w:hint="eastAsia"/>
           <w:sz w:val="22"/>
           <w:szCs w:val="22"/>
         </w:rPr>
@@ -5355,7 +6964,25 @@
           <w:kern w:val="0"/>
           <w:sz w:val="22"/>
         </w:rPr>
-        <w:t>除了上述的效果，外发光与描边还能与其它插件的窗口字符效果叠加。</w:t>
+        <w:t>除了上述的效果，外发光</w:t>
+      </w:r>
+      <w:proofErr w:type="gramStart"/>
+      <w:r>
+        <w:rPr>
+          <w:rFonts w:ascii="Tahoma" w:eastAsia="微软雅黑" w:hAnsi="Tahoma" w:hint="eastAsia"/>
+          <w:kern w:val="0"/>
+          <w:sz w:val="22"/>
+        </w:rPr>
+        <w:t>与描边还</w:t>
+      </w:r>
+      <w:proofErr w:type="gramEnd"/>
+      <w:r>
+        <w:rPr>
+          <w:rFonts w:ascii="Tahoma" w:eastAsia="微软雅黑" w:hAnsi="Tahoma" w:hint="eastAsia"/>
+          <w:kern w:val="0"/>
+          <w:sz w:val="22"/>
+        </w:rPr>
+        <w:t>能与其它插件的窗口字符效果叠加。</w:t>
       </w:r>
     </w:p>
     <w:p>
@@ -5376,7 +7003,76 @@
           <w:kern w:val="0"/>
           <w:sz w:val="22"/>
         </w:rPr>
-        <w:t>具体你可以去看看窗口字符表，一个个试试看。</w:t>
+        <w:t>具体你可以去看看</w:t>
+      </w:r>
+      <w:r>
+        <w:rPr>
+          <w:rFonts w:ascii="Tahoma" w:eastAsia="微软雅黑" w:hAnsi="Tahoma" w:hint="eastAsia"/>
+          <w:kern w:val="0"/>
+          <w:sz w:val="22"/>
+        </w:rPr>
+        <w:t>“</w:t>
+      </w:r>
+      <w:r>
+        <w:rPr>
+          <w:rFonts w:ascii="Tahoma" w:eastAsia="微软雅黑" w:hAnsi="Tahoma" w:hint="eastAsia"/>
+          <w:color w:val="0070C0"/>
+          <w:kern w:val="0"/>
+          <w:sz w:val="22"/>
+        </w:rPr>
+        <w:t>23.</w:t>
+      </w:r>
+      <w:r>
+        <w:rPr>
+          <w:rFonts w:ascii="Tahoma" w:eastAsia="微软雅黑" w:hAnsi="Tahoma" w:hint="eastAsia"/>
+          <w:color w:val="0070C0"/>
+          <w:kern w:val="0"/>
+          <w:sz w:val="22"/>
+        </w:rPr>
+        <w:t>窗口字符</w:t>
+      </w:r>
+      <w:r>
+        <w:rPr>
+          <w:rFonts w:ascii="Tahoma" w:eastAsia="微软雅黑" w:hAnsi="Tahoma" w:hint="eastAsia"/>
+          <w:color w:val="0070C0"/>
+          <w:kern w:val="0"/>
+          <w:sz w:val="22"/>
+        </w:rPr>
+        <w:t xml:space="preserve"> &gt; </w:t>
+      </w:r>
+      <w:r>
+        <w:rPr>
+          <w:rFonts w:ascii="Tahoma" w:eastAsia="微软雅黑" w:hAnsi="Tahoma" w:hint="eastAsia"/>
+          <w:color w:val="0070C0"/>
+          <w:kern w:val="0"/>
+          <w:sz w:val="22"/>
+        </w:rPr>
+        <w:t>关于窗口字符表</w:t>
+      </w:r>
+      <w:r>
+        <w:rPr>
+          <w:rFonts w:ascii="Tahoma" w:eastAsia="微软雅黑" w:hAnsi="Tahoma" w:hint="eastAsia"/>
+          <w:color w:val="0070C0"/>
+          <w:kern w:val="0"/>
+          <w:sz w:val="22"/>
+        </w:rPr>
+        <w:t>.docx</w:t>
+      </w:r>
+      <w:r>
+        <w:rPr>
+          <w:rFonts w:ascii="Tahoma" w:eastAsia="微软雅黑" w:hAnsi="Tahoma" w:hint="eastAsia"/>
+          <w:kern w:val="0"/>
+          <w:sz w:val="22"/>
+        </w:rPr>
+        <w:t>”</w:t>
+      </w:r>
+      <w:r>
+        <w:rPr>
+          <w:rFonts w:ascii="Tahoma" w:eastAsia="微软雅黑" w:hAnsi="Tahoma" w:hint="eastAsia"/>
+          <w:kern w:val="0"/>
+          <w:sz w:val="22"/>
+        </w:rPr>
+        <w:t>，一个个试试看。</w:t>
       </w:r>
     </w:p>
     <w:p>
@@ -5395,6 +7091,7 @@
         <w:pStyle w:val="3"/>
         <w:spacing w:before="240" w:after="120" w:line="415" w:lineRule="auto"/>
         <w:rPr>
+          <w:rFonts w:hint="eastAsia"/>
           <w:sz w:val="28"/>
         </w:rPr>
       </w:pPr>
@@ -5588,6 +7285,7 @@
         </w:rPr>
         <w:t>发光</w:t>
       </w:r>
+      <w:proofErr w:type="gramStart"/>
       <w:r>
         <w:rPr>
           <w:rFonts w:ascii="Tahoma" w:eastAsia="微软雅黑" w:hAnsi="Tahoma" w:hint="eastAsia"/>
@@ -5612,6 +7310,7 @@
         </w:rPr>
         <w:t>厚</w:t>
       </w:r>
+      <w:proofErr w:type="gramEnd"/>
       <w:r>
         <w:rPr>
           <w:rFonts w:ascii="Tahoma" w:eastAsia="微软雅黑" w:hAnsi="Tahoma" w:hint="eastAsia"/>
@@ -5626,7 +7325,7 @@
         <w:widowControl/>
         <w:jc w:val="center"/>
         <w:rPr>
-          <w:rFonts w:ascii="宋体" w:eastAsia="宋体" w:hAnsi="宋体" w:cs="宋体"/>
+          <w:rFonts w:ascii="宋体" w:eastAsia="宋体" w:hAnsi="宋体" w:cs="宋体" w:hint="eastAsia"/>
           <w:kern w:val="0"/>
           <w:sz w:val="24"/>
           <w:szCs w:val="24"/>
@@ -5658,7 +7357,7 @@
                     </pic:cNvPicPr>
                   </pic:nvPicPr>
                   <pic:blipFill>
-                    <a:blip r:embed="rId25">
+                    <a:blip r:embed="rId26">
                       <a:extLst>
                         <a:ext uri="{28A0092B-C50C-407E-A947-70E740481C1C}">
                           <a14:useLocalDpi xmlns:a14="http://schemas.microsoft.com/office/drawing/2010/main" val="0"/>
@@ -5724,7 +7423,7 @@
                     </pic:cNvPicPr>
                   </pic:nvPicPr>
                   <pic:blipFill>
-                    <a:blip r:embed="rId26">
+                    <a:blip r:embed="rId27">
                       <a:extLst>
                         <a:ext uri="{28A0092B-C50C-407E-A947-70E740481C1C}">
                           <a14:useLocalDpi xmlns:a14="http://schemas.microsoft.com/office/drawing/2010/main" val="0"/>
@@ -5773,6 +7472,43 @@
     <w:p>
       <w:pPr>
         <w:widowControl/>
+        <w:jc w:val="left"/>
+        <w:rPr>
+          <w:rFonts w:ascii="Tahoma" w:eastAsia="微软雅黑" w:hAnsi="Tahoma"/>
+          <w:kern w:val="0"/>
+          <w:sz w:val="22"/>
+        </w:rPr>
+      </w:pPr>
+      <w:r>
+        <w:rPr>
+          <w:rFonts w:ascii="Tahoma" w:eastAsia="微软雅黑" w:hAnsi="Tahoma"/>
+          <w:kern w:val="0"/>
+          <w:sz w:val="22"/>
+        </w:rPr>
+        <w:br w:type="page"/>
+      </w:r>
+    </w:p>
+    <w:p>
+      <w:pPr>
+        <w:pStyle w:val="3"/>
+        <w:spacing w:before="240" w:after="120" w:line="415" w:lineRule="auto"/>
+        <w:rPr>
+          <w:rFonts w:hint="eastAsia"/>
+          <w:sz w:val="28"/>
+        </w:rPr>
+      </w:pPr>
+      <w:r>
+        <w:rPr>
+          <w:rFonts w:hint="eastAsia"/>
+          <w:sz w:val="28"/>
+        </w:rPr>
+        <w:lastRenderedPageBreak/>
+        <w:t>DEBUG查看</w:t>
+      </w:r>
+    </w:p>
+    <w:p>
+      <w:pPr>
+        <w:widowControl/>
         <w:adjustRightInd w:val="0"/>
         <w:snapToGrid w:val="0"/>
         <w:spacing w:after="200"/>
@@ -5785,6 +7521,362 @@
       </w:pPr>
       <w:r>
         <w:rPr>
+          <w:rFonts w:ascii="Tahoma" w:eastAsia="微软雅黑" w:hAnsi="Tahoma" w:hint="eastAsia"/>
+          <w:kern w:val="0"/>
+          <w:sz w:val="22"/>
+        </w:rPr>
+        <w:t>插件提供了窗口字符</w:t>
+      </w:r>
+      <w:r>
+        <w:rPr>
+          <w:rFonts w:ascii="Tahoma" w:eastAsia="微软雅黑" w:hAnsi="Tahoma" w:hint="eastAsia"/>
+          <w:kern w:val="0"/>
+          <w:sz w:val="22"/>
+        </w:rPr>
+        <w:t>DEBUG</w:t>
+      </w:r>
+      <w:r>
+        <w:rPr>
+          <w:rFonts w:ascii="Tahoma" w:eastAsia="微软雅黑" w:hAnsi="Tahoma" w:hint="eastAsia"/>
+          <w:kern w:val="0"/>
+          <w:sz w:val="22"/>
+        </w:rPr>
+        <w:t>查看效果，展示了描边、外发光的</w:t>
+      </w:r>
+      <w:r>
+        <w:rPr>
+          <w:rFonts w:ascii="Tahoma" w:eastAsia="微软雅黑" w:hAnsi="Tahoma" w:hint="eastAsia"/>
+          <w:kern w:val="0"/>
+          <w:sz w:val="22"/>
+        </w:rPr>
+        <w:t>测试</w:t>
+      </w:r>
+      <w:r>
+        <w:rPr>
+          <w:rFonts w:ascii="Tahoma" w:eastAsia="微软雅黑" w:hAnsi="Tahoma" w:hint="eastAsia"/>
+          <w:kern w:val="0"/>
+          <w:sz w:val="22"/>
+        </w:rPr>
+        <w:t>功能。</w:t>
+      </w:r>
+    </w:p>
+    <w:p>
+      <w:pPr>
+        <w:widowControl/>
+        <w:adjustRightInd w:val="0"/>
+        <w:snapToGrid w:val="0"/>
+        <w:jc w:val="center"/>
+        <w:rPr>
+          <w:rFonts w:ascii="Tahoma" w:eastAsia="微软雅黑" w:hAnsi="Tahoma"/>
+          <w:kern w:val="0"/>
+          <w:sz w:val="22"/>
+        </w:rPr>
+      </w:pPr>
+      <w:r>
+        <w:rPr>
+          <w:rFonts w:hint="eastAsia"/>
+          <w:noProof/>
+        </w:rPr>
+        <w:drawing>
+          <wp:inline distT="0" distB="0" distL="0" distR="0" wp14:anchorId="0304AE0C" wp14:editId="5B1DDC6B">
+            <wp:extent cx="5021580" cy="804082"/>
+            <wp:effectExtent l="0" t="0" r="7620" b="0"/>
+            <wp:docPr id="425312366" name="图片 6"/>
+            <wp:cNvGraphicFramePr>
+              <a:graphicFrameLocks xmlns:a="http://schemas.openxmlformats.org/drawingml/2006/main" noChangeAspect="1"/>
+            </wp:cNvGraphicFramePr>
+            <a:graphic xmlns:a="http://schemas.openxmlformats.org/drawingml/2006/main">
+              <a:graphicData uri="http://schemas.openxmlformats.org/drawingml/2006/picture">
+                <pic:pic xmlns:pic="http://schemas.openxmlformats.org/drawingml/2006/picture">
+                  <pic:nvPicPr>
+                    <pic:cNvPr id="0" name="Picture 11"/>
+                    <pic:cNvPicPr>
+                      <a:picLocks noChangeAspect="1" noChangeArrowheads="1"/>
+                    </pic:cNvPicPr>
+                  </pic:nvPicPr>
+                  <pic:blipFill>
+                    <a:blip r:embed="rId28">
+                      <a:extLst>
+                        <a:ext uri="{28A0092B-C50C-407E-A947-70E740481C1C}">
+                          <a14:useLocalDpi xmlns:a14="http://schemas.microsoft.com/office/drawing/2010/main" val="0"/>
+                        </a:ext>
+                      </a:extLst>
+                    </a:blip>
+                    <a:srcRect/>
+                    <a:stretch>
+                      <a:fillRect/>
+                    </a:stretch>
+                  </pic:blipFill>
+                  <pic:spPr bwMode="auto">
+                    <a:xfrm>
+                      <a:off x="0" y="0"/>
+                      <a:ext cx="5042481" cy="807429"/>
+                    </a:xfrm>
+                    <a:prstGeom prst="rect">
+                      <a:avLst/>
+                    </a:prstGeom>
+                    <a:noFill/>
+                    <a:ln>
+                      <a:noFill/>
+                    </a:ln>
+                  </pic:spPr>
+                </pic:pic>
+              </a:graphicData>
+            </a:graphic>
+          </wp:inline>
+        </w:drawing>
+      </w:r>
+    </w:p>
+    <w:p>
+      <w:pPr>
+        <w:widowControl/>
+        <w:adjustRightInd w:val="0"/>
+        <w:snapToGrid w:val="0"/>
+        <w:jc w:val="center"/>
+        <w:rPr>
+          <w:rFonts w:ascii="Tahoma" w:eastAsia="微软雅黑" w:hAnsi="Tahoma"/>
+          <w:kern w:val="0"/>
+          <w:sz w:val="22"/>
+        </w:rPr>
+      </w:pPr>
+      <w:r>
+        <w:rPr>
+          <w:rFonts w:hint="eastAsia"/>
+          <w:noProof/>
+        </w:rPr>
+        <w:drawing>
+          <wp:inline distT="0" distB="0" distL="0" distR="0" wp14:anchorId="712B7C03" wp14:editId="0F2E112E">
+            <wp:extent cx="4983480" cy="832779"/>
+            <wp:effectExtent l="0" t="0" r="7620" b="5715"/>
+            <wp:docPr id="142553294" name="图片 5"/>
+            <wp:cNvGraphicFramePr>
+              <a:graphicFrameLocks xmlns:a="http://schemas.openxmlformats.org/drawingml/2006/main" noChangeAspect="1"/>
+            </wp:cNvGraphicFramePr>
+            <a:graphic xmlns:a="http://schemas.openxmlformats.org/drawingml/2006/main">
+              <a:graphicData uri="http://schemas.openxmlformats.org/drawingml/2006/picture">
+                <pic:pic xmlns:pic="http://schemas.openxmlformats.org/drawingml/2006/picture">
+                  <pic:nvPicPr>
+                    <pic:cNvPr id="0" name="Picture 9"/>
+                    <pic:cNvPicPr>
+                      <a:picLocks noChangeAspect="1" noChangeArrowheads="1"/>
+                    </pic:cNvPicPr>
+                  </pic:nvPicPr>
+                  <pic:blipFill>
+                    <a:blip r:embed="rId29">
+                      <a:extLst>
+                        <a:ext uri="{28A0092B-C50C-407E-A947-70E740481C1C}">
+                          <a14:useLocalDpi xmlns:a14="http://schemas.microsoft.com/office/drawing/2010/main" val="0"/>
+                        </a:ext>
+                      </a:extLst>
+                    </a:blip>
+                    <a:srcRect/>
+                    <a:stretch>
+                      <a:fillRect/>
+                    </a:stretch>
+                  </pic:blipFill>
+                  <pic:spPr bwMode="auto">
+                    <a:xfrm>
+                      <a:off x="0" y="0"/>
+                      <a:ext cx="5025534" cy="839806"/>
+                    </a:xfrm>
+                    <a:prstGeom prst="rect">
+                      <a:avLst/>
+                    </a:prstGeom>
+                    <a:noFill/>
+                    <a:ln>
+                      <a:noFill/>
+                    </a:ln>
+                  </pic:spPr>
+                </pic:pic>
+              </a:graphicData>
+            </a:graphic>
+          </wp:inline>
+        </w:drawing>
+      </w:r>
+    </w:p>
+    <w:p>
+      <w:pPr>
+        <w:widowControl/>
+        <w:adjustRightInd w:val="0"/>
+        <w:snapToGrid w:val="0"/>
+        <w:spacing w:after="200"/>
+        <w:jc w:val="center"/>
+        <w:rPr>
+          <w:rFonts w:ascii="Tahoma" w:eastAsia="微软雅黑" w:hAnsi="Tahoma"/>
+          <w:kern w:val="0"/>
+          <w:sz w:val="22"/>
+        </w:rPr>
+      </w:pPr>
+      <w:r>
+        <w:rPr>
+          <w:rFonts w:hint="eastAsia"/>
+          <w:noProof/>
+        </w:rPr>
+        <w:drawing>
+          <wp:inline distT="0" distB="0" distL="0" distR="0" wp14:anchorId="51ED4BCB" wp14:editId="52BA8D93">
+            <wp:extent cx="4573270" cy="3628994"/>
+            <wp:effectExtent l="0" t="0" r="0" b="0"/>
+            <wp:docPr id="686129723" name="图片 7"/>
+            <wp:cNvGraphicFramePr>
+              <a:graphicFrameLocks xmlns:a="http://schemas.openxmlformats.org/drawingml/2006/main" noChangeAspect="1"/>
+            </wp:cNvGraphicFramePr>
+            <a:graphic xmlns:a="http://schemas.openxmlformats.org/drawingml/2006/main">
+              <a:graphicData uri="http://schemas.openxmlformats.org/drawingml/2006/picture">
+                <pic:pic xmlns:pic="http://schemas.openxmlformats.org/drawingml/2006/picture">
+                  <pic:nvPicPr>
+                    <pic:cNvPr id="0" name="Picture 13"/>
+                    <pic:cNvPicPr>
+                      <a:picLocks noChangeAspect="1" noChangeArrowheads="1"/>
+                    </pic:cNvPicPr>
+                  </pic:nvPicPr>
+                  <pic:blipFill>
+                    <a:blip r:embed="rId30">
+                      <a:extLst>
+                        <a:ext uri="{28A0092B-C50C-407E-A947-70E740481C1C}">
+                          <a14:useLocalDpi xmlns:a14="http://schemas.microsoft.com/office/drawing/2010/main" val="0"/>
+                        </a:ext>
+                      </a:extLst>
+                    </a:blip>
+                    <a:srcRect/>
+                    <a:stretch>
+                      <a:fillRect/>
+                    </a:stretch>
+                  </pic:blipFill>
+                  <pic:spPr bwMode="auto">
+                    <a:xfrm>
+                      <a:off x="0" y="0"/>
+                      <a:ext cx="4575793" cy="3630996"/>
+                    </a:xfrm>
+                    <a:prstGeom prst="rect">
+                      <a:avLst/>
+                    </a:prstGeom>
+                    <a:noFill/>
+                    <a:ln>
+                      <a:noFill/>
+                    </a:ln>
+                  </pic:spPr>
+                </pic:pic>
+              </a:graphicData>
+            </a:graphic>
+          </wp:inline>
+        </w:drawing>
+      </w:r>
+    </w:p>
+    <w:p>
+      <w:pPr>
+        <w:widowControl/>
+        <w:adjustRightInd w:val="0"/>
+        <w:snapToGrid w:val="0"/>
+        <w:jc w:val="left"/>
+        <w:rPr>
+          <w:rFonts w:ascii="Tahoma" w:eastAsia="微软雅黑" w:hAnsi="Tahoma"/>
+          <w:kern w:val="0"/>
+          <w:sz w:val="22"/>
+        </w:rPr>
+      </w:pPr>
+      <w:r>
+        <w:rPr>
+          <w:rFonts w:ascii="Tahoma" w:eastAsia="微软雅黑" w:hAnsi="Tahoma" w:hint="eastAsia"/>
+          <w:kern w:val="0"/>
+          <w:sz w:val="22"/>
+        </w:rPr>
+        <w:t>详细可以去示例中</w:t>
+      </w:r>
+      <w:r>
+        <w:rPr>
+          <w:rFonts w:ascii="Tahoma" w:eastAsia="微软雅黑" w:hAnsi="Tahoma" w:hint="eastAsia"/>
+          <w:kern w:val="0"/>
+          <w:sz w:val="22"/>
+        </w:rPr>
+        <w:t xml:space="preserve"> </w:t>
+      </w:r>
+      <w:r>
+        <w:rPr>
+          <w:rFonts w:ascii="Tahoma" w:eastAsia="微软雅黑" w:hAnsi="Tahoma" w:hint="eastAsia"/>
+          <w:color w:val="00B050"/>
+          <w:kern w:val="0"/>
+          <w:sz w:val="22"/>
+        </w:rPr>
+        <w:t>窗口字符管理层</w:t>
+      </w:r>
+      <w:r>
+        <w:rPr>
+          <w:rFonts w:ascii="Tahoma" w:eastAsia="微软雅黑" w:hAnsi="Tahoma" w:hint="eastAsia"/>
+          <w:kern w:val="0"/>
+          <w:sz w:val="22"/>
+        </w:rPr>
+        <w:t xml:space="preserve"> </w:t>
+      </w:r>
+      <w:r>
+        <w:rPr>
+          <w:rFonts w:ascii="Tahoma" w:eastAsia="微软雅黑" w:hAnsi="Tahoma" w:hint="eastAsia"/>
+          <w:kern w:val="0"/>
+          <w:sz w:val="22"/>
+        </w:rPr>
+        <w:t>去看看</w:t>
+      </w:r>
+      <w:r>
+        <w:rPr>
+          <w:rFonts w:ascii="Tahoma" w:eastAsia="微软雅黑" w:hAnsi="Tahoma" w:hint="eastAsia"/>
+          <w:kern w:val="0"/>
+          <w:sz w:val="22"/>
+        </w:rPr>
+        <w:t xml:space="preserve"> </w:t>
+      </w:r>
+      <w:r>
+        <w:rPr>
+          <w:rFonts w:ascii="Tahoma" w:eastAsia="微软雅黑" w:hAnsi="Tahoma" w:hint="eastAsia"/>
+          <w:kern w:val="0"/>
+          <w:sz w:val="22"/>
+        </w:rPr>
+        <w:t>DEBUG</w:t>
+      </w:r>
+      <w:r>
+        <w:rPr>
+          <w:rFonts w:ascii="Tahoma" w:eastAsia="微软雅黑" w:hAnsi="Tahoma" w:hint="eastAsia"/>
+          <w:kern w:val="0"/>
+          <w:sz w:val="22"/>
+        </w:rPr>
+        <w:t xml:space="preserve"> </w:t>
+      </w:r>
+      <w:r>
+        <w:rPr>
+          <w:rFonts w:ascii="Tahoma" w:eastAsia="微软雅黑" w:hAnsi="Tahoma" w:hint="eastAsia"/>
+          <w:kern w:val="0"/>
+          <w:sz w:val="22"/>
+        </w:rPr>
+        <w:t>的介绍。</w:t>
+      </w:r>
+    </w:p>
+    <w:p>
+      <w:pPr>
+        <w:widowControl/>
+        <w:adjustRightInd w:val="0"/>
+        <w:snapToGrid w:val="0"/>
+        <w:spacing w:after="200"/>
+        <w:jc w:val="left"/>
+        <w:rPr>
+          <w:rFonts w:ascii="Tahoma" w:eastAsia="微软雅黑" w:hAnsi="Tahoma"/>
+          <w:kern w:val="0"/>
+          <w:sz w:val="22"/>
+        </w:rPr>
+      </w:pPr>
+    </w:p>
+    <w:p>
+      <w:pPr>
+        <w:widowControl/>
+        <w:adjustRightInd w:val="0"/>
+        <w:snapToGrid w:val="0"/>
+        <w:spacing w:after="200"/>
+        <w:jc w:val="left"/>
+        <w:rPr>
+          <w:rFonts w:ascii="Tahoma" w:eastAsia="微软雅黑" w:hAnsi="Tahoma"/>
+          <w:kern w:val="0"/>
+          <w:sz w:val="22"/>
+        </w:rPr>
+      </w:pPr>
+      <w:r>
+        <w:rPr>
           <w:rFonts w:ascii="Tahoma" w:eastAsia="微软雅黑" w:hAnsi="Tahoma"/>
           <w:kern w:val="0"/>
           <w:sz w:val="22"/>
@@ -5795,6 +7887,9 @@
     <w:p>
       <w:pPr>
         <w:pStyle w:val="2"/>
+        <w:rPr>
+          <w:rFonts w:hint="eastAsia"/>
+        </w:rPr>
       </w:pPr>
       <w:r>
         <w:rPr>
@@ -5815,21 +7910,22 @@
         <w:pStyle w:val="3"/>
         <w:spacing w:before="240" w:after="120" w:line="415" w:lineRule="auto"/>
         <w:rPr>
-          <w:sz w:val="28"/>
-        </w:rPr>
-      </w:pPr>
-      <w:r>
-        <w:rPr>
           <w:rFonts w:hint="eastAsia"/>
           <w:sz w:val="28"/>
         </w:rPr>
-        <w:t>设计一个</w:t>
-      </w:r>
+      </w:pPr>
       <w:r>
         <w:rPr>
           <w:rFonts w:hint="eastAsia"/>
           <w:sz w:val="28"/>
         </w:rPr>
+        <w:t>设计一个</w:t>
+      </w:r>
+      <w:r>
+        <w:rPr>
+          <w:rFonts w:hint="eastAsia"/>
+          <w:sz w:val="28"/>
+        </w:rPr>
         <w:t>外发光文字</w:t>
       </w:r>
     </w:p>
@@ -5838,7 +7934,7 @@
         <w:pStyle w:val="4"/>
         <w:spacing w:before="0" w:after="120" w:line="240" w:lineRule="auto"/>
         <w:rPr>
-          <w:rFonts w:ascii="微软雅黑" w:eastAsia="微软雅黑" w:hAnsi="微软雅黑"/>
+          <w:rFonts w:ascii="微软雅黑" w:eastAsia="微软雅黑" w:hAnsi="微软雅黑" w:hint="eastAsia"/>
           <w:sz w:val="22"/>
           <w:szCs w:val="22"/>
         </w:rPr>
@@ -5988,7 +8084,25 @@
           <w:kern w:val="0"/>
           <w:sz w:val="22"/>
         </w:rPr>
-        <w:t>日作者我今天偶然跑去看音游录播，</w:t>
+        <w:t>日作者我今天偶然跑去</w:t>
+      </w:r>
+      <w:proofErr w:type="gramStart"/>
+      <w:r>
+        <w:rPr>
+          <w:rFonts w:ascii="Tahoma" w:eastAsia="微软雅黑" w:hAnsi="Tahoma" w:hint="eastAsia"/>
+          <w:kern w:val="0"/>
+          <w:sz w:val="22"/>
+        </w:rPr>
+        <w:t>看音游</w:t>
+      </w:r>
+      <w:proofErr w:type="gramEnd"/>
+      <w:r>
+        <w:rPr>
+          <w:rFonts w:ascii="Tahoma" w:eastAsia="微软雅黑" w:hAnsi="Tahoma" w:hint="eastAsia"/>
+          <w:kern w:val="0"/>
+          <w:sz w:val="22"/>
+        </w:rPr>
+        <w:t>录播，</w:t>
       </w:r>
     </w:p>
     <w:p>
@@ -6002,13 +8116,23 @@
           <w:sz w:val="22"/>
         </w:rPr>
       </w:pPr>
-      <w:r>
-        <w:rPr>
-          <w:rFonts w:ascii="Tahoma" w:eastAsia="微软雅黑" w:hAnsi="Tahoma" w:hint="eastAsia"/>
-          <w:kern w:val="0"/>
-          <w:sz w:val="22"/>
-        </w:rPr>
-        <w:t>初音未来游戏</w:t>
+      <w:proofErr w:type="gramStart"/>
+      <w:r>
+        <w:rPr>
+          <w:rFonts w:ascii="Tahoma" w:eastAsia="微软雅黑" w:hAnsi="Tahoma" w:hint="eastAsia"/>
+          <w:kern w:val="0"/>
+          <w:sz w:val="22"/>
+        </w:rPr>
+        <w:t>初音未来</w:t>
+      </w:r>
+      <w:proofErr w:type="gramEnd"/>
+      <w:r>
+        <w:rPr>
+          <w:rFonts w:ascii="Tahoma" w:eastAsia="微软雅黑" w:hAnsi="Tahoma" w:hint="eastAsia"/>
+          <w:kern w:val="0"/>
+          <w:sz w:val="22"/>
+        </w:rPr>
+        <w:t>游戏</w:t>
       </w:r>
       <w:r>
         <w:rPr>
@@ -6100,7 +8224,7 @@
         <w:widowControl/>
         <w:jc w:val="center"/>
         <w:rPr>
-          <w:rFonts w:ascii="宋体" w:eastAsia="宋体" w:hAnsi="宋体" w:cs="宋体"/>
+          <w:rFonts w:ascii="宋体" w:eastAsia="宋体" w:hAnsi="宋体" w:cs="宋体" w:hint="eastAsia"/>
           <w:kern w:val="0"/>
           <w:sz w:val="24"/>
           <w:szCs w:val="24"/>
@@ -6132,7 +8256,7 @@
                     </pic:cNvPicPr>
                   </pic:nvPicPr>
                   <pic:blipFill>
-                    <a:blip r:embed="rId27">
+                    <a:blip r:embed="rId31">
                       <a:extLst>
                         <a:ext uri="{28A0092B-C50C-407E-A947-70E740481C1C}">
                           <a14:useLocalDpi xmlns:a14="http://schemas.microsoft.com/office/drawing/2010/main" val="0"/>
@@ -6180,7 +8304,7 @@
         <w:pStyle w:val="4"/>
         <w:spacing w:before="0" w:after="120" w:line="240" w:lineRule="auto"/>
         <w:rPr>
-          <w:rFonts w:ascii="微软雅黑" w:eastAsia="微软雅黑" w:hAnsi="微软雅黑"/>
+          <w:rFonts w:ascii="微软雅黑" w:eastAsia="微软雅黑" w:hAnsi="微软雅黑" w:hint="eastAsia"/>
           <w:sz w:val="22"/>
           <w:szCs w:val="22"/>
         </w:rPr>
@@ -6230,6 +8354,9 @@
       <w:pPr>
         <w:snapToGrid w:val="0"/>
         <w:spacing w:after="200"/>
+        <w:rPr>
+          <w:rFonts w:hint="eastAsia"/>
+        </w:rPr>
       </w:pPr>
       <w:r>
         <w:rPr>
@@ -6502,7 +8629,25 @@
           <w:kern w:val="0"/>
           <w:sz w:val="22"/>
         </w:rPr>
-        <w:t>游戏中所有绘制的字体，都默认有一层黑色描边边框，这里我们需要去掉它，</w:t>
+        <w:t>游戏中所有绘制的字体，都默认有一层黑色</w:t>
+      </w:r>
+      <w:proofErr w:type="gramStart"/>
+      <w:r>
+        <w:rPr>
+          <w:rFonts w:ascii="Tahoma" w:eastAsia="微软雅黑" w:hAnsi="Tahoma" w:hint="eastAsia"/>
+          <w:kern w:val="0"/>
+          <w:sz w:val="22"/>
+        </w:rPr>
+        <w:t>描边边框</w:t>
+      </w:r>
+      <w:proofErr w:type="gramEnd"/>
+      <w:r>
+        <w:rPr>
+          <w:rFonts w:ascii="Tahoma" w:eastAsia="微软雅黑" w:hAnsi="Tahoma" w:hint="eastAsia"/>
+          <w:kern w:val="0"/>
+          <w:sz w:val="22"/>
+        </w:rPr>
+        <w:t>，这里我们需要去掉它，</w:t>
       </w:r>
       <w:r>
         <w:rPr>
@@ -6518,7 +8663,25 @@
           <w:kern w:val="0"/>
           <w:sz w:val="22"/>
         </w:rPr>
-        <w:t>用到了描边插件。</w:t>
+        <w:t>用到了</w:t>
+      </w:r>
+      <w:proofErr w:type="gramStart"/>
+      <w:r>
+        <w:rPr>
+          <w:rFonts w:ascii="Tahoma" w:eastAsia="微软雅黑" w:hAnsi="Tahoma" w:hint="eastAsia"/>
+          <w:kern w:val="0"/>
+          <w:sz w:val="22"/>
+        </w:rPr>
+        <w:t>描边插件</w:t>
+      </w:r>
+      <w:proofErr w:type="gramEnd"/>
+      <w:r>
+        <w:rPr>
+          <w:rFonts w:ascii="Tahoma" w:eastAsia="微软雅黑" w:hAnsi="Tahoma" w:hint="eastAsia"/>
+          <w:kern w:val="0"/>
+          <w:sz w:val="22"/>
+        </w:rPr>
+        <w:t>。</w:t>
       </w:r>
     </w:p>
     <w:p>
@@ -6545,7 +8708,7 @@
         <w:pStyle w:val="4"/>
         <w:spacing w:before="0" w:after="120" w:line="240" w:lineRule="auto"/>
         <w:rPr>
-          <w:rFonts w:ascii="微软雅黑" w:eastAsia="微软雅黑" w:hAnsi="微软雅黑"/>
+          <w:rFonts w:ascii="微软雅黑" w:eastAsia="微软雅黑" w:hAnsi="微软雅黑" w:hint="eastAsia"/>
           <w:sz w:val="22"/>
           <w:szCs w:val="22"/>
         </w:rPr>
@@ -6724,7 +8887,7 @@
                     </pic:cNvPicPr>
                   </pic:nvPicPr>
                   <pic:blipFill>
-                    <a:blip r:embed="rId28">
+                    <a:blip r:embed="rId32">
                       <a:extLst>
                         <a:ext uri="{28A0092B-C50C-407E-A947-70E740481C1C}">
                           <a14:useLocalDpi xmlns:a14="http://schemas.microsoft.com/office/drawing/2010/main" val="0"/>
@@ -6792,7 +8955,7 @@
                     </pic:cNvPicPr>
                   </pic:nvPicPr>
                   <pic:blipFill>
-                    <a:blip r:embed="rId29">
+                    <a:blip r:embed="rId33">
                       <a:extLst>
                         <a:ext uri="{28A0092B-C50C-407E-A947-70E740481C1C}">
                           <a14:useLocalDpi xmlns:a14="http://schemas.microsoft.com/office/drawing/2010/main" val="0"/>
@@ -6855,7 +9018,25 @@
           <w:kern w:val="0"/>
           <w:sz w:val="22"/>
         </w:rPr>
-        <w:t>设置描边厚度为</w:t>
+        <w:t>设置</w:t>
+      </w:r>
+      <w:proofErr w:type="gramStart"/>
+      <w:r>
+        <w:rPr>
+          <w:rFonts w:ascii="Tahoma" w:eastAsia="微软雅黑" w:hAnsi="Tahoma" w:hint="eastAsia"/>
+          <w:kern w:val="0"/>
+          <w:sz w:val="22"/>
+        </w:rPr>
+        <w:t>描边厚度</w:t>
+      </w:r>
+      <w:proofErr w:type="gramEnd"/>
+      <w:r>
+        <w:rPr>
+          <w:rFonts w:ascii="Tahoma" w:eastAsia="微软雅黑" w:hAnsi="Tahoma" w:hint="eastAsia"/>
+          <w:kern w:val="0"/>
+          <w:sz w:val="22"/>
+        </w:rPr>
+        <w:t>为</w:t>
       </w:r>
       <w:r>
         <w:rPr>
@@ -6910,7 +9091,7 @@
                     </pic:cNvPicPr>
                   </pic:nvPicPr>
                   <pic:blipFill>
-                    <a:blip r:embed="rId30">
+                    <a:blip r:embed="rId34">
                       <a:extLst>
                         <a:ext uri="{28A0092B-C50C-407E-A947-70E740481C1C}">
                           <a14:useLocalDpi xmlns:a14="http://schemas.microsoft.com/office/drawing/2010/main" val="0"/>
@@ -6948,7 +9129,7 @@
         <w:snapToGrid w:val="0"/>
         <w:jc w:val="center"/>
         <w:rPr>
-          <w:rFonts w:ascii="宋体" w:eastAsia="宋体" w:hAnsi="宋体" w:cs="宋体"/>
+          <w:rFonts w:ascii="宋体" w:eastAsia="宋体" w:hAnsi="宋体" w:cs="宋体" w:hint="eastAsia"/>
           <w:kern w:val="0"/>
           <w:sz w:val="24"/>
           <w:szCs w:val="24"/>
@@ -6979,7 +9160,7 @@
                     </pic:cNvPicPr>
                   </pic:nvPicPr>
                   <pic:blipFill>
-                    <a:blip r:embed="rId31">
+                    <a:blip r:embed="rId35">
                       <a:extLst>
                         <a:ext uri="{28A0092B-C50C-407E-A947-70E740481C1C}">
                           <a14:useLocalDpi xmlns:a14="http://schemas.microsoft.com/office/drawing/2010/main" val="0"/>
@@ -7026,7 +9207,25 @@
           <w:kern w:val="0"/>
           <w:sz w:val="22"/>
         </w:rPr>
-        <w:t>单独的白色和外发光，颜色太淡了，还是要再加一层蓝色的描边才好些。</w:t>
+        <w:t>单独的白色和外发光，颜色太淡了，还是要再加一层蓝色</w:t>
+      </w:r>
+      <w:proofErr w:type="gramStart"/>
+      <w:r>
+        <w:rPr>
+          <w:rFonts w:ascii="Tahoma" w:eastAsia="微软雅黑" w:hAnsi="Tahoma" w:hint="eastAsia"/>
+          <w:kern w:val="0"/>
+          <w:sz w:val="22"/>
+        </w:rPr>
+        <w:t>的描边才</w:t>
+      </w:r>
+      <w:proofErr w:type="gramEnd"/>
+      <w:r>
+        <w:rPr>
+          <w:rFonts w:ascii="Tahoma" w:eastAsia="微软雅黑" w:hAnsi="Tahoma" w:hint="eastAsia"/>
+          <w:kern w:val="0"/>
+          <w:sz w:val="22"/>
+        </w:rPr>
+        <w:t>好些。</w:t>
       </w:r>
     </w:p>
     <w:p>
@@ -7065,7 +9264,7 @@
                     </pic:cNvPicPr>
                   </pic:nvPicPr>
                   <pic:blipFill>
-                    <a:blip r:embed="rId32">
+                    <a:blip r:embed="rId36">
                       <a:extLst>
                         <a:ext uri="{28A0092B-C50C-407E-A947-70E740481C1C}">
                           <a14:useLocalDpi xmlns:a14="http://schemas.microsoft.com/office/drawing/2010/main" val="0"/>
@@ -7133,7 +9332,7 @@
                     </pic:cNvPicPr>
                   </pic:nvPicPr>
                   <pic:blipFill>
-                    <a:blip r:embed="rId33">
+                    <a:blip r:embed="rId37">
                       <a:extLst>
                         <a:ext uri="{28A0092B-C50C-407E-A947-70E740481C1C}">
                           <a14:useLocalDpi xmlns:a14="http://schemas.microsoft.com/office/drawing/2010/main" val="0"/>
@@ -7189,7 +9388,7 @@
         <w:pStyle w:val="4"/>
         <w:spacing w:before="0" w:after="120" w:line="240" w:lineRule="auto"/>
         <w:rPr>
-          <w:rFonts w:ascii="微软雅黑" w:eastAsia="微软雅黑" w:hAnsi="微软雅黑"/>
+          <w:rFonts w:ascii="微软雅黑" w:eastAsia="微软雅黑" w:hAnsi="微软雅黑" w:hint="eastAsia"/>
           <w:sz w:val="22"/>
           <w:szCs w:val="22"/>
         </w:rPr>
@@ -7442,7 +9641,7 @@
         <w:widowControl/>
         <w:jc w:val="center"/>
         <w:rPr>
-          <w:rFonts w:ascii="宋体" w:eastAsia="宋体" w:hAnsi="宋体" w:cs="宋体"/>
+          <w:rFonts w:ascii="宋体" w:eastAsia="宋体" w:hAnsi="宋体" w:cs="宋体" w:hint="eastAsia"/>
           <w:kern w:val="0"/>
           <w:sz w:val="24"/>
           <w:szCs w:val="24"/>
@@ -7474,7 +9673,7 @@
                     </pic:cNvPicPr>
                   </pic:nvPicPr>
                   <pic:blipFill>
-                    <a:blip r:embed="rId34">
+                    <a:blip r:embed="rId38">
                       <a:extLst>
                         <a:ext uri="{28A0092B-C50C-407E-A947-70E740481C1C}">
                           <a14:useLocalDpi xmlns:a14="http://schemas.microsoft.com/office/drawing/2010/main" val="0"/>
@@ -7688,7 +9887,7 @@
                     </pic:cNvPicPr>
                   </pic:nvPicPr>
                   <pic:blipFill>
-                    <a:blip r:embed="rId35">
+                    <a:blip r:embed="rId39">
                       <a:extLst>
                         <a:ext uri="{28A0092B-C50C-407E-A947-70E740481C1C}">
                           <a14:useLocalDpi xmlns:a14="http://schemas.microsoft.com/office/drawing/2010/main" val="0"/>
@@ -7758,7 +9957,7 @@
                     </pic:cNvPicPr>
                   </pic:nvPicPr>
                   <pic:blipFill>
-                    <a:blip r:embed="rId36">
+                    <a:blip r:embed="rId40">
                       <a:extLst>
                         <a:ext uri="{28A0092B-C50C-407E-A947-70E740481C1C}">
                           <a14:useLocalDpi xmlns:a14="http://schemas.microsoft.com/office/drawing/2010/main" val="0"/>
@@ -7932,7 +10131,7 @@
                     </pic:cNvPicPr>
                   </pic:nvPicPr>
                   <pic:blipFill>
-                    <a:blip r:embed="rId37">
+                    <a:blip r:embed="rId41">
                       <a:extLst>
                         <a:ext uri="{28A0092B-C50C-407E-A947-70E740481C1C}">
                           <a14:useLocalDpi xmlns:a14="http://schemas.microsoft.com/office/drawing/2010/main" val="0"/>
@@ -8079,7 +10278,23 @@
                 <w:kern w:val="0"/>
                 <w:sz w:val="22"/>
               </w:rPr>
-              <w:t>。（有时候下载来的文件名和字体名可能不一样）</w:t>
+              <w:t>。（有时候下载来的文件名和字体名可能不一样</w:t>
+            </w:r>
+            <w:r>
+              <w:rPr>
+                <w:rFonts w:ascii="Tahoma" w:eastAsia="微软雅黑" w:hAnsi="Tahoma" w:hint="eastAsia"/>
+                <w:kern w:val="0"/>
+                <w:sz w:val="22"/>
+              </w:rPr>
+              <w:t>，需要改成一样</w:t>
+            </w:r>
+            <w:r>
+              <w:rPr>
+                <w:rFonts w:ascii="Tahoma" w:eastAsia="微软雅黑" w:hAnsi="Tahoma" w:hint="eastAsia"/>
+                <w:kern w:val="0"/>
+                <w:sz w:val="22"/>
+              </w:rPr>
+              <w:t>）</w:t>
             </w:r>
           </w:p>
         </w:tc>
@@ -8129,7 +10344,7 @@
         <w:snapToGrid w:val="0"/>
         <w:jc w:val="center"/>
         <w:rPr>
-          <w:rFonts w:ascii="宋体" w:eastAsia="宋体" w:hAnsi="宋体" w:cs="宋体"/>
+          <w:rFonts w:ascii="宋体" w:eastAsia="宋体" w:hAnsi="宋体" w:cs="宋体" w:hint="eastAsia"/>
           <w:kern w:val="0"/>
           <w:sz w:val="24"/>
           <w:szCs w:val="24"/>
@@ -8161,7 +10376,7 @@
                     </pic:cNvPicPr>
                   </pic:nvPicPr>
                   <pic:blipFill>
-                    <a:blip r:embed="rId38">
+                    <a:blip r:embed="rId42">
                       <a:extLst>
                         <a:ext uri="{28A0092B-C50C-407E-A947-70E740481C1C}">
                           <a14:useLocalDpi xmlns:a14="http://schemas.microsoft.com/office/drawing/2010/main" val="0"/>
@@ -8198,7 +10413,7 @@
         <w:widowControl/>
         <w:jc w:val="center"/>
         <w:rPr>
-          <w:rFonts w:ascii="宋体" w:eastAsia="宋体" w:hAnsi="宋体" w:cs="宋体"/>
+          <w:rFonts w:ascii="宋体" w:eastAsia="宋体" w:hAnsi="宋体" w:cs="宋体" w:hint="eastAsia"/>
           <w:kern w:val="0"/>
           <w:sz w:val="24"/>
           <w:szCs w:val="24"/>
@@ -8230,7 +10445,7 @@
                     </pic:cNvPicPr>
                   </pic:nvPicPr>
                   <pic:blipFill>
-                    <a:blip r:embed="rId39">
+                    <a:blip r:embed="rId43">
                       <a:extLst>
                         <a:ext uri="{28A0092B-C50C-407E-A947-70E740481C1C}">
                           <a14:useLocalDpi xmlns:a14="http://schemas.microsoft.com/office/drawing/2010/main" val="0"/>
@@ -8303,13 +10518,23 @@
         </w:rPr>
         <w:t>你可以在对话框中，使用窗口字符</w:t>
       </w:r>
-      <w:r>
-        <w:rPr>
-          <w:rFonts w:ascii="Tahoma" w:eastAsia="微软雅黑" w:hAnsi="Tahoma"/>
-          <w:kern w:val="0"/>
-          <w:sz w:val="22"/>
-        </w:rPr>
-        <w:t>”\fn[</w:t>
+      <w:proofErr w:type="gramStart"/>
+      <w:r>
+        <w:rPr>
+          <w:rFonts w:ascii="Tahoma" w:eastAsia="微软雅黑" w:hAnsi="Tahoma"/>
+          <w:kern w:val="0"/>
+          <w:sz w:val="22"/>
+        </w:rPr>
+        <w:t>”</w:t>
+      </w:r>
+      <w:proofErr w:type="gramEnd"/>
+      <w:r>
+        <w:rPr>
+          <w:rFonts w:ascii="Tahoma" w:eastAsia="微软雅黑" w:hAnsi="Tahoma"/>
+          <w:kern w:val="0"/>
+          <w:sz w:val="22"/>
+        </w:rPr>
+        <w:t>\fn[</w:t>
       </w:r>
       <w:r>
         <w:rPr>
@@ -8325,8 +10550,18 @@
           <w:kern w:val="0"/>
           <w:sz w:val="22"/>
         </w:rPr>
-        <w:t>Font]”</w:t>
-      </w:r>
+        <w:t>Font]</w:t>
+      </w:r>
+      <w:proofErr w:type="gramStart"/>
+      <w:r>
+        <w:rPr>
+          <w:rFonts w:ascii="Tahoma" w:eastAsia="微软雅黑" w:hAnsi="Tahoma"/>
+          <w:kern w:val="0"/>
+          <w:sz w:val="22"/>
+        </w:rPr>
+        <w:t>”</w:t>
+      </w:r>
+      <w:proofErr w:type="gramEnd"/>
       <w:r>
         <w:rPr>
           <w:rFonts w:ascii="Tahoma" w:eastAsia="微软雅黑" w:hAnsi="Tahoma" w:hint="eastAsia"/>
@@ -8373,7 +10608,7 @@
                     </pic:cNvPicPr>
                   </pic:nvPicPr>
                   <pic:blipFill>
-                    <a:blip r:embed="rId40">
+                    <a:blip r:embed="rId44">
                       <a:extLst>
                         <a:ext uri="{28A0092B-C50C-407E-A947-70E740481C1C}">
                           <a14:useLocalDpi xmlns:a14="http://schemas.microsoft.com/office/drawing/2010/main" val="0"/>
@@ -8442,7 +10677,7 @@
                     </pic:cNvPicPr>
                   </pic:nvPicPr>
                   <pic:blipFill>
-                    <a:blip r:embed="rId41">
+                    <a:blip r:embed="rId45">
                       <a:extLst>
                         <a:ext uri="{28A0092B-C50C-407E-A947-70E740481C1C}">
                           <a14:useLocalDpi xmlns:a14="http://schemas.microsoft.com/office/drawing/2010/main" val="0"/>
@@ -8479,7 +10714,7 @@
         <w:widowControl/>
         <w:jc w:val="left"/>
         <w:rPr>
-          <w:rFonts w:ascii="宋体" w:eastAsia="宋体" w:hAnsi="宋体" w:cs="宋体"/>
+          <w:rFonts w:ascii="宋体" w:eastAsia="宋体" w:hAnsi="宋体" w:cs="宋体" w:hint="eastAsia"/>
           <w:kern w:val="0"/>
           <w:sz w:val="24"/>
           <w:szCs w:val="24"/>
@@ -8531,7 +10766,7 @@
         <w:widowControl/>
         <w:jc w:val="center"/>
         <w:rPr>
-          <w:rFonts w:ascii="宋体" w:eastAsia="宋体" w:hAnsi="宋体" w:cs="宋体"/>
+          <w:rFonts w:ascii="宋体" w:eastAsia="宋体" w:hAnsi="宋体" w:cs="宋体" w:hint="eastAsia"/>
           <w:kern w:val="0"/>
           <w:sz w:val="24"/>
           <w:szCs w:val="24"/>
@@ -8563,7 +10798,7 @@
                     </pic:cNvPicPr>
                   </pic:nvPicPr>
                   <pic:blipFill>
-                    <a:blip r:embed="rId42">
+                    <a:blip r:embed="rId46">
                       <a:extLst>
                         <a:ext uri="{28A0092B-C50C-407E-A947-70E740481C1C}">
                           <a14:useLocalDpi xmlns:a14="http://schemas.microsoft.com/office/drawing/2010/main" val="0"/>
@@ -8650,7 +10885,7 @@
                     </pic:cNvPicPr>
                   </pic:nvPicPr>
                   <pic:blipFill>
-                    <a:blip r:embed="rId43">
+                    <a:blip r:embed="rId47">
                       <a:extLst>
                         <a:ext uri="{28A0092B-C50C-407E-A947-70E740481C1C}">
                           <a14:useLocalDpi xmlns:a14="http://schemas.microsoft.com/office/drawing/2010/main" val="0"/>
@@ -8706,7 +10941,7 @@
         <w:pStyle w:val="4"/>
         <w:spacing w:before="0" w:after="120" w:line="240" w:lineRule="auto"/>
         <w:rPr>
-          <w:rFonts w:ascii="微软雅黑" w:eastAsia="微软雅黑" w:hAnsi="微软雅黑"/>
+          <w:rFonts w:ascii="微软雅黑" w:eastAsia="微软雅黑" w:hAnsi="微软雅黑" w:hint="eastAsia"/>
           <w:sz w:val="22"/>
           <w:szCs w:val="22"/>
         </w:rPr>
@@ -8761,23 +10996,15 @@
           <w:kern w:val="0"/>
           <w:sz w:val="22"/>
         </w:rPr>
-        <w:t>设置之后，你还可以将此效果与跳动字符</w:t>
-      </w:r>
-      <w:r>
-        <w:rPr>
-          <w:rFonts w:ascii="Tahoma" w:eastAsia="微软雅黑" w:hAnsi="Tahoma" w:hint="eastAsia"/>
-          <w:kern w:val="0"/>
-          <w:sz w:val="22"/>
-        </w:rPr>
-        <w:t>的插件</w:t>
-      </w:r>
-      <w:r>
-        <w:rPr>
-          <w:rFonts w:ascii="Tahoma" w:eastAsia="微软雅黑" w:hAnsi="Tahoma" w:hint="eastAsia"/>
-          <w:kern w:val="0"/>
-          <w:sz w:val="22"/>
-        </w:rPr>
-        <w:t>结合</w:t>
+        <w:t>设置之后，你还可以</w:t>
+      </w:r>
+      <w:r>
+        <w:rPr>
+          <w:rFonts w:ascii="Tahoma" w:eastAsia="微软雅黑" w:hAnsi="Tahoma" w:hint="eastAsia"/>
+          <w:kern w:val="0"/>
+          <w:sz w:val="22"/>
+        </w:rPr>
+        <w:t>再加个插件</w:t>
       </w:r>
       <w:r>
         <w:rPr>
@@ -8791,6 +11018,7 @@
     <w:p>
       <w:pPr>
         <w:widowControl/>
+        <w:snapToGrid w:val="0"/>
         <w:jc w:val="left"/>
         <w:rPr>
           <w:rFonts w:ascii="Tahoma" w:eastAsia="微软雅黑" w:hAnsi="Tahoma"/>
@@ -8868,7 +11096,52 @@
           <w:kern w:val="0"/>
           <w:sz w:val="22"/>
         </w:rPr>
-        <w:t>字符块持续动作效果</w:t>
+        <w:t>字符</w:t>
+      </w:r>
+      <w:proofErr w:type="gramStart"/>
+      <w:r>
+        <w:rPr>
+          <w:rFonts w:ascii="Tahoma" w:eastAsia="微软雅黑" w:hAnsi="Tahoma" w:hint="eastAsia"/>
+          <w:kern w:val="0"/>
+          <w:sz w:val="22"/>
+        </w:rPr>
+        <w:t>块持续</w:t>
+      </w:r>
+      <w:proofErr w:type="gramEnd"/>
+      <w:r>
+        <w:rPr>
+          <w:rFonts w:ascii="Tahoma" w:eastAsia="微软雅黑" w:hAnsi="Tahoma" w:hint="eastAsia"/>
+          <w:kern w:val="0"/>
+          <w:sz w:val="22"/>
+        </w:rPr>
+        <w:t>动作效果</w:t>
+      </w:r>
+    </w:p>
+    <w:p>
+      <w:pPr>
+        <w:widowControl/>
+        <w:jc w:val="left"/>
+        <w:rPr>
+          <w:rFonts w:ascii="Tahoma" w:eastAsia="微软雅黑" w:hAnsi="Tahoma"/>
+          <w:kern w:val="0"/>
+          <w:sz w:val="22"/>
+        </w:rPr>
+      </w:pPr>
+      <w:r>
+        <w:rPr>
+          <w:rFonts w:ascii="Tahoma" w:eastAsia="微软雅黑" w:hAnsi="Tahoma" w:hint="eastAsia"/>
+          <w:kern w:val="0"/>
+          <w:sz w:val="22"/>
+        </w:rPr>
+        <w:t>该</w:t>
+      </w:r>
+      <w:r>
+        <w:rPr>
+          <w:rFonts w:ascii="Tahoma" w:eastAsia="微软雅黑" w:hAnsi="Tahoma" w:hint="eastAsia"/>
+          <w:kern w:val="0"/>
+          <w:sz w:val="22"/>
+        </w:rPr>
+        <w:t>插件可以使得字符能够跳起来。</w:t>
       </w:r>
     </w:p>
     <w:p>
@@ -8876,7 +11149,7 @@
         <w:widowControl/>
         <w:jc w:val="center"/>
         <w:rPr>
-          <w:rFonts w:ascii="宋体" w:eastAsia="宋体" w:hAnsi="宋体" w:cs="宋体"/>
+          <w:rFonts w:ascii="宋体" w:eastAsia="宋体" w:hAnsi="宋体" w:cs="宋体" w:hint="eastAsia"/>
           <w:kern w:val="0"/>
           <w:sz w:val="24"/>
           <w:szCs w:val="24"/>
@@ -8908,7 +11181,7 @@
                     </pic:cNvPicPr>
                   </pic:nvPicPr>
                   <pic:blipFill>
-                    <a:blip r:embed="rId44">
+                    <a:blip r:embed="rId48">
                       <a:extLst>
                         <a:ext uri="{28A0092B-C50C-407E-A947-70E740481C1C}">
                           <a14:useLocalDpi xmlns:a14="http://schemas.microsoft.com/office/drawing/2010/main" val="0"/>
@@ -8945,7 +11218,7 @@
         <w:widowControl/>
         <w:jc w:val="center"/>
         <w:rPr>
-          <w:rFonts w:ascii="宋体" w:eastAsia="宋体" w:hAnsi="宋体" w:cs="宋体"/>
+          <w:rFonts w:ascii="宋体" w:eastAsia="宋体" w:hAnsi="宋体" w:cs="宋体" w:hint="eastAsia"/>
           <w:kern w:val="0"/>
           <w:sz w:val="24"/>
           <w:szCs w:val="24"/>
@@ -8977,7 +11250,7 @@
                     </pic:cNvPicPr>
                   </pic:nvPicPr>
                   <pic:blipFill>
-                    <a:blip r:embed="rId45">
+                    <a:blip r:embed="rId49">
                       <a:extLst>
                         <a:ext uri="{28A0092B-C50C-407E-A947-70E740481C1C}">
                           <a14:useLocalDpi xmlns:a14="http://schemas.microsoft.com/office/drawing/2010/main" val="0"/>
@@ -9043,7 +11316,7 @@
                     </pic:cNvPicPr>
                   </pic:nvPicPr>
                   <pic:blipFill>
-                    <a:blip r:embed="rId46">
+                    <a:blip r:embed="rId50">
                       <a:extLst>
                         <a:ext uri="{28A0092B-C50C-407E-A947-70E740481C1C}">
                           <a14:useLocalDpi xmlns:a14="http://schemas.microsoft.com/office/drawing/2010/main" val="0"/>
@@ -9099,14 +11372,15 @@
         <w:pStyle w:val="3"/>
         <w:spacing w:before="240" w:after="120" w:line="415" w:lineRule="auto"/>
         <w:rPr>
-          <w:sz w:val="28"/>
-        </w:rPr>
-      </w:pPr>
-      <w:r>
-        <w:rPr>
           <w:rFonts w:hint="eastAsia"/>
           <w:sz w:val="28"/>
         </w:rPr>
+      </w:pPr>
+      <w:r>
+        <w:rPr>
+          <w:rFonts w:hint="eastAsia"/>
+          <w:sz w:val="28"/>
+        </w:rPr>
         <w:lastRenderedPageBreak/>
         <w:t>设计一个</w:t>
       </w:r>
@@ -9117,6 +11391,13 @@
         </w:rPr>
         <w:t>来回闪烁的展板文字</w:t>
       </w:r>
+      <w:r>
+        <w:rPr>
+          <w:rFonts w:hint="eastAsia"/>
+          <w:sz w:val="28"/>
+        </w:rPr>
+        <w:t>（指向）</w:t>
+      </w:r>
     </w:p>
     <w:p>
       <w:pPr>
@@ -9135,125 +11416,13 @@
           <w:kern w:val="0"/>
           <w:sz w:val="22"/>
         </w:rPr>
-        <w:t>你可以去文档</w:t>
-      </w:r>
-      <w:r>
-        <w:rPr>
-          <w:rFonts w:ascii="Tahoma" w:eastAsia="微软雅黑" w:hAnsi="Tahoma" w:hint="eastAsia"/>
-          <w:kern w:val="0"/>
-          <w:sz w:val="22"/>
-        </w:rPr>
-        <w:t xml:space="preserve"> </w:t>
-      </w:r>
-      <w:r>
-        <w:rPr>
-          <w:rFonts w:ascii="Tahoma" w:eastAsia="微软雅黑" w:hAnsi="Tahoma"/>
-          <w:kern w:val="0"/>
-          <w:sz w:val="22"/>
-        </w:rPr>
-        <w:t>”</w:t>
-      </w:r>
-      <w:r>
-        <w:rPr>
-          <w:rFonts w:ascii="Tahoma" w:eastAsia="微软雅黑" w:hAnsi="Tahoma"/>
-          <w:color w:val="0070C0"/>
-          <w:kern w:val="0"/>
-          <w:sz w:val="22"/>
-        </w:rPr>
-        <w:t>7</w:t>
-      </w:r>
-      <w:r>
-        <w:rPr>
-          <w:rFonts w:ascii="Tahoma" w:eastAsia="微软雅黑" w:hAnsi="Tahoma"/>
-          <w:color w:val="0070C0"/>
-          <w:kern w:val="0"/>
-          <w:sz w:val="22"/>
-        </w:rPr>
-        <w:t>.</w:t>
-      </w:r>
-      <w:r>
-        <w:rPr>
-          <w:rFonts w:ascii="Tahoma" w:eastAsia="微软雅黑" w:hAnsi="Tahoma" w:hint="eastAsia"/>
-          <w:color w:val="0070C0"/>
-          <w:kern w:val="0"/>
-          <w:sz w:val="22"/>
-        </w:rPr>
-        <w:t>行走图</w:t>
-      </w:r>
-      <w:r>
-        <w:rPr>
-          <w:rFonts w:ascii="Tahoma" w:eastAsia="微软雅黑" w:hAnsi="Tahoma" w:hint="eastAsia"/>
-          <w:color w:val="0070C0"/>
-          <w:kern w:val="0"/>
-          <w:sz w:val="22"/>
-        </w:rPr>
-        <w:t xml:space="preserve"> </w:t>
-      </w:r>
-      <w:r>
-        <w:rPr>
-          <w:rFonts w:ascii="Tahoma" w:eastAsia="微软雅黑" w:hAnsi="Tahoma"/>
-          <w:color w:val="0070C0"/>
-          <w:kern w:val="0"/>
-          <w:sz w:val="22"/>
-        </w:rPr>
-        <w:t xml:space="preserve">&gt; </w:t>
-      </w:r>
-      <w:r>
-        <w:rPr>
-          <w:rFonts w:ascii="Tahoma" w:eastAsia="微软雅黑" w:hAnsi="Tahoma" w:hint="eastAsia"/>
-          <w:color w:val="0070C0"/>
-          <w:kern w:val="0"/>
-          <w:sz w:val="22"/>
-        </w:rPr>
-        <w:t>关于</w:t>
-      </w:r>
-      <w:r>
-        <w:rPr>
-          <w:rFonts w:ascii="Tahoma" w:eastAsia="微软雅黑" w:hAnsi="Tahoma" w:hint="eastAsia"/>
-          <w:color w:val="0070C0"/>
-          <w:kern w:val="0"/>
-          <w:sz w:val="22"/>
-        </w:rPr>
-        <w:t>事件漂浮文字</w:t>
-      </w:r>
-      <w:r>
-        <w:rPr>
-          <w:rFonts w:ascii="Tahoma" w:eastAsia="微软雅黑" w:hAnsi="Tahoma" w:hint="eastAsia"/>
-          <w:color w:val="0070C0"/>
-          <w:kern w:val="0"/>
-          <w:sz w:val="22"/>
-        </w:rPr>
-        <w:t>.</w:t>
-      </w:r>
-      <w:r>
-        <w:rPr>
-          <w:rFonts w:ascii="Tahoma" w:eastAsia="微软雅黑" w:hAnsi="Tahoma"/>
-          <w:color w:val="0070C0"/>
-          <w:kern w:val="0"/>
-          <w:sz w:val="22"/>
-        </w:rPr>
-        <w:t>docx</w:t>
-      </w:r>
-      <w:r>
-        <w:rPr>
-          <w:rFonts w:ascii="Tahoma" w:eastAsia="微软雅黑" w:hAnsi="Tahoma"/>
-          <w:kern w:val="0"/>
-          <w:sz w:val="22"/>
-        </w:rPr>
-        <w:t xml:space="preserve">” </w:t>
-      </w:r>
-      <w:r>
-        <w:rPr>
-          <w:rFonts w:ascii="Tahoma" w:eastAsia="微软雅黑" w:hAnsi="Tahoma" w:hint="eastAsia"/>
-          <w:kern w:val="0"/>
-          <w:sz w:val="22"/>
-        </w:rPr>
-        <w:t>的章节，</w:t>
-      </w:r>
-    </w:p>
-    <w:p>
-      <w:pPr>
-        <w:widowControl/>
+        <w:t>主要用到了下列插件：</w:t>
+      </w:r>
+    </w:p>
+    <w:p>
+      <w:pPr>
+        <w:widowControl/>
+        <w:adjustRightInd w:val="0"/>
         <w:snapToGrid w:val="0"/>
         <w:jc w:val="left"/>
         <w:rPr>
@@ -9264,11 +11433,172 @@
       </w:pPr>
       <w:r>
         <w:rPr>
-          <w:rFonts w:ascii="Tahoma" w:eastAsia="微软雅黑" w:hAnsi="Tahoma" w:hint="eastAsia"/>
-          <w:kern w:val="0"/>
-          <w:sz w:val="22"/>
-        </w:rPr>
-        <w:t>采用</w:t>
+          <w:rFonts w:ascii="Tahoma" w:eastAsia="微软雅黑" w:hAnsi="Tahoma"/>
+          <w:kern w:val="0"/>
+          <w:sz w:val="22"/>
+        </w:rPr>
+        <w:tab/>
+      </w:r>
+      <w:r>
+        <w:rPr>
+          <w:rFonts w:ascii="Tahoma" w:eastAsia="微软雅黑" w:hAnsi="Tahoma"/>
+          <w:kern w:val="0"/>
+          <w:sz w:val="22"/>
+        </w:rPr>
+        <w:t>Drill_EventText</w:t>
+      </w:r>
+      <w:r>
+        <w:rPr>
+          <w:rFonts w:ascii="Tahoma" w:eastAsia="微软雅黑" w:hAnsi="Tahoma"/>
+          <w:kern w:val="0"/>
+          <w:sz w:val="22"/>
+        </w:rPr>
+        <w:tab/>
+      </w:r>
+      <w:r>
+        <w:rPr>
+          <w:rFonts w:ascii="Tahoma" w:eastAsia="微软雅黑" w:hAnsi="Tahoma"/>
+          <w:kern w:val="0"/>
+          <w:sz w:val="22"/>
+        </w:rPr>
+        <w:tab/>
+      </w:r>
+      <w:r>
+        <w:rPr>
+          <w:rFonts w:ascii="Tahoma" w:eastAsia="微软雅黑" w:hAnsi="Tahoma"/>
+          <w:kern w:val="0"/>
+          <w:sz w:val="22"/>
+        </w:rPr>
+        <w:tab/>
+      </w:r>
+      <w:r>
+        <w:rPr>
+          <w:rFonts w:ascii="Tahoma" w:eastAsia="微软雅黑" w:hAnsi="Tahoma"/>
+          <w:kern w:val="0"/>
+          <w:sz w:val="22"/>
+        </w:rPr>
+        <w:tab/>
+      </w:r>
+      <w:r>
+        <w:rPr>
+          <w:rFonts w:ascii="Tahoma" w:eastAsia="微软雅黑" w:hAnsi="Tahoma"/>
+          <w:kern w:val="0"/>
+          <w:sz w:val="22"/>
+        </w:rPr>
+        <w:tab/>
+      </w:r>
+      <w:r>
+        <w:rPr>
+          <w:rFonts w:ascii="Tahoma" w:eastAsia="微软雅黑" w:hAnsi="Tahoma" w:hint="eastAsia"/>
+          <w:kern w:val="0"/>
+          <w:sz w:val="22"/>
+        </w:rPr>
+        <w:t>行走图</w:t>
+      </w:r>
+      <w:r>
+        <w:rPr>
+          <w:rFonts w:ascii="Tahoma" w:eastAsia="微软雅黑" w:hAnsi="Tahoma"/>
+          <w:kern w:val="0"/>
+          <w:sz w:val="22"/>
+        </w:rPr>
+        <w:t xml:space="preserve"> - </w:t>
+      </w:r>
+      <w:r>
+        <w:rPr>
+          <w:rFonts w:ascii="Tahoma" w:eastAsia="微软雅黑" w:hAnsi="Tahoma"/>
+          <w:kern w:val="0"/>
+          <w:sz w:val="22"/>
+        </w:rPr>
+        <w:t>事件漂浮文字</w:t>
+      </w:r>
+    </w:p>
+    <w:p>
+      <w:pPr>
+        <w:widowControl/>
+        <w:adjustRightInd w:val="0"/>
+        <w:snapToGrid w:val="0"/>
+        <w:jc w:val="left"/>
+        <w:rPr>
+          <w:rFonts w:ascii="Tahoma" w:eastAsia="微软雅黑" w:hAnsi="Tahoma"/>
+          <w:kern w:val="0"/>
+          <w:sz w:val="22"/>
+        </w:rPr>
+      </w:pPr>
+      <w:r>
+        <w:rPr>
+          <w:rFonts w:ascii="Tahoma" w:eastAsia="微软雅黑" w:hAnsi="Tahoma"/>
+          <w:kern w:val="0"/>
+          <w:sz w:val="22"/>
+        </w:rPr>
+        <w:tab/>
+      </w:r>
+      <w:r>
+        <w:rPr>
+          <w:rFonts w:ascii="Tahoma" w:eastAsia="微软雅黑" w:hAnsi="Tahoma"/>
+          <w:kern w:val="0"/>
+          <w:sz w:val="22"/>
+        </w:rPr>
+        <w:t>Drill_DialogCharOuterGlow</w:t>
+      </w:r>
+      <w:r>
+        <w:rPr>
+          <w:rFonts w:ascii="Tahoma" w:eastAsia="微软雅黑" w:hAnsi="Tahoma"/>
+          <w:kern w:val="0"/>
+          <w:sz w:val="22"/>
+        </w:rPr>
+        <w:tab/>
+      </w:r>
+      <w:r>
+        <w:rPr>
+          <w:rFonts w:ascii="Tahoma" w:eastAsia="微软雅黑" w:hAnsi="Tahoma"/>
+          <w:kern w:val="0"/>
+          <w:sz w:val="22"/>
+        </w:rPr>
+        <w:tab/>
+      </w:r>
+      <w:r>
+        <w:rPr>
+          <w:rFonts w:ascii="Tahoma" w:eastAsia="微软雅黑" w:hAnsi="Tahoma" w:hint="eastAsia"/>
+          <w:kern w:val="0"/>
+          <w:sz w:val="22"/>
+        </w:rPr>
+        <w:t>窗口字符</w:t>
+      </w:r>
+      <w:r>
+        <w:rPr>
+          <w:rFonts w:ascii="Tahoma" w:eastAsia="微软雅黑" w:hAnsi="Tahoma"/>
+          <w:kern w:val="0"/>
+          <w:sz w:val="22"/>
+        </w:rPr>
+        <w:t xml:space="preserve"> - </w:t>
+      </w:r>
+      <w:r>
+        <w:rPr>
+          <w:rFonts w:ascii="Tahoma" w:eastAsia="微软雅黑" w:hAnsi="Tahoma"/>
+          <w:kern w:val="0"/>
+          <w:sz w:val="22"/>
+        </w:rPr>
+        <w:t>外发光效果</w:t>
+      </w:r>
+    </w:p>
+    <w:p>
+      <w:pPr>
+        <w:widowControl/>
+        <w:snapToGrid w:val="0"/>
+        <w:jc w:val="left"/>
+        <w:rPr>
+          <w:rFonts w:ascii="Tahoma" w:eastAsia="微软雅黑" w:hAnsi="Tahoma"/>
+          <w:kern w:val="0"/>
+          <w:sz w:val="22"/>
+        </w:rPr>
+      </w:pPr>
+      <w:r>
+        <w:rPr>
+          <w:rFonts w:ascii="Tahoma" w:eastAsia="微软雅黑" w:hAnsi="Tahoma" w:hint="eastAsia"/>
+          <w:kern w:val="0"/>
+          <w:sz w:val="22"/>
+        </w:rPr>
+        <w:t>使用</w:t>
       </w:r>
       <w:r>
         <w:rPr>
@@ -9284,7 +11614,7 @@
           <w:kern w:val="0"/>
           <w:sz w:val="22"/>
         </w:rPr>
-        <w:t>轮播文本</w:t>
+        <w:t>漂浮文字</w:t>
       </w:r>
       <w:r>
         <w:rPr>
@@ -9294,13 +11624,51 @@
         </w:rPr>
         <w:t>+</w:t>
       </w:r>
-      <w:r>
-        <w:rPr>
-          <w:rFonts w:ascii="Tahoma" w:eastAsia="微软雅黑" w:hAnsi="Tahoma" w:hint="eastAsia"/>
-          <w:kern w:val="0"/>
-          <w:sz w:val="22"/>
-        </w:rPr>
-        <w:t>外发光</w:t>
+      <w:proofErr w:type="gramStart"/>
+      <w:r>
+        <w:rPr>
+          <w:rFonts w:ascii="Tahoma" w:eastAsia="微软雅黑" w:hAnsi="Tahoma" w:hint="eastAsia"/>
+          <w:kern w:val="0"/>
+          <w:sz w:val="22"/>
+        </w:rPr>
+        <w:t>轮播</w:t>
+      </w:r>
+      <w:r>
+        <w:rPr>
+          <w:rFonts w:ascii="Tahoma" w:eastAsia="微软雅黑" w:hAnsi="Tahoma" w:hint="eastAsia"/>
+          <w:kern w:val="0"/>
+          <w:sz w:val="22"/>
+        </w:rPr>
+        <w:t>+</w:t>
+      </w:r>
+      <w:proofErr w:type="gramEnd"/>
+      <w:r>
+        <w:rPr>
+          <w:rFonts w:ascii="Tahoma" w:eastAsia="微软雅黑" w:hAnsi="Tahoma" w:hint="eastAsia"/>
+          <w:kern w:val="0"/>
+          <w:sz w:val="22"/>
+        </w:rPr>
+        <w:t>窗口字符，可以设计事件头顶的动态文本。</w:t>
+      </w:r>
+    </w:p>
+    <w:p>
+      <w:pPr>
+        <w:widowControl/>
+        <w:snapToGrid w:val="0"/>
+        <w:jc w:val="left"/>
+        <w:rPr>
+          <w:rFonts w:ascii="Tahoma" w:eastAsia="微软雅黑" w:hAnsi="Tahoma"/>
+          <w:kern w:val="0"/>
+          <w:sz w:val="22"/>
+        </w:rPr>
+      </w:pPr>
+      <w:r>
+        <w:rPr>
+          <w:rFonts w:ascii="Tahoma" w:eastAsia="微软雅黑" w:hAnsi="Tahoma" w:hint="eastAsia"/>
+          <w:kern w:val="0"/>
+          <w:sz w:val="22"/>
+        </w:rPr>
+        <w:t>你可以去看看文档</w:t>
       </w:r>
       <w:r>
         <w:rPr>
@@ -9310,47 +11678,140 @@
         </w:rPr>
         <w:t xml:space="preserve"> </w:t>
       </w:r>
-      <w:r>
-        <w:rPr>
-          <w:rFonts w:ascii="Tahoma" w:eastAsia="微软雅黑" w:hAnsi="Tahoma" w:hint="eastAsia"/>
-          <w:kern w:val="0"/>
-          <w:sz w:val="22"/>
-        </w:rPr>
-        <w:t>来</w:t>
-      </w:r>
-      <w:r>
-        <w:rPr>
-          <w:rFonts w:ascii="Tahoma" w:eastAsia="微软雅黑" w:hAnsi="Tahoma" w:hint="eastAsia"/>
-          <w:kern w:val="0"/>
-          <w:sz w:val="22"/>
-        </w:rPr>
-        <w:t>设计一个类似霓虹灯的文字。</w:t>
-      </w:r>
-    </w:p>
-    <w:p>
-      <w:pPr>
-        <w:widowControl/>
+      <w:proofErr w:type="gramStart"/>
+      <w:r>
+        <w:rPr>
+          <w:rFonts w:ascii="Tahoma" w:eastAsia="微软雅黑" w:hAnsi="Tahoma"/>
+          <w:kern w:val="0"/>
+          <w:sz w:val="22"/>
+        </w:rPr>
+        <w:t>”</w:t>
+      </w:r>
+      <w:proofErr w:type="gramEnd"/>
+      <w:r>
+        <w:rPr>
+          <w:rFonts w:ascii="Tahoma" w:eastAsia="微软雅黑" w:hAnsi="Tahoma" w:hint="eastAsia"/>
+          <w:color w:val="0070C0"/>
+          <w:kern w:val="0"/>
+          <w:sz w:val="22"/>
+        </w:rPr>
+        <w:t>7.</w:t>
+      </w:r>
+      <w:r>
+        <w:rPr>
+          <w:rFonts w:ascii="Tahoma" w:eastAsia="微软雅黑" w:hAnsi="Tahoma" w:hint="eastAsia"/>
+          <w:color w:val="0070C0"/>
+          <w:kern w:val="0"/>
+          <w:sz w:val="22"/>
+        </w:rPr>
+        <w:t>行走图</w:t>
+      </w:r>
+      <w:r>
+        <w:rPr>
+          <w:rFonts w:ascii="Tahoma" w:eastAsia="微软雅黑" w:hAnsi="Tahoma" w:hint="eastAsia"/>
+          <w:color w:val="0070C0"/>
+          <w:kern w:val="0"/>
+          <w:sz w:val="22"/>
+        </w:rPr>
+        <w:t xml:space="preserve"> </w:t>
+      </w:r>
+      <w:r>
+        <w:rPr>
+          <w:rFonts w:ascii="Tahoma" w:eastAsia="微软雅黑" w:hAnsi="Tahoma"/>
+          <w:color w:val="0070C0"/>
+          <w:kern w:val="0"/>
+          <w:sz w:val="22"/>
+        </w:rPr>
+        <w:t xml:space="preserve">&gt; </w:t>
+      </w:r>
+      <w:r>
+        <w:rPr>
+          <w:rFonts w:ascii="Tahoma" w:eastAsia="微软雅黑" w:hAnsi="Tahoma" w:hint="eastAsia"/>
+          <w:color w:val="0070C0"/>
+          <w:kern w:val="0"/>
+          <w:sz w:val="22"/>
+        </w:rPr>
+        <w:t>关于事件漂浮文字</w:t>
+      </w:r>
+      <w:r>
+        <w:rPr>
+          <w:rFonts w:ascii="Tahoma" w:eastAsia="微软雅黑" w:hAnsi="Tahoma" w:hint="eastAsia"/>
+          <w:color w:val="0070C0"/>
+          <w:kern w:val="0"/>
+          <w:sz w:val="22"/>
+        </w:rPr>
+        <w:t>.docx</w:t>
+      </w:r>
+      <w:proofErr w:type="gramStart"/>
+      <w:r>
+        <w:rPr>
+          <w:rFonts w:ascii="Tahoma" w:eastAsia="微软雅黑" w:hAnsi="Tahoma"/>
+          <w:kern w:val="0"/>
+          <w:sz w:val="22"/>
+        </w:rPr>
+        <w:t>”</w:t>
+      </w:r>
+      <w:proofErr w:type="gramEnd"/>
+      <w:r>
+        <w:rPr>
+          <w:rFonts w:ascii="Tahoma" w:eastAsia="微软雅黑" w:hAnsi="Tahoma"/>
+          <w:kern w:val="0"/>
+          <w:sz w:val="22"/>
+        </w:rPr>
+        <w:t xml:space="preserve"> </w:t>
+      </w:r>
+      <w:r>
+        <w:rPr>
+          <w:rFonts w:ascii="Tahoma" w:eastAsia="微软雅黑" w:hAnsi="Tahoma" w:hint="eastAsia"/>
+          <w:kern w:val="0"/>
+          <w:sz w:val="22"/>
+        </w:rPr>
+        <w:t>。</w:t>
+      </w:r>
+    </w:p>
+    <w:p>
+      <w:pPr>
+        <w:widowControl/>
+        <w:snapToGrid w:val="0"/>
+        <w:jc w:val="left"/>
+        <w:rPr>
+          <w:rFonts w:ascii="Tahoma" w:eastAsia="微软雅黑" w:hAnsi="Tahoma"/>
+          <w:kern w:val="0"/>
+          <w:sz w:val="22"/>
+        </w:rPr>
+      </w:pPr>
+      <w:r>
+        <w:rPr>
+          <w:rFonts w:ascii="Tahoma" w:eastAsia="微软雅黑" w:hAnsi="Tahoma" w:hint="eastAsia"/>
+          <w:kern w:val="0"/>
+          <w:sz w:val="22"/>
+        </w:rPr>
+        <w:t>（事件漂浮文字支持大部分窗口字符，包括换行、效果字符）</w:t>
+      </w:r>
+    </w:p>
+    <w:p>
+      <w:pPr>
+        <w:widowControl/>
+        <w:snapToGrid w:val="0"/>
         <w:jc w:val="center"/>
         <w:rPr>
-          <w:rFonts w:ascii="宋体" w:eastAsia="宋体" w:hAnsi="宋体" w:cs="宋体"/>
-          <w:kern w:val="0"/>
-          <w:sz w:val="24"/>
-          <w:szCs w:val="24"/>
-        </w:rPr>
-      </w:pPr>
-      <w:r>
-        <w:rPr>
-          <w:rFonts w:ascii="宋体" w:eastAsia="宋体" w:hAnsi="宋体" w:cs="宋体"/>
+          <w:rFonts w:ascii="Tahoma" w:eastAsia="微软雅黑" w:hAnsi="Tahoma"/>
+          <w:kern w:val="0"/>
+          <w:sz w:val="22"/>
+        </w:rPr>
+      </w:pPr>
+      <w:r>
+        <w:rPr>
+          <w:rFonts w:ascii="Tahoma" w:eastAsia="微软雅黑" w:hAnsi="Tahoma"/>
           <w:noProof/>
           <w:kern w:val="0"/>
-          <w:sz w:val="24"/>
-          <w:szCs w:val="24"/>
+          <w:sz w:val="22"/>
         </w:rPr>
         <w:drawing>
-          <wp:inline distT="0" distB="0" distL="0" distR="0" wp14:anchorId="065E93EA" wp14:editId="23B2008D">
-            <wp:extent cx="1233535" cy="830580"/>
-            <wp:effectExtent l="0" t="0" r="5080" b="7620"/>
-            <wp:docPr id="40" name="图片 40"/>
+          <wp:inline distT="0" distB="0" distL="0" distR="0" wp14:anchorId="3AE8B9A7" wp14:editId="0D27076D">
+            <wp:extent cx="1115327" cy="784860"/>
+            <wp:effectExtent l="0" t="0" r="8890" b="0"/>
+            <wp:docPr id="45" name="图片 45"/>
             <wp:cNvGraphicFramePr>
               <a:graphicFrameLocks xmlns:a="http://schemas.openxmlformats.org/drawingml/2006/main" noChangeAspect="1"/>
             </wp:cNvGraphicFramePr>
@@ -9358,13 +11819,13 @@
               <a:graphicData uri="http://schemas.openxmlformats.org/drawingml/2006/picture">
                 <pic:pic xmlns:pic="http://schemas.openxmlformats.org/drawingml/2006/picture">
                   <pic:nvPicPr>
-                    <pic:cNvPr id="0" name="Picture 23"/>
+                    <pic:cNvPr id="0" name="Picture 20"/>
                     <pic:cNvPicPr>
                       <a:picLocks noChangeAspect="1" noChangeArrowheads="1"/>
                     </pic:cNvPicPr>
                   </pic:nvPicPr>
                   <pic:blipFill>
-                    <a:blip r:embed="rId47">
+                    <a:blip r:embed="rId51">
                       <a:extLst>
                         <a:ext uri="{28A0092B-C50C-407E-A947-70E740481C1C}">
                           <a14:useLocalDpi xmlns:a14="http://schemas.microsoft.com/office/drawing/2010/main" val="0"/>
@@ -9379,7 +11840,7 @@
                   <pic:spPr bwMode="auto">
                     <a:xfrm>
                       <a:off x="0" y="0"/>
-                      <a:ext cx="1239835" cy="834822"/>
+                      <a:ext cx="1117154" cy="786146"/>
                     </a:xfrm>
                     <a:prstGeom prst="rect">
                       <a:avLst/>
@@ -9397,26 +11858,24 @@
       </w:r>
       <w:r>
         <w:rPr>
-          <w:rFonts w:ascii="宋体" w:eastAsia="宋体" w:hAnsi="宋体" w:cs="宋体" w:hint="eastAsia"/>
-          <w:kern w:val="0"/>
-          <w:sz w:val="24"/>
-          <w:szCs w:val="24"/>
+          <w:rFonts w:ascii="Tahoma" w:eastAsia="微软雅黑" w:hAnsi="Tahoma" w:hint="eastAsia"/>
+          <w:kern w:val="0"/>
+          <w:sz w:val="22"/>
         </w:rPr>
         <w:t xml:space="preserve"> </w:t>
       </w:r>
       <w:r>
         <w:rPr>
-          <w:rFonts w:ascii="宋体" w:eastAsia="宋体" w:hAnsi="宋体" w:cs="宋体"/>
+          <w:rFonts w:ascii="Tahoma" w:eastAsia="微软雅黑" w:hAnsi="Tahoma"/>
           <w:noProof/>
           <w:kern w:val="0"/>
-          <w:sz w:val="24"/>
-          <w:szCs w:val="24"/>
+          <w:sz w:val="22"/>
         </w:rPr>
         <w:drawing>
-          <wp:inline distT="0" distB="0" distL="0" distR="0" wp14:anchorId="55FA8D07" wp14:editId="6224919C">
-            <wp:extent cx="1135380" cy="830580"/>
-            <wp:effectExtent l="0" t="0" r="7620" b="7620"/>
-            <wp:docPr id="41" name="图片 41"/>
+          <wp:inline distT="0" distB="0" distL="0" distR="0" wp14:anchorId="2D548637" wp14:editId="1EADA680">
+            <wp:extent cx="1264920" cy="800100"/>
+            <wp:effectExtent l="0" t="0" r="0" b="0"/>
+            <wp:docPr id="46" name="图片 46"/>
             <wp:cNvGraphicFramePr>
               <a:graphicFrameLocks xmlns:a="http://schemas.openxmlformats.org/drawingml/2006/main" noChangeAspect="1"/>
             </wp:cNvGraphicFramePr>
@@ -9424,13 +11883,13 @@
               <a:graphicData uri="http://schemas.openxmlformats.org/drawingml/2006/picture">
                 <pic:pic xmlns:pic="http://schemas.openxmlformats.org/drawingml/2006/picture">
                   <pic:nvPicPr>
-                    <pic:cNvPr id="0" name="Picture 25"/>
+                    <pic:cNvPr id="0" name="Picture 22"/>
                     <pic:cNvPicPr>
                       <a:picLocks noChangeAspect="1" noChangeArrowheads="1"/>
                     </pic:cNvPicPr>
                   </pic:nvPicPr>
                   <pic:blipFill>
-                    <a:blip r:embed="rId48">
+                    <a:blip r:embed="rId52">
                       <a:extLst>
                         <a:ext uri="{28A0092B-C50C-407E-A947-70E740481C1C}">
                           <a14:useLocalDpi xmlns:a14="http://schemas.microsoft.com/office/drawing/2010/main" val="0"/>
@@ -9445,7 +11904,7 @@
                   <pic:spPr bwMode="auto">
                     <a:xfrm>
                       <a:off x="0" y="0"/>
-                      <a:ext cx="1135380" cy="830580"/>
+                      <a:ext cx="1264920" cy="800100"/>
                     </a:xfrm>
                     <a:prstGeom prst="rect">
                       <a:avLst/>
@@ -9474,7 +11933,7 @@
       </w:pPr>
     </w:p>
     <w:sectPr>
-      <w:headerReference w:type="default" r:id="rId49"/>
+      <w:headerReference w:type="default" r:id="rId53"/>
       <w:pgSz w:w="11906" w:h="16838"/>
       <w:pgMar w:top="1440" w:right="1800" w:bottom="1440" w:left="1800" w:header="851" w:footer="992" w:gutter="0"/>
       <w:cols w:space="425"/>
@@ -9485,9 +11944,14 @@
 </file>
 
 <file path=word/endnotes.xml><?xml version="1.0" encoding="utf-8"?>
-<w:endnotes xmlns:wpc="http://schemas.microsoft.com/office/word/2010/wordprocessingCanvas" xmlns:cx="http://schemas.microsoft.com/office/drawing/2014/chartex" xmlns:cx1="http://schemas.microsoft.com/office/drawing/2015/9/8/chartex" xmlns:cx2="http://schemas.microsoft.com/office/drawing/2015/10/21/chartex" xmlns:cx3="http://schemas.microsoft.com/office/drawing/2016/5/9/chartex" xmlns:cx4="http://schemas.microsoft.com/office/drawing/2016/5/10/chartex" xmlns:cx5="http://schemas.microsoft.com/office/drawing/2016/5/11/chartex" xmlns:cx6="http://schemas.microsoft.com/office/drawing/2016/5/12/chartex" xmlns:cx7="http://schemas.microsoft.com/office/drawing/2016/5/13/chartex" xmlns:cx8="http://schemas.microsoft.com/office/drawing/2016/5/14/chartex" xmlns:mc="http://schemas.openxmlformats.org/markup-compatibility/2006" xmlns:aink="http://schemas.microsoft.com/office/drawing/2016/ink" xmlns:am3d="http://schemas.microsoft.com/office/drawing/2017/model3d" xmlns:o="urn:schemas-microsoft-com:office:office" xmlns:oel="http://schemas.microsoft.com/office/2019/extlst" xmlns:r="http://schemas.openxmlformats.org/officeDocument/2006/relationships" xmlns:m="http://schemas.openxmlformats.org/officeDocument/2006/math" xmlns:v="urn:schemas-microsoft-com:vml" xmlns:wp14="http://schemas.microsoft.com/office/word/2010/wordprocessingDrawing" xmlns:wp="http://schemas.openxmlformats.org/drawingml/2006/wordprocessingDrawing" xmlns:w10="urn:schemas-microsoft-com:office:word" xmlns:w="http://schemas.openxmlformats.org/wordprocessingml/2006/main" xmlns:w14="http://schemas.microsoft.com/office/word/2010/wordml" xmlns:w15="http://schemas.microsoft.com/office/word/2012/wordml" xmlns:w16cex="http://schemas.microsoft.com/office/word/2018/wordml/cex" xmlns:w16cid="http://schemas.microsoft.com/office/word/2016/wordml/cid" xmlns:w16="http://schemas.microsoft.com/office/word/2018/wordml" xmlns:w16sdtdh="http://schemas.microsoft.com/office/word/2020/wordml/sdtdatahash" xmlns:w16se="http://schemas.microsoft.com/office/word/2015/wordml/symex" xmlns:wpg="http://schemas.microsoft.com/office/word/2010/wordprocessingGroup" xmlns:wpi="http://schemas.microsoft.com/office/word/2010/wordprocessingInk" xmlns:wne="http://schemas.microsoft.com/office/word/2006/wordml" xmlns:wps="http://schemas.microsoft.com/office/word/2010/wordprocessingShape" mc:Ignorable="w14 w15 w16se w16cid w16 w16cex w16sdtdh wp14">
+<w:endnotes xmlns:wpc="http://schemas.microsoft.com/office/word/2010/wordprocessingCanvas" xmlns:cx="http://schemas.microsoft.com/office/drawing/2014/chartex" xmlns:cx1="http://schemas.microsoft.com/office/drawing/2015/9/8/chartex" xmlns:cx2="http://schemas.microsoft.com/office/drawing/2015/10/21/chartex" xmlns:cx3="http://schemas.microsoft.com/office/drawing/2016/5/9/chartex" xmlns:cx4="http://schemas.microsoft.com/office/drawing/2016/5/10/chartex" xmlns:cx5="http://schemas.microsoft.com/office/drawing/2016/5/11/chartex" xmlns:cx6="http://schemas.microsoft.com/office/drawing/2016/5/12/chartex" xmlns:cx7="http://schemas.microsoft.com/office/drawing/2016/5/13/chartex" xmlns:cx8="http://schemas.microsoft.com/office/drawing/2016/5/14/chartex" xmlns:mc="http://schemas.openxmlformats.org/markup-compatibility/2006" xmlns:aink="http://schemas.microsoft.com/office/drawing/2016/ink" xmlns:am3d="http://schemas.microsoft.com/office/drawing/2017/model3d" xmlns:o="urn:schemas-microsoft-com:office:office" xmlns:oel="http://schemas.microsoft.com/office/2019/extlst" xmlns:r="http://schemas.openxmlformats.org/officeDocument/2006/relationships" xmlns:m="http://schemas.openxmlformats.org/officeDocument/2006/math" xmlns:v="urn:schemas-microsoft-com:vml" xmlns:wp14="http://schemas.microsoft.com/office/word/2010/wordprocessingDrawing" xmlns:wp="http://schemas.openxmlformats.org/drawingml/2006/wordprocessingDrawing" xmlns:w10="urn:schemas-microsoft-com:office:word" xmlns:w="http://schemas.openxmlformats.org/wordprocessingml/2006/main" xmlns:w14="http://schemas.microsoft.com/office/word/2010/wordml" xmlns:w15="http://schemas.microsoft.com/office/word/2012/wordml" xmlns:w16cex="http://schemas.microsoft.com/office/word/2018/wordml/cex" xmlns:w16cid="http://schemas.microsoft.com/office/word/2016/wordml/cid" xmlns:w16="http://schemas.microsoft.com/office/word/2018/wordml" xmlns:w16du="http://schemas.microsoft.com/office/word/2023/wordml/word16du" xmlns:w16sdtdh="http://schemas.microsoft.com/office/word/2020/wordml/sdtdatahash" xmlns:w16sdtfl="http://schemas.microsoft.com/office/word/2024/wordml/sdtformatlock" xmlns:w16se="http://schemas.microsoft.com/office/word/2015/wordml/symex" xmlns:wpg="http://schemas.microsoft.com/office/word/2010/wordprocessingGroup" xmlns:wpi="http://schemas.microsoft.com/office/word/2010/wordprocessingInk" xmlns:wne="http://schemas.microsoft.com/office/word/2006/wordml" xmlns:wps="http://schemas.microsoft.com/office/word/2010/wordprocessingShape" mc:Ignorable="w14 w15 w16se w16cid w16 w16cex w16sdtdh w16sdtfl w16du wp14">
   <w:endnote w:type="separator" w:id="-1">
     <w:p>
+      <w:pPr>
+        <w:rPr>
+          <w:rFonts w:hint="eastAsia"/>
+        </w:rPr>
+      </w:pPr>
       <w:r>
         <w:separator/>
       </w:r>
@@ -9495,6 +11959,11 @@
   </w:endnote>
   <w:endnote w:type="continuationSeparator" w:id="0">
     <w:p>
+      <w:pPr>
+        <w:rPr>
+          <w:rFonts w:hint="eastAsia"/>
+        </w:rPr>
+      </w:pPr>
       <w:r>
         <w:continuationSeparator/>
       </w:r>
@@ -9504,9 +11973,14 @@
 </file>
 
 <file path=word/footnotes.xml><?xml version="1.0" encoding="utf-8"?>
-<w:footnotes xmlns:wpc="http://schemas.microsoft.com/office/word/2010/wordprocessingCanvas" xmlns:cx="http://schemas.microsoft.com/office/drawing/2014/chartex" xmlns:cx1="http://schemas.microsoft.com/office/drawing/2015/9/8/chartex" xmlns:cx2="http://schemas.microsoft.com/office/drawing/2015/10/21/chartex" xmlns:cx3="http://schemas.microsoft.com/office/drawing/2016/5/9/chartex" xmlns:cx4="http://schemas.microsoft.com/office/drawing/2016/5/10/chartex" xmlns:cx5="http://schemas.microsoft.com/office/drawing/2016/5/11/chartex" xmlns:cx6="http://schemas.microsoft.com/office/drawing/2016/5/12/chartex" xmlns:cx7="http://schemas.microsoft.com/office/drawing/2016/5/13/chartex" xmlns:cx8="http://schemas.microsoft.com/office/drawing/2016/5/14/chartex" xmlns:mc="http://schemas.openxmlformats.org/markup-compatibility/2006" xmlns:aink="http://schemas.microsoft.com/office/drawing/2016/ink" xmlns:am3d="http://schemas.microsoft.com/office/drawing/2017/model3d" xmlns:o="urn:schemas-microsoft-com:office:office" xmlns:oel="http://schemas.microsoft.com/office/2019/extlst" xmlns:r="http://schemas.openxmlformats.org/officeDocument/2006/relationships" xmlns:m="http://schemas.openxmlformats.org/officeDocument/2006/math" xmlns:v="urn:schemas-microsoft-com:vml" xmlns:wp14="http://schemas.microsoft.com/office/word/2010/wordprocessingDrawing" xmlns:wp="http://schemas.openxmlformats.org/drawingml/2006/wordprocessingDrawing" xmlns:w10="urn:schemas-microsoft-com:office:word" xmlns:w="http://schemas.openxmlformats.org/wordprocessingml/2006/main" xmlns:w14="http://schemas.microsoft.com/office/word/2010/wordml" xmlns:w15="http://schemas.microsoft.com/office/word/2012/wordml" xmlns:w16cex="http://schemas.microsoft.com/office/word/2018/wordml/cex" xmlns:w16cid="http://schemas.microsoft.com/office/word/2016/wordml/cid" xmlns:w16="http://schemas.microsoft.com/office/word/2018/wordml" xmlns:w16sdtdh="http://schemas.microsoft.com/office/word/2020/wordml/sdtdatahash" xmlns:w16se="http://schemas.microsoft.com/office/word/2015/wordml/symex" xmlns:wpg="http://schemas.microsoft.com/office/word/2010/wordprocessingGroup" xmlns:wpi="http://schemas.microsoft.com/office/word/2010/wordprocessingInk" xmlns:wne="http://schemas.microsoft.com/office/word/2006/wordml" xmlns:wps="http://schemas.microsoft.com/office/word/2010/wordprocessingShape" mc:Ignorable="w14 w15 w16se w16cid w16 w16cex w16sdtdh wp14">
+<w:footnotes xmlns:wpc="http://schemas.microsoft.com/office/word/2010/wordprocessingCanvas" xmlns:cx="http://schemas.microsoft.com/office/drawing/2014/chartex" xmlns:cx1="http://schemas.microsoft.com/office/drawing/2015/9/8/chartex" xmlns:cx2="http://schemas.microsoft.com/office/drawing/2015/10/21/chartex" xmlns:cx3="http://schemas.microsoft.com/office/drawing/2016/5/9/chartex" xmlns:cx4="http://schemas.microsoft.com/office/drawing/2016/5/10/chartex" xmlns:cx5="http://schemas.microsoft.com/office/drawing/2016/5/11/chartex" xmlns:cx6="http://schemas.microsoft.com/office/drawing/2016/5/12/chartex" xmlns:cx7="http://schemas.microsoft.com/office/drawing/2016/5/13/chartex" xmlns:cx8="http://schemas.microsoft.com/office/drawing/2016/5/14/chartex" xmlns:mc="http://schemas.openxmlformats.org/markup-compatibility/2006" xmlns:aink="http://schemas.microsoft.com/office/drawing/2016/ink" xmlns:am3d="http://schemas.microsoft.com/office/drawing/2017/model3d" xmlns:o="urn:schemas-microsoft-com:office:office" xmlns:oel="http://schemas.microsoft.com/office/2019/extlst" xmlns:r="http://schemas.openxmlformats.org/officeDocument/2006/relationships" xmlns:m="http://schemas.openxmlformats.org/officeDocument/2006/math" xmlns:v="urn:schemas-microsoft-com:vml" xmlns:wp14="http://schemas.microsoft.com/office/word/2010/wordprocessingDrawing" xmlns:wp="http://schemas.openxmlformats.org/drawingml/2006/wordprocessingDrawing" xmlns:w10="urn:schemas-microsoft-com:office:word" xmlns:w="http://schemas.openxmlformats.org/wordprocessingml/2006/main" xmlns:w14="http://schemas.microsoft.com/office/word/2010/wordml" xmlns:w15="http://schemas.microsoft.com/office/word/2012/wordml" xmlns:w16cex="http://schemas.microsoft.com/office/word/2018/wordml/cex" xmlns:w16cid="http://schemas.microsoft.com/office/word/2016/wordml/cid" xmlns:w16="http://schemas.microsoft.com/office/word/2018/wordml" xmlns:w16du="http://schemas.microsoft.com/office/word/2023/wordml/word16du" xmlns:w16sdtdh="http://schemas.microsoft.com/office/word/2020/wordml/sdtdatahash" xmlns:w16sdtfl="http://schemas.microsoft.com/office/word/2024/wordml/sdtformatlock" xmlns:w16se="http://schemas.microsoft.com/office/word/2015/wordml/symex" xmlns:wpg="http://schemas.microsoft.com/office/word/2010/wordprocessingGroup" xmlns:wpi="http://schemas.microsoft.com/office/word/2010/wordprocessingInk" xmlns:wne="http://schemas.microsoft.com/office/word/2006/wordml" xmlns:wps="http://schemas.microsoft.com/office/word/2010/wordprocessingShape" mc:Ignorable="w14 w15 w16se w16cid w16 w16cex w16sdtdh w16sdtfl w16du wp14">
   <w:footnote w:type="separator" w:id="-1">
     <w:p>
+      <w:pPr>
+        <w:rPr>
+          <w:rFonts w:hint="eastAsia"/>
+        </w:rPr>
+      </w:pPr>
       <w:r>
         <w:separator/>
       </w:r>
@@ -9514,6 +11988,11 @@
   </w:footnote>
   <w:footnote w:type="continuationSeparator" w:id="0">
     <w:p>
+      <w:pPr>
+        <w:rPr>
+          <w:rFonts w:hint="eastAsia"/>
+        </w:rPr>
+      </w:pPr>
       <w:r>
         <w:continuationSeparator/>
       </w:r>
@@ -9523,12 +12002,12 @@
 </file>
 
 <file path=word/header1.xml><?xml version="1.0" encoding="utf-8"?>
-<w:hdr xmlns:wpc="http://schemas.microsoft.com/office/word/2010/wordprocessingCanvas" xmlns:cx="http://schemas.microsoft.com/office/drawing/2014/chartex" xmlns:cx1="http://schemas.microsoft.com/office/drawing/2015/9/8/chartex" xmlns:cx2="http://schemas.microsoft.com/office/drawing/2015/10/21/chartex" xmlns:cx3="http://schemas.microsoft.com/office/drawing/2016/5/9/chartex" xmlns:cx4="http://schemas.microsoft.com/office/drawing/2016/5/10/chartex" xmlns:cx5="http://schemas.microsoft.com/office/drawing/2016/5/11/chartex" xmlns:cx6="http://schemas.microsoft.com/office/drawing/2016/5/12/chartex" xmlns:cx7="http://schemas.microsoft.com/office/drawing/2016/5/13/chartex" xmlns:cx8="http://schemas.microsoft.com/office/drawing/2016/5/14/chartex" xmlns:mc="http://schemas.openxmlformats.org/markup-compatibility/2006" xmlns:aink="http://schemas.microsoft.com/office/drawing/2016/ink" xmlns:am3d="http://schemas.microsoft.com/office/drawing/2017/model3d" xmlns:o="urn:schemas-microsoft-com:office:office" xmlns:oel="http://schemas.microsoft.com/office/2019/extlst" xmlns:r="http://schemas.openxmlformats.org/officeDocument/2006/relationships" xmlns:m="http://schemas.openxmlformats.org/officeDocument/2006/math" xmlns:v="urn:schemas-microsoft-com:vml" xmlns:wp14="http://schemas.microsoft.com/office/word/2010/wordprocessingDrawing" xmlns:wp="http://schemas.openxmlformats.org/drawingml/2006/wordprocessingDrawing" xmlns:w10="urn:schemas-microsoft-com:office:word" xmlns:w="http://schemas.openxmlformats.org/wordprocessingml/2006/main" xmlns:w14="http://schemas.microsoft.com/office/word/2010/wordml" xmlns:w15="http://schemas.microsoft.com/office/word/2012/wordml" xmlns:w16cex="http://schemas.microsoft.com/office/word/2018/wordml/cex" xmlns:w16cid="http://schemas.microsoft.com/office/word/2016/wordml/cid" xmlns:w16="http://schemas.microsoft.com/office/word/2018/wordml" xmlns:w16sdtdh="http://schemas.microsoft.com/office/word/2020/wordml/sdtdatahash" xmlns:w16se="http://schemas.microsoft.com/office/word/2015/wordml/symex" xmlns:wpg="http://schemas.microsoft.com/office/word/2010/wordprocessingGroup" xmlns:wpi="http://schemas.microsoft.com/office/word/2010/wordprocessingInk" xmlns:wne="http://schemas.microsoft.com/office/word/2006/wordml" xmlns:wps="http://schemas.microsoft.com/office/word/2010/wordprocessingShape" mc:Ignorable="w14 w15 w16se w16cid w16 w16cex w16sdtdh wp14">
+<w:hdr xmlns:wpc="http://schemas.microsoft.com/office/word/2010/wordprocessingCanvas" xmlns:cx="http://schemas.microsoft.com/office/drawing/2014/chartex" xmlns:cx1="http://schemas.microsoft.com/office/drawing/2015/9/8/chartex" xmlns:cx2="http://schemas.microsoft.com/office/drawing/2015/10/21/chartex" xmlns:cx3="http://schemas.microsoft.com/office/drawing/2016/5/9/chartex" xmlns:cx4="http://schemas.microsoft.com/office/drawing/2016/5/10/chartex" xmlns:cx5="http://schemas.microsoft.com/office/drawing/2016/5/11/chartex" xmlns:cx6="http://schemas.microsoft.com/office/drawing/2016/5/12/chartex" xmlns:cx7="http://schemas.microsoft.com/office/drawing/2016/5/13/chartex" xmlns:cx8="http://schemas.microsoft.com/office/drawing/2016/5/14/chartex" xmlns:mc="http://schemas.openxmlformats.org/markup-compatibility/2006" xmlns:aink="http://schemas.microsoft.com/office/drawing/2016/ink" xmlns:am3d="http://schemas.microsoft.com/office/drawing/2017/model3d" xmlns:o="urn:schemas-microsoft-com:office:office" xmlns:oel="http://schemas.microsoft.com/office/2019/extlst" xmlns:r="http://schemas.openxmlformats.org/officeDocument/2006/relationships" xmlns:m="http://schemas.openxmlformats.org/officeDocument/2006/math" xmlns:v="urn:schemas-microsoft-com:vml" xmlns:wp14="http://schemas.microsoft.com/office/word/2010/wordprocessingDrawing" xmlns:wp="http://schemas.openxmlformats.org/drawingml/2006/wordprocessingDrawing" xmlns:w10="urn:schemas-microsoft-com:office:word" xmlns:w="http://schemas.openxmlformats.org/wordprocessingml/2006/main" xmlns:w14="http://schemas.microsoft.com/office/word/2010/wordml" xmlns:w15="http://schemas.microsoft.com/office/word/2012/wordml" xmlns:w16cex="http://schemas.microsoft.com/office/word/2018/wordml/cex" xmlns:w16cid="http://schemas.microsoft.com/office/word/2016/wordml/cid" xmlns:w16="http://schemas.microsoft.com/office/word/2018/wordml" xmlns:w16du="http://schemas.microsoft.com/office/word/2023/wordml/word16du" xmlns:w16sdtdh="http://schemas.microsoft.com/office/word/2020/wordml/sdtdatahash" xmlns:w16sdtfl="http://schemas.microsoft.com/office/word/2024/wordml/sdtformatlock" xmlns:w16se="http://schemas.microsoft.com/office/word/2015/wordml/symex" xmlns:wpg="http://schemas.microsoft.com/office/word/2010/wordprocessingGroup" xmlns:wpi="http://schemas.microsoft.com/office/word/2010/wordprocessingInk" xmlns:wne="http://schemas.microsoft.com/office/word/2006/wordml" xmlns:wps="http://schemas.microsoft.com/office/word/2010/wordprocessingShape" mc:Ignorable="w14 w15 w16se w16cid w16 w16cex w16sdtdh w16sdtfl w16du wp14">
   <w:p>
     <w:pPr>
       <w:jc w:val="center"/>
       <w:rPr>
-        <w:rFonts w:ascii="微软雅黑" w:eastAsia="微软雅黑" w:hAnsi="微软雅黑"/>
+        <w:rFonts w:ascii="微软雅黑" w:eastAsia="微软雅黑" w:hAnsi="微软雅黑" w:hint="eastAsia"/>
         <w:sz w:val="20"/>
       </w:rPr>
     </w:pPr>
@@ -9633,7 +12112,7 @@
 </file>
 
 <file path=word/styles.xml><?xml version="1.0" encoding="utf-8"?>
-<w:styles xmlns:mc="http://schemas.openxmlformats.org/markup-compatibility/2006" xmlns:r="http://schemas.openxmlformats.org/officeDocument/2006/relationships" xmlns:w="http://schemas.openxmlformats.org/wordprocessingml/2006/main" xmlns:w14="http://schemas.microsoft.com/office/word/2010/wordml" xmlns:w15="http://schemas.microsoft.com/office/word/2012/wordml" xmlns:w16cex="http://schemas.microsoft.com/office/word/2018/wordml/cex" xmlns:w16cid="http://schemas.microsoft.com/office/word/2016/wordml/cid" xmlns:w16="http://schemas.microsoft.com/office/word/2018/wordml" xmlns:w16sdtdh="http://schemas.microsoft.com/office/word/2020/wordml/sdtdatahash" xmlns:w16se="http://schemas.microsoft.com/office/word/2015/wordml/symex" mc:Ignorable="w14 w15 w16se w16cid w16 w16cex w16sdtdh">
+<w:styles xmlns:mc="http://schemas.openxmlformats.org/markup-compatibility/2006" xmlns:r="http://schemas.openxmlformats.org/officeDocument/2006/relationships" xmlns:w="http://schemas.openxmlformats.org/wordprocessingml/2006/main" xmlns:w14="http://schemas.microsoft.com/office/word/2010/wordml" xmlns:w15="http://schemas.microsoft.com/office/word/2012/wordml" xmlns:w16cex="http://schemas.microsoft.com/office/word/2018/wordml/cex" xmlns:w16cid="http://schemas.microsoft.com/office/word/2016/wordml/cid" xmlns:w16="http://schemas.microsoft.com/office/word/2018/wordml" xmlns:w16du="http://schemas.microsoft.com/office/word/2023/wordml/word16du" xmlns:w16sdtdh="http://schemas.microsoft.com/office/word/2020/wordml/sdtdatahash" xmlns:w16sdtfl="http://schemas.microsoft.com/office/word/2024/wordml/sdtformatlock" xmlns:w16se="http://schemas.microsoft.com/office/word/2015/wordml/symex" mc:Ignorable="w14 w15 w16se w16cid w16 w16cex w16sdtdh w16sdtfl w16du">
   <w:docDefaults>
     <w:rPrDefault>
       <w:rPr>
